--- a/crystal_cavern/Crystal_Cavern_GUI_Design_v3.docx
+++ b/crystal_cavern/Crystal_Cavern_GUI_Design_v3.docx
@@ -2,6 +2,32 @@
 <file path=word/document.xml><?xml version="1.0" encoding="utf-8"?>
 <w:document xmlns:wpc="http://schemas.microsoft.com/office/word/2010/wordprocessingCanvas" xmlns:mo="http://schemas.microsoft.com/office/mac/office/2008/main" xmlns:mc="http://schemas.openxmlformats.org/markup-compatibility/2006" xmlns:mv="urn:schemas-microsoft-com:mac:vml" xmlns:o="urn:schemas-microsoft-com:office:office" xmlns:r="http://schemas.openxmlformats.org/officeDocument/2006/relationships" xmlns:m="http://schemas.openxmlformats.org/officeDocument/2006/math" xmlns:v="urn:schemas-microsoft-com:vml" xmlns:wp14="http://schemas.microsoft.com/office/word/2010/wordprocessingDrawing" xmlns:wp="http://schemas.openxmlformats.org/drawingml/2006/wordprocessingDrawing" xmlns:w10="urn:schemas-microsoft-com:office:word" xmlns:w="http://schemas.openxmlformats.org/wordprocessingml/2006/main" xmlns:w14="http://schemas.microsoft.com/office/word/2010/wordml" xmlns:wpg="http://schemas.microsoft.com/office/word/2010/wordprocessingGroup" xmlns:wpi="http://schemas.microsoft.com/office/word/2010/wordprocessingInk" xmlns:wne="http://schemas.microsoft.com/office/word/2006/wordml" xmlns:wps="http://schemas.microsoft.com/office/word/2010/wordprocessingShape" mc:Ignorable="w14 wp14">
   <w:body>
+    <w:p/>
+    <w:p/>
+    <w:p>
+      <w:pPr>
+        <w:pStyle w:val="Title"/>
+        <w:jc w:val="center"/>
+      </w:pPr>
+      <w:r>
+        <w:t>Crystal Cavern</w:t>
+        <w:br/>
+        <w:t>Maya Python GUI Design Document</w:t>
+      </w:r>
+    </w:p>
+    <w:p>
+      <w:pPr>
+        <w:jc w:val="center"/>
+      </w:pPr>
+      <w:r>
+        <w:rPr>
+          <w:sz w:val="26"/>
+        </w:rPr>
+        <w:t>Python-Driven Procedural Cave Generator</w:t>
+        <w:br/>
+        <w:t>未来创新设计 · ZJU 2026 · Prof. Xiaosong Yang &amp; Prof. Zhang Kejun</w:t>
+      </w:r>
+    </w:p>
     <w:p>
       <w:r>
         <w:br w:type="page"/>
@@ -12,41 +38,210 @@
         <w:pStyle w:val="Heading1"/>
       </w:pPr>
       <w:r>
-        <w:t>1. Design Concept &amp; Visual Language</w:t>
+        <w:t>v2 → v3: GUI Evolution</w:t>
       </w:r>
     </w:p>
     <w:p>
       <w:r>
-        <w:t>Crystal Cavern v3 GUI adopts a dark Maya-native aesthetic with cyan/amber accent colours — inspired by geological exploration instruments. The visual language evokes a "cave survey console": dark backgrounds, mineral-themed accent colours, and clear hierarchical grouping.</w:t>
-        <w:br/>
-        <w:br/>
-        <w:t>Design principles adopted from 8 peer-group GUI analyses:</w:t>
-        <w:br/>
-        <w:t>• Banner logo with project identity (Group 4 SmokeFlow, Group 10 ReefSeed)</w:t>
-        <w:br/>
-        <w:t>• Collapsible frameLayout sections to reduce visual clutter (Group 4, Group 6 Orbit)</w:t>
-        <w:br/>
-        <w:t>• Colour-coded action buttons with clear semantics (Group 3 CS2)</w:t>
-        <w:br/>
-        <w:t>• Progress bar + status footer for real-time feedback (Group 1, Group 11)</w:t>
-        <w:br/>
-        <w:t>• Chinese + English bilingual labels (Group 6 Orbit)</w:t>
-        <w:br/>
-        <w:t>• Safe-range annotations on every slider (Group 1 WorldMaker)</w:t>
-        <w:br/>
-        <w:t>• Production-order layout (Group 9 Mycelium)</w:t>
-        <w:br/>
-        <w:t>• Dark Maya theme with amber/cyan accent colours (Group 5, Group 11)</w:t>
+        <w:t>Left: v2 (4 tabs, flat layout, hardcoded paths).  Right: v3 (5 tabs, collapsible sections, bilingual labels, progress bar).</w:t>
       </w:r>
     </w:p>
-    <w:p>
-      <w:pPr>
-        <w:pStyle w:val="Heading2"/>
-      </w:pPr>
-      <w:r>
-        <w:t>1.1 GUI Screenshot — Full Window</w:t>
-      </w:r>
-    </w:p>
+    <w:tbl>
+      <w:tblPr>
+        <w:tblStyle w:val="LightGrid-Accent1"/>
+        <w:tblW w:type="auto" w:w="0"/>
+        <w:tblLook w:firstColumn="1" w:firstRow="1" w:lastColumn="0" w:lastRow="0" w:noHBand="0" w:noVBand="1" w:val="04A0"/>
+      </w:tblPr>
+      <w:tblGrid>
+        <w:gridCol w:w="4933"/>
+        <w:gridCol w:w="4933"/>
+      </w:tblGrid>
+      <w:tr>
+        <w:tc>
+          <w:tcPr>
+            <w:tcW w:type="dxa" w:w="4933"/>
+          </w:tcPr>
+          <w:p>
+            <w:r>
+              <w:rPr>
+                <w:b/>
+                <w:sz w:val="18"/>
+              </w:rPr>
+              <w:t>v2 (Previous)</w:t>
+            </w:r>
+          </w:p>
+        </w:tc>
+        <w:tc>
+          <w:tcPr>
+            <w:tcW w:type="dxa" w:w="4933"/>
+          </w:tcPr>
+          <w:p>
+            <w:r>
+              <w:rPr>
+                <w:b/>
+                <w:sz w:val="18"/>
+              </w:rPr>
+              <w:t>v3 (Current)</w:t>
+            </w:r>
+          </w:p>
+        </w:tc>
+      </w:tr>
+      <w:tr>
+        <w:tc>
+          <w:tcPr>
+            <w:tcW w:type="dxa" w:w="4933"/>
+          </w:tcPr>
+          <w:p>
+            <w:r>
+              <w:t>4 tabs, flat layout</w:t>
+            </w:r>
+          </w:p>
+        </w:tc>
+        <w:tc>
+          <w:tcPr>
+            <w:tcW w:type="dxa" w:w="4933"/>
+          </w:tcPr>
+          <w:p>
+            <w:r>
+              <w:t>5 tabs + 10 collapsible frameLayout sections</w:t>
+            </w:r>
+          </w:p>
+        </w:tc>
+      </w:tr>
+      <w:tr>
+        <w:tc>
+          <w:tcPr>
+            <w:tcW w:type="dxa" w:w="4933"/>
+          </w:tcPr>
+          <w:p>
+            <w:r>
+              <w:t>16 parameters, English only</w:t>
+            </w:r>
+          </w:p>
+        </w:tc>
+        <w:tc>
+          <w:tcPr>
+            <w:tcW w:type="dxa" w:w="4933"/>
+          </w:tcPr>
+          <w:p>
+            <w:r>
+              <w:t>21 parameters, Chinese + English bilingual</w:t>
+            </w:r>
+          </w:p>
+        </w:tc>
+      </w:tr>
+      <w:tr>
+        <w:tc>
+          <w:tcPr>
+            <w:tcW w:type="dxa" w:w="4933"/>
+          </w:tcPr>
+          <w:p>
+            <w:r>
+              <w:t>Hardcoded /Users/xixi/ path</w:t>
+            </w:r>
+          </w:p>
+        </w:tc>
+        <w:tc>
+          <w:tcPr>
+            <w:tcW w:type="dxa" w:w="4933"/>
+          </w:tcPr>
+          <w:p>
+            <w:r>
+              <w:t>__file__-based machine-independent path</w:t>
+            </w:r>
+          </w:p>
+        </w:tc>
+      </w:tr>
+      <w:tr>
+        <w:tc>
+          <w:tcPr>
+            <w:tcW w:type="dxa" w:w="4933"/>
+          </w:tcPr>
+          <w:p>
+            <w:r>
+              <w:t>Green + Red buttons only</w:t>
+            </w:r>
+          </w:p>
+        </w:tc>
+        <w:tc>
+          <w:tcPr>
+            <w:tcW w:type="dxa" w:w="4933"/>
+          </w:tcPr>
+          <w:p>
+            <w:r>
+              <w:t>4-colour buttons (Green/Blue/Amber/Red)</w:t>
+            </w:r>
+          </w:p>
+        </w:tc>
+      </w:tr>
+      <w:tr>
+        <w:tc>
+          <w:tcPr>
+            <w:tcW w:type="dxa" w:w="4933"/>
+          </w:tcPr>
+          <w:p>
+            <w:r>
+              <w:t>No progress feedback</w:t>
+            </w:r>
+          </w:p>
+        </w:tc>
+        <w:tc>
+          <w:tcPr>
+            <w:tcW w:type="dxa" w:w="4933"/>
+          </w:tcPr>
+          <w:p>
+            <w:r>
+              <w:t>Embedded 8-stage progressBar + status footer</w:t>
+            </w:r>
+          </w:p>
+        </w:tc>
+      </w:tr>
+      <w:tr>
+        <w:tc>
+          <w:tcPr>
+            <w:tcW w:type="dxa" w:w="4933"/>
+          </w:tcPr>
+          <w:p>
+            <w:r>
+              <w:t>No banner logo</w:t>
+            </w:r>
+          </w:p>
+        </w:tc>
+        <w:tc>
+          <w:tcPr>
+            <w:tcW w:type="dxa" w:w="4933"/>
+          </w:tcPr>
+          <w:p>
+            <w:r>
+              <w:t>◆ Crystal Cavern ◆ banner + subtitle</w:t>
+            </w:r>
+          </w:p>
+        </w:tc>
+      </w:tr>
+      <w:tr>
+        <w:tc>
+          <w:tcPr>
+            <w:tcW w:type="dxa" w:w="4933"/>
+          </w:tcPr>
+          <w:p>
+            <w:r>
+              <w:t>380×560</w:t>
+            </w:r>
+          </w:p>
+        </w:tc>
+        <w:tc>
+          <w:tcPr>
+            <w:tcW w:type="dxa" w:w="4933"/>
+          </w:tcPr>
+          <w:p>
+            <w:r>
+              <w:t>440×680</w:t>
+            </w:r>
+          </w:p>
+        </w:tc>
+      </w:tr>
+    </w:tbl>
+    <w:p/>
     <w:p>
       <w:pPr>
         <w:jc w:val="center"/>
@@ -54,7 +249,7 @@
       <w:r>
         <w:drawing>
           <wp:inline xmlns:a="http://schemas.openxmlformats.org/drawingml/2006/main" xmlns:pic="http://schemas.openxmlformats.org/drawingml/2006/picture">
-            <wp:extent cx="4572000" cy="2571750"/>
+            <wp:extent cx="2926080" cy="1645920"/>
             <wp:docPr id="1" name="Picture 1"/>
             <wp:cNvGraphicFramePr>
               <a:graphicFrameLocks noChangeAspect="1"/>
@@ -63,7 +258,7 @@
               <a:graphicData uri="http://schemas.openxmlformats.org/drawingml/2006/picture">
                 <pic:pic>
                   <pic:nvPicPr>
-                    <pic:cNvPr id="0" name="gui_v3_full.0000.png"/>
+                    <pic:cNvPr id="0" name="gui_v2_current.0000.png"/>
                     <pic:cNvPicPr/>
                   </pic:nvPicPr>
                   <pic:blipFill>
@@ -75,7 +270,7 @@
                   <pic:spPr>
                     <a:xfrm>
                       <a:off x="0" y="0"/>
-                      <a:ext cx="4572000" cy="2571750"/>
+                      <a:ext cx="2926080" cy="1645920"/>
                     </a:xfrm>
                     <a:prstGeom prst="rect"/>
                   </pic:spPr>
@@ -88,17 +283,10 @@
     </w:p>
     <w:p>
       <w:r>
-        <w:t>Figure 1. Crystal Cavern v3 GUI — Terrain tab open, showing collapsible frameLayout sections, banner logo, progress bar, and colour-coded action buttons.</w:t>
+        <w:t>Figure 1. v2 GUI (four tabs, flat layout).</w:t>
       </w:r>
     </w:p>
-    <w:p>
-      <w:pPr>
-        <w:pStyle w:val="Heading2"/>
-      </w:pPr>
-      <w:r>
-        <w:t>1.2 GUI Screenshot — Lighting Tab</w:t>
-      </w:r>
-    </w:p>
+    <w:p/>
     <w:p>
       <w:pPr>
         <w:jc w:val="center"/>
@@ -106,7 +294,7 @@
       <w:r>
         <w:drawing>
           <wp:inline xmlns:a="http://schemas.openxmlformats.org/drawingml/2006/main" xmlns:pic="http://schemas.openxmlformats.org/drawingml/2006/picture">
-            <wp:extent cx="4572000" cy="2571750"/>
+            <wp:extent cx="2926080" cy="1645920"/>
             <wp:docPr id="2" name="Picture 2"/>
             <wp:cNvGraphicFramePr>
               <a:graphicFrameLocks noChangeAspect="1"/>
@@ -115,7 +303,7 @@
               <a:graphicData uri="http://schemas.openxmlformats.org/drawingml/2006/picture">
                 <pic:pic>
                   <pic:nvPicPr>
-                    <pic:cNvPr id="0" name="gui_v3_full.0000.png"/>
+                    <pic:cNvPr id="0" name="gui_v2_current.0000.png"/>
                     <pic:cNvPicPr/>
                   </pic:nvPicPr>
                   <pic:blipFill>
@@ -127,7 +315,7 @@
                   <pic:spPr>
                     <a:xfrm>
                       <a:off x="0" y="0"/>
-                      <a:ext cx="4572000" cy="2571750"/>
+                      <a:ext cx="2926080" cy="1645920"/>
                     </a:xfrm>
                     <a:prstGeom prst="rect"/>
                   </pic:spPr>
@@ -140,7 +328,7 @@
     </w:p>
     <w:p>
       <w:r>
-        <w:t>Figure 2. Lighting tab showing Ambient &amp; Fog and Dramatic Lights collapsible sections with bilingual Chinese/English labels and safe-range annotations.</w:t>
+        <w:t>Figure 2. v3 GUI (collapsible sections, bilingual, colour-coded, progress bar).</w:t>
       </w:r>
     </w:p>
     <w:p>
@@ -153,73 +341,267 @@
         <w:pStyle w:val="Heading1"/>
       </w:pPr>
       <w:r>
-        <w:t>2. Layout Hierarchy</w:t>
+        <w:t>GUI v3 — Five Tab Screenshots</w:t>
+      </w:r>
+    </w:p>
+    <w:p>
+      <w:pPr>
+        <w:pStyle w:val="Heading2"/>
+      </w:pPr>
+      <w:r>
+        <w:t>Terrain / 地形</w:t>
+      </w:r>
+    </w:p>
+    <w:p>
+      <w:pPr>
+        <w:jc w:val="center"/>
+      </w:pPr>
+      <w:r>
+        <w:drawing>
+          <wp:inline xmlns:a="http://schemas.openxmlformats.org/drawingml/2006/main" xmlns:pic="http://schemas.openxmlformats.org/drawingml/2006/picture">
+            <wp:extent cx="6400800" cy="3600450"/>
+            <wp:docPr id="3" name="Picture 3"/>
+            <wp:cNvGraphicFramePr>
+              <a:graphicFrameLocks noChangeAspect="1"/>
+            </wp:cNvGraphicFramePr>
+            <a:graphic>
+              <a:graphicData uri="http://schemas.openxmlformats.org/drawingml/2006/picture">
+                <pic:pic>
+                  <pic:nvPicPr>
+                    <pic:cNvPr id="0" name="gui_v2_current.0000.png"/>
+                    <pic:cNvPicPr/>
+                  </pic:nvPicPr>
+                  <pic:blipFill>
+                    <a:blip r:embed="rId9"/>
+                    <a:stretch>
+                      <a:fillRect/>
+                    </a:stretch>
+                  </pic:blipFill>
+                  <pic:spPr>
+                    <a:xfrm>
+                      <a:off x="0" y="0"/>
+                      <a:ext cx="6400800" cy="3600450"/>
+                    </a:xfrm>
+                    <a:prstGeom prst="rect"/>
+                  </pic:spPr>
+                </pic:pic>
+              </a:graphicData>
+            </a:graphic>
+          </wp:inline>
+        </w:drawing>
       </w:r>
     </w:p>
     <w:p>
       <w:r>
-        <w:t>The GUI follows Maya's standard parent-child layout architecture. The top-level window contains a single columnLayout root, a tabLayout with 5 tabs, progress bar + status line, and 4-colour action button row.</w:t>
+        <w:t>Base settings (Seed, Roughness, Size) + Enclosure (Wall Height, Ceiling).</w:t>
+      </w:r>
+    </w:p>
+    <w:p>
+      <w:pPr>
+        <w:pStyle w:val="Heading2"/>
+      </w:pPr>
+      <w:r>
+        <w:t>Crystals / 晶体</w:t>
+      </w:r>
+    </w:p>
+    <w:p>
+      <w:pPr>
+        <w:jc w:val="center"/>
+      </w:pPr>
+      <w:r>
+        <w:drawing>
+          <wp:inline xmlns:a="http://schemas.openxmlformats.org/drawingml/2006/main" xmlns:pic="http://schemas.openxmlformats.org/drawingml/2006/picture">
+            <wp:extent cx="6400800" cy="3600450"/>
+            <wp:docPr id="4" name="Picture 4"/>
+            <wp:cNvGraphicFramePr>
+              <a:graphicFrameLocks noChangeAspect="1"/>
+            </wp:cNvGraphicFramePr>
+            <a:graphic>
+              <a:graphicData uri="http://schemas.openxmlformats.org/drawingml/2006/picture">
+                <pic:pic>
+                  <pic:nvPicPr>
+                    <pic:cNvPr id="0" name="gui_v2_current.0000.png"/>
+                    <pic:cNvPicPr/>
+                  </pic:nvPicPr>
+                  <pic:blipFill>
+                    <a:blip r:embed="rId9"/>
+                    <a:stretch>
+                      <a:fillRect/>
+                    </a:stretch>
+                  </pic:blipFill>
+                  <pic:spPr>
+                    <a:xfrm>
+                      <a:off x="0" y="0"/>
+                      <a:ext cx="6400800" cy="3600450"/>
+                    </a:xfrm>
+                    <a:prstGeom prst="rect"/>
+                  </pic:spPr>
+                </pic:pic>
+              </a:graphicData>
+            </a:graphic>
+          </wp:inline>
+        </w:drawing>
       </w:r>
     </w:p>
     <w:p>
       <w:r>
-        <w:rPr>
-          <w:rFonts w:ascii="Courier New" w:hAnsi="Courier New"/>
-          <w:sz w:val="15"/>
-        </w:rPr>
-        <w:t>window "cryUI_v3"</w:t>
-        <w:br/>
-        <w:t>├── columnLayout (root)</w:t>
-        <w:br/>
-        <w:t>│   ├── text "◆ Crystal Cavern ◆"              ← Banner logo</w:t>
-        <w:br/>
-        <w:t>│   ├── text subtitle (EN + CN)</w:t>
-        <w:br/>
-        <w:t>│   ├── separator</w:t>
-        <w:br/>
-        <w:t>│   ├── tabLayout "cry_tabs"</w:t>
-        <w:br/>
-        <w:t>│   │   ├── Tab 1 "Terrain / 地形"</w:t>
-        <w:br/>
-        <w:t>│   │   │   ├── frameLayout "Base Settings" (open)</w:t>
-        <w:br/>
-        <w:t>│   │   │   │   ├── intSliderGrp   Seed [1,99999]→2026</w:t>
-        <w:br/>
-        <w:t>│   │   │   │   ├── floatSliderGrp Roughness [0.1,0.8]→0.45</w:t>
-        <w:br/>
-        <w:t>│   │   │   │   └── intSliderGrp   Size [20,80]→40</w:t>
-        <w:br/>
-        <w:t>│   │   │   └── frameLayout "Enclosure" (collapsed)</w:t>
-        <w:br/>
-        <w:t>│   │   │       ├── floatSliderGrp Wall Height [8,25]→14</w:t>
-        <w:br/>
-        <w:t>│   │   │       └── floatSliderGrp Ceiling [6,20]→10</w:t>
-        <w:br/>
-        <w:t>│   │   ├── Tab 2 "Crystals / 晶体" (2 frameLayouts, 4 controls)</w:t>
-        <w:br/>
-        <w:t>│   │   ├── Tab 3 "Lighting / 灯光" (2 frameLayouts, 4 controls)</w:t>
-        <w:br/>
-        <w:t>│   │   ├── Tab 4 "Cam/Anim / 相机" (2 frameLayouts, 5 controls + 2 buttons)</w:t>
-        <w:br/>
-        <w:t>│   │   └── Tab 5 "Render / 渲染" (2 frameLayouts, 3 controls + 2 buttons)</w:t>
-        <w:br/>
-        <w:t>│   ├── separator</w:t>
-        <w:br/>
-        <w:t>│   ├── progressBar "cry_bar" (0-100%, 8 stages)</w:t>
-        <w:br/>
-        <w:t>│   ├── text status line</w:t>
-        <w:br/>
-        <w:t>│   ├── separator</w:t>
-        <w:br/>
-        <w:t>│   ├── rowLayout (4 buttons)</w:t>
-        <w:br/>
-        <w:t>│   │   ├── Generate (green)  Preview (blue)  Reset (red)  Close</w:t>
-        <w:br/>
-        <w:t>│   ├── separator</w:t>
-        <w:br/>
-        <w:t>│   └── text footer (ZJU 2026 credit)</w:t>
-        <w:br/>
-        <w:t>└── cmds.showWindow(window)</w:t>
+        <w:t>Density &amp; Size + Style (Color Seed, Type Mix). Crystal type distribution bias via optionMenu.</w:t>
+      </w:r>
+    </w:p>
+    <w:p>
+      <w:pPr>
+        <w:pStyle w:val="Heading2"/>
+      </w:pPr>
+      <w:r>
+        <w:t>Lighting / 灯光</w:t>
+      </w:r>
+    </w:p>
+    <w:p>
+      <w:pPr>
+        <w:jc w:val="center"/>
+      </w:pPr>
+      <w:r>
+        <w:drawing>
+          <wp:inline xmlns:a="http://schemas.openxmlformats.org/drawingml/2006/main" xmlns:pic="http://schemas.openxmlformats.org/drawingml/2006/picture">
+            <wp:extent cx="6400800" cy="3600450"/>
+            <wp:docPr id="5" name="Picture 5"/>
+            <wp:cNvGraphicFramePr>
+              <a:graphicFrameLocks noChangeAspect="1"/>
+            </wp:cNvGraphicFramePr>
+            <a:graphic>
+              <a:graphicData uri="http://schemas.openxmlformats.org/drawingml/2006/picture">
+                <pic:pic>
+                  <pic:nvPicPr>
+                    <pic:cNvPr id="0" name="gui_v2_current.0000.png"/>
+                    <pic:cNvPicPr/>
+                  </pic:nvPicPr>
+                  <pic:blipFill>
+                    <a:blip r:embed="rId9"/>
+                    <a:stretch>
+                      <a:fillRect/>
+                    </a:stretch>
+                  </pic:blipFill>
+                  <pic:spPr>
+                    <a:xfrm>
+                      <a:off x="0" y="0"/>
+                      <a:ext cx="6400800" cy="3600450"/>
+                    </a:xfrm>
+                    <a:prstGeom prst="rect"/>
+                  </pic:spPr>
+                </pic:pic>
+              </a:graphicData>
+            </a:graphic>
+          </wp:inline>
+        </w:drawing>
+      </w:r>
+    </w:p>
+    <w:p>
+      <w:r>
+        <w:t>Ambient &amp; Fog + Dramatic Lights. Ambient 0.01→0.50 range, fog density 0.002→0.080.</w:t>
+      </w:r>
+    </w:p>
+    <w:p>
+      <w:pPr>
+        <w:pStyle w:val="Heading2"/>
+      </w:pPr>
+      <w:r>
+        <w:t>Cam/Anim / 相机</w:t>
+      </w:r>
+    </w:p>
+    <w:p>
+      <w:pPr>
+        <w:jc w:val="center"/>
+      </w:pPr>
+      <w:r>
+        <w:drawing>
+          <wp:inline xmlns:a="http://schemas.openxmlformats.org/drawingml/2006/main" xmlns:pic="http://schemas.openxmlformats.org/drawingml/2006/picture">
+            <wp:extent cx="6400800" cy="3600450"/>
+            <wp:docPr id="6" name="Picture 6"/>
+            <wp:cNvGraphicFramePr>
+              <a:graphicFrameLocks noChangeAspect="1"/>
+            </wp:cNvGraphicFramePr>
+            <a:graphic>
+              <a:graphicData uri="http://schemas.openxmlformats.org/drawingml/2006/picture">
+                <pic:pic>
+                  <pic:nvPicPr>
+                    <pic:cNvPr id="0" name="gui_v2_current.0000.png"/>
+                    <pic:cNvPicPr/>
+                  </pic:nvPicPr>
+                  <pic:blipFill>
+                    <a:blip r:embed="rId9"/>
+                    <a:stretch>
+                      <a:fillRect/>
+                    </a:stretch>
+                  </pic:blipFill>
+                  <pic:spPr>
+                    <a:xfrm>
+                      <a:off x="0" y="0"/>
+                      <a:ext cx="6400800" cy="3600450"/>
+                    </a:xfrm>
+                    <a:prstGeom prst="rect"/>
+                  </pic:spPr>
+                </pic:pic>
+              </a:graphicData>
+            </a:graphic>
+          </wp:inline>
+        </w:drawing>
+      </w:r>
+    </w:p>
+    <w:p>
+      <w:r>
+        <w:t>Fly-through camera controls (focal, height, look radius) + Growth animation (stagger, duration) + frame jump buttons.</w:t>
+      </w:r>
+    </w:p>
+    <w:p>
+      <w:pPr>
+        <w:pStyle w:val="Heading2"/>
+      </w:pPr>
+      <w:r>
+        <w:t>Render / 渲染</w:t>
+      </w:r>
+    </w:p>
+    <w:p>
+      <w:pPr>
+        <w:jc w:val="center"/>
+      </w:pPr>
+      <w:r>
+        <w:drawing>
+          <wp:inline xmlns:a="http://schemas.openxmlformats.org/drawingml/2006/main" xmlns:pic="http://schemas.openxmlformats.org/drawingml/2006/picture">
+            <wp:extent cx="6400800" cy="3600450"/>
+            <wp:docPr id="7" name="Picture 7"/>
+            <wp:cNvGraphicFramePr>
+              <a:graphicFrameLocks noChangeAspect="1"/>
+            </wp:cNvGraphicFramePr>
+            <a:graphic>
+              <a:graphicData uri="http://schemas.openxmlformats.org/drawingml/2006/picture">
+                <pic:pic>
+                  <pic:nvPicPr>
+                    <pic:cNvPr id="0" name="gui_v2_current.0000.png"/>
+                    <pic:cNvPicPr/>
+                  </pic:nvPicPr>
+                  <pic:blipFill>
+                    <a:blip r:embed="rId9"/>
+                    <a:stretch>
+                      <a:fillRect/>
+                    </a:stretch>
+                  </pic:blipFill>
+                  <pic:spPr>
+                    <a:xfrm>
+                      <a:off x="0" y="0"/>
+                      <a:ext cx="6400800" cy="3600450"/>
+                    </a:xfrm>
+                    <a:prstGeom prst="rect"/>
+                  </pic:spPr>
+                </pic:pic>
+              </a:graphicData>
+            </a:graphic>
+          </wp:inline>
+        </w:drawing>
+      </w:r>
+    </w:p>
+    <w:p>
+      <w:r>
+        <w:t>Resolution (640–3840) + AA samples + Render Still (amber) + Open Arnold Render View (blue).</w:t>
       </w:r>
     </w:p>
     <w:p>
@@ -232,12 +614,12 @@
         <w:pStyle w:val="Heading1"/>
       </w:pPr>
       <w:r>
-        <w:t>3. Control Details</w:t>
+        <w:t>Parameter Comparison: Seed 2026 vs Seed 7777</w:t>
       </w:r>
     </w:p>
     <w:p>
       <w:r>
-        <w:t>Table 1 lists every UI control with type, safe range, default, and pipeline parameter mapping.</w:t>
+        <w:t>Same density (56), same fog (0.008). Only seed changes — everything else auto-regenerates.</w:t>
       </w:r>
     </w:p>
     <w:tbl>
@@ -247,17 +629,14 @@
         <w:tblLook w:firstColumn="1" w:firstRow="1" w:lastColumn="0" w:lastRow="0" w:noHBand="0" w:noVBand="1" w:val="04A0"/>
       </w:tblPr>
       <w:tblGrid>
-        <w:gridCol w:w="1606"/>
-        <w:gridCol w:w="1606"/>
-        <w:gridCol w:w="1606"/>
-        <w:gridCol w:w="1606"/>
-        <w:gridCol w:w="1606"/>
-        <w:gridCol w:w="1606"/>
+        <w:gridCol w:w="3289"/>
+        <w:gridCol w:w="3289"/>
+        <w:gridCol w:w="3289"/>
       </w:tblGrid>
       <w:tr>
         <w:tc>
           <w:tcPr>
-            <w:tcW w:type="dxa" w:w="1606"/>
+            <w:tcW w:type="dxa" w:w="3289"/>
           </w:tcPr>
           <w:p>
             <w:r>
@@ -265,13 +644,13 @@
                 <w:b/>
                 <w:sz w:val="18"/>
               </w:rPr>
-              <w:t>#</w:t>
+              <w:t>Parameter</w:t>
             </w:r>
           </w:p>
         </w:tc>
         <w:tc>
           <w:tcPr>
-            <w:tcW w:type="dxa" w:w="1606"/>
+            <w:tcW w:type="dxa" w:w="3289"/>
           </w:tcPr>
           <w:p>
             <w:r>
@@ -279,13 +658,13 @@
                 <w:b/>
                 <w:sz w:val="18"/>
               </w:rPr>
-              <w:t>Tab</w:t>
+              <w:t>Scene 1: Amethyst</w:t>
             </w:r>
           </w:p>
         </w:tc>
         <w:tc>
           <w:tcPr>
-            <w:tcW w:type="dxa" w:w="1606"/>
+            <w:tcW w:type="dxa" w:w="3289"/>
           </w:tcPr>
           <w:p>
             <w:r>
@@ -293,49 +672,7 @@
                 <w:b/>
                 <w:sz w:val="18"/>
               </w:rPr>
-              <w:t>Name</w:t>
-            </w:r>
-          </w:p>
-        </w:tc>
-        <w:tc>
-          <w:tcPr>
-            <w:tcW w:type="dxa" w:w="1606"/>
-          </w:tcPr>
-          <w:p>
-            <w:r>
-              <w:rPr>
-                <w:b/>
-                <w:sz w:val="18"/>
-              </w:rPr>
-              <w:t>Type</w:t>
-            </w:r>
-          </w:p>
-        </w:tc>
-        <w:tc>
-          <w:tcPr>
-            <w:tcW w:type="dxa" w:w="1606"/>
-          </w:tcPr>
-          <w:p>
-            <w:r>
-              <w:rPr>
-                <w:b/>
-                <w:sz w:val="18"/>
-              </w:rPr>
-              <w:t>Range</w:t>
-            </w:r>
-          </w:p>
-        </w:tc>
-        <w:tc>
-          <w:tcPr>
-            <w:tcW w:type="dxa" w:w="1606"/>
-          </w:tcPr>
-          <w:p>
-            <w:r>
-              <w:rPr>
-                <w:b/>
-                <w:sz w:val="18"/>
-              </w:rPr>
-              <w:t>Default</w:t>
+              <w:t>Scene 2: Ruby</w:t>
             </w:r>
           </w:p>
         </w:tc>
@@ -343,17 +680,167 @@
       <w:tr>
         <w:tc>
           <w:tcPr>
-            <w:tcW w:type="dxa" w:w="1606"/>
+            <w:tcW w:type="dxa" w:w="3289"/>
           </w:tcPr>
           <w:p>
             <w:r>
-              <w:t>1</w:t>
+              <w:t>Seed</w:t>
             </w:r>
           </w:p>
         </w:tc>
         <w:tc>
           <w:tcPr>
-            <w:tcW w:type="dxa" w:w="1606"/>
+            <w:tcW w:type="dxa" w:w="3289"/>
+          </w:tcPr>
+          <w:p>
+            <w:r>
+              <w:t>2026</w:t>
+            </w:r>
+          </w:p>
+        </w:tc>
+        <w:tc>
+          <w:tcPr>
+            <w:tcW w:type="dxa" w:w="3289"/>
+          </w:tcPr>
+          <w:p>
+            <w:r>
+              <w:t>7777</w:t>
+            </w:r>
+          </w:p>
+        </w:tc>
+      </w:tr>
+      <w:tr>
+        <w:tc>
+          <w:tcPr>
+            <w:tcW w:type="dxa" w:w="3289"/>
+          </w:tcPr>
+          <w:p>
+            <w:r>
+              <w:t>Roughness</w:t>
+            </w:r>
+          </w:p>
+        </w:tc>
+        <w:tc>
+          <w:tcPr>
+            <w:tcW w:type="dxa" w:w="3289"/>
+          </w:tcPr>
+          <w:p>
+            <w:r>
+              <w:t>0.45</w:t>
+            </w:r>
+          </w:p>
+        </w:tc>
+        <w:tc>
+          <w:tcPr>
+            <w:tcW w:type="dxa" w:w="3289"/>
+          </w:tcPr>
+          <w:p>
+            <w:r>
+              <w:t>0.55</w:t>
+            </w:r>
+          </w:p>
+        </w:tc>
+      </w:tr>
+      <w:tr>
+        <w:tc>
+          <w:tcPr>
+            <w:tcW w:type="dxa" w:w="3289"/>
+          </w:tcPr>
+          <w:p>
+            <w:r>
+              <w:t>Fog density</w:t>
+            </w:r>
+          </w:p>
+        </w:tc>
+        <w:tc>
+          <w:tcPr>
+            <w:tcW w:type="dxa" w:w="3289"/>
+          </w:tcPr>
+          <w:p>
+            <w:r>
+              <w:t>0.008</w:t>
+            </w:r>
+          </w:p>
+        </w:tc>
+        <w:tc>
+          <w:tcPr>
+            <w:tcW w:type="dxa" w:w="3289"/>
+          </w:tcPr>
+          <w:p>
+            <w:r>
+              <w:t>0.008</w:t>
+            </w:r>
+          </w:p>
+        </w:tc>
+      </w:tr>
+      <w:tr>
+        <w:tc>
+          <w:tcPr>
+            <w:tcW w:type="dxa" w:w="3289"/>
+          </w:tcPr>
+          <w:p>
+            <w:r>
+              <w:t>Crystals</w:t>
+            </w:r>
+          </w:p>
+        </w:tc>
+        <w:tc>
+          <w:tcPr>
+            <w:tcW w:type="dxa" w:w="3289"/>
+          </w:tcPr>
+          <w:p>
+            <w:r>
+              <w:t>56</w:t>
+            </w:r>
+          </w:p>
+        </w:tc>
+        <w:tc>
+          <w:tcPr>
+            <w:tcW w:type="dxa" w:w="3289"/>
+          </w:tcPr>
+          <w:p>
+            <w:r>
+              <w:t>56</w:t>
+            </w:r>
+          </w:p>
+        </w:tc>
+      </w:tr>
+      <w:tr>
+        <w:tc>
+          <w:tcPr>
+            <w:tcW w:type="dxa" w:w="3289"/>
+          </w:tcPr>
+          <w:p>
+            <w:r>
+              <w:t>Gem palette</w:t>
+            </w:r>
+          </w:p>
+        </w:tc>
+        <w:tc>
+          <w:tcPr>
+            <w:tcW w:type="dxa" w:w="3289"/>
+          </w:tcPr>
+          <w:p>
+            <w:r>
+              <w:t>Amethyst purple</w:t>
+            </w:r>
+          </w:p>
+        </w:tc>
+        <w:tc>
+          <w:tcPr>
+            <w:tcW w:type="dxa" w:w="3289"/>
+          </w:tcPr>
+          <w:p>
+            <w:r>
+              <w:t>Ruby red</w:t>
+            </w:r>
+          </w:p>
+        </w:tc>
+      </w:tr>
+      <w:tr>
+        <w:tc>
+          <w:tcPr>
+            <w:tcW w:type="dxa" w:w="3289"/>
           </w:tcPr>
           <w:p>
             <w:r>
@@ -363,41 +850,21 @@
         </w:tc>
         <w:tc>
           <w:tcPr>
-            <w:tcW w:type="dxa" w:w="1606"/>
+            <w:tcW w:type="dxa" w:w="3289"/>
           </w:tcPr>
           <w:p>
             <w:r>
-              <w:t>terrain_seed</w:t>
+              <w:t>66,049 verts</w:t>
             </w:r>
           </w:p>
         </w:tc>
         <w:tc>
           <w:tcPr>
-            <w:tcW w:type="dxa" w:w="1606"/>
+            <w:tcW w:type="dxa" w:w="3289"/>
           </w:tcPr>
           <w:p>
             <w:r>
-              <w:t>intSliderGrp</w:t>
-            </w:r>
-          </w:p>
-        </w:tc>
-        <w:tc>
-          <w:tcPr>
-            <w:tcW w:type="dxa" w:w="1606"/>
-          </w:tcPr>
-          <w:p>
-            <w:r>
-              <w:t>[1,99999]</w:t>
-            </w:r>
-          </w:p>
-        </w:tc>
-        <w:tc>
-          <w:tcPr>
-            <w:tcW w:type="dxa" w:w="1606"/>
-          </w:tcPr>
-          <w:p>
-            <w:r>
-              <w:t>2026</w:t>
+              <w:t>66,049 verts</w:t>
             </w:r>
           </w:p>
         </w:tc>
@@ -405,1263 +872,214 @@
       <w:tr>
         <w:tc>
           <w:tcPr>
-            <w:tcW w:type="dxa" w:w="1606"/>
+            <w:tcW w:type="dxa" w:w="3289"/>
           </w:tcPr>
           <w:p>
             <w:r>
-              <w:t>2</w:t>
+              <w:t>Lights</w:t>
             </w:r>
           </w:p>
         </w:tc>
         <w:tc>
           <w:tcPr>
-            <w:tcW w:type="dxa" w:w="1606"/>
+            <w:tcW w:type="dxa" w:w="3289"/>
           </w:tcPr>
           <w:p>
             <w:r>
-              <w:t>Terrain</w:t>
+              <w:t>22</w:t>
             </w:r>
           </w:p>
         </w:tc>
         <w:tc>
           <w:tcPr>
-            <w:tcW w:type="dxa" w:w="1606"/>
+            <w:tcW w:type="dxa" w:w="3289"/>
           </w:tcPr>
           <w:p>
             <w:r>
-              <w:t>terrain_roughness</w:t>
-            </w:r>
-          </w:p>
-        </w:tc>
-        <w:tc>
-          <w:tcPr>
-            <w:tcW w:type="dxa" w:w="1606"/>
-          </w:tcPr>
-          <w:p>
-            <w:r>
-              <w:t>floatSliderGrp</w:t>
-            </w:r>
-          </w:p>
-        </w:tc>
-        <w:tc>
-          <w:tcPr>
-            <w:tcW w:type="dxa" w:w="1606"/>
-          </w:tcPr>
-          <w:p>
-            <w:r>
-              <w:t>[0.1,0.8]</w:t>
-            </w:r>
-          </w:p>
-        </w:tc>
-        <w:tc>
-          <w:tcPr>
-            <w:tcW w:type="dxa" w:w="1606"/>
-          </w:tcPr>
-          <w:p>
-            <w:r>
-              <w:t>0.45</w:t>
-            </w:r>
-          </w:p>
-        </w:tc>
-      </w:tr>
-      <w:tr>
-        <w:tc>
-          <w:tcPr>
-            <w:tcW w:type="dxa" w:w="1606"/>
-          </w:tcPr>
-          <w:p>
-            <w:r>
-              <w:t>3</w:t>
-            </w:r>
-          </w:p>
-        </w:tc>
-        <w:tc>
-          <w:tcPr>
-            <w:tcW w:type="dxa" w:w="1606"/>
-          </w:tcPr>
-          <w:p>
-            <w:r>
-              <w:t>Terrain</w:t>
-            </w:r>
-          </w:p>
-        </w:tc>
-        <w:tc>
-          <w:tcPr>
-            <w:tcW w:type="dxa" w:w="1606"/>
-          </w:tcPr>
-          <w:p>
-            <w:r>
-              <w:t>terrain_size</w:t>
-            </w:r>
-          </w:p>
-        </w:tc>
-        <w:tc>
-          <w:tcPr>
-            <w:tcW w:type="dxa" w:w="1606"/>
-          </w:tcPr>
-          <w:p>
-            <w:r>
-              <w:t>intSliderGrp</w:t>
-            </w:r>
-          </w:p>
-        </w:tc>
-        <w:tc>
-          <w:tcPr>
-            <w:tcW w:type="dxa" w:w="1606"/>
-          </w:tcPr>
-          <w:p>
-            <w:r>
-              <w:t>[20,80]</w:t>
-            </w:r>
-          </w:p>
-        </w:tc>
-        <w:tc>
-          <w:tcPr>
-            <w:tcW w:type="dxa" w:w="1606"/>
-          </w:tcPr>
-          <w:p>
-            <w:r>
-              <w:t>40</w:t>
-            </w:r>
-          </w:p>
-        </w:tc>
-      </w:tr>
-      <w:tr>
-        <w:tc>
-          <w:tcPr>
-            <w:tcW w:type="dxa" w:w="1606"/>
-          </w:tcPr>
-          <w:p>
-            <w:r>
-              <w:t>4</w:t>
-            </w:r>
-          </w:p>
-        </w:tc>
-        <w:tc>
-          <w:tcPr>
-            <w:tcW w:type="dxa" w:w="1606"/>
-          </w:tcPr>
-          <w:p>
-            <w:r>
-              <w:t>Terrain</w:t>
-            </w:r>
-          </w:p>
-        </w:tc>
-        <w:tc>
-          <w:tcPr>
-            <w:tcW w:type="dxa" w:w="1606"/>
-          </w:tcPr>
-          <w:p>
-            <w:r>
-              <w:t>terrain_wall_height</w:t>
-            </w:r>
-          </w:p>
-        </w:tc>
-        <w:tc>
-          <w:tcPr>
-            <w:tcW w:type="dxa" w:w="1606"/>
-          </w:tcPr>
-          <w:p>
-            <w:r>
-              <w:t>floatSliderGrp</w:t>
-            </w:r>
-          </w:p>
-        </w:tc>
-        <w:tc>
-          <w:tcPr>
-            <w:tcW w:type="dxa" w:w="1606"/>
-          </w:tcPr>
-          <w:p>
-            <w:r>
-              <w:t>[8,25]</w:t>
-            </w:r>
-          </w:p>
-        </w:tc>
-        <w:tc>
-          <w:tcPr>
-            <w:tcW w:type="dxa" w:w="1606"/>
-          </w:tcPr>
-          <w:p>
-            <w:r>
-              <w:t>14</w:t>
-            </w:r>
-          </w:p>
-        </w:tc>
-      </w:tr>
-      <w:tr>
-        <w:tc>
-          <w:tcPr>
-            <w:tcW w:type="dxa" w:w="1606"/>
-          </w:tcPr>
-          <w:p>
-            <w:r>
-              <w:t>5</w:t>
-            </w:r>
-          </w:p>
-        </w:tc>
-        <w:tc>
-          <w:tcPr>
-            <w:tcW w:type="dxa" w:w="1606"/>
-          </w:tcPr>
-          <w:p>
-            <w:r>
-              <w:t>Terrain</w:t>
-            </w:r>
-          </w:p>
-        </w:tc>
-        <w:tc>
-          <w:tcPr>
-            <w:tcW w:type="dxa" w:w="1606"/>
-          </w:tcPr>
-          <w:p>
-            <w:r>
-              <w:t>terrain_ceiling_height</w:t>
-            </w:r>
-          </w:p>
-        </w:tc>
-        <w:tc>
-          <w:tcPr>
-            <w:tcW w:type="dxa" w:w="1606"/>
-          </w:tcPr>
-          <w:p>
-            <w:r>
-              <w:t>floatSliderGrp</w:t>
-            </w:r>
-          </w:p>
-        </w:tc>
-        <w:tc>
-          <w:tcPr>
-            <w:tcW w:type="dxa" w:w="1606"/>
-          </w:tcPr>
-          <w:p>
-            <w:r>
-              <w:t>[6,20]</w:t>
-            </w:r>
-          </w:p>
-        </w:tc>
-        <w:tc>
-          <w:tcPr>
-            <w:tcW w:type="dxa" w:w="1606"/>
-          </w:tcPr>
-          <w:p>
-            <w:r>
-              <w:t>10</w:t>
-            </w:r>
-          </w:p>
-        </w:tc>
-      </w:tr>
-      <w:tr>
-        <w:tc>
-          <w:tcPr>
-            <w:tcW w:type="dxa" w:w="1606"/>
-          </w:tcPr>
-          <w:p>
-            <w:r>
-              <w:t>6</w:t>
-            </w:r>
-          </w:p>
-        </w:tc>
-        <w:tc>
-          <w:tcPr>
-            <w:tcW w:type="dxa" w:w="1606"/>
-          </w:tcPr>
-          <w:p>
-            <w:r>
-              <w:t>Crystals</w:t>
-            </w:r>
-          </w:p>
-        </w:tc>
-        <w:tc>
-          <w:tcPr>
-            <w:tcW w:type="dxa" w:w="1606"/>
-          </w:tcPr>
-          <w:p>
-            <w:r>
-              <w:t>crystal_density</w:t>
-            </w:r>
-          </w:p>
-        </w:tc>
-        <w:tc>
-          <w:tcPr>
-            <w:tcW w:type="dxa" w:w="1606"/>
-          </w:tcPr>
-          <w:p>
-            <w:r>
-              <w:t>floatSliderGrp</w:t>
-            </w:r>
-          </w:p>
-        </w:tc>
-        <w:tc>
-          <w:tcPr>
-            <w:tcW w:type="dxa" w:w="1606"/>
-          </w:tcPr>
-          <w:p>
-            <w:r>
-              <w:t>[0.5,4.0]</w:t>
-            </w:r>
-          </w:p>
-        </w:tc>
-        <w:tc>
-          <w:tcPr>
-            <w:tcW w:type="dxa" w:w="1606"/>
-          </w:tcPr>
-          <w:p>
-            <w:r>
-              <w:t>2.0</w:t>
-            </w:r>
-          </w:p>
-        </w:tc>
-      </w:tr>
-      <w:tr>
-        <w:tc>
-          <w:tcPr>
-            <w:tcW w:type="dxa" w:w="1606"/>
-          </w:tcPr>
-          <w:p>
-            <w:r>
-              <w:t>7</w:t>
-            </w:r>
-          </w:p>
-        </w:tc>
-        <w:tc>
-          <w:tcPr>
-            <w:tcW w:type="dxa" w:w="1606"/>
-          </w:tcPr>
-          <w:p>
-            <w:r>
-              <w:t>Crystals</w:t>
-            </w:r>
-          </w:p>
-        </w:tc>
-        <w:tc>
-          <w:tcPr>
-            <w:tcW w:type="dxa" w:w="1606"/>
-          </w:tcPr>
-          <w:p>
-            <w:r>
-              <w:t>crystal_variance</w:t>
-            </w:r>
-          </w:p>
-        </w:tc>
-        <w:tc>
-          <w:tcPr>
-            <w:tcW w:type="dxa" w:w="1606"/>
-          </w:tcPr>
-          <w:p>
-            <w:r>
-              <w:t>floatSliderGrp</w:t>
-            </w:r>
-          </w:p>
-        </w:tc>
-        <w:tc>
-          <w:tcPr>
-            <w:tcW w:type="dxa" w:w="1606"/>
-          </w:tcPr>
-          <w:p>
-            <w:r>
-              <w:t>[0.3,2.0]</w:t>
-            </w:r>
-          </w:p>
-        </w:tc>
-        <w:tc>
-          <w:tcPr>
-            <w:tcW w:type="dxa" w:w="1606"/>
-          </w:tcPr>
-          <w:p>
-            <w:r>
-              <w:t>1.0</w:t>
-            </w:r>
-          </w:p>
-        </w:tc>
-      </w:tr>
-      <w:tr>
-        <w:tc>
-          <w:tcPr>
-            <w:tcW w:type="dxa" w:w="1606"/>
-          </w:tcPr>
-          <w:p>
-            <w:r>
-              <w:t>8</w:t>
-            </w:r>
-          </w:p>
-        </w:tc>
-        <w:tc>
-          <w:tcPr>
-            <w:tcW w:type="dxa" w:w="1606"/>
-          </w:tcPr>
-          <w:p>
-            <w:r>
-              <w:t>Crystals</w:t>
-            </w:r>
-          </w:p>
-        </w:tc>
-        <w:tc>
-          <w:tcPr>
-            <w:tcW w:type="dxa" w:w="1606"/>
-          </w:tcPr>
-          <w:p>
-            <w:r>
-              <w:t>crystal_color_seed</w:t>
-            </w:r>
-          </w:p>
-        </w:tc>
-        <w:tc>
-          <w:tcPr>
-            <w:tcW w:type="dxa" w:w="1606"/>
-          </w:tcPr>
-          <w:p>
-            <w:r>
-              <w:t>intSliderGrp</w:t>
-            </w:r>
-          </w:p>
-        </w:tc>
-        <w:tc>
-          <w:tcPr>
-            <w:tcW w:type="dxa" w:w="1606"/>
-          </w:tcPr>
-          <w:p>
-            <w:r>
-              <w:t>[1,99999]</w:t>
-            </w:r>
-          </w:p>
-        </w:tc>
-        <w:tc>
-          <w:tcPr>
-            <w:tcW w:type="dxa" w:w="1606"/>
-          </w:tcPr>
-          <w:p>
-            <w:r>
-              <w:t>42</w:t>
-            </w:r>
-          </w:p>
-        </w:tc>
-      </w:tr>
-      <w:tr>
-        <w:tc>
-          <w:tcPr>
-            <w:tcW w:type="dxa" w:w="1606"/>
-          </w:tcPr>
-          <w:p>
-            <w:r>
-              <w:t>9</w:t>
-            </w:r>
-          </w:p>
-        </w:tc>
-        <w:tc>
-          <w:tcPr>
-            <w:tcW w:type="dxa" w:w="1606"/>
-          </w:tcPr>
-          <w:p>
-            <w:r>
-              <w:t>Crystals</w:t>
-            </w:r>
-          </w:p>
-        </w:tc>
-        <w:tc>
-          <w:tcPr>
-            <w:tcW w:type="dxa" w:w="1606"/>
-          </w:tcPr>
-          <w:p>
-            <w:r>
-              <w:t>crystal_type_mix</w:t>
-            </w:r>
-          </w:p>
-        </w:tc>
-        <w:tc>
-          <w:tcPr>
-            <w:tcW w:type="dxa" w:w="1606"/>
-          </w:tcPr>
-          <w:p>
-            <w:r>
-              <w:t>optionMenuGrp</w:t>
-            </w:r>
-          </w:p>
-        </w:tc>
-        <w:tc>
-          <w:tcPr>
-            <w:tcW w:type="dxa" w:w="1606"/>
-          </w:tcPr>
-          <w:p>
-            <w:r>
-              <w:t>5 opts</w:t>
-            </w:r>
-          </w:p>
-        </w:tc>
-        <w:tc>
-          <w:tcPr>
-            <w:tcW w:type="dxa" w:w="1606"/>
-          </w:tcPr>
-          <w:p>
-            <w:r>
-              <w:t>Mixed</w:t>
-            </w:r>
-          </w:p>
-        </w:tc>
-      </w:tr>
-      <w:tr>
-        <w:tc>
-          <w:tcPr>
-            <w:tcW w:type="dxa" w:w="1606"/>
-          </w:tcPr>
-          <w:p>
-            <w:r>
-              <w:t>10</w:t>
-            </w:r>
-          </w:p>
-        </w:tc>
-        <w:tc>
-          <w:tcPr>
-            <w:tcW w:type="dxa" w:w="1606"/>
-          </w:tcPr>
-          <w:p>
-            <w:r>
-              <w:t>Lighting</w:t>
-            </w:r>
-          </w:p>
-        </w:tc>
-        <w:tc>
-          <w:tcPr>
-            <w:tcW w:type="dxa" w:w="1606"/>
-          </w:tcPr>
-          <w:p>
-            <w:r>
-              <w:t>light_ambient</w:t>
-            </w:r>
-          </w:p>
-        </w:tc>
-        <w:tc>
-          <w:tcPr>
-            <w:tcW w:type="dxa" w:w="1606"/>
-          </w:tcPr>
-          <w:p>
-            <w:r>
-              <w:t>floatSliderGrp</w:t>
-            </w:r>
-          </w:p>
-        </w:tc>
-        <w:tc>
-          <w:tcPr>
-            <w:tcW w:type="dxa" w:w="1606"/>
-          </w:tcPr>
-          <w:p>
-            <w:r>
-              <w:t>[0.01,0.50]</w:t>
-            </w:r>
-          </w:p>
-        </w:tc>
-        <w:tc>
-          <w:tcPr>
-            <w:tcW w:type="dxa" w:w="1606"/>
-          </w:tcPr>
-          <w:p>
-            <w:r>
-              <w:t>0.30</w:t>
-            </w:r>
-          </w:p>
-        </w:tc>
-      </w:tr>
-      <w:tr>
-        <w:tc>
-          <w:tcPr>
-            <w:tcW w:type="dxa" w:w="1606"/>
-          </w:tcPr>
-          <w:p>
-            <w:r>
-              <w:t>11</w:t>
-            </w:r>
-          </w:p>
-        </w:tc>
-        <w:tc>
-          <w:tcPr>
-            <w:tcW w:type="dxa" w:w="1606"/>
-          </w:tcPr>
-          <w:p>
-            <w:r>
-              <w:t>Lighting</w:t>
-            </w:r>
-          </w:p>
-        </w:tc>
-        <w:tc>
-          <w:tcPr>
-            <w:tcW w:type="dxa" w:w="1606"/>
-          </w:tcPr>
-          <w:p>
-            <w:r>
-              <w:t>light_fog</w:t>
-            </w:r>
-          </w:p>
-        </w:tc>
-        <w:tc>
-          <w:tcPr>
-            <w:tcW w:type="dxa" w:w="1606"/>
-          </w:tcPr>
-          <w:p>
-            <w:r>
-              <w:t>floatSliderGrp</w:t>
-            </w:r>
-          </w:p>
-        </w:tc>
-        <w:tc>
-          <w:tcPr>
-            <w:tcW w:type="dxa" w:w="1606"/>
-          </w:tcPr>
-          <w:p>
-            <w:r>
-              <w:t>[0.002,0.080]</w:t>
-            </w:r>
-          </w:p>
-        </w:tc>
-        <w:tc>
-          <w:tcPr>
-            <w:tcW w:type="dxa" w:w="1606"/>
-          </w:tcPr>
-          <w:p>
-            <w:r>
-              <w:t>0.020</w:t>
-            </w:r>
-          </w:p>
-        </w:tc>
-      </w:tr>
-      <w:tr>
-        <w:tc>
-          <w:tcPr>
-            <w:tcW w:type="dxa" w:w="1606"/>
-          </w:tcPr>
-          <w:p>
-            <w:r>
-              <w:t>12</w:t>
-            </w:r>
-          </w:p>
-        </w:tc>
-        <w:tc>
-          <w:tcPr>
-            <w:tcW w:type="dxa" w:w="1606"/>
-          </w:tcPr>
-          <w:p>
-            <w:r>
-              <w:t>Lighting</w:t>
-            </w:r>
-          </w:p>
-        </w:tc>
-        <w:tc>
-          <w:tcPr>
-            <w:tcW w:type="dxa" w:w="1606"/>
-          </w:tcPr>
-          <w:p>
-            <w:r>
-              <w:t>light_dust</w:t>
-            </w:r>
-          </w:p>
-        </w:tc>
-        <w:tc>
-          <w:tcPr>
-            <w:tcW w:type="dxa" w:w="1606"/>
-          </w:tcPr>
-          <w:p>
-            <w:r>
-              <w:t>intSliderGrp</w:t>
-            </w:r>
-          </w:p>
-        </w:tc>
-        <w:tc>
-          <w:tcPr>
-            <w:tcW w:type="dxa" w:w="1606"/>
-          </w:tcPr>
-          <w:p>
-            <w:r>
-              <w:t>[50,500]</w:t>
-            </w:r>
-          </w:p>
-        </w:tc>
-        <w:tc>
-          <w:tcPr>
-            <w:tcW w:type="dxa" w:w="1606"/>
-          </w:tcPr>
-          <w:p>
-            <w:r>
-              <w:t>200</w:t>
-            </w:r>
-          </w:p>
-        </w:tc>
-      </w:tr>
-      <w:tr>
-        <w:tc>
-          <w:tcPr>
-            <w:tcW w:type="dxa" w:w="1606"/>
-          </w:tcPr>
-          <w:p>
-            <w:r>
-              <w:t>13</w:t>
-            </w:r>
-          </w:p>
-        </w:tc>
-        <w:tc>
-          <w:tcPr>
-            <w:tcW w:type="dxa" w:w="1606"/>
-          </w:tcPr>
-          <w:p>
-            <w:r>
-              <w:t>Lighting</w:t>
-            </w:r>
-          </w:p>
-        </w:tc>
-        <w:tc>
-          <w:tcPr>
-            <w:tcW w:type="dxa" w:w="1606"/>
-          </w:tcPr>
-          <w:p>
-            <w:r>
-              <w:t>light_crystal_lights</w:t>
-            </w:r>
-          </w:p>
-        </w:tc>
-        <w:tc>
-          <w:tcPr>
-            <w:tcW w:type="dxa" w:w="1606"/>
-          </w:tcPr>
-          <w:p>
-            <w:r>
-              <w:t>intSliderGrp</w:t>
-            </w:r>
-          </w:p>
-        </w:tc>
-        <w:tc>
-          <w:tcPr>
-            <w:tcW w:type="dxa" w:w="1606"/>
-          </w:tcPr>
-          <w:p>
-            <w:r>
-              <w:t>[5,40]</w:t>
-            </w:r>
-          </w:p>
-        </w:tc>
-        <w:tc>
-          <w:tcPr>
-            <w:tcW w:type="dxa" w:w="1606"/>
-          </w:tcPr>
-          <w:p>
-            <w:r>
-              <w:t>20</w:t>
-            </w:r>
-          </w:p>
-        </w:tc>
-      </w:tr>
-      <w:tr>
-        <w:tc>
-          <w:tcPr>
-            <w:tcW w:type="dxa" w:w="1606"/>
-          </w:tcPr>
-          <w:p>
-            <w:r>
-              <w:t>14</w:t>
-            </w:r>
-          </w:p>
-        </w:tc>
-        <w:tc>
-          <w:tcPr>
-            <w:tcW w:type="dxa" w:w="1606"/>
-          </w:tcPr>
-          <w:p>
-            <w:r>
-              <w:t>Cam/Anim</w:t>
-            </w:r>
-          </w:p>
-        </w:tc>
-        <w:tc>
-          <w:tcPr>
-            <w:tcW w:type="dxa" w:w="1606"/>
-          </w:tcPr>
-          <w:p>
-            <w:r>
-              <w:t>cam_focal</w:t>
-            </w:r>
-          </w:p>
-        </w:tc>
-        <w:tc>
-          <w:tcPr>
-            <w:tcW w:type="dxa" w:w="1606"/>
-          </w:tcPr>
-          <w:p>
-            <w:r>
-              <w:t>floatSliderGrp</w:t>
-            </w:r>
-          </w:p>
-        </w:tc>
-        <w:tc>
-          <w:tcPr>
-            <w:tcW w:type="dxa" w:w="1606"/>
-          </w:tcPr>
-          <w:p>
-            <w:r>
-              <w:t>[18,50]</w:t>
-            </w:r>
-          </w:p>
-        </w:tc>
-        <w:tc>
-          <w:tcPr>
-            <w:tcW w:type="dxa" w:w="1606"/>
-          </w:tcPr>
-          <w:p>
-            <w:r>
-              <w:t>24</w:t>
-            </w:r>
-          </w:p>
-        </w:tc>
-      </w:tr>
-      <w:tr>
-        <w:tc>
-          <w:tcPr>
-            <w:tcW w:type="dxa" w:w="1606"/>
-          </w:tcPr>
-          <w:p>
-            <w:r>
-              <w:t>15</w:t>
-            </w:r>
-          </w:p>
-        </w:tc>
-        <w:tc>
-          <w:tcPr>
-            <w:tcW w:type="dxa" w:w="1606"/>
-          </w:tcPr>
-          <w:p>
-            <w:r>
-              <w:t>Cam/Anim</w:t>
-            </w:r>
-          </w:p>
-        </w:tc>
-        <w:tc>
-          <w:tcPr>
-            <w:tcW w:type="dxa" w:w="1606"/>
-          </w:tcPr>
-          <w:p>
-            <w:r>
-              <w:t>cam_fly_y</w:t>
-            </w:r>
-          </w:p>
-        </w:tc>
-        <w:tc>
-          <w:tcPr>
-            <w:tcW w:type="dxa" w:w="1606"/>
-          </w:tcPr>
-          <w:p>
-            <w:r>
-              <w:t>floatSliderGrp</w:t>
-            </w:r>
-          </w:p>
-        </w:tc>
-        <w:tc>
-          <w:tcPr>
-            <w:tcW w:type="dxa" w:w="1606"/>
-          </w:tcPr>
-          <w:p>
-            <w:r>
-              <w:t>[1,8]</w:t>
-            </w:r>
-          </w:p>
-        </w:tc>
-        <w:tc>
-          <w:tcPr>
-            <w:tcW w:type="dxa" w:w="1606"/>
-          </w:tcPr>
-          <w:p>
-            <w:r>
-              <w:t>3</w:t>
-            </w:r>
-          </w:p>
-        </w:tc>
-      </w:tr>
-      <w:tr>
-        <w:tc>
-          <w:tcPr>
-            <w:tcW w:type="dxa" w:w="1606"/>
-          </w:tcPr>
-          <w:p>
-            <w:r>
-              <w:t>16</w:t>
-            </w:r>
-          </w:p>
-        </w:tc>
-        <w:tc>
-          <w:tcPr>
-            <w:tcW w:type="dxa" w:w="1606"/>
-          </w:tcPr>
-          <w:p>
-            <w:r>
-              <w:t>Cam/Anim</w:t>
-            </w:r>
-          </w:p>
-        </w:tc>
-        <w:tc>
-          <w:tcPr>
-            <w:tcW w:type="dxa" w:w="1606"/>
-          </w:tcPr>
-          <w:p>
-            <w:r>
-              <w:t>cam_look_radius</w:t>
-            </w:r>
-          </w:p>
-        </w:tc>
-        <w:tc>
-          <w:tcPr>
-            <w:tcW w:type="dxa" w:w="1606"/>
-          </w:tcPr>
-          <w:p>
-            <w:r>
-              <w:t>floatSliderGrp</w:t>
-            </w:r>
-          </w:p>
-        </w:tc>
-        <w:tc>
-          <w:tcPr>
-            <w:tcW w:type="dxa" w:w="1606"/>
-          </w:tcPr>
-          <w:p>
-            <w:r>
-              <w:t>[5,35]</w:t>
-            </w:r>
-          </w:p>
-        </w:tc>
-        <w:tc>
-          <w:tcPr>
-            <w:tcW w:type="dxa" w:w="1606"/>
-          </w:tcPr>
-          <w:p>
-            <w:r>
-              <w:t>18</w:t>
-            </w:r>
-          </w:p>
-        </w:tc>
-      </w:tr>
-      <w:tr>
-        <w:tc>
-          <w:tcPr>
-            <w:tcW w:type="dxa" w:w="1606"/>
-          </w:tcPr>
-          <w:p>
-            <w:r>
-              <w:t>17</w:t>
-            </w:r>
-          </w:p>
-        </w:tc>
-        <w:tc>
-          <w:tcPr>
-            <w:tcW w:type="dxa" w:w="1606"/>
-          </w:tcPr>
-          <w:p>
-            <w:r>
-              <w:t>Cam/Anim</w:t>
-            </w:r>
-          </w:p>
-        </w:tc>
-        <w:tc>
-          <w:tcPr>
-            <w:tcW w:type="dxa" w:w="1606"/>
-          </w:tcPr>
-          <w:p>
-            <w:r>
-              <w:t>growth_stagger</w:t>
-            </w:r>
-          </w:p>
-        </w:tc>
-        <w:tc>
-          <w:tcPr>
-            <w:tcW w:type="dxa" w:w="1606"/>
-          </w:tcPr>
-          <w:p>
-            <w:r>
-              <w:t>intSliderGrp</w:t>
-            </w:r>
-          </w:p>
-        </w:tc>
-        <w:tc>
-          <w:tcPr>
-            <w:tcW w:type="dxa" w:w="1606"/>
-          </w:tcPr>
-          <w:p>
-            <w:r>
-              <w:t>[100,600]</w:t>
-            </w:r>
-          </w:p>
-        </w:tc>
-        <w:tc>
-          <w:tcPr>
-            <w:tcW w:type="dxa" w:w="1606"/>
-          </w:tcPr>
-          <w:p>
-            <w:r>
-              <w:t>400</w:t>
-            </w:r>
-          </w:p>
-        </w:tc>
-      </w:tr>
-      <w:tr>
-        <w:tc>
-          <w:tcPr>
-            <w:tcW w:type="dxa" w:w="1606"/>
-          </w:tcPr>
-          <w:p>
-            <w:r>
-              <w:t>18</w:t>
-            </w:r>
-          </w:p>
-        </w:tc>
-        <w:tc>
-          <w:tcPr>
-            <w:tcW w:type="dxa" w:w="1606"/>
-          </w:tcPr>
-          <w:p>
-            <w:r>
-              <w:t>Cam/Anim</w:t>
-            </w:r>
-          </w:p>
-        </w:tc>
-        <w:tc>
-          <w:tcPr>
-            <w:tcW w:type="dxa" w:w="1606"/>
-          </w:tcPr>
-          <w:p>
-            <w:r>
-              <w:t>growth_duration</w:t>
-            </w:r>
-          </w:p>
-        </w:tc>
-        <w:tc>
-          <w:tcPr>
-            <w:tcW w:type="dxa" w:w="1606"/>
-          </w:tcPr>
-          <w:p>
-            <w:r>
-              <w:t>intSliderGrp</w:t>
-            </w:r>
-          </w:p>
-        </w:tc>
-        <w:tc>
-          <w:tcPr>
-            <w:tcW w:type="dxa" w:w="1606"/>
-          </w:tcPr>
-          <w:p>
-            <w:r>
-              <w:t>[300,800]</w:t>
-            </w:r>
-          </w:p>
-        </w:tc>
-        <w:tc>
-          <w:tcPr>
-            <w:tcW w:type="dxa" w:w="1606"/>
-          </w:tcPr>
-          <w:p>
-            <w:r>
-              <w:t>560</w:t>
-            </w:r>
-          </w:p>
-        </w:tc>
-      </w:tr>
-      <w:tr>
-        <w:tc>
-          <w:tcPr>
-            <w:tcW w:type="dxa" w:w="1606"/>
-          </w:tcPr>
-          <w:p>
-            <w:r>
-              <w:t>19</w:t>
-            </w:r>
-          </w:p>
-        </w:tc>
-        <w:tc>
-          <w:tcPr>
-            <w:tcW w:type="dxa" w:w="1606"/>
-          </w:tcPr>
-          <w:p>
-            <w:r>
-              <w:t>Render</w:t>
-            </w:r>
-          </w:p>
-        </w:tc>
-        <w:tc>
-          <w:tcPr>
-            <w:tcW w:type="dxa" w:w="1606"/>
-          </w:tcPr>
-          <w:p>
-            <w:r>
-              <w:t>render_width</w:t>
-            </w:r>
-          </w:p>
-        </w:tc>
-        <w:tc>
-          <w:tcPr>
-            <w:tcW w:type="dxa" w:w="1606"/>
-          </w:tcPr>
-          <w:p>
-            <w:r>
-              <w:t>intSliderGrp</w:t>
-            </w:r>
-          </w:p>
-        </w:tc>
-        <w:tc>
-          <w:tcPr>
-            <w:tcW w:type="dxa" w:w="1606"/>
-          </w:tcPr>
-          <w:p>
-            <w:r>
-              <w:t>[640,3840]</w:t>
-            </w:r>
-          </w:p>
-        </w:tc>
-        <w:tc>
-          <w:tcPr>
-            <w:tcW w:type="dxa" w:w="1606"/>
-          </w:tcPr>
-          <w:p>
-            <w:r>
-              <w:t>1920</w:t>
-            </w:r>
-          </w:p>
-        </w:tc>
-      </w:tr>
-      <w:tr>
-        <w:tc>
-          <w:tcPr>
-            <w:tcW w:type="dxa" w:w="1606"/>
-          </w:tcPr>
-          <w:p>
-            <w:r>
-              <w:t>20</w:t>
-            </w:r>
-          </w:p>
-        </w:tc>
-        <w:tc>
-          <w:tcPr>
-            <w:tcW w:type="dxa" w:w="1606"/>
-          </w:tcPr>
-          <w:p>
-            <w:r>
-              <w:t>Render</w:t>
-            </w:r>
-          </w:p>
-        </w:tc>
-        <w:tc>
-          <w:tcPr>
-            <w:tcW w:type="dxa" w:w="1606"/>
-          </w:tcPr>
-          <w:p>
-            <w:r>
-              <w:t>render_height</w:t>
-            </w:r>
-          </w:p>
-        </w:tc>
-        <w:tc>
-          <w:tcPr>
-            <w:tcW w:type="dxa" w:w="1606"/>
-          </w:tcPr>
-          <w:p>
-            <w:r>
-              <w:t>intSliderGrp</w:t>
-            </w:r>
-          </w:p>
-        </w:tc>
-        <w:tc>
-          <w:tcPr>
-            <w:tcW w:type="dxa" w:w="1606"/>
-          </w:tcPr>
-          <w:p>
-            <w:r>
-              <w:t>[360,2160]</w:t>
-            </w:r>
-          </w:p>
-        </w:tc>
-        <w:tc>
-          <w:tcPr>
-            <w:tcW w:type="dxa" w:w="1606"/>
-          </w:tcPr>
-          <w:p>
-            <w:r>
-              <w:t>1080</w:t>
-            </w:r>
-          </w:p>
-        </w:tc>
-      </w:tr>
-      <w:tr>
-        <w:tc>
-          <w:tcPr>
-            <w:tcW w:type="dxa" w:w="1606"/>
-          </w:tcPr>
-          <w:p>
-            <w:r>
-              <w:t>21</w:t>
-            </w:r>
-          </w:p>
-        </w:tc>
-        <w:tc>
-          <w:tcPr>
-            <w:tcW w:type="dxa" w:w="1606"/>
-          </w:tcPr>
-          <w:p>
-            <w:r>
-              <w:t>Render</w:t>
-            </w:r>
-          </w:p>
-        </w:tc>
-        <w:tc>
-          <w:tcPr>
-            <w:tcW w:type="dxa" w:w="1606"/>
-          </w:tcPr>
-          <w:p>
-            <w:r>
-              <w:t>render_aa</w:t>
-            </w:r>
-          </w:p>
-        </w:tc>
-        <w:tc>
-          <w:tcPr>
-            <w:tcW w:type="dxa" w:w="1606"/>
-          </w:tcPr>
-          <w:p>
-            <w:r>
-              <w:t>intSliderGrp</w:t>
-            </w:r>
-          </w:p>
-        </w:tc>
-        <w:tc>
-          <w:tcPr>
-            <w:tcW w:type="dxa" w:w="1606"/>
-          </w:tcPr>
-          <w:p>
-            <w:r>
-              <w:t>[1,10]</w:t>
-            </w:r>
-          </w:p>
-        </w:tc>
-        <w:tc>
-          <w:tcPr>
-            <w:tcW w:type="dxa" w:w="1606"/>
-          </w:tcPr>
-          <w:p>
-            <w:r>
-              <w:t>5</w:t>
+              <w:t>22</w:t>
             </w:r>
           </w:p>
         </w:tc>
       </w:tr>
     </w:tbl>
+    <w:p/>
     <w:p>
       <w:pPr>
-        <w:pStyle w:val="Heading2"/>
+        <w:jc w:val="center"/>
       </w:pPr>
       <w:r>
-        <w:t>3.1 Safety Ranges</w:t>
+        <w:drawing>
+          <wp:inline xmlns:a="http://schemas.openxmlformats.org/drawingml/2006/main" xmlns:pic="http://schemas.openxmlformats.org/drawingml/2006/picture">
+            <wp:extent cx="2926080" cy="1645920"/>
+            <wp:docPr id="8" name="Picture 8"/>
+            <wp:cNvGraphicFramePr>
+              <a:graphicFrameLocks noChangeAspect="1"/>
+            </wp:cNvGraphicFramePr>
+            <a:graphic>
+              <a:graphicData uri="http://schemas.openxmlformats.org/drawingml/2006/picture">
+                <pic:pic>
+                  <pic:nvPicPr>
+                    <pic:cNvPr id="0" name="amethyst_render.png"/>
+                    <pic:cNvPicPr/>
+                  </pic:nvPicPr>
+                  <pic:blipFill>
+                    <a:blip r:embed="rId10"/>
+                    <a:stretch>
+                      <a:fillRect/>
+                    </a:stretch>
+                  </pic:blipFill>
+                  <pic:spPr>
+                    <a:xfrm>
+                      <a:off x="0" y="0"/>
+                      <a:ext cx="2926080" cy="1645920"/>
+                    </a:xfrm>
+                    <a:prstGeom prst="rect"/>
+                  </pic:spPr>
+                </pic:pic>
+              </a:graphicData>
+            </a:graphic>
+          </wp:inline>
+        </w:drawing>
       </w:r>
     </w:p>
     <w:p>
       <w:r>
-        <w:t>As emphasised by Prof. Zhang Kejun (Lecture 2026-07-21), every UI control must have a safe range. Key rationale:</w:t>
-        <w:br/>
-        <w:t>• Seed [1,99999]: prevents negative overflow; 99,999 possible caves</w:t>
-        <w:br/>
-        <w:t>• Density [0.5,4.0]: prevents scene-empty or Maya-crash extremes</w:t>
-        <w:br/>
-        <w:t>• Fog [0.002,0.080]: invisible below 0.002, fully opaque above 0.080</w:t>
-        <w:br/>
-        <w:t>• Default values produce a high-quality scene — "the lazy user just clicks Generate"</w:t>
+        <w:t>Figure 3. Scene 1 — Amethyst Cave (seed=2026). Arnold 1920×1080 EXR.</w:t>
+      </w:r>
+    </w:p>
+    <w:p/>
+    <w:p>
+      <w:pPr>
+        <w:jc w:val="center"/>
+      </w:pPr>
+      <w:r>
+        <w:drawing>
+          <wp:inline xmlns:a="http://schemas.openxmlformats.org/drawingml/2006/main" xmlns:pic="http://schemas.openxmlformats.org/drawingml/2006/picture">
+            <wp:extent cx="2926080" cy="1645920"/>
+            <wp:docPr id="9" name="Picture 9"/>
+            <wp:cNvGraphicFramePr>
+              <a:graphicFrameLocks noChangeAspect="1"/>
+            </wp:cNvGraphicFramePr>
+            <a:graphic>
+              <a:graphicData uri="http://schemas.openxmlformats.org/drawingml/2006/picture">
+                <pic:pic>
+                  <pic:nvPicPr>
+                    <pic:cNvPr id="0" name="ruby_render.png"/>
+                    <pic:cNvPicPr/>
+                  </pic:nvPicPr>
+                  <pic:blipFill>
+                    <a:blip r:embed="rId11"/>
+                    <a:stretch>
+                      <a:fillRect/>
+                    </a:stretch>
+                  </pic:blipFill>
+                  <pic:spPr>
+                    <a:xfrm>
+                      <a:off x="0" y="0"/>
+                      <a:ext cx="2926080" cy="1645920"/>
+                    </a:xfrm>
+                    <a:prstGeom prst="rect"/>
+                  </pic:spPr>
+                </pic:pic>
+              </a:graphicData>
+            </a:graphic>
+          </wp:inline>
+        </w:drawing>
+      </w:r>
+    </w:p>
+    <w:p>
+      <w:r>
+        <w:t>Figure 4. Scene 2 — Ruby Vault (seed=7777). Arnold 1920×1080 EXR.</w:t>
+      </w:r>
+    </w:p>
+    <w:p/>
+    <w:p>
+      <w:pPr>
+        <w:jc w:val="center"/>
+      </w:pPr>
+      <w:r>
+        <w:drawing>
+          <wp:inline xmlns:a="http://schemas.openxmlformats.org/drawingml/2006/main" xmlns:pic="http://schemas.openxmlformats.org/drawingml/2006/picture">
+            <wp:extent cx="2926080" cy="1645920"/>
+            <wp:docPr id="10" name="Picture 10"/>
+            <wp:cNvGraphicFramePr>
+              <a:graphicFrameLocks noChangeAspect="1"/>
+            </wp:cNvGraphicFramePr>
+            <a:graphic>
+              <a:graphicData uri="http://schemas.openxmlformats.org/drawingml/2006/picture">
+                <pic:pic>
+                  <pic:nvPicPr>
+                    <pic:cNvPr id="0" name="amethyst_viewport.png"/>
+                    <pic:cNvPicPr/>
+                  </pic:nvPicPr>
+                  <pic:blipFill>
+                    <a:blip r:embed="rId12"/>
+                    <a:stretch>
+                      <a:fillRect/>
+                    </a:stretch>
+                  </pic:blipFill>
+                  <pic:spPr>
+                    <a:xfrm>
+                      <a:off x="0" y="0"/>
+                      <a:ext cx="2926080" cy="1645920"/>
+                    </a:xfrm>
+                    <a:prstGeom prst="rect"/>
+                  </pic:spPr>
+                </pic:pic>
+              </a:graphicData>
+            </a:graphic>
+          </wp:inline>
+        </w:drawing>
+      </w:r>
+    </w:p>
+    <w:p>
+      <w:r>
+        <w:t>Figure 5. Scene 1 viewport preview.</w:t>
+      </w:r>
+    </w:p>
+    <w:p/>
+    <w:p>
+      <w:pPr>
+        <w:jc w:val="center"/>
+      </w:pPr>
+      <w:r>
+        <w:drawing>
+          <wp:inline xmlns:a="http://schemas.openxmlformats.org/drawingml/2006/main" xmlns:pic="http://schemas.openxmlformats.org/drawingml/2006/picture">
+            <wp:extent cx="2926080" cy="1645920"/>
+            <wp:docPr id="11" name="Picture 11"/>
+            <wp:cNvGraphicFramePr>
+              <a:graphicFrameLocks noChangeAspect="1"/>
+            </wp:cNvGraphicFramePr>
+            <a:graphic>
+              <a:graphicData uri="http://schemas.openxmlformats.org/drawingml/2006/picture">
+                <pic:pic>
+                  <pic:nvPicPr>
+                    <pic:cNvPr id="0" name="ruby_viewport.png"/>
+                    <pic:cNvPicPr/>
+                  </pic:nvPicPr>
+                  <pic:blipFill>
+                    <a:blip r:embed="rId13"/>
+                    <a:stretch>
+                      <a:fillRect/>
+                    </a:stretch>
+                  </pic:blipFill>
+                  <pic:spPr>
+                    <a:xfrm>
+                      <a:off x="0" y="0"/>
+                      <a:ext cx="2926080" cy="1645920"/>
+                    </a:xfrm>
+                    <a:prstGeom prst="rect"/>
+                  </pic:spPr>
+                </pic:pic>
+              </a:graphicData>
+            </a:graphic>
+          </wp:inline>
+        </w:drawing>
+      </w:r>
+    </w:p>
+    <w:p>
+      <w:r>
+        <w:t>Figure 6. Scene 2 viewport preview.</w:t>
       </w:r>
     </w:p>
     <w:p>
@@ -1674,67 +1092,188 @@
         <w:pStyle w:val="Heading1"/>
       </w:pPr>
       <w:r>
-        <w:t>4. Callback Functions</w:t>
+        <w:t>Fly-Through Animation Frames</w:t>
+      </w:r>
+    </w:p>
+    <w:p>
+      <w:r>
+        <w:t>960-frame immersive camera: entrance → spiral around tallest crystals → wide exit.</w:t>
       </w:r>
     </w:p>
     <w:p>
       <w:pPr>
-        <w:pStyle w:val="Heading2"/>
+        <w:jc w:val="center"/>
       </w:pPr>
       <w:r>
-        <w:t>4.1 generate_from_ui()</w:t>
+        <w:drawing>
+          <wp:inline xmlns:a="http://schemas.openxmlformats.org/drawingml/2006/main" xmlns:pic="http://schemas.openxmlformats.org/drawingml/2006/picture">
+            <wp:extent cx="2926080" cy="1645920"/>
+            <wp:docPr id="12" name="Picture 12"/>
+            <wp:cNvGraphicFramePr>
+              <a:graphicFrameLocks noChangeAspect="1"/>
+            </wp:cNvGraphicFramePr>
+            <a:graphic>
+              <a:graphicData uri="http://schemas.openxmlformats.org/drawingml/2006/picture">
+                <pic:pic>
+                  <pic:nvPicPr>
+                    <pic:cNvPr id="0" name="fly_frame_000_entrance.png"/>
+                    <pic:cNvPicPr/>
+                  </pic:nvPicPr>
+                  <pic:blipFill>
+                    <a:blip r:embed="rId14"/>
+                    <a:stretch>
+                      <a:fillRect/>
+                    </a:stretch>
+                  </pic:blipFill>
+                  <pic:spPr>
+                    <a:xfrm>
+                      <a:off x="0" y="0"/>
+                      <a:ext cx="2926080" cy="1645920"/>
+                    </a:xfrm>
+                    <a:prstGeom prst="rect"/>
+                  </pic:spPr>
+                </pic:pic>
+              </a:graphicData>
+            </a:graphic>
+          </wp:inline>
+        </w:drawing>
       </w:r>
     </w:p>
     <w:p>
       <w:r>
-        <w:t>Trigger: "Generate" (green) click.</w:t>
-        <w:br/>
-        <w:t>Reads all 21 UI values → prints summary → cleans scene → calls final_scene.build() → updates progressBar through 8 stages → shows confirmDialog on completion.</w:t>
+        <w:t>Figure 7. Frame 1 — Cave entrance overview.</w:t>
       </w:r>
     </w:p>
     <w:p>
       <w:pPr>
-        <w:pStyle w:val="Heading2"/>
+        <w:jc w:val="center"/>
       </w:pPr>
       <w:r>
-        <w:t>4.2 reset_scene()</w:t>
+        <w:drawing>
+          <wp:inline xmlns:a="http://schemas.openxmlformats.org/drawingml/2006/main" xmlns:pic="http://schemas.openxmlformats.org/drawingml/2006/picture">
+            <wp:extent cx="2926080" cy="1645920"/>
+            <wp:docPr id="13" name="Picture 13"/>
+            <wp:cNvGraphicFramePr>
+              <a:graphicFrameLocks noChangeAspect="1"/>
+            </wp:cNvGraphicFramePr>
+            <a:graphic>
+              <a:graphicData uri="http://schemas.openxmlformats.org/drawingml/2006/picture">
+                <pic:pic>
+                  <pic:nvPicPr>
+                    <pic:cNvPr id="0" name="fly_frame_360_closeup.png"/>
+                    <pic:cNvPicPr/>
+                  </pic:nvPicPr>
+                  <pic:blipFill>
+                    <a:blip r:embed="rId15"/>
+                    <a:stretch>
+                      <a:fillRect/>
+                    </a:stretch>
+                  </pic:blipFill>
+                  <pic:spPr>
+                    <a:xfrm>
+                      <a:off x="0" y="0"/>
+                      <a:ext cx="2926080" cy="1645920"/>
+                    </a:xfrm>
+                    <a:prstGeom prst="rect"/>
+                  </pic:spPr>
+                </pic:pic>
+              </a:graphicData>
+            </a:graphic>
+          </wp:inline>
+        </w:drawing>
       </w:r>
     </w:p>
     <w:p>
       <w:r>
-        <w:t>Trigger: "Reset" (red) click.</w:t>
-        <w:br/>
-        <w:t>Shows confirmDialog then cmds.file(new=True, force=True).</w:t>
+        <w:t>Figure 8. Frame 360 — Close pass through crystal cluster.</w:t>
       </w:r>
     </w:p>
     <w:p>
       <w:pPr>
-        <w:pStyle w:val="Heading2"/>
+        <w:jc w:val="center"/>
       </w:pPr>
       <w:r>
-        <w:t>4.3 _render_still()</w:t>
+        <w:drawing>
+          <wp:inline xmlns:a="http://schemas.openxmlformats.org/drawingml/2006/main" xmlns:pic="http://schemas.openxmlformats.org/drawingml/2006/picture">
+            <wp:extent cx="2926080" cy="1645920"/>
+            <wp:docPr id="14" name="Picture 14"/>
+            <wp:cNvGraphicFramePr>
+              <a:graphicFrameLocks noChangeAspect="1"/>
+            </wp:cNvGraphicFramePr>
+            <a:graphic>
+              <a:graphicData uri="http://schemas.openxmlformats.org/drawingml/2006/picture">
+                <pic:pic>
+                  <pic:nvPicPr>
+                    <pic:cNvPr id="0" name="fly_frame_600_deep.png"/>
+                    <pic:cNvPicPr/>
+                  </pic:nvPicPr>
+                  <pic:blipFill>
+                    <a:blip r:embed="rId16"/>
+                    <a:stretch>
+                      <a:fillRect/>
+                    </a:stretch>
+                  </pic:blipFill>
+                  <pic:spPr>
+                    <a:xfrm>
+                      <a:off x="0" y="0"/>
+                      <a:ext cx="2926080" cy="1645920"/>
+                    </a:xfrm>
+                    <a:prstGeom prst="rect"/>
+                  </pic:spPr>
+                </pic:pic>
+              </a:graphicData>
+            </a:graphic>
+          </wp:inline>
+        </w:drawing>
       </w:r>
     </w:p>
     <w:p>
       <w:r>
-        <w:t>Trigger: "Render Still" (amber) click.</w:t>
-        <w:br/>
-        <w:t>Imports arnold_render and calls render_beauty() for Arnold EXR output.</w:t>
+        <w:t>Figure 9. Frame 600 — Deep cave turn.</w:t>
       </w:r>
     </w:p>
     <w:p>
       <w:pPr>
-        <w:pStyle w:val="Heading2"/>
+        <w:jc w:val="center"/>
       </w:pPr>
       <w:r>
-        <w:t>4.4 _goto_frame(frame)</w:t>
+        <w:drawing>
+          <wp:inline xmlns:a="http://schemas.openxmlformats.org/drawingml/2006/main" xmlns:pic="http://schemas.openxmlformats.org/drawingml/2006/picture">
+            <wp:extent cx="2926080" cy="1645920"/>
+            <wp:docPr id="15" name="Picture 15"/>
+            <wp:cNvGraphicFramePr>
+              <a:graphicFrameLocks noChangeAspect="1"/>
+            </wp:cNvGraphicFramePr>
+            <a:graphic>
+              <a:graphicData uri="http://schemas.openxmlformats.org/drawingml/2006/picture">
+                <pic:pic>
+                  <pic:nvPicPr>
+                    <pic:cNvPr id="0" name="fly_frame_840_wide.png"/>
+                    <pic:cNvPicPr/>
+                  </pic:nvPicPr>
+                  <pic:blipFill>
+                    <a:blip r:embed="rId17"/>
+                    <a:stretch>
+                      <a:fillRect/>
+                    </a:stretch>
+                  </pic:blipFill>
+                  <pic:spPr>
+                    <a:xfrm>
+                      <a:off x="0" y="0"/>
+                      <a:ext cx="2926080" cy="1645920"/>
+                    </a:xfrm>
+                    <a:prstGeom prst="rect"/>
+                  </pic:spPr>
+                </pic:pic>
+              </a:graphicData>
+            </a:graphic>
+          </wp:inline>
+        </w:drawing>
       </w:r>
     </w:p>
     <w:p>
       <w:r>
-        <w:t>Trigger: frame jump buttons in Cam/Anim tab.</w:t>
-        <w:br/>
-        <w:t>Jumps timeline to frame 1 or 960 for growth animation preview.</w:t>
+        <w:t>Figure 10. Frame 840 — Wide exit shot.</w:t>
       </w:r>
     </w:p>
     <w:p>
@@ -1747,30 +1286,40 @@
         <w:pStyle w:val="Heading1"/>
       </w:pPr>
       <w:r>
-        <w:t>5. User Guide</w:t>
+        <w:t>Layout Hierarchy</w:t>
       </w:r>
     </w:p>
     <w:p>
       <w:r>
-        <w:t>To open the GUI (Maya Script Editor Python tab):</w:t>
+        <w:rPr>
+          <w:rFonts w:ascii="Courier New" w:hAnsi="Courier New"/>
+          <w:sz w:val="18"/>
+        </w:rPr>
+        <w:t>window "cryUI_v3" (440×680, dark bg)</w:t>
         <w:br/>
-        <w:t xml:space="preserve">    from crystal_ui_v3 import create_ui</w:t>
+        <w:t>│</w:t>
         <w:br/>
-        <w:t xml:space="preserve">    create_ui()</w:t>
+        <w:t>├── ◆ Crystal Cavern ◆ banner</w:t>
         <w:br/>
+        <w:t>├── tabLayout "cry_tabs"</w:t>
         <w:br/>
-        <w:t>1. Adjust parameters across 5 tabs</w:t>
+        <w:t>│   ├── Tab 1  Terrain/地形   [2 frameLayouts, 5 controls]</w:t>
         <w:br/>
-        <w:t>2. Click "Generate" (green) → watch progressBar → ~40s build</w:t>
+        <w:t>│   ├── Tab 2  Crystals/晶体  [2 frameLayouts, 4 controls]</w:t>
         <w:br/>
-        <w:t>3. Press Play (▶) for 960-frame immersive fly-through</w:t>
+        <w:t>│   ├── Tab 3  Lighting/灯光  [2 frameLayouts, 4 controls]</w:t>
         <w:br/>
-        <w:t>4. Click "Render Still" (amber) or "Open Arnold Render View" (blue) to render</w:t>
-      </w:r>
-    </w:p>
-    <w:p>
-      <w:r>
-        <w:br w:type="page"/>
+        <w:t>│   ├── Tab 4  Cam/Anim       [2 frameLayouts, 5 controls + 2 buttons]</w:t>
+        <w:br/>
+        <w:t>│   └── Tab 5  Render/渲染    [2 frameLayouts, 3 controls + 2 buttons]</w:t>
+        <w:br/>
+        <w:t>├── progressBar (0→100%, 8 stages)</w:t>
+        <w:br/>
+        <w:t>├── statusText (real-time feedback)</w:t>
+        <w:br/>
+        <w:t>├── rowLayout [Generate] [Preview] [Reset] [Close]</w:t>
+        <w:br/>
+        <w:t>└── footer: ZJU 2026</w:t>
       </w:r>
     </w:p>
     <w:p>
@@ -1778,12 +1327,7 @@
         <w:pStyle w:val="Heading1"/>
       </w:pPr>
       <w:r>
-        <w:t>6. Cross-Group Best Practice Adoption</w:t>
-      </w:r>
-    </w:p>
-    <w:p>
-      <w:r>
-        <w:t>Table 2 shows which features were adopted from each peer-group's GUI design.</w:t>
+        <w:t>Callback Functions</w:t>
       </w:r>
     </w:p>
     <w:tbl>
@@ -1793,14 +1337,15 @@
         <w:tblLook w:firstColumn="1" w:firstRow="1" w:lastColumn="0" w:lastRow="0" w:noHBand="0" w:noVBand="1" w:val="04A0"/>
       </w:tblPr>
       <w:tblGrid>
-        <w:gridCol w:w="3213"/>
-        <w:gridCol w:w="3213"/>
-        <w:gridCol w:w="3213"/>
+        <w:gridCol w:w="2466"/>
+        <w:gridCol w:w="2466"/>
+        <w:gridCol w:w="2466"/>
+        <w:gridCol w:w="2466"/>
       </w:tblGrid>
       <w:tr>
         <w:tc>
           <w:tcPr>
-            <w:tcW w:type="dxa" w:w="3213"/>
+            <w:tcW w:type="dxa" w:w="2466"/>
           </w:tcPr>
           <w:p>
             <w:r>
@@ -1808,13 +1353,13 @@
                 <w:b/>
                 <w:sz w:val="18"/>
               </w:rPr>
-              <w:t>Source Group</w:t>
+              <w:t>Button</w:t>
             </w:r>
           </w:p>
         </w:tc>
         <w:tc>
           <w:tcPr>
-            <w:tcW w:type="dxa" w:w="3213"/>
+            <w:tcW w:type="dxa" w:w="2466"/>
           </w:tcPr>
           <w:p>
             <w:r>
@@ -1822,13 +1367,13 @@
                 <w:b/>
                 <w:sz w:val="18"/>
               </w:rPr>
-              <w:t>Best Practice</w:t>
+              <w:t>Colour</w:t>
             </w:r>
           </w:p>
         </w:tc>
         <w:tc>
           <w:tcPr>
-            <w:tcW w:type="dxa" w:w="3213"/>
+            <w:tcW w:type="dxa" w:w="2466"/>
           </w:tcPr>
           <w:p>
             <w:r>
@@ -1836,7 +1381,21 @@
                 <w:b/>
                 <w:sz w:val="18"/>
               </w:rPr>
-              <w:t>Adopted in v3</w:t>
+              <w:t>Function</w:t>
+            </w:r>
+          </w:p>
+        </w:tc>
+        <w:tc>
+          <w:tcPr>
+            <w:tcW w:type="dxa" w:w="2466"/>
+          </w:tcPr>
+          <w:p>
+            <w:r>
+              <w:rPr>
+                <w:b/>
+                <w:sz w:val="18"/>
+              </w:rPr>
+              <w:t>Action</w:t>
             </w:r>
           </w:p>
         </w:tc>
@@ -1844,31 +1403,41 @@
       <w:tr>
         <w:tc>
           <w:tcPr>
-            <w:tcW w:type="dxa" w:w="3213"/>
+            <w:tcW w:type="dxa" w:w="2466"/>
           </w:tcPr>
           <w:p>
             <w:r>
-              <w:t>Group 1 (WorldMaker)</w:t>
+              <w:t>Generate</w:t>
             </w:r>
           </w:p>
         </w:tc>
         <w:tc>
           <w:tcPr>
-            <w:tcW w:type="dxa" w:w="3213"/>
+            <w:tcW w:type="dxa" w:w="2466"/>
           </w:tcPr>
           <w:p>
             <w:r>
-              <w:t>Safe ranges, dockable</w:t>
+              <w:t>Green</w:t>
             </w:r>
           </w:p>
         </w:tc>
         <w:tc>
           <w:tcPr>
-            <w:tcW w:type="dxa" w:w="3213"/>
+            <w:tcW w:type="dxa" w:w="2466"/>
           </w:tcPr>
           <w:p>
             <w:r>
-              <w:t>✅ 21 controls with min/max</w:t>
+              <w:t>generate_from_ui()</w:t>
+            </w:r>
+          </w:p>
+        </w:tc>
+        <w:tc>
+          <w:tcPr>
+            <w:tcW w:type="dxa" w:w="2466"/>
+          </w:tcPr>
+          <w:p>
+            <w:r>
+              <w:t>Read 21 controls → clean → final_scene.build() → update progressBar</w:t>
             </w:r>
           </w:p>
         </w:tc>
@@ -1876,31 +1445,41 @@
       <w:tr>
         <w:tc>
           <w:tcPr>
-            <w:tcW w:type="dxa" w:w="3213"/>
+            <w:tcW w:type="dxa" w:w="2466"/>
           </w:tcPr>
           <w:p>
             <w:r>
-              <w:t>Group 3 (CS2)</w:t>
+              <w:t>Preview</w:t>
             </w:r>
           </w:p>
         </w:tc>
         <w:tc>
           <w:tcPr>
-            <w:tcW w:type="dxa" w:w="3213"/>
+            <w:tcW w:type="dxa" w:w="2466"/>
           </w:tcPr>
           <w:p>
             <w:r>
-              <w:t>Colour-coded buttons, status footer</w:t>
+              <w:t>Blue</w:t>
             </w:r>
           </w:p>
         </w:tc>
         <w:tc>
           <w:tcPr>
-            <w:tcW w:type="dxa" w:w="3213"/>
+            <w:tcW w:type="dxa" w:w="2466"/>
           </w:tcPr>
           <w:p>
             <w:r>
-              <w:t>✅ Green/Blue/Amber/Red + status text</w:t>
+              <w:t>_open_arnold_rv()</w:t>
+            </w:r>
+          </w:p>
+        </w:tc>
+        <w:tc>
+          <w:tcPr>
+            <w:tcW w:type="dxa" w:w="2466"/>
+          </w:tcPr>
+          <w:p>
+            <w:r>
+              <w:t>Open Arnold Render View for interactive preview</w:t>
             </w:r>
           </w:p>
         </w:tc>
@@ -1908,31 +1487,41 @@
       <w:tr>
         <w:tc>
           <w:tcPr>
-            <w:tcW w:type="dxa" w:w="3213"/>
+            <w:tcW w:type="dxa" w:w="2466"/>
           </w:tcPr>
           <w:p>
             <w:r>
-              <w:t>Group 4 (SmokeFlow)</w:t>
+              <w:t>Reset</w:t>
             </w:r>
           </w:p>
         </w:tc>
         <w:tc>
           <w:tcPr>
-            <w:tcW w:type="dxa" w:w="3213"/>
+            <w:tcW w:type="dxa" w:w="2466"/>
           </w:tcPr>
           <w:p>
             <w:r>
-              <w:t>Collapsible sections, banner logo</w:t>
+              <w:t>Red</w:t>
             </w:r>
           </w:p>
         </w:tc>
         <w:tc>
           <w:tcPr>
-            <w:tcW w:type="dxa" w:w="3213"/>
+            <w:tcW w:type="dxa" w:w="2466"/>
           </w:tcPr>
           <w:p>
             <w:r>
-              <w:t>✅ 10 frameLayout + banner</w:t>
+              <w:t>reset_scene()</w:t>
+            </w:r>
+          </w:p>
+        </w:tc>
+        <w:tc>
+          <w:tcPr>
+            <w:tcW w:type="dxa" w:w="2466"/>
+          </w:tcPr>
+          <w:p>
+            <w:r>
+              <w:t>ConfirmDialog → cmds.file(new=True)</w:t>
             </w:r>
           </w:p>
         </w:tc>
@@ -1940,31 +1529,41 @@
       <w:tr>
         <w:tc>
           <w:tcPr>
-            <w:tcW w:type="dxa" w:w="3213"/>
+            <w:tcW w:type="dxa" w:w="2466"/>
           </w:tcPr>
           <w:p>
             <w:r>
-              <w:t>Group 5 (Emo)</w:t>
+              <w:t>Close</w:t>
             </w:r>
           </w:p>
         </w:tc>
         <w:tc>
           <w:tcPr>
-            <w:tcW w:type="dxa" w:w="3213"/>
+            <w:tcW w:type="dxa" w:w="2466"/>
           </w:tcPr>
           <w:p>
             <w:r>
-              <w:t>Dark aesthetic, accent colours</w:t>
+              <w:t>Dark</w:t>
             </w:r>
           </w:p>
         </w:tc>
         <w:tc>
           <w:tcPr>
-            <w:tcW w:type="dxa" w:w="3213"/>
+            <w:tcW w:type="dxa" w:w="2466"/>
           </w:tcPr>
           <w:p>
             <w:r>
-              <w:t>✅ Dark theme, cyan/amber accents</w:t>
+              <w:t>lambda</w:t>
+            </w:r>
+          </w:p>
+        </w:tc>
+        <w:tc>
+          <w:tcPr>
+            <w:tcW w:type="dxa" w:w="2466"/>
+          </w:tcPr>
+          <w:p>
+            <w:r>
+              <w:t>cmds.deleteUI("cryUI_v3")</w:t>
             </w:r>
           </w:p>
         </w:tc>
@@ -1972,31 +1571,41 @@
       <w:tr>
         <w:tc>
           <w:tcPr>
-            <w:tcW w:type="dxa" w:w="3213"/>
+            <w:tcW w:type="dxa" w:w="2466"/>
           </w:tcPr>
           <w:p>
             <w:r>
-              <w:t>Group 6 (Orbit)</w:t>
+              <w:t>Render Still</w:t>
             </w:r>
           </w:p>
         </w:tc>
         <w:tc>
           <w:tcPr>
-            <w:tcW w:type="dxa" w:w="3213"/>
+            <w:tcW w:type="dxa" w:w="2466"/>
           </w:tcPr>
           <w:p>
             <w:r>
-              <w:t>Bilingual labels</w:t>
+              <w:t>Amber</w:t>
             </w:r>
           </w:p>
         </w:tc>
         <w:tc>
           <w:tcPr>
-            <w:tcW w:type="dxa" w:w="3213"/>
+            <w:tcW w:type="dxa" w:w="2466"/>
           </w:tcPr>
           <w:p>
             <w:r>
-              <w:t>✅ All CN/EN labels</w:t>
+              <w:t>_render_still()</w:t>
+            </w:r>
+          </w:p>
+        </w:tc>
+        <w:tc>
+          <w:tcPr>
+            <w:tcW w:type="dxa" w:w="2466"/>
+          </w:tcPr>
+          <w:p>
+            <w:r>
+              <w:t>Arnold EXR render via arnold_render module</w:t>
             </w:r>
           </w:p>
         </w:tc>
@@ -2004,95 +1613,41 @@
       <w:tr>
         <w:tc>
           <w:tcPr>
-            <w:tcW w:type="dxa" w:w="3213"/>
+            <w:tcW w:type="dxa" w:w="2466"/>
           </w:tcPr>
           <w:p>
             <w:r>
-              <w:t>Group 9 (Mycelium)</w:t>
+              <w:t>Jump F1/F960</w:t>
             </w:r>
           </w:p>
         </w:tc>
         <w:tc>
           <w:tcPr>
-            <w:tcW w:type="dxa" w:w="3213"/>
+            <w:tcW w:type="dxa" w:w="2466"/>
           </w:tcPr>
           <w:p>
             <w:r>
-              <w:t>Production-order layout</w:t>
+              <w:t>—</w:t>
             </w:r>
           </w:p>
         </w:tc>
         <w:tc>
           <w:tcPr>
-            <w:tcW w:type="dxa" w:w="3213"/>
+            <w:tcW w:type="dxa" w:w="2466"/>
           </w:tcPr>
           <w:p>
             <w:r>
-              <w:t>✅ Terrain→Crystals→Lighting→Anim→Render</w:t>
-            </w:r>
-          </w:p>
-        </w:tc>
-      </w:tr>
-      <w:tr>
-        <w:tc>
-          <w:tcPr>
-            <w:tcW w:type="dxa" w:w="3213"/>
-          </w:tcPr>
-          <w:p>
-            <w:r>
-              <w:t>Group 10 (ReefSeed)</w:t>
+              <w:t>_goto_frame()</w:t>
             </w:r>
           </w:p>
         </w:tc>
         <w:tc>
           <w:tcPr>
-            <w:tcW w:type="dxa" w:w="3213"/>
+            <w:tcW w:type="dxa" w:w="2466"/>
           </w:tcPr>
           <w:p>
             <w:r>
-              <w:t>Compact single-window</w:t>
-            </w:r>
-          </w:p>
-        </w:tc>
-        <w:tc>
-          <w:tcPr>
-            <w:tcW w:type="dxa" w:w="3213"/>
-          </w:tcPr>
-          <w:p>
-            <w:r>
-              <w:t>✅ Single dockable window</w:t>
-            </w:r>
-          </w:p>
-        </w:tc>
-      </w:tr>
-      <w:tr>
-        <w:tc>
-          <w:tcPr>
-            <w:tcW w:type="dxa" w:w="3213"/>
-          </w:tcPr>
-          <w:p>
-            <w:r>
-              <w:t>Group 11 (PosePilot)</w:t>
-            </w:r>
-          </w:p>
-        </w:tc>
-        <w:tc>
-          <w:tcPr>
-            <w:tcW w:type="dxa" w:w="3213"/>
-          </w:tcPr>
-          <w:p>
-            <w:r>
-              <w:t>Progress bar, dark UI</w:t>
-            </w:r>
-          </w:p>
-        </w:tc>
-        <w:tc>
-          <w:tcPr>
-            <w:tcW w:type="dxa" w:w="3213"/>
-          </w:tcPr>
-          <w:p>
-            <w:r>
-              <w:t>✅ Embedded progressBar with 8 stages</w:t>
+              <w:t>Timeline jump for growth anim preview</w:t>
             </w:r>
           </w:p>
         </w:tc>
@@ -2108,12 +1663,12 @@
         <w:pStyle w:val="Heading1"/>
       </w:pPr>
       <w:r>
-        <w:t>7. GUI Iteration History</w:t>
+        <w:t>Cross-Group Best Practice Integration</w:t>
       </w:r>
     </w:p>
     <w:p>
       <w:r>
-        <w:t>The Crystal Cavern GUI evolved through three major iterations over 3 days:</w:t>
+        <w:t>After analyzing all 8 peer-group GUI submissions, the following features were adopted into Crystal Cavern v3.</w:t>
       </w:r>
     </w:p>
     <w:tbl>
@@ -2123,15 +1678,14 @@
         <w:tblLook w:firstColumn="1" w:firstRow="1" w:lastColumn="0" w:lastRow="0" w:noHBand="0" w:noVBand="1" w:val="04A0"/>
       </w:tblPr>
       <w:tblGrid>
-        <w:gridCol w:w="2409"/>
-        <w:gridCol w:w="2409"/>
-        <w:gridCol w:w="2409"/>
-        <w:gridCol w:w="2409"/>
+        <w:gridCol w:w="3289"/>
+        <w:gridCol w:w="3289"/>
+        <w:gridCol w:w="3289"/>
       </w:tblGrid>
       <w:tr>
         <w:tc>
           <w:tcPr>
-            <w:tcW w:type="dxa" w:w="2409"/>
+            <w:tcW w:type="dxa" w:w="3289"/>
           </w:tcPr>
           <w:p>
             <w:r>
@@ -2139,13 +1693,13 @@
                 <w:b/>
                 <w:sz w:val="18"/>
               </w:rPr>
-              <w:t>Feature</w:t>
+              <w:t>Source</w:t>
             </w:r>
           </w:p>
         </w:tc>
         <w:tc>
           <w:tcPr>
-            <w:tcW w:type="dxa" w:w="2409"/>
+            <w:tcW w:type="dxa" w:w="3289"/>
           </w:tcPr>
           <w:p>
             <w:r>
@@ -2153,13 +1707,13 @@
                 <w:b/>
                 <w:sz w:val="18"/>
               </w:rPr>
-              <w:t>v1 (19 Jul)</w:t>
+              <w:t>Best Practice</w:t>
             </w:r>
           </w:p>
         </w:tc>
         <w:tc>
           <w:tcPr>
-            <w:tcW w:type="dxa" w:w="2409"/>
+            <w:tcW w:type="dxa" w:w="3289"/>
           </w:tcPr>
           <w:p>
             <w:r>
@@ -2167,13 +1721,324 @@
                 <w:b/>
                 <w:sz w:val="18"/>
               </w:rPr>
-              <w:t>v2 (20 Jul)</w:t>
+              <w:t>Implemented</w:t>
+            </w:r>
+          </w:p>
+        </w:tc>
+      </w:tr>
+      <w:tr>
+        <w:tc>
+          <w:tcPr>
+            <w:tcW w:type="dxa" w:w="3289"/>
+          </w:tcPr>
+          <w:p>
+            <w:r>
+              <w:t>Group 1</w:t>
             </w:r>
           </w:p>
         </w:tc>
         <w:tc>
           <w:tcPr>
-            <w:tcW w:type="dxa" w:w="2409"/>
+            <w:tcW w:type="dxa" w:w="3289"/>
+          </w:tcPr>
+          <w:p>
+            <w:r>
+              <w:t>Safe ranges, dockable</w:t>
+            </w:r>
+          </w:p>
+        </w:tc>
+        <w:tc>
+          <w:tcPr>
+            <w:tcW w:type="dxa" w:w="3289"/>
+          </w:tcPr>
+          <w:p>
+            <w:r>
+              <w:t>21 controls all have min/max limits</w:t>
+            </w:r>
+          </w:p>
+        </w:tc>
+      </w:tr>
+      <w:tr>
+        <w:tc>
+          <w:tcPr>
+            <w:tcW w:type="dxa" w:w="3289"/>
+          </w:tcPr>
+          <w:p>
+            <w:r>
+              <w:t>Group 3</w:t>
+            </w:r>
+          </w:p>
+        </w:tc>
+        <w:tc>
+          <w:tcPr>
+            <w:tcW w:type="dxa" w:w="3289"/>
+          </w:tcPr>
+          <w:p>
+            <w:r>
+              <w:t>Colour-coded buttons</w:t>
+            </w:r>
+          </w:p>
+        </w:tc>
+        <w:tc>
+          <w:tcPr>
+            <w:tcW w:type="dxa" w:w="3289"/>
+          </w:tcPr>
+          <w:p>
+            <w:r>
+              <w:t>Green(Generate), Blue(Preview), Amber(Render), Red(Reset)</w:t>
+            </w:r>
+          </w:p>
+        </w:tc>
+      </w:tr>
+      <w:tr>
+        <w:tc>
+          <w:tcPr>
+            <w:tcW w:type="dxa" w:w="3289"/>
+          </w:tcPr>
+          <w:p>
+            <w:r>
+              <w:t>Group 4</w:t>
+            </w:r>
+          </w:p>
+        </w:tc>
+        <w:tc>
+          <w:tcPr>
+            <w:tcW w:type="dxa" w:w="3289"/>
+          </w:tcPr>
+          <w:p>
+            <w:r>
+              <w:t>Collapsible sections</w:t>
+            </w:r>
+          </w:p>
+        </w:tc>
+        <w:tc>
+          <w:tcPr>
+            <w:tcW w:type="dxa" w:w="3289"/>
+          </w:tcPr>
+          <w:p>
+            <w:r>
+              <w:t>10 frameLayout sections across 5 tabs</w:t>
+            </w:r>
+          </w:p>
+        </w:tc>
+      </w:tr>
+      <w:tr>
+        <w:tc>
+          <w:tcPr>
+            <w:tcW w:type="dxa" w:w="3289"/>
+          </w:tcPr>
+          <w:p>
+            <w:r>
+              <w:t>Group 4</w:t>
+            </w:r>
+          </w:p>
+        </w:tc>
+        <w:tc>
+          <w:tcPr>
+            <w:tcW w:type="dxa" w:w="3289"/>
+          </w:tcPr>
+          <w:p>
+            <w:r>
+              <w:t>Banner logo</w:t>
+            </w:r>
+          </w:p>
+        </w:tc>
+        <w:tc>
+          <w:tcPr>
+            <w:tcW w:type="dxa" w:w="3289"/>
+          </w:tcPr>
+          <w:p>
+            <w:r>
+              <w:t>"◆ Crystal Cavern ◆" with subtitle</w:t>
+            </w:r>
+          </w:p>
+        </w:tc>
+      </w:tr>
+      <w:tr>
+        <w:tc>
+          <w:tcPr>
+            <w:tcW w:type="dxa" w:w="3289"/>
+          </w:tcPr>
+          <w:p>
+            <w:r>
+              <w:t>Group 5</w:t>
+            </w:r>
+          </w:p>
+        </w:tc>
+        <w:tc>
+          <w:tcPr>
+            <w:tcW w:type="dxa" w:w="3289"/>
+          </w:tcPr>
+          <w:p>
+            <w:r>
+              <w:t>Dark theme + accents</w:t>
+            </w:r>
+          </w:p>
+        </w:tc>
+        <w:tc>
+          <w:tcPr>
+            <w:tcW w:type="dxa" w:w="3289"/>
+          </w:tcPr>
+          <w:p>
+            <w:r>
+              <w:t>Dark #1E1E24 bg, cyan/amber accent palette</w:t>
+            </w:r>
+          </w:p>
+        </w:tc>
+      </w:tr>
+      <w:tr>
+        <w:tc>
+          <w:tcPr>
+            <w:tcW w:type="dxa" w:w="3289"/>
+          </w:tcPr>
+          <w:p>
+            <w:r>
+              <w:t>Group 6</w:t>
+            </w:r>
+          </w:p>
+        </w:tc>
+        <w:tc>
+          <w:tcPr>
+            <w:tcW w:type="dxa" w:w="3289"/>
+          </w:tcPr>
+          <w:p>
+            <w:r>
+              <w:t>Bilingual labels</w:t>
+            </w:r>
+          </w:p>
+        </w:tc>
+        <w:tc>
+          <w:tcPr>
+            <w:tcW w:type="dxa" w:w="3289"/>
+          </w:tcPr>
+          <w:p>
+            <w:r>
+              <w:t>All 21 controls: Chinese + English</w:t>
+            </w:r>
+          </w:p>
+        </w:tc>
+      </w:tr>
+      <w:tr>
+        <w:tc>
+          <w:tcPr>
+            <w:tcW w:type="dxa" w:w="3289"/>
+          </w:tcPr>
+          <w:p>
+            <w:r>
+              <w:t>Group 9</w:t>
+            </w:r>
+          </w:p>
+        </w:tc>
+        <w:tc>
+          <w:tcPr>
+            <w:tcW w:type="dxa" w:w="3289"/>
+          </w:tcPr>
+          <w:p>
+            <w:r>
+              <w:t>Production-order tabs</w:t>
+            </w:r>
+          </w:p>
+        </w:tc>
+        <w:tc>
+          <w:tcPr>
+            <w:tcW w:type="dxa" w:w="3289"/>
+          </w:tcPr>
+          <w:p>
+            <w:r>
+              <w:t>Terrain → Crystals → Lighting → Cam → Render</w:t>
+            </w:r>
+          </w:p>
+        </w:tc>
+      </w:tr>
+      <w:tr>
+        <w:tc>
+          <w:tcPr>
+            <w:tcW w:type="dxa" w:w="3289"/>
+          </w:tcPr>
+          <w:p>
+            <w:r>
+              <w:t>Group 10</w:t>
+            </w:r>
+          </w:p>
+        </w:tc>
+        <w:tc>
+          <w:tcPr>
+            <w:tcW w:type="dxa" w:w="3289"/>
+          </w:tcPr>
+          <w:p>
+            <w:r>
+              <w:t>Compact single-window</w:t>
+            </w:r>
+          </w:p>
+        </w:tc>
+        <w:tc>
+          <w:tcPr>
+            <w:tcW w:type="dxa" w:w="3289"/>
+          </w:tcPr>
+          <w:p>
+            <w:r>
+              <w:t>Single dockable window, 440×680</w:t>
+            </w:r>
+          </w:p>
+        </w:tc>
+      </w:tr>
+      <w:tr>
+        <w:tc>
+          <w:tcPr>
+            <w:tcW w:type="dxa" w:w="3289"/>
+          </w:tcPr>
+          <w:p>
+            <w:r>
+              <w:t>Group 11</w:t>
+            </w:r>
+          </w:p>
+        </w:tc>
+        <w:tc>
+          <w:tcPr>
+            <w:tcW w:type="dxa" w:w="3289"/>
+          </w:tcPr>
+          <w:p>
+            <w:r>
+              <w:t>Progress + footer</w:t>
+            </w:r>
+          </w:p>
+        </w:tc>
+        <w:tc>
+          <w:tcPr>
+            <w:tcW w:type="dxa" w:w="3289"/>
+          </w:tcPr>
+          <w:p>
+            <w:r>
+              <w:t>Embedded progressBar + statusText + footer</w:t>
+            </w:r>
+          </w:p>
+        </w:tc>
+      </w:tr>
+    </w:tbl>
+    <w:p>
+      <w:pPr>
+        <w:pStyle w:val="Heading1"/>
+      </w:pPr>
+      <w:r>
+        <w:t>Iteration History</w:t>
+      </w:r>
+    </w:p>
+    <w:tbl>
+      <w:tblPr>
+        <w:tblStyle w:val="LightGrid-Accent1"/>
+        <w:tblW w:type="auto" w:w="0"/>
+        <w:tblLook w:firstColumn="1" w:firstRow="1" w:lastColumn="0" w:lastRow="0" w:noHBand="0" w:noVBand="1" w:val="04A0"/>
+      </w:tblPr>
+      <w:tblGrid>
+        <w:gridCol w:w="2466"/>
+        <w:gridCol w:w="2466"/>
+        <w:gridCol w:w="2466"/>
+        <w:gridCol w:w="2466"/>
+      </w:tblGrid>
+      <w:tr>
+        <w:tc>
+          <w:tcPr>
+            <w:tcW w:type="dxa" w:w="2466"/>
           </w:tcPr>
           <w:p>
             <w:r>
@@ -2181,7 +2046,48 @@
                 <w:b/>
                 <w:sz w:val="18"/>
               </w:rPr>
-              <w:t>v3 (22 Jul)</w:t>
+            </w:r>
+          </w:p>
+        </w:tc>
+        <w:tc>
+          <w:tcPr>
+            <w:tcW w:type="dxa" w:w="2466"/>
+          </w:tcPr>
+          <w:p>
+            <w:r>
+              <w:rPr>
+                <w:b/>
+                <w:sz w:val="18"/>
+              </w:rPr>
+              <w:t>v1 (Jul 19)</w:t>
+            </w:r>
+          </w:p>
+        </w:tc>
+        <w:tc>
+          <w:tcPr>
+            <w:tcW w:type="dxa" w:w="2466"/>
+          </w:tcPr>
+          <w:p>
+            <w:r>
+              <w:rPr>
+                <w:b/>
+                <w:sz w:val="18"/>
+              </w:rPr>
+              <w:t>v2 (Jul 20)</w:t>
+            </w:r>
+          </w:p>
+        </w:tc>
+        <w:tc>
+          <w:tcPr>
+            <w:tcW w:type="dxa" w:w="2466"/>
+          </w:tcPr>
+          <w:p>
+            <w:r>
+              <w:rPr>
+                <w:b/>
+                <w:sz w:val="18"/>
+              </w:rPr>
+              <w:t>v3 (Jul 22)</w:t>
             </w:r>
           </w:p>
         </w:tc>
@@ -2189,7 +2095,7 @@
       <w:tr>
         <w:tc>
           <w:tcPr>
-            <w:tcW w:type="dxa" w:w="2409"/>
+            <w:tcW w:type="dxa" w:w="2466"/>
           </w:tcPr>
           <w:p>
             <w:r>
@@ -2199,31 +2105,31 @@
         </w:tc>
         <w:tc>
           <w:tcPr>
-            <w:tcW w:type="dxa" w:w="2409"/>
+            <w:tcW w:type="dxa" w:w="2466"/>
           </w:tcPr>
           <w:p>
             <w:r>
-              <w:t>1 (flat layout)</w:t>
+              <w:t>Flat layout</w:t>
             </w:r>
           </w:p>
         </w:tc>
         <w:tc>
           <w:tcPr>
-            <w:tcW w:type="dxa" w:w="2409"/>
+            <w:tcW w:type="dxa" w:w="2466"/>
           </w:tcPr>
           <w:p>
             <w:r>
-              <w:t>4</w:t>
+              <w:t>4 tabs</w:t>
             </w:r>
           </w:p>
         </w:tc>
         <w:tc>
           <w:tcPr>
-            <w:tcW w:type="dxa" w:w="2409"/>
+            <w:tcW w:type="dxa" w:w="2466"/>
           </w:tcPr>
           <w:p>
             <w:r>
-              <w:t>5 (+Cam/Anim)</w:t>
+              <w:t>5 tabs + collapsible</w:t>
             </w:r>
           </w:p>
         </w:tc>
@@ -2231,59 +2137,17 @@
       <w:tr>
         <w:tc>
           <w:tcPr>
-            <w:tcW w:type="dxa" w:w="2409"/>
+            <w:tcW w:type="dxa" w:w="2466"/>
           </w:tcPr>
           <w:p>
             <w:r>
-              <w:t>Collapsible sections</w:t>
+              <w:t>Controls</w:t>
             </w:r>
           </w:p>
         </w:tc>
         <w:tc>
           <w:tcPr>
-            <w:tcW w:type="dxa" w:w="2409"/>
-          </w:tcPr>
-          <w:p>
-            <w:r>
-              <w:t>No</w:t>
-            </w:r>
-          </w:p>
-        </w:tc>
-        <w:tc>
-          <w:tcPr>
-            <w:tcW w:type="dxa" w:w="2409"/>
-          </w:tcPr>
-          <w:p>
-            <w:r>
-              <w:t>No</w:t>
-            </w:r>
-          </w:p>
-        </w:tc>
-        <w:tc>
-          <w:tcPr>
-            <w:tcW w:type="dxa" w:w="2409"/>
-          </w:tcPr>
-          <w:p>
-            <w:r>
-              <w:t>✅ 10 frameLayout</w:t>
-            </w:r>
-          </w:p>
-        </w:tc>
-      </w:tr>
-      <w:tr>
-        <w:tc>
-          <w:tcPr>
-            <w:tcW w:type="dxa" w:w="2409"/>
-          </w:tcPr>
-          <w:p>
-            <w:r>
-              <w:t>Parameters</w:t>
-            </w:r>
-          </w:p>
-        </w:tc>
-        <w:tc>
-          <w:tcPr>
-            <w:tcW w:type="dxa" w:w="2409"/>
+            <w:tcW w:type="dxa" w:w="2466"/>
           </w:tcPr>
           <w:p>
             <w:r>
@@ -2293,7 +2157,7 @@
         </w:tc>
         <w:tc>
           <w:tcPr>
-            <w:tcW w:type="dxa" w:w="2409"/>
+            <w:tcW w:type="dxa" w:w="2466"/>
           </w:tcPr>
           <w:p>
             <w:r>
@@ -2303,11 +2167,11 @@
         </w:tc>
         <w:tc>
           <w:tcPr>
-            <w:tcW w:type="dxa" w:w="2409"/>
+            <w:tcW w:type="dxa" w:w="2466"/>
           </w:tcPr>
           <w:p>
             <w:r>
-              <w:t>21</w:t>
+              <w:t>21 (+Cam/Anim)</w:t>
             </w:r>
           </w:p>
         </w:tc>
@@ -2315,41 +2179,41 @@
       <w:tr>
         <w:tc>
           <w:tcPr>
-            <w:tcW w:type="dxa" w:w="2409"/>
+            <w:tcW w:type="dxa" w:w="2466"/>
           </w:tcPr>
           <w:p>
             <w:r>
-              <w:t>Bilingual labels</w:t>
+              <w:t>Language</w:t>
             </w:r>
           </w:p>
         </w:tc>
         <w:tc>
           <w:tcPr>
-            <w:tcW w:type="dxa" w:w="2409"/>
+            <w:tcW w:type="dxa" w:w="2466"/>
           </w:tcPr>
           <w:p>
             <w:r>
-              <w:t>No</w:t>
+              <w:t>Code only</w:t>
             </w:r>
           </w:p>
         </w:tc>
         <w:tc>
           <w:tcPr>
-            <w:tcW w:type="dxa" w:w="2409"/>
+            <w:tcW w:type="dxa" w:w="2466"/>
           </w:tcPr>
           <w:p>
             <w:r>
-              <w:t>No</w:t>
+              <w:t>EN only</w:t>
             </w:r>
           </w:p>
         </w:tc>
         <w:tc>
           <w:tcPr>
-            <w:tcW w:type="dxa" w:w="2409"/>
+            <w:tcW w:type="dxa" w:w="2466"/>
           </w:tcPr>
           <w:p>
             <w:r>
-              <w:t>✅ All CN+EN</w:t>
+              <w:t>CN + EN bilingual</w:t>
             </w:r>
           </w:p>
         </w:tc>
@@ -2357,41 +2221,41 @@
       <w:tr>
         <w:tc>
           <w:tcPr>
-            <w:tcW w:type="dxa" w:w="2409"/>
+            <w:tcW w:type="dxa" w:w="2466"/>
           </w:tcPr>
           <w:p>
             <w:r>
-              <w:t>Progress bar</w:t>
+              <w:t>Feedback</w:t>
             </w:r>
           </w:p>
         </w:tc>
         <w:tc>
           <w:tcPr>
-            <w:tcW w:type="dxa" w:w="2409"/>
+            <w:tcW w:type="dxa" w:w="2466"/>
           </w:tcPr>
           <w:p>
             <w:r>
-              <w:t>No</w:t>
+              <w:t>Console print</w:t>
             </w:r>
           </w:p>
         </w:tc>
         <w:tc>
           <w:tcPr>
-            <w:tcW w:type="dxa" w:w="2409"/>
+            <w:tcW w:type="dxa" w:w="2466"/>
           </w:tcPr>
           <w:p>
             <w:r>
-              <w:t>No</w:t>
+              <w:t>Console print</w:t>
             </w:r>
           </w:p>
         </w:tc>
         <w:tc>
           <w:tcPr>
-            <w:tcW w:type="dxa" w:w="2409"/>
+            <w:tcW w:type="dxa" w:w="2466"/>
           </w:tcPr>
           <w:p>
             <w:r>
-              <w:t>✅ 8-stage bar</w:t>
+              <w:t>progressBar + status footer</w:t>
             </w:r>
           </w:p>
         </w:tc>
@@ -2399,41 +2263,41 @@
       <w:tr>
         <w:tc>
           <w:tcPr>
-            <w:tcW w:type="dxa" w:w="2409"/>
+            <w:tcW w:type="dxa" w:w="2466"/>
           </w:tcPr>
           <w:p>
             <w:r>
-              <w:t>Status footer</w:t>
+              <w:t>Buttons</w:t>
             </w:r>
           </w:p>
         </w:tc>
         <w:tc>
           <w:tcPr>
-            <w:tcW w:type="dxa" w:w="2409"/>
+            <w:tcW w:type="dxa" w:w="2466"/>
           </w:tcPr>
           <w:p>
             <w:r>
-              <w:t>No</w:t>
+              <w:t>1 colour</w:t>
             </w:r>
           </w:p>
         </w:tc>
         <w:tc>
           <w:tcPr>
-            <w:tcW w:type="dxa" w:w="2409"/>
+            <w:tcW w:type="dxa" w:w="2466"/>
           </w:tcPr>
           <w:p>
             <w:r>
-              <w:t>No</w:t>
+              <w:t>2 colours</w:t>
             </w:r>
           </w:p>
         </w:tc>
         <w:tc>
           <w:tcPr>
-            <w:tcW w:type="dxa" w:w="2409"/>
+            <w:tcW w:type="dxa" w:w="2466"/>
           </w:tcPr>
           <w:p>
             <w:r>
-              <w:t>✅ Real-time text</w:t>
+              <w:t>4 colours + amber render</w:t>
             </w:r>
           </w:p>
         </w:tc>
@@ -2441,101 +2305,17 @@
       <w:tr>
         <w:tc>
           <w:tcPr>
-            <w:tcW w:type="dxa" w:w="2409"/>
+            <w:tcW w:type="dxa" w:w="2466"/>
           </w:tcPr>
           <w:p>
             <w:r>
-              <w:t>Banner logo</w:t>
+              <w:t>Path</w:t>
             </w:r>
           </w:p>
         </w:tc>
         <w:tc>
           <w:tcPr>
-            <w:tcW w:type="dxa" w:w="2409"/>
-          </w:tcPr>
-          <w:p>
-            <w:r>
-              <w:t>No</w:t>
-            </w:r>
-          </w:p>
-        </w:tc>
-        <w:tc>
-          <w:tcPr>
-            <w:tcW w:type="dxa" w:w="2409"/>
-          </w:tcPr>
-          <w:p>
-            <w:r>
-              <w:t>✅ Text</w:t>
-            </w:r>
-          </w:p>
-        </w:tc>
-        <w:tc>
-          <w:tcPr>
-            <w:tcW w:type="dxa" w:w="2409"/>
-          </w:tcPr>
-          <w:p>
-            <w:r>
-              <w:t>✅ Banner+subtitle</w:t>
-            </w:r>
-          </w:p>
-        </w:tc>
-      </w:tr>
-      <w:tr>
-        <w:tc>
-          <w:tcPr>
-            <w:tcW w:type="dxa" w:w="2409"/>
-          </w:tcPr>
-          <w:p>
-            <w:r>
-              <w:t>Colour buttons</w:t>
-            </w:r>
-          </w:p>
-        </w:tc>
-        <w:tc>
-          <w:tcPr>
-            <w:tcW w:type="dxa" w:w="2409"/>
-          </w:tcPr>
-          <w:p>
-            <w:r>
-              <w:t>Green</w:t>
-            </w:r>
-          </w:p>
-        </w:tc>
-        <w:tc>
-          <w:tcPr>
-            <w:tcW w:type="dxa" w:w="2409"/>
-          </w:tcPr>
-          <w:p>
-            <w:r>
-              <w:t>Green/Red</w:t>
-            </w:r>
-          </w:p>
-        </w:tc>
-        <w:tc>
-          <w:tcPr>
-            <w:tcW w:type="dxa" w:w="2409"/>
-          </w:tcPr>
-          <w:p>
-            <w:r>
-              <w:t>✅ 4-colour</w:t>
-            </w:r>
-          </w:p>
-        </w:tc>
-      </w:tr>
-      <w:tr>
-        <w:tc>
-          <w:tcPr>
-            <w:tcW w:type="dxa" w:w="2409"/>
-          </w:tcPr>
-          <w:p>
-            <w:r>
-              <w:t>Machine-independent</w:t>
-            </w:r>
-          </w:p>
-        </w:tc>
-        <w:tc>
-          <w:tcPr>
-            <w:tcW w:type="dxa" w:w="2409"/>
+            <w:tcW w:type="dxa" w:w="2466"/>
           </w:tcPr>
           <w:p>
             <w:r>
@@ -2545,7 +2325,7 @@
         </w:tc>
         <w:tc>
           <w:tcPr>
-            <w:tcW w:type="dxa" w:w="2409"/>
+            <w:tcW w:type="dxa" w:w="2466"/>
           </w:tcPr>
           <w:p>
             <w:r>
@@ -2555,27 +2335,61 @@
         </w:tc>
         <w:tc>
           <w:tcPr>
-            <w:tcW w:type="dxa" w:w="2409"/>
+            <w:tcW w:type="dxa" w:w="2466"/>
           </w:tcPr>
           <w:p>
             <w:r>
-              <w:t>✅ __file__-based</w:t>
+              <w:t>__file__ portable</w:t>
+            </w:r>
+          </w:p>
+        </w:tc>
+      </w:tr>
+      <w:tr>
+        <w:tc>
+          <w:tcPr>
+            <w:tcW w:type="dxa" w:w="2466"/>
+          </w:tcPr>
+          <w:p>
+            <w:r>
+              <w:t>Document</w:t>
+            </w:r>
+          </w:p>
+        </w:tc>
+        <w:tc>
+          <w:tcPr>
+            <w:tcW w:type="dxa" w:w="2466"/>
+          </w:tcPr>
+          <w:p>
+            <w:r>
+              <w:t>—</w:t>
+            </w:r>
+          </w:p>
+        </w:tc>
+        <w:tc>
+          <w:tcPr>
+            <w:tcW w:type="dxa" w:w="2466"/>
+          </w:tcPr>
+          <w:p>
+            <w:r>
+              <w:t>—</w:t>
+            </w:r>
+          </w:p>
+        </w:tc>
+        <w:tc>
+          <w:tcPr>
+            <w:tcW w:type="dxa" w:w="2466"/>
+          </w:tcPr>
+          <w:p>
+            <w:r>
+              <w:t>This 8-page design doc</w:t>
             </w:r>
           </w:p>
         </w:tc>
       </w:tr>
     </w:tbl>
-    <w:p/>
-    <w:p>
-      <w:r>
-        <w:t>Figure 3. v2 GUI (left) vs v3 GUI (right) — showing the progression from flat 4-tab layout to collapsible 5-tab layout with banner, progress bar, bilingual labels, and colour-coded buttons.</w:t>
-        <w:br/>
-        <w:t>(Screenshots: /项目截图/gui_v2_current.0000.png and gui_v3_full.0000.png)</w:t>
-      </w:r>
-    </w:p>
     <w:sectPr>
       <w:pgSz w:w="11906" w:h="16838"/>
-      <w:pgMar w:top="1440" w:right="1134" w:bottom="1440" w:left="1134" w:header="720" w:footer="720" w:gutter="0"/>
+      <w:pgMar w:top="1440" w:right="1020" w:bottom="1440" w:left="1020" w:header="720" w:footer="720" w:gutter="0"/>
       <w:cols w:space="720"/>
       <w:docGrid w:linePitch="360"/>
     </w:sectPr>

--- a/crystal_cavern/Crystal_Cavern_GUI_Design_v3.docx
+++ b/crystal_cavern/Crystal_Cavern_GUI_Design_v3.docx
@@ -43,7 +43,7 @@
     </w:p>
     <w:p>
       <w:r>
-        <w:t>Left: v2 (4 tabs, flat layout, hardcoded paths).  Right: v3 (5 tabs, collapsible sections, bilingual labels, progress bar).</w:t>
+        <w:t>The GUI evolved from a basic 4-tab flat layout (v2) to a professional 5-tab design with collapsible sections, progress feedback, bilingual labels, and colour-coded action buttons (v3).</w:t>
       </w:r>
     </w:p>
     <w:tbl>
@@ -53,13 +53,13 @@
         <w:tblLook w:firstColumn="1" w:firstRow="1" w:lastColumn="0" w:lastRow="0" w:noHBand="0" w:noVBand="1" w:val="04A0"/>
       </w:tblPr>
       <w:tblGrid>
-        <w:gridCol w:w="4933"/>
-        <w:gridCol w:w="4933"/>
+        <w:gridCol w:w="5103"/>
+        <w:gridCol w:w="5103"/>
       </w:tblGrid>
       <w:tr>
         <w:tc>
           <w:tcPr>
-            <w:tcW w:type="dxa" w:w="4933"/>
+            <w:tcW w:type="dxa" w:w="5103"/>
           </w:tcPr>
           <w:p>
             <w:r>
@@ -73,7 +73,7 @@
         </w:tc>
         <w:tc>
           <w:tcPr>
-            <w:tcW w:type="dxa" w:w="4933"/>
+            <w:tcW w:type="dxa" w:w="5103"/>
           </w:tcPr>
           <w:p>
             <w:r>
@@ -89,7 +89,7 @@
       <w:tr>
         <w:tc>
           <w:tcPr>
-            <w:tcW w:type="dxa" w:w="4933"/>
+            <w:tcW w:type="dxa" w:w="5103"/>
           </w:tcPr>
           <w:p>
             <w:r>
@@ -99,7 +99,7 @@
         </w:tc>
         <w:tc>
           <w:tcPr>
-            <w:tcW w:type="dxa" w:w="4933"/>
+            <w:tcW w:type="dxa" w:w="5103"/>
           </w:tcPr>
           <w:p>
             <w:r>
@@ -111,21 +111,21 @@
       <w:tr>
         <w:tc>
           <w:tcPr>
-            <w:tcW w:type="dxa" w:w="4933"/>
+            <w:tcW w:type="dxa" w:w="5103"/>
           </w:tcPr>
           <w:p>
             <w:r>
-              <w:t>16 parameters, English only</w:t>
+              <w:t>16 params, English only</w:t>
             </w:r>
           </w:p>
         </w:tc>
         <w:tc>
           <w:tcPr>
-            <w:tcW w:type="dxa" w:w="4933"/>
+            <w:tcW w:type="dxa" w:w="5103"/>
           </w:tcPr>
           <w:p>
             <w:r>
-              <w:t>21 parameters, Chinese + English bilingual</w:t>
+              <w:t>21 params, Chinese + English bilingual</w:t>
             </w:r>
           </w:p>
         </w:tc>
@@ -133,7 +133,7 @@
       <w:tr>
         <w:tc>
           <w:tcPr>
-            <w:tcW w:type="dxa" w:w="4933"/>
+            <w:tcW w:type="dxa" w:w="5103"/>
           </w:tcPr>
           <w:p>
             <w:r>
@@ -143,7 +143,7 @@
         </w:tc>
         <w:tc>
           <w:tcPr>
-            <w:tcW w:type="dxa" w:w="4933"/>
+            <w:tcW w:type="dxa" w:w="5103"/>
           </w:tcPr>
           <w:p>
             <w:r>
@@ -155,7 +155,7 @@
       <w:tr>
         <w:tc>
           <w:tcPr>
-            <w:tcW w:type="dxa" w:w="4933"/>
+            <w:tcW w:type="dxa" w:w="5103"/>
           </w:tcPr>
           <w:p>
             <w:r>
@@ -165,11 +165,11 @@
         </w:tc>
         <w:tc>
           <w:tcPr>
-            <w:tcW w:type="dxa" w:w="4933"/>
+            <w:tcW w:type="dxa" w:w="5103"/>
           </w:tcPr>
           <w:p>
             <w:r>
-              <w:t>4-colour buttons (Green/Blue/Amber/Red)</w:t>
+              <w:t>4-colour: Green / Blue / Amber / Red</w:t>
             </w:r>
           </w:p>
         </w:tc>
@@ -177,7 +177,7 @@
       <w:tr>
         <w:tc>
           <w:tcPr>
-            <w:tcW w:type="dxa" w:w="4933"/>
+            <w:tcW w:type="dxa" w:w="5103"/>
           </w:tcPr>
           <w:p>
             <w:r>
@@ -187,11 +187,11 @@
         </w:tc>
         <w:tc>
           <w:tcPr>
-            <w:tcW w:type="dxa" w:w="4933"/>
+            <w:tcW w:type="dxa" w:w="5103"/>
           </w:tcPr>
           <w:p>
             <w:r>
-              <w:t>Embedded 8-stage progressBar + status footer</w:t>
+              <w:t>8-stage progressBar + status footer</w:t>
             </w:r>
           </w:p>
         </w:tc>
@@ -199,43 +199,21 @@
       <w:tr>
         <w:tc>
           <w:tcPr>
-            <w:tcW w:type="dxa" w:w="4933"/>
+            <w:tcW w:type="dxa" w:w="5103"/>
           </w:tcPr>
           <w:p>
             <w:r>
-              <w:t>No banner logo</w:t>
+              <w:t>No banner</w:t>
             </w:r>
           </w:p>
         </w:tc>
         <w:tc>
           <w:tcPr>
-            <w:tcW w:type="dxa" w:w="4933"/>
+            <w:tcW w:type="dxa" w:w="5103"/>
           </w:tcPr>
           <w:p>
             <w:r>
               <w:t>◆ Crystal Cavern ◆ banner + subtitle</w:t>
-            </w:r>
-          </w:p>
-        </w:tc>
-      </w:tr>
-      <w:tr>
-        <w:tc>
-          <w:tcPr>
-            <w:tcW w:type="dxa" w:w="4933"/>
-          </w:tcPr>
-          <w:p>
-            <w:r>
-              <w:t>380×560</w:t>
-            </w:r>
-          </w:p>
-        </w:tc>
-        <w:tc>
-          <w:tcPr>
-            <w:tcW w:type="dxa" w:w="4933"/>
-          </w:tcPr>
-          <w:p>
-            <w:r>
-              <w:t>440×680</w:t>
             </w:r>
           </w:p>
         </w:tc>
@@ -249,7 +227,7 @@
       <w:r>
         <w:drawing>
           <wp:inline xmlns:a="http://schemas.openxmlformats.org/drawingml/2006/main" xmlns:pic="http://schemas.openxmlformats.org/drawingml/2006/picture">
-            <wp:extent cx="2926080" cy="1645920"/>
+            <wp:extent cx="2560320" cy="1440180"/>
             <wp:docPr id="1" name="Picture 1"/>
             <wp:cNvGraphicFramePr>
               <a:graphicFrameLocks noChangeAspect="1"/>
@@ -270,7 +248,7 @@
                   <pic:spPr>
                     <a:xfrm>
                       <a:off x="0" y="0"/>
-                      <a:ext cx="2926080" cy="1645920"/>
+                      <a:ext cx="2560320" cy="1440180"/>
                     </a:xfrm>
                     <a:prstGeom prst="rect"/>
                   </pic:spPr>
@@ -283,10 +261,9 @@
     </w:p>
     <w:p>
       <w:r>
-        <w:t>Figure 1. v2 GUI (four tabs, flat layout).</w:t>
+        <w:t>Figure 1. v2 GUI — 4 tabs, flat layout.</w:t>
       </w:r>
     </w:p>
-    <w:p/>
     <w:p>
       <w:pPr>
         <w:jc w:val="center"/>
@@ -294,7 +271,7 @@
       <w:r>
         <w:drawing>
           <wp:inline xmlns:a="http://schemas.openxmlformats.org/drawingml/2006/main" xmlns:pic="http://schemas.openxmlformats.org/drawingml/2006/picture">
-            <wp:extent cx="2926080" cy="1645920"/>
+            <wp:extent cx="2560320" cy="3956858"/>
             <wp:docPr id="2" name="Picture 2"/>
             <wp:cNvGraphicFramePr>
               <a:graphicFrameLocks noChangeAspect="1"/>
@@ -303,11 +280,11 @@
               <a:graphicData uri="http://schemas.openxmlformats.org/drawingml/2006/picture">
                 <pic:pic>
                   <pic:nvPicPr>
-                    <pic:cNvPr id="0" name="gui_v2_current.0000.png"/>
+                    <pic:cNvPr id="0" name="gui_v3_window.png"/>
                     <pic:cNvPicPr/>
                   </pic:nvPicPr>
                   <pic:blipFill>
-                    <a:blip r:embed="rId9"/>
+                    <a:blip r:embed="rId10"/>
                     <a:stretch>
                       <a:fillRect/>
                     </a:stretch>
@@ -315,7 +292,7 @@
                   <pic:spPr>
                     <a:xfrm>
                       <a:off x="0" y="0"/>
-                      <a:ext cx="2926080" cy="1645920"/>
+                      <a:ext cx="2560320" cy="3956858"/>
                     </a:xfrm>
                     <a:prstGeom prst="rect"/>
                   </pic:spPr>
@@ -328,7 +305,7 @@
     </w:p>
     <w:p>
       <w:r>
-        <w:t>Figure 2. v3 GUI (collapsible sections, bilingual, colour-coded, progress bar).</w:t>
+        <w:t>Figure 2. v3 GUI — collapsible sections, bilingual, colour-coded, progress bar.</w:t>
       </w:r>
     </w:p>
     <w:p>
@@ -359,7 +336,7 @@
       <w:r>
         <w:drawing>
           <wp:inline xmlns:a="http://schemas.openxmlformats.org/drawingml/2006/main" xmlns:pic="http://schemas.openxmlformats.org/drawingml/2006/picture">
-            <wp:extent cx="6400800" cy="3600450"/>
+            <wp:extent cx="6400800" cy="9892145"/>
             <wp:docPr id="3" name="Picture 3"/>
             <wp:cNvGraphicFramePr>
               <a:graphicFrameLocks noChangeAspect="1"/>
@@ -368,11 +345,11 @@
               <a:graphicData uri="http://schemas.openxmlformats.org/drawingml/2006/picture">
                 <pic:pic>
                   <pic:nvPicPr>
-                    <pic:cNvPr id="0" name="gui_v2_current.0000.png"/>
+                    <pic:cNvPr id="0" name="gui_v3_window.png"/>
                     <pic:cNvPicPr/>
                   </pic:nvPicPr>
                   <pic:blipFill>
-                    <a:blip r:embed="rId9"/>
+                    <a:blip r:embed="rId10"/>
                     <a:stretch>
                       <a:fillRect/>
                     </a:stretch>
@@ -380,7 +357,7 @@
                   <pic:spPr>
                     <a:xfrm>
                       <a:off x="0" y="0"/>
-                      <a:ext cx="6400800" cy="3600450"/>
+                      <a:ext cx="6400800" cy="9892145"/>
                     </a:xfrm>
                     <a:prstGeom prst="rect"/>
                   </pic:spPr>
@@ -393,7 +370,7 @@
     </w:p>
     <w:p>
       <w:r>
-        <w:t>Base settings (Seed, Roughness, Size) + Enclosure (Wall Height, Ceiling).</w:t>
+        <w:t>Base Settings: Seed(1–99999), Roughness(0.1–0.8), Size(20–80). Enclosure: Wall Height(8–25), Ceiling(6–20).</w:t>
       </w:r>
     </w:p>
     <w:p>
@@ -411,7 +388,7 @@
       <w:r>
         <w:drawing>
           <wp:inline xmlns:a="http://schemas.openxmlformats.org/drawingml/2006/main" xmlns:pic="http://schemas.openxmlformats.org/drawingml/2006/picture">
-            <wp:extent cx="6400800" cy="3600450"/>
+            <wp:extent cx="6400800" cy="9892145"/>
             <wp:docPr id="4" name="Picture 4"/>
             <wp:cNvGraphicFramePr>
               <a:graphicFrameLocks noChangeAspect="1"/>
@@ -420,11 +397,11 @@
               <a:graphicData uri="http://schemas.openxmlformats.org/drawingml/2006/picture">
                 <pic:pic>
                   <pic:nvPicPr>
-                    <pic:cNvPr id="0" name="gui_v2_current.0000.png"/>
+                    <pic:cNvPr id="0" name="gui_v3_crystals.png"/>
                     <pic:cNvPicPr/>
                   </pic:nvPicPr>
                   <pic:blipFill>
-                    <a:blip r:embed="rId9"/>
+                    <a:blip r:embed="rId11"/>
                     <a:stretch>
                       <a:fillRect/>
                     </a:stretch>
@@ -432,7 +409,7 @@
                   <pic:spPr>
                     <a:xfrm>
                       <a:off x="0" y="0"/>
-                      <a:ext cx="6400800" cy="3600450"/>
+                      <a:ext cx="6400800" cy="9892145"/>
                     </a:xfrm>
                     <a:prstGeom prst="rect"/>
                   </pic:spPr>
@@ -445,7 +422,7 @@
     </w:p>
     <w:p>
       <w:r>
-        <w:t>Density &amp; Size + Style (Color Seed, Type Mix). Crystal type distribution bias via optionMenu.</w:t>
+        <w:t>Density(0.5–4.0) × Size Variance(0.3–2.0). Style: Color Seed + Type Mix dropdown (5 crystal shape biases).</w:t>
       </w:r>
     </w:p>
     <w:p>
@@ -463,7 +440,7 @@
       <w:r>
         <w:drawing>
           <wp:inline xmlns:a="http://schemas.openxmlformats.org/drawingml/2006/main" xmlns:pic="http://schemas.openxmlformats.org/drawingml/2006/picture">
-            <wp:extent cx="6400800" cy="3600450"/>
+            <wp:extent cx="6400800" cy="9892145"/>
             <wp:docPr id="5" name="Picture 5"/>
             <wp:cNvGraphicFramePr>
               <a:graphicFrameLocks noChangeAspect="1"/>
@@ -472,11 +449,11 @@
               <a:graphicData uri="http://schemas.openxmlformats.org/drawingml/2006/picture">
                 <pic:pic>
                   <pic:nvPicPr>
-                    <pic:cNvPr id="0" name="gui_v2_current.0000.png"/>
+                    <pic:cNvPr id="0" name="gui_v3_lighting.png"/>
                     <pic:cNvPicPr/>
                   </pic:nvPicPr>
                   <pic:blipFill>
-                    <a:blip r:embed="rId9"/>
+                    <a:blip r:embed="rId12"/>
                     <a:stretch>
                       <a:fillRect/>
                     </a:stretch>
@@ -484,7 +461,7 @@
                   <pic:spPr>
                     <a:xfrm>
                       <a:off x="0" y="0"/>
-                      <a:ext cx="6400800" cy="3600450"/>
+                      <a:ext cx="6400800" cy="9892145"/>
                     </a:xfrm>
                     <a:prstGeom prst="rect"/>
                   </pic:spPr>
@@ -497,7 +474,7 @@
     </w:p>
     <w:p>
       <w:r>
-        <w:t>Ambient &amp; Fog + Dramatic Lights. Ambient 0.01→0.50 range, fog density 0.002→0.080.</w:t>
+        <w:t>Ambient(0.01–0.50) + Fog Density(0.002–0.080) + Dust Count(50–500). Dramatic Lights: Crystal Glow(5–40).</w:t>
       </w:r>
     </w:p>
     <w:p>
@@ -515,7 +492,7 @@
       <w:r>
         <w:drawing>
           <wp:inline xmlns:a="http://schemas.openxmlformats.org/drawingml/2006/main" xmlns:pic="http://schemas.openxmlformats.org/drawingml/2006/picture">
-            <wp:extent cx="6400800" cy="3600450"/>
+            <wp:extent cx="6400800" cy="9892145"/>
             <wp:docPr id="6" name="Picture 6"/>
             <wp:cNvGraphicFramePr>
               <a:graphicFrameLocks noChangeAspect="1"/>
@@ -524,11 +501,11 @@
               <a:graphicData uri="http://schemas.openxmlformats.org/drawingml/2006/picture">
                 <pic:pic>
                   <pic:nvPicPr>
-                    <pic:cNvPr id="0" name="gui_v2_current.0000.png"/>
+                    <pic:cNvPr id="0" name="gui_v3_camera.png"/>
                     <pic:cNvPicPr/>
                   </pic:nvPicPr>
                   <pic:blipFill>
-                    <a:blip r:embed="rId9"/>
+                    <a:blip r:embed="rId13"/>
                     <a:stretch>
                       <a:fillRect/>
                     </a:stretch>
@@ -536,7 +513,7 @@
                   <pic:spPr>
                     <a:xfrm>
                       <a:off x="0" y="0"/>
-                      <a:ext cx="6400800" cy="3600450"/>
+                      <a:ext cx="6400800" cy="9892145"/>
                     </a:xfrm>
                     <a:prstGeom prst="rect"/>
                   </pic:spPr>
@@ -549,7 +526,7 @@
     </w:p>
     <w:p>
       <w:r>
-        <w:t>Fly-through camera controls (focal, height, look radius) + Growth animation (stagger, duration) + frame jump buttons.</w:t>
+        <w:t>Fly-through: Focal(18–50mm), Fly Height(1–8m), Look Radius(5–35m). Growth Animation: Stagger(100–600f), Duration(300–800f). Frame jump buttons.</w:t>
       </w:r>
     </w:p>
     <w:p>
@@ -567,7 +544,7 @@
       <w:r>
         <w:drawing>
           <wp:inline xmlns:a="http://schemas.openxmlformats.org/drawingml/2006/main" xmlns:pic="http://schemas.openxmlformats.org/drawingml/2006/picture">
-            <wp:extent cx="6400800" cy="3600450"/>
+            <wp:extent cx="6400800" cy="9892145"/>
             <wp:docPr id="7" name="Picture 7"/>
             <wp:cNvGraphicFramePr>
               <a:graphicFrameLocks noChangeAspect="1"/>
@@ -576,11 +553,11 @@
               <a:graphicData uri="http://schemas.openxmlformats.org/drawingml/2006/picture">
                 <pic:pic>
                   <pic:nvPicPr>
-                    <pic:cNvPr id="0" name="gui_v2_current.0000.png"/>
+                    <pic:cNvPr id="0" name="gui_v3_render.png"/>
                     <pic:cNvPicPr/>
                   </pic:nvPicPr>
                   <pic:blipFill>
-                    <a:blip r:embed="rId9"/>
+                    <a:blip r:embed="rId14"/>
                     <a:stretch>
                       <a:fillRect/>
                     </a:stretch>
@@ -588,7 +565,7 @@
                   <pic:spPr>
                     <a:xfrm>
                       <a:off x="0" y="0"/>
-                      <a:ext cx="6400800" cy="3600450"/>
+                      <a:ext cx="6400800" cy="9892145"/>
                     </a:xfrm>
                     <a:prstGeom prst="rect"/>
                   </pic:spPr>
@@ -601,7 +578,7 @@
     </w:p>
     <w:p>
       <w:r>
-        <w:t>Resolution (640–3840) + AA samples + Render Still (amber) + Open Arnold Render View (blue).</w:t>
+        <w:t>Resolution(640–3840) + AA Samples(1–10). Render Still (Amber) → Arnold EXR. Open Arnold Render View (Blue).</w:t>
       </w:r>
     </w:p>
     <w:p>
@@ -619,7 +596,7 @@
     </w:p>
     <w:p>
       <w:r>
-        <w:t>Same density (56), same fog (0.008). Only seed changes — everything else auto-regenerates.</w:t>
+        <w:t>Same density(56), same fog(0.008). Only the seed changes — everything else auto-regenerates.</w:t>
       </w:r>
     </w:p>
     <w:tbl>
@@ -629,14 +606,14 @@
         <w:tblLook w:firstColumn="1" w:firstRow="1" w:lastColumn="0" w:lastRow="0" w:noHBand="0" w:noVBand="1" w:val="04A0"/>
       </w:tblPr>
       <w:tblGrid>
-        <w:gridCol w:w="3289"/>
-        <w:gridCol w:w="3289"/>
-        <w:gridCol w:w="3289"/>
+        <w:gridCol w:w="3402"/>
+        <w:gridCol w:w="3402"/>
+        <w:gridCol w:w="3402"/>
       </w:tblGrid>
       <w:tr>
         <w:tc>
           <w:tcPr>
-            <w:tcW w:type="dxa" w:w="3289"/>
+            <w:tcW w:type="dxa" w:w="3402"/>
           </w:tcPr>
           <w:p>
             <w:r>
@@ -650,7 +627,7 @@
         </w:tc>
         <w:tc>
           <w:tcPr>
-            <w:tcW w:type="dxa" w:w="3289"/>
+            <w:tcW w:type="dxa" w:w="3402"/>
           </w:tcPr>
           <w:p>
             <w:r>
@@ -664,7 +641,7 @@
         </w:tc>
         <w:tc>
           <w:tcPr>
-            <w:tcW w:type="dxa" w:w="3289"/>
+            <w:tcW w:type="dxa" w:w="3402"/>
           </w:tcPr>
           <w:p>
             <w:r>
@@ -680,7 +657,7 @@
       <w:tr>
         <w:tc>
           <w:tcPr>
-            <w:tcW w:type="dxa" w:w="3289"/>
+            <w:tcW w:type="dxa" w:w="3402"/>
           </w:tcPr>
           <w:p>
             <w:r>
@@ -690,7 +667,7 @@
         </w:tc>
         <w:tc>
           <w:tcPr>
-            <w:tcW w:type="dxa" w:w="3289"/>
+            <w:tcW w:type="dxa" w:w="3402"/>
           </w:tcPr>
           <w:p>
             <w:r>
@@ -700,7 +677,7 @@
         </w:tc>
         <w:tc>
           <w:tcPr>
-            <w:tcW w:type="dxa" w:w="3289"/>
+            <w:tcW w:type="dxa" w:w="3402"/>
           </w:tcPr>
           <w:p>
             <w:r>
@@ -712,7 +689,7 @@
       <w:tr>
         <w:tc>
           <w:tcPr>
-            <w:tcW w:type="dxa" w:w="3289"/>
+            <w:tcW w:type="dxa" w:w="3402"/>
           </w:tcPr>
           <w:p>
             <w:r>
@@ -722,7 +699,7 @@
         </w:tc>
         <w:tc>
           <w:tcPr>
-            <w:tcW w:type="dxa" w:w="3289"/>
+            <w:tcW w:type="dxa" w:w="3402"/>
           </w:tcPr>
           <w:p>
             <w:r>
@@ -732,7 +709,7 @@
         </w:tc>
         <w:tc>
           <w:tcPr>
-            <w:tcW w:type="dxa" w:w="3289"/>
+            <w:tcW w:type="dxa" w:w="3402"/>
           </w:tcPr>
           <w:p>
             <w:r>
@@ -744,17 +721,17 @@
       <w:tr>
         <w:tc>
           <w:tcPr>
-            <w:tcW w:type="dxa" w:w="3289"/>
+            <w:tcW w:type="dxa" w:w="3402"/>
           </w:tcPr>
           <w:p>
             <w:r>
-              <w:t>Fog density</w:t>
+              <w:t>Fog</w:t>
             </w:r>
           </w:p>
         </w:tc>
         <w:tc>
           <w:tcPr>
-            <w:tcW w:type="dxa" w:w="3289"/>
+            <w:tcW w:type="dxa" w:w="3402"/>
           </w:tcPr>
           <w:p>
             <w:r>
@@ -764,7 +741,7 @@
         </w:tc>
         <w:tc>
           <w:tcPr>
-            <w:tcW w:type="dxa" w:w="3289"/>
+            <w:tcW w:type="dxa" w:w="3402"/>
           </w:tcPr>
           <w:p>
             <w:r>
@@ -776,7 +753,7 @@
       <w:tr>
         <w:tc>
           <w:tcPr>
-            <w:tcW w:type="dxa" w:w="3289"/>
+            <w:tcW w:type="dxa" w:w="3402"/>
           </w:tcPr>
           <w:p>
             <w:r>
@@ -786,7 +763,7 @@
         </w:tc>
         <w:tc>
           <w:tcPr>
-            <w:tcW w:type="dxa" w:w="3289"/>
+            <w:tcW w:type="dxa" w:w="3402"/>
           </w:tcPr>
           <w:p>
             <w:r>
@@ -796,7 +773,7 @@
         </w:tc>
         <w:tc>
           <w:tcPr>
-            <w:tcW w:type="dxa" w:w="3289"/>
+            <w:tcW w:type="dxa" w:w="3402"/>
           </w:tcPr>
           <w:p>
             <w:r>
@@ -808,17 +785,17 @@
       <w:tr>
         <w:tc>
           <w:tcPr>
-            <w:tcW w:type="dxa" w:w="3289"/>
+            <w:tcW w:type="dxa" w:w="3402"/>
           </w:tcPr>
           <w:p>
             <w:r>
-              <w:t>Gem palette</w:t>
+              <w:t>Palette</w:t>
             </w:r>
           </w:p>
         </w:tc>
         <w:tc>
           <w:tcPr>
-            <w:tcW w:type="dxa" w:w="3289"/>
+            <w:tcW w:type="dxa" w:w="3402"/>
           </w:tcPr>
           <w:p>
             <w:r>
@@ -828,7 +805,7 @@
         </w:tc>
         <w:tc>
           <w:tcPr>
-            <w:tcW w:type="dxa" w:w="3289"/>
+            <w:tcW w:type="dxa" w:w="3402"/>
           </w:tcPr>
           <w:p>
             <w:r>
@@ -840,39 +817,7 @@
       <w:tr>
         <w:tc>
           <w:tcPr>
-            <w:tcW w:type="dxa" w:w="3289"/>
-          </w:tcPr>
-          <w:p>
-            <w:r>
-              <w:t>Terrain</w:t>
-            </w:r>
-          </w:p>
-        </w:tc>
-        <w:tc>
-          <w:tcPr>
-            <w:tcW w:type="dxa" w:w="3289"/>
-          </w:tcPr>
-          <w:p>
-            <w:r>
-              <w:t>66,049 verts</w:t>
-            </w:r>
-          </w:p>
-        </w:tc>
-        <w:tc>
-          <w:tcPr>
-            <w:tcW w:type="dxa" w:w="3289"/>
-          </w:tcPr>
-          <w:p>
-            <w:r>
-              <w:t>66,049 verts</w:t>
-            </w:r>
-          </w:p>
-        </w:tc>
-      </w:tr>
-      <w:tr>
-        <w:tc>
-          <w:tcPr>
-            <w:tcW w:type="dxa" w:w="3289"/>
+            <w:tcW w:type="dxa" w:w="3402"/>
           </w:tcPr>
           <w:p>
             <w:r>
@@ -882,7 +827,7 @@
         </w:tc>
         <w:tc>
           <w:tcPr>
-            <w:tcW w:type="dxa" w:w="3289"/>
+            <w:tcW w:type="dxa" w:w="3402"/>
           </w:tcPr>
           <w:p>
             <w:r>
@@ -892,11 +837,43 @@
         </w:tc>
         <w:tc>
           <w:tcPr>
-            <w:tcW w:type="dxa" w:w="3289"/>
+            <w:tcW w:type="dxa" w:w="3402"/>
           </w:tcPr>
           <w:p>
             <w:r>
               <w:t>22</w:t>
+            </w:r>
+          </w:p>
+        </w:tc>
+      </w:tr>
+      <w:tr>
+        <w:tc>
+          <w:tcPr>
+            <w:tcW w:type="dxa" w:w="3402"/>
+          </w:tcPr>
+          <w:p>
+            <w:r>
+              <w:t>Output</w:t>
+            </w:r>
+          </w:p>
+        </w:tc>
+        <w:tc>
+          <w:tcPr>
+            <w:tcW w:type="dxa" w:w="3402"/>
+          </w:tcPr>
+          <w:p>
+            <w:r>
+              <w:t>Arnold 1920×1080 EXR</w:t>
+            </w:r>
+          </w:p>
+        </w:tc>
+        <w:tc>
+          <w:tcPr>
+            <w:tcW w:type="dxa" w:w="3402"/>
+          </w:tcPr>
+          <w:p>
+            <w:r>
+              <w:t>Arnold 1920×1080 EXR</w:t>
             </w:r>
           </w:p>
         </w:tc>
@@ -910,7 +887,7 @@
       <w:r>
         <w:drawing>
           <wp:inline xmlns:a="http://schemas.openxmlformats.org/drawingml/2006/main" xmlns:pic="http://schemas.openxmlformats.org/drawingml/2006/picture">
-            <wp:extent cx="2926080" cy="1645920"/>
+            <wp:extent cx="3108960" cy="1748790"/>
             <wp:docPr id="8" name="Picture 8"/>
             <wp:cNvGraphicFramePr>
               <a:graphicFrameLocks noChangeAspect="1"/>
@@ -923,7 +900,7 @@
                     <pic:cNvPicPr/>
                   </pic:nvPicPr>
                   <pic:blipFill>
-                    <a:blip r:embed="rId10"/>
+                    <a:blip r:embed="rId15"/>
                     <a:stretch>
                       <a:fillRect/>
                     </a:stretch>
@@ -931,7 +908,7 @@
                   <pic:spPr>
                     <a:xfrm>
                       <a:off x="0" y="0"/>
-                      <a:ext cx="2926080" cy="1645920"/>
+                      <a:ext cx="3108960" cy="1748790"/>
                     </a:xfrm>
                     <a:prstGeom prst="rect"/>
                   </pic:spPr>
@@ -944,10 +921,9 @@
     </w:p>
     <w:p>
       <w:r>
-        <w:t>Figure 3. Scene 1 — Amethyst Cave (seed=2026). Arnold 1920×1080 EXR.</w:t>
+        <w:t>Figure 3. Scene 1 — Amethyst Cave (seed=2026).</w:t>
       </w:r>
     </w:p>
-    <w:p/>
     <w:p>
       <w:pPr>
         <w:jc w:val="center"/>
@@ -955,7 +931,7 @@
       <w:r>
         <w:drawing>
           <wp:inline xmlns:a="http://schemas.openxmlformats.org/drawingml/2006/main" xmlns:pic="http://schemas.openxmlformats.org/drawingml/2006/picture">
-            <wp:extent cx="2926080" cy="1645920"/>
+            <wp:extent cx="3108960" cy="1748790"/>
             <wp:docPr id="9" name="Picture 9"/>
             <wp:cNvGraphicFramePr>
               <a:graphicFrameLocks noChangeAspect="1"/>
@@ -968,7 +944,7 @@
                     <pic:cNvPicPr/>
                   </pic:nvPicPr>
                   <pic:blipFill>
-                    <a:blip r:embed="rId11"/>
+                    <a:blip r:embed="rId16"/>
                     <a:stretch>
                       <a:fillRect/>
                     </a:stretch>
@@ -976,7 +952,7 @@
                   <pic:spPr>
                     <a:xfrm>
                       <a:off x="0" y="0"/>
-                      <a:ext cx="2926080" cy="1645920"/>
+                      <a:ext cx="3108960" cy="1748790"/>
                     </a:xfrm>
                     <a:prstGeom prst="rect"/>
                   </pic:spPr>
@@ -989,10 +965,27 @@
     </w:p>
     <w:p>
       <w:r>
-        <w:t>Figure 4. Scene 2 — Ruby Vault (seed=7777). Arnold 1920×1080 EXR.</w:t>
+        <w:t>Figure 4. Scene 2 — Ruby Vault (seed=7777).</w:t>
       </w:r>
     </w:p>
-    <w:p/>
+    <w:p>
+      <w:r>
+        <w:br w:type="page"/>
+      </w:r>
+    </w:p>
+    <w:p>
+      <w:pPr>
+        <w:pStyle w:val="Heading1"/>
+      </w:pPr>
+      <w:r>
+        <w:t>Fly-Through Animation: 4 Key Frames</w:t>
+      </w:r>
+    </w:p>
+    <w:p>
+      <w:r>
+        <w:t>960-frame immersive camera path: entrance → spiral around tallest crystals → wide exit.</w:t>
+      </w:r>
+    </w:p>
     <w:p>
       <w:pPr>
         <w:jc w:val="center"/>
@@ -1000,7 +993,7 @@
       <w:r>
         <w:drawing>
           <wp:inline xmlns:a="http://schemas.openxmlformats.org/drawingml/2006/main" xmlns:pic="http://schemas.openxmlformats.org/drawingml/2006/picture">
-            <wp:extent cx="2926080" cy="1645920"/>
+            <wp:extent cx="3108960" cy="1748790"/>
             <wp:docPr id="10" name="Picture 10"/>
             <wp:cNvGraphicFramePr>
               <a:graphicFrameLocks noChangeAspect="1"/>
@@ -1009,11 +1002,11 @@
               <a:graphicData uri="http://schemas.openxmlformats.org/drawingml/2006/picture">
                 <pic:pic>
                   <pic:nvPicPr>
-                    <pic:cNvPr id="0" name="amethyst_viewport.png"/>
+                    <pic:cNvPr id="0" name="fly_frame_000_entrance.png"/>
                     <pic:cNvPicPr/>
                   </pic:nvPicPr>
                   <pic:blipFill>
-                    <a:blip r:embed="rId12"/>
+                    <a:blip r:embed="rId17"/>
                     <a:stretch>
                       <a:fillRect/>
                     </a:stretch>
@@ -1021,7 +1014,7 @@
                   <pic:spPr>
                     <a:xfrm>
                       <a:off x="0" y="0"/>
-                      <a:ext cx="2926080" cy="1645920"/>
+                      <a:ext cx="3108960" cy="1748790"/>
                     </a:xfrm>
                     <a:prstGeom prst="rect"/>
                   </pic:spPr>
@@ -1034,10 +1027,9 @@
     </w:p>
     <w:p>
       <w:r>
-        <w:t>Figure 5. Scene 1 viewport preview.</w:t>
+        <w:t>Frame 1 — Cave entrance.</w:t>
       </w:r>
     </w:p>
-    <w:p/>
     <w:p>
       <w:pPr>
         <w:jc w:val="center"/>
@@ -1045,7 +1037,7 @@
       <w:r>
         <w:drawing>
           <wp:inline xmlns:a="http://schemas.openxmlformats.org/drawingml/2006/main" xmlns:pic="http://schemas.openxmlformats.org/drawingml/2006/picture">
-            <wp:extent cx="2926080" cy="1645920"/>
+            <wp:extent cx="3108960" cy="1748790"/>
             <wp:docPr id="11" name="Picture 11"/>
             <wp:cNvGraphicFramePr>
               <a:graphicFrameLocks noChangeAspect="1"/>
@@ -1054,11 +1046,11 @@
               <a:graphicData uri="http://schemas.openxmlformats.org/drawingml/2006/picture">
                 <pic:pic>
                   <pic:nvPicPr>
-                    <pic:cNvPr id="0" name="ruby_viewport.png"/>
+                    <pic:cNvPr id="0" name="fly_frame_360_closeup.png"/>
                     <pic:cNvPicPr/>
                   </pic:nvPicPr>
                   <pic:blipFill>
-                    <a:blip r:embed="rId13"/>
+                    <a:blip r:embed="rId18"/>
                     <a:stretch>
                       <a:fillRect/>
                     </a:stretch>
@@ -1066,7 +1058,7 @@
                   <pic:spPr>
                     <a:xfrm>
                       <a:off x="0" y="0"/>
-                      <a:ext cx="2926080" cy="1645920"/>
+                      <a:ext cx="3108960" cy="1748790"/>
                     </a:xfrm>
                     <a:prstGeom prst="rect"/>
                   </pic:spPr>
@@ -1079,25 +1071,7 @@
     </w:p>
     <w:p>
       <w:r>
-        <w:t>Figure 6. Scene 2 viewport preview.</w:t>
-      </w:r>
-    </w:p>
-    <w:p>
-      <w:r>
-        <w:br w:type="page"/>
-      </w:r>
-    </w:p>
-    <w:p>
-      <w:pPr>
-        <w:pStyle w:val="Heading1"/>
-      </w:pPr>
-      <w:r>
-        <w:t>Fly-Through Animation Frames</w:t>
-      </w:r>
-    </w:p>
-    <w:p>
-      <w:r>
-        <w:t>960-frame immersive camera: entrance → spiral around tallest crystals → wide exit.</w:t>
+        <w:t>Frame 360 — Close pass through crystal cluster.</w:t>
       </w:r>
     </w:p>
     <w:p>
@@ -1107,7 +1081,7 @@
       <w:r>
         <w:drawing>
           <wp:inline xmlns:a="http://schemas.openxmlformats.org/drawingml/2006/main" xmlns:pic="http://schemas.openxmlformats.org/drawingml/2006/picture">
-            <wp:extent cx="2926080" cy="1645920"/>
+            <wp:extent cx="3108960" cy="1748790"/>
             <wp:docPr id="12" name="Picture 12"/>
             <wp:cNvGraphicFramePr>
               <a:graphicFrameLocks noChangeAspect="1"/>
@@ -1116,11 +1090,11 @@
               <a:graphicData uri="http://schemas.openxmlformats.org/drawingml/2006/picture">
                 <pic:pic>
                   <pic:nvPicPr>
-                    <pic:cNvPr id="0" name="fly_frame_000_entrance.png"/>
+                    <pic:cNvPr id="0" name="fly_frame_600_deep.png"/>
                     <pic:cNvPicPr/>
                   </pic:nvPicPr>
                   <pic:blipFill>
-                    <a:blip r:embed="rId14"/>
+                    <a:blip r:embed="rId19"/>
                     <a:stretch>
                       <a:fillRect/>
                     </a:stretch>
@@ -1128,7 +1102,7 @@
                   <pic:spPr>
                     <a:xfrm>
                       <a:off x="0" y="0"/>
-                      <a:ext cx="2926080" cy="1645920"/>
+                      <a:ext cx="3108960" cy="1748790"/>
                     </a:xfrm>
                     <a:prstGeom prst="rect"/>
                   </pic:spPr>
@@ -1141,7 +1115,7 @@
     </w:p>
     <w:p>
       <w:r>
-        <w:t>Figure 7. Frame 1 — Cave entrance overview.</w:t>
+        <w:t>Frame 600 — Deep cave turn.</w:t>
       </w:r>
     </w:p>
     <w:p>
@@ -1151,7 +1125,7 @@
       <w:r>
         <w:drawing>
           <wp:inline xmlns:a="http://schemas.openxmlformats.org/drawingml/2006/main" xmlns:pic="http://schemas.openxmlformats.org/drawingml/2006/picture">
-            <wp:extent cx="2926080" cy="1645920"/>
+            <wp:extent cx="3108960" cy="1748790"/>
             <wp:docPr id="13" name="Picture 13"/>
             <wp:cNvGraphicFramePr>
               <a:graphicFrameLocks noChangeAspect="1"/>
@@ -1160,11 +1134,11 @@
               <a:graphicData uri="http://schemas.openxmlformats.org/drawingml/2006/picture">
                 <pic:pic>
                   <pic:nvPicPr>
-                    <pic:cNvPr id="0" name="fly_frame_360_closeup.png"/>
+                    <pic:cNvPr id="0" name="fly_frame_840_wide.png"/>
                     <pic:cNvPicPr/>
                   </pic:nvPicPr>
                   <pic:blipFill>
-                    <a:blip r:embed="rId15"/>
+                    <a:blip r:embed="rId20"/>
                     <a:stretch>
                       <a:fillRect/>
                     </a:stretch>
@@ -1172,7 +1146,7 @@
                   <pic:spPr>
                     <a:xfrm>
                       <a:off x="0" y="0"/>
-                      <a:ext cx="2926080" cy="1645920"/>
+                      <a:ext cx="3108960" cy="1748790"/>
                     </a:xfrm>
                     <a:prstGeom prst="rect"/>
                   </pic:spPr>
@@ -1185,95 +1159,7 @@
     </w:p>
     <w:p>
       <w:r>
-        <w:t>Figure 8. Frame 360 — Close pass through crystal cluster.</w:t>
-      </w:r>
-    </w:p>
-    <w:p>
-      <w:pPr>
-        <w:jc w:val="center"/>
-      </w:pPr>
-      <w:r>
-        <w:drawing>
-          <wp:inline xmlns:a="http://schemas.openxmlformats.org/drawingml/2006/main" xmlns:pic="http://schemas.openxmlformats.org/drawingml/2006/picture">
-            <wp:extent cx="2926080" cy="1645920"/>
-            <wp:docPr id="14" name="Picture 14"/>
-            <wp:cNvGraphicFramePr>
-              <a:graphicFrameLocks noChangeAspect="1"/>
-            </wp:cNvGraphicFramePr>
-            <a:graphic>
-              <a:graphicData uri="http://schemas.openxmlformats.org/drawingml/2006/picture">
-                <pic:pic>
-                  <pic:nvPicPr>
-                    <pic:cNvPr id="0" name="fly_frame_600_deep.png"/>
-                    <pic:cNvPicPr/>
-                  </pic:nvPicPr>
-                  <pic:blipFill>
-                    <a:blip r:embed="rId16"/>
-                    <a:stretch>
-                      <a:fillRect/>
-                    </a:stretch>
-                  </pic:blipFill>
-                  <pic:spPr>
-                    <a:xfrm>
-                      <a:off x="0" y="0"/>
-                      <a:ext cx="2926080" cy="1645920"/>
-                    </a:xfrm>
-                    <a:prstGeom prst="rect"/>
-                  </pic:spPr>
-                </pic:pic>
-              </a:graphicData>
-            </a:graphic>
-          </wp:inline>
-        </w:drawing>
-      </w:r>
-    </w:p>
-    <w:p>
-      <w:r>
-        <w:t>Figure 9. Frame 600 — Deep cave turn.</w:t>
-      </w:r>
-    </w:p>
-    <w:p>
-      <w:pPr>
-        <w:jc w:val="center"/>
-      </w:pPr>
-      <w:r>
-        <w:drawing>
-          <wp:inline xmlns:a="http://schemas.openxmlformats.org/drawingml/2006/main" xmlns:pic="http://schemas.openxmlformats.org/drawingml/2006/picture">
-            <wp:extent cx="2926080" cy="1645920"/>
-            <wp:docPr id="15" name="Picture 15"/>
-            <wp:cNvGraphicFramePr>
-              <a:graphicFrameLocks noChangeAspect="1"/>
-            </wp:cNvGraphicFramePr>
-            <a:graphic>
-              <a:graphicData uri="http://schemas.openxmlformats.org/drawingml/2006/picture">
-                <pic:pic>
-                  <pic:nvPicPr>
-                    <pic:cNvPr id="0" name="fly_frame_840_wide.png"/>
-                    <pic:cNvPicPr/>
-                  </pic:nvPicPr>
-                  <pic:blipFill>
-                    <a:blip r:embed="rId17"/>
-                    <a:stretch>
-                      <a:fillRect/>
-                    </a:stretch>
-                  </pic:blipFill>
-                  <pic:spPr>
-                    <a:xfrm>
-                      <a:off x="0" y="0"/>
-                      <a:ext cx="2926080" cy="1645920"/>
-                    </a:xfrm>
-                    <a:prstGeom prst="rect"/>
-                  </pic:spPr>
-                </pic:pic>
-              </a:graphicData>
-            </a:graphic>
-          </wp:inline>
-        </w:drawing>
-      </w:r>
-    </w:p>
-    <w:p>
-      <w:r>
-        <w:t>Figure 10. Frame 840 — Wide exit shot.</w:t>
+        <w:t>Frame 840 — Wide exit shot.</w:t>
       </w:r>
     </w:p>
     <w:p>
@@ -1295,31 +1181,31 @@
           <w:rFonts w:ascii="Courier New" w:hAnsi="Courier New"/>
           <w:sz w:val="18"/>
         </w:rPr>
-        <w:t>window "cryUI_v3" (440×680, dark bg)</w:t>
+        <w:t>window "cryUI_v3" (440×680, dark #1E1E24)</w:t>
         <w:br/>
         <w:t>│</w:t>
         <w:br/>
-        <w:t>├── ◆ Crystal Cavern ◆ banner</w:t>
+        <w:t>├── ◆ Crystal Cavern ◆ banner + subtitle (CN/EN)</w:t>
         <w:br/>
         <w:t>├── tabLayout "cry_tabs"</w:t>
         <w:br/>
-        <w:t>│   ├── Tab 1  Terrain/地形   [2 frameLayouts, 5 controls]</w:t>
+        <w:t>│   ├── Tab 1  Terrain/地形   [2 frameLayout, 5 controls]</w:t>
         <w:br/>
-        <w:t>│   ├── Tab 2  Crystals/晶体  [2 frameLayouts, 4 controls]</w:t>
+        <w:t>│   ├── Tab 2  Crystals/晶体  [2 frameLayout, 4 controls]</w:t>
         <w:br/>
-        <w:t>│   ├── Tab 3  Lighting/灯光  [2 frameLayouts, 4 controls]</w:t>
+        <w:t>│   ├── Tab 3  Lighting/灯光  [2 frameLayout, 4 controls]</w:t>
         <w:br/>
-        <w:t>│   ├── Tab 4  Cam/Anim       [2 frameLayouts, 5 controls + 2 buttons]</w:t>
+        <w:t>│   ├── Tab 4  Cam/Anim       [2 frameLayout, 5 controls + 2 btns]</w:t>
         <w:br/>
-        <w:t>│   └── Tab 5  Render/渲染    [2 frameLayouts, 3 controls + 2 buttons]</w:t>
+        <w:t>│   └── Tab 5  Render/渲染    [2 frameLayout, 3 controls + 2 btns]</w:t>
         <w:br/>
-        <w:t>├── progressBar (0→100%, 8 stages)</w:t>
+        <w:t>├── progressBar (0→100%, 8 build stages)</w:t>
         <w:br/>
-        <w:t>├── statusText (real-time feedback)</w:t>
+        <w:t>├── statusText (real-time feedback line)</w:t>
         <w:br/>
-        <w:t>├── rowLayout [Generate] [Preview] [Reset] [Close]</w:t>
+        <w:t>├── rowLayout [Generate🟢] [Preview🔵] [Reset🔴] [Close]</w:t>
         <w:br/>
-        <w:t>└── footer: ZJU 2026</w:t>
+        <w:t>└── footer: ZJU 2026 credit</w:t>
       </w:r>
     </w:p>
     <w:p>
@@ -1337,15 +1223,15 @@
         <w:tblLook w:firstColumn="1" w:firstRow="1" w:lastColumn="0" w:lastRow="0" w:noHBand="0" w:noVBand="1" w:val="04A0"/>
       </w:tblPr>
       <w:tblGrid>
-        <w:gridCol w:w="2466"/>
-        <w:gridCol w:w="2466"/>
-        <w:gridCol w:w="2466"/>
-        <w:gridCol w:w="2466"/>
+        <w:gridCol w:w="2551"/>
+        <w:gridCol w:w="2551"/>
+        <w:gridCol w:w="2551"/>
+        <w:gridCol w:w="2551"/>
       </w:tblGrid>
       <w:tr>
         <w:tc>
           <w:tcPr>
-            <w:tcW w:type="dxa" w:w="2466"/>
+            <w:tcW w:type="dxa" w:w="2551"/>
           </w:tcPr>
           <w:p>
             <w:r>
@@ -1359,7 +1245,7 @@
         </w:tc>
         <w:tc>
           <w:tcPr>
-            <w:tcW w:type="dxa" w:w="2466"/>
+            <w:tcW w:type="dxa" w:w="2551"/>
           </w:tcPr>
           <w:p>
             <w:r>
@@ -1373,7 +1259,7 @@
         </w:tc>
         <w:tc>
           <w:tcPr>
-            <w:tcW w:type="dxa" w:w="2466"/>
+            <w:tcW w:type="dxa" w:w="2551"/>
           </w:tcPr>
           <w:p>
             <w:r>
@@ -1387,7 +1273,7 @@
         </w:tc>
         <w:tc>
           <w:tcPr>
-            <w:tcW w:type="dxa" w:w="2466"/>
+            <w:tcW w:type="dxa" w:w="2551"/>
           </w:tcPr>
           <w:p>
             <w:r>
@@ -1403,7 +1289,7 @@
       <w:tr>
         <w:tc>
           <w:tcPr>
-            <w:tcW w:type="dxa" w:w="2466"/>
+            <w:tcW w:type="dxa" w:w="2551"/>
           </w:tcPr>
           <w:p>
             <w:r>
@@ -1413,7 +1299,7 @@
         </w:tc>
         <w:tc>
           <w:tcPr>
-            <w:tcW w:type="dxa" w:w="2466"/>
+            <w:tcW w:type="dxa" w:w="2551"/>
           </w:tcPr>
           <w:p>
             <w:r>
@@ -1423,7 +1309,7 @@
         </w:tc>
         <w:tc>
           <w:tcPr>
-            <w:tcW w:type="dxa" w:w="2466"/>
+            <w:tcW w:type="dxa" w:w="2551"/>
           </w:tcPr>
           <w:p>
             <w:r>
@@ -1433,11 +1319,11 @@
         </w:tc>
         <w:tc>
           <w:tcPr>
-            <w:tcW w:type="dxa" w:w="2466"/>
+            <w:tcW w:type="dxa" w:w="2551"/>
           </w:tcPr>
           <w:p>
             <w:r>
-              <w:t>Read 21 controls → clean → final_scene.build() → update progressBar</w:t>
+              <w:t>Read 21 uicontrols → clean → final_scene.build()</w:t>
             </w:r>
           </w:p>
         </w:tc>
@@ -1445,7 +1331,7 @@
       <w:tr>
         <w:tc>
           <w:tcPr>
-            <w:tcW w:type="dxa" w:w="2466"/>
+            <w:tcW w:type="dxa" w:w="2551"/>
           </w:tcPr>
           <w:p>
             <w:r>
@@ -1455,7 +1341,7 @@
         </w:tc>
         <w:tc>
           <w:tcPr>
-            <w:tcW w:type="dxa" w:w="2466"/>
+            <w:tcW w:type="dxa" w:w="2551"/>
           </w:tcPr>
           <w:p>
             <w:r>
@@ -1465,7 +1351,7 @@
         </w:tc>
         <w:tc>
           <w:tcPr>
-            <w:tcW w:type="dxa" w:w="2466"/>
+            <w:tcW w:type="dxa" w:w="2551"/>
           </w:tcPr>
           <w:p>
             <w:r>
@@ -1475,7 +1361,7 @@
         </w:tc>
         <w:tc>
           <w:tcPr>
-            <w:tcW w:type="dxa" w:w="2466"/>
+            <w:tcW w:type="dxa" w:w="2551"/>
           </w:tcPr>
           <w:p>
             <w:r>
@@ -1487,7 +1373,7 @@
       <w:tr>
         <w:tc>
           <w:tcPr>
-            <w:tcW w:type="dxa" w:w="2466"/>
+            <w:tcW w:type="dxa" w:w="2551"/>
           </w:tcPr>
           <w:p>
             <w:r>
@@ -1497,7 +1383,7 @@
         </w:tc>
         <w:tc>
           <w:tcPr>
-            <w:tcW w:type="dxa" w:w="2466"/>
+            <w:tcW w:type="dxa" w:w="2551"/>
           </w:tcPr>
           <w:p>
             <w:r>
@@ -1507,7 +1393,7 @@
         </w:tc>
         <w:tc>
           <w:tcPr>
-            <w:tcW w:type="dxa" w:w="2466"/>
+            <w:tcW w:type="dxa" w:w="2551"/>
           </w:tcPr>
           <w:p>
             <w:r>
@@ -1517,7 +1403,7 @@
         </w:tc>
         <w:tc>
           <w:tcPr>
-            <w:tcW w:type="dxa" w:w="2466"/>
+            <w:tcW w:type="dxa" w:w="2551"/>
           </w:tcPr>
           <w:p>
             <w:r>
@@ -1529,7 +1415,7 @@
       <w:tr>
         <w:tc>
           <w:tcPr>
-            <w:tcW w:type="dxa" w:w="2466"/>
+            <w:tcW w:type="dxa" w:w="2551"/>
           </w:tcPr>
           <w:p>
             <w:r>
@@ -1539,7 +1425,7 @@
         </w:tc>
         <w:tc>
           <w:tcPr>
-            <w:tcW w:type="dxa" w:w="2466"/>
+            <w:tcW w:type="dxa" w:w="2551"/>
           </w:tcPr>
           <w:p>
             <w:r>
@@ -1549,7 +1435,7 @@
         </w:tc>
         <w:tc>
           <w:tcPr>
-            <w:tcW w:type="dxa" w:w="2466"/>
+            <w:tcW w:type="dxa" w:w="2551"/>
           </w:tcPr>
           <w:p>
             <w:r>
@@ -1559,95 +1445,11 @@
         </w:tc>
         <w:tc>
           <w:tcPr>
-            <w:tcW w:type="dxa" w:w="2466"/>
+            <w:tcW w:type="dxa" w:w="2551"/>
           </w:tcPr>
           <w:p>
             <w:r>
               <w:t>cmds.deleteUI("cryUI_v3")</w:t>
-            </w:r>
-          </w:p>
-        </w:tc>
-      </w:tr>
-      <w:tr>
-        <w:tc>
-          <w:tcPr>
-            <w:tcW w:type="dxa" w:w="2466"/>
-          </w:tcPr>
-          <w:p>
-            <w:r>
-              <w:t>Render Still</w:t>
-            </w:r>
-          </w:p>
-        </w:tc>
-        <w:tc>
-          <w:tcPr>
-            <w:tcW w:type="dxa" w:w="2466"/>
-          </w:tcPr>
-          <w:p>
-            <w:r>
-              <w:t>Amber</w:t>
-            </w:r>
-          </w:p>
-        </w:tc>
-        <w:tc>
-          <w:tcPr>
-            <w:tcW w:type="dxa" w:w="2466"/>
-          </w:tcPr>
-          <w:p>
-            <w:r>
-              <w:t>_render_still()</w:t>
-            </w:r>
-          </w:p>
-        </w:tc>
-        <w:tc>
-          <w:tcPr>
-            <w:tcW w:type="dxa" w:w="2466"/>
-          </w:tcPr>
-          <w:p>
-            <w:r>
-              <w:t>Arnold EXR render via arnold_render module</w:t>
-            </w:r>
-          </w:p>
-        </w:tc>
-      </w:tr>
-      <w:tr>
-        <w:tc>
-          <w:tcPr>
-            <w:tcW w:type="dxa" w:w="2466"/>
-          </w:tcPr>
-          <w:p>
-            <w:r>
-              <w:t>Jump F1/F960</w:t>
-            </w:r>
-          </w:p>
-        </w:tc>
-        <w:tc>
-          <w:tcPr>
-            <w:tcW w:type="dxa" w:w="2466"/>
-          </w:tcPr>
-          <w:p>
-            <w:r>
-              <w:t>—</w:t>
-            </w:r>
-          </w:p>
-        </w:tc>
-        <w:tc>
-          <w:tcPr>
-            <w:tcW w:type="dxa" w:w="2466"/>
-          </w:tcPr>
-          <w:p>
-            <w:r>
-              <w:t>_goto_frame()</w:t>
-            </w:r>
-          </w:p>
-        </w:tc>
-        <w:tc>
-          <w:tcPr>
-            <w:tcW w:type="dxa" w:w="2466"/>
-          </w:tcPr>
-          <w:p>
-            <w:r>
-              <w:t>Timeline jump for growth anim preview</w:t>
             </w:r>
           </w:p>
         </w:tc>
@@ -1668,7 +1470,7 @@
     </w:p>
     <w:p>
       <w:r>
-        <w:t>After analyzing all 8 peer-group GUI submissions, the following features were adopted into Crystal Cavern v3.</w:t>
+        <w:t>After analyzing all 8 peer-group GUI submissions, the following were adopted:</w:t>
       </w:r>
     </w:p>
     <w:tbl>
@@ -1678,14 +1480,14 @@
         <w:tblLook w:firstColumn="1" w:firstRow="1" w:lastColumn="0" w:lastRow="0" w:noHBand="0" w:noVBand="1" w:val="04A0"/>
       </w:tblPr>
       <w:tblGrid>
-        <w:gridCol w:w="3289"/>
-        <w:gridCol w:w="3289"/>
-        <w:gridCol w:w="3289"/>
+        <w:gridCol w:w="3402"/>
+        <w:gridCol w:w="3402"/>
+        <w:gridCol w:w="3402"/>
       </w:tblGrid>
       <w:tr>
         <w:tc>
           <w:tcPr>
-            <w:tcW w:type="dxa" w:w="3289"/>
+            <w:tcW w:type="dxa" w:w="3402"/>
           </w:tcPr>
           <w:p>
             <w:r>
@@ -1699,7 +1501,7 @@
         </w:tc>
         <w:tc>
           <w:tcPr>
-            <w:tcW w:type="dxa" w:w="3289"/>
+            <w:tcW w:type="dxa" w:w="3402"/>
           </w:tcPr>
           <w:p>
             <w:r>
@@ -1713,7 +1515,7 @@
         </w:tc>
         <w:tc>
           <w:tcPr>
-            <w:tcW w:type="dxa" w:w="3289"/>
+            <w:tcW w:type="dxa" w:w="3402"/>
           </w:tcPr>
           <w:p>
             <w:r>
@@ -1721,7 +1523,7 @@
                 <w:b/>
                 <w:sz w:val="18"/>
               </w:rPr>
-              <w:t>Implemented</w:t>
+              <w:t>Implemented in v3</w:t>
             </w:r>
           </w:p>
         </w:tc>
@@ -1729,31 +1531,31 @@
       <w:tr>
         <w:tc>
           <w:tcPr>
-            <w:tcW w:type="dxa" w:w="3289"/>
+            <w:tcW w:type="dxa" w:w="3402"/>
           </w:tcPr>
           <w:p>
             <w:r>
-              <w:t>Group 1</w:t>
+              <w:t>Group 1 (WorldMaker)</w:t>
             </w:r>
           </w:p>
         </w:tc>
         <w:tc>
           <w:tcPr>
-            <w:tcW w:type="dxa" w:w="3289"/>
+            <w:tcW w:type="dxa" w:w="3402"/>
           </w:tcPr>
           <w:p>
             <w:r>
-              <w:t>Safe ranges, dockable</w:t>
+              <w:t>Safe ranges</w:t>
             </w:r>
           </w:p>
         </w:tc>
         <w:tc>
           <w:tcPr>
-            <w:tcW w:type="dxa" w:w="3289"/>
+            <w:tcW w:type="dxa" w:w="3402"/>
           </w:tcPr>
           <w:p>
             <w:r>
-              <w:t>21 controls all have min/max limits</w:t>
+              <w:t>21 controls with min/max limits</w:t>
             </w:r>
           </w:p>
         </w:tc>
@@ -1761,17 +1563,17 @@
       <w:tr>
         <w:tc>
           <w:tcPr>
-            <w:tcW w:type="dxa" w:w="3289"/>
+            <w:tcW w:type="dxa" w:w="3402"/>
           </w:tcPr>
           <w:p>
             <w:r>
-              <w:t>Group 3</w:t>
+              <w:t>Group 3 (CS2)</w:t>
             </w:r>
           </w:p>
         </w:tc>
         <w:tc>
           <w:tcPr>
-            <w:tcW w:type="dxa" w:w="3289"/>
+            <w:tcW w:type="dxa" w:w="3402"/>
           </w:tcPr>
           <w:p>
             <w:r>
@@ -1781,11 +1583,11 @@
         </w:tc>
         <w:tc>
           <w:tcPr>
-            <w:tcW w:type="dxa" w:w="3289"/>
+            <w:tcW w:type="dxa" w:w="3402"/>
           </w:tcPr>
           <w:p>
             <w:r>
-              <w:t>Green(Generate), Blue(Preview), Amber(Render), Red(Reset)</w:t>
+              <w:t>Green/Blue/Amber/Red semantics</w:t>
             </w:r>
           </w:p>
         </w:tc>
@@ -1793,31 +1595,31 @@
       <w:tr>
         <w:tc>
           <w:tcPr>
-            <w:tcW w:type="dxa" w:w="3289"/>
+            <w:tcW w:type="dxa" w:w="3402"/>
           </w:tcPr>
           <w:p>
             <w:r>
-              <w:t>Group 4</w:t>
+              <w:t>Group 4 (SmokeFlow)</w:t>
             </w:r>
           </w:p>
         </w:tc>
         <w:tc>
           <w:tcPr>
-            <w:tcW w:type="dxa" w:w="3289"/>
+            <w:tcW w:type="dxa" w:w="3402"/>
           </w:tcPr>
           <w:p>
             <w:r>
-              <w:t>Collapsible sections</w:t>
+              <w:t>Collapsible + logo</w:t>
             </w:r>
           </w:p>
         </w:tc>
         <w:tc>
           <w:tcPr>
-            <w:tcW w:type="dxa" w:w="3289"/>
+            <w:tcW w:type="dxa" w:w="3402"/>
           </w:tcPr>
           <w:p>
             <w:r>
-              <w:t>10 frameLayout sections across 5 tabs</w:t>
+              <w:t>10 frameLayout + banner</w:t>
             </w:r>
           </w:p>
         </w:tc>
@@ -1825,31 +1627,31 @@
       <w:tr>
         <w:tc>
           <w:tcPr>
-            <w:tcW w:type="dxa" w:w="3289"/>
+            <w:tcW w:type="dxa" w:w="3402"/>
           </w:tcPr>
           <w:p>
             <w:r>
-              <w:t>Group 4</w:t>
+              <w:t>Group 5 (Emo)</w:t>
             </w:r>
           </w:p>
         </w:tc>
         <w:tc>
           <w:tcPr>
-            <w:tcW w:type="dxa" w:w="3289"/>
+            <w:tcW w:type="dxa" w:w="3402"/>
           </w:tcPr>
           <w:p>
             <w:r>
-              <w:t>Banner logo</w:t>
+              <w:t>Dark aesthetic</w:t>
             </w:r>
           </w:p>
         </w:tc>
         <w:tc>
           <w:tcPr>
-            <w:tcW w:type="dxa" w:w="3289"/>
+            <w:tcW w:type="dxa" w:w="3402"/>
           </w:tcPr>
           <w:p>
             <w:r>
-              <w:t>"◆ Crystal Cavern ◆" with subtitle</w:t>
+              <w:t>#1E1E24 bg, cyan/amber accents</w:t>
             </w:r>
           </w:p>
         </w:tc>
@@ -1857,49 +1659,17 @@
       <w:tr>
         <w:tc>
           <w:tcPr>
-            <w:tcW w:type="dxa" w:w="3289"/>
+            <w:tcW w:type="dxa" w:w="3402"/>
           </w:tcPr>
           <w:p>
             <w:r>
-              <w:t>Group 5</w:t>
+              <w:t>Group 6 (Orbit)</w:t>
             </w:r>
           </w:p>
         </w:tc>
         <w:tc>
           <w:tcPr>
-            <w:tcW w:type="dxa" w:w="3289"/>
-          </w:tcPr>
-          <w:p>
-            <w:r>
-              <w:t>Dark theme + accents</w:t>
-            </w:r>
-          </w:p>
-        </w:tc>
-        <w:tc>
-          <w:tcPr>
-            <w:tcW w:type="dxa" w:w="3289"/>
-          </w:tcPr>
-          <w:p>
-            <w:r>
-              <w:t>Dark #1E1E24 bg, cyan/amber accent palette</w:t>
-            </w:r>
-          </w:p>
-        </w:tc>
-      </w:tr>
-      <w:tr>
-        <w:tc>
-          <w:tcPr>
-            <w:tcW w:type="dxa" w:w="3289"/>
-          </w:tcPr>
-          <w:p>
-            <w:r>
-              <w:t>Group 6</w:t>
-            </w:r>
-          </w:p>
-        </w:tc>
-        <w:tc>
-          <w:tcPr>
-            <w:tcW w:type="dxa" w:w="3289"/>
+            <w:tcW w:type="dxa" w:w="3402"/>
           </w:tcPr>
           <w:p>
             <w:r>
@@ -1909,11 +1679,11 @@
         </w:tc>
         <w:tc>
           <w:tcPr>
-            <w:tcW w:type="dxa" w:w="3289"/>
+            <w:tcW w:type="dxa" w:w="3402"/>
           </w:tcPr>
           <w:p>
             <w:r>
-              <w:t>All 21 controls: Chinese + English</w:t>
+              <w:t>All 21 CN+EN</w:t>
             </w:r>
           </w:p>
         </w:tc>
@@ -1921,17 +1691,17 @@
       <w:tr>
         <w:tc>
           <w:tcPr>
-            <w:tcW w:type="dxa" w:w="3289"/>
+            <w:tcW w:type="dxa" w:w="3402"/>
           </w:tcPr>
           <w:p>
             <w:r>
-              <w:t>Group 9</w:t>
+              <w:t>Group 9 (Mycelium)</w:t>
             </w:r>
           </w:p>
         </w:tc>
         <w:tc>
           <w:tcPr>
-            <w:tcW w:type="dxa" w:w="3289"/>
+            <w:tcW w:type="dxa" w:w="3402"/>
           </w:tcPr>
           <w:p>
             <w:r>
@@ -1941,11 +1711,11 @@
         </w:tc>
         <w:tc>
           <w:tcPr>
-            <w:tcW w:type="dxa" w:w="3289"/>
+            <w:tcW w:type="dxa" w:w="3402"/>
           </w:tcPr>
           <w:p>
             <w:r>
-              <w:t>Terrain → Crystals → Lighting → Cam → Render</w:t>
+              <w:t>Terrain→Crystals→Light→Cam→Render</w:t>
             </w:r>
           </w:p>
         </w:tc>
@@ -1953,31 +1723,31 @@
       <w:tr>
         <w:tc>
           <w:tcPr>
-            <w:tcW w:type="dxa" w:w="3289"/>
+            <w:tcW w:type="dxa" w:w="3402"/>
           </w:tcPr>
           <w:p>
             <w:r>
-              <w:t>Group 10</w:t>
+              <w:t>Group 10 (ReefSeed)</w:t>
             </w:r>
           </w:p>
         </w:tc>
         <w:tc>
           <w:tcPr>
-            <w:tcW w:type="dxa" w:w="3289"/>
+            <w:tcW w:type="dxa" w:w="3402"/>
           </w:tcPr>
           <w:p>
             <w:r>
-              <w:t>Compact single-window</w:t>
+              <w:t>Single window</w:t>
             </w:r>
           </w:p>
         </w:tc>
         <w:tc>
           <w:tcPr>
-            <w:tcW w:type="dxa" w:w="3289"/>
+            <w:tcW w:type="dxa" w:w="3402"/>
           </w:tcPr>
           <w:p>
             <w:r>
-              <w:t>Single dockable window, 440×680</w:t>
+              <w:t>440×680 dockable</w:t>
             </w:r>
           </w:p>
         </w:tc>
@@ -1985,31 +1755,31 @@
       <w:tr>
         <w:tc>
           <w:tcPr>
-            <w:tcW w:type="dxa" w:w="3289"/>
+            <w:tcW w:type="dxa" w:w="3402"/>
           </w:tcPr>
           <w:p>
             <w:r>
-              <w:t>Group 11</w:t>
+              <w:t>Group 11 (PosePilot)</w:t>
             </w:r>
           </w:p>
         </w:tc>
         <w:tc>
           <w:tcPr>
-            <w:tcW w:type="dxa" w:w="3289"/>
+            <w:tcW w:type="dxa" w:w="3402"/>
           </w:tcPr>
           <w:p>
             <w:r>
-              <w:t>Progress + footer</w:t>
+              <w:t>Progress feedback</w:t>
             </w:r>
           </w:p>
         </w:tc>
         <w:tc>
           <w:tcPr>
-            <w:tcW w:type="dxa" w:w="3289"/>
+            <w:tcW w:type="dxa" w:w="3402"/>
           </w:tcPr>
           <w:p>
             <w:r>
-              <w:t>Embedded progressBar + statusText + footer</w:t>
+              <w:t>progressBar + statusText</w:t>
             </w:r>
           </w:p>
         </w:tc>
@@ -2030,15 +1800,15 @@
         <w:tblLook w:firstColumn="1" w:firstRow="1" w:lastColumn="0" w:lastRow="0" w:noHBand="0" w:noVBand="1" w:val="04A0"/>
       </w:tblPr>
       <w:tblGrid>
-        <w:gridCol w:w="2466"/>
-        <w:gridCol w:w="2466"/>
-        <w:gridCol w:w="2466"/>
-        <w:gridCol w:w="2466"/>
+        <w:gridCol w:w="2551"/>
+        <w:gridCol w:w="2551"/>
+        <w:gridCol w:w="2551"/>
+        <w:gridCol w:w="2551"/>
       </w:tblGrid>
       <w:tr>
         <w:tc>
           <w:tcPr>
-            <w:tcW w:type="dxa" w:w="2466"/>
+            <w:tcW w:type="dxa" w:w="2551"/>
           </w:tcPr>
           <w:p>
             <w:r>
@@ -2051,7 +1821,7 @@
         </w:tc>
         <w:tc>
           <w:tcPr>
-            <w:tcW w:type="dxa" w:w="2466"/>
+            <w:tcW w:type="dxa" w:w="2551"/>
           </w:tcPr>
           <w:p>
             <w:r>
@@ -2065,7 +1835,7 @@
         </w:tc>
         <w:tc>
           <w:tcPr>
-            <w:tcW w:type="dxa" w:w="2466"/>
+            <w:tcW w:type="dxa" w:w="2551"/>
           </w:tcPr>
           <w:p>
             <w:r>
@@ -2079,7 +1849,7 @@
         </w:tc>
         <w:tc>
           <w:tcPr>
-            <w:tcW w:type="dxa" w:w="2466"/>
+            <w:tcW w:type="dxa" w:w="2551"/>
           </w:tcPr>
           <w:p>
             <w:r>
@@ -2095,7 +1865,7 @@
       <w:tr>
         <w:tc>
           <w:tcPr>
-            <w:tcW w:type="dxa" w:w="2466"/>
+            <w:tcW w:type="dxa" w:w="2551"/>
           </w:tcPr>
           <w:p>
             <w:r>
@@ -2105,7 +1875,7 @@
         </w:tc>
         <w:tc>
           <w:tcPr>
-            <w:tcW w:type="dxa" w:w="2466"/>
+            <w:tcW w:type="dxa" w:w="2551"/>
           </w:tcPr>
           <w:p>
             <w:r>
@@ -2115,7 +1885,7 @@
         </w:tc>
         <w:tc>
           <w:tcPr>
-            <w:tcW w:type="dxa" w:w="2466"/>
+            <w:tcW w:type="dxa" w:w="2551"/>
           </w:tcPr>
           <w:p>
             <w:r>
@@ -2125,7 +1895,7 @@
         </w:tc>
         <w:tc>
           <w:tcPr>
-            <w:tcW w:type="dxa" w:w="2466"/>
+            <w:tcW w:type="dxa" w:w="2551"/>
           </w:tcPr>
           <w:p>
             <w:r>
@@ -2137,7 +1907,7 @@
       <w:tr>
         <w:tc>
           <w:tcPr>
-            <w:tcW w:type="dxa" w:w="2466"/>
+            <w:tcW w:type="dxa" w:w="2551"/>
           </w:tcPr>
           <w:p>
             <w:r>
@@ -2147,7 +1917,7 @@
         </w:tc>
         <w:tc>
           <w:tcPr>
-            <w:tcW w:type="dxa" w:w="2466"/>
+            <w:tcW w:type="dxa" w:w="2551"/>
           </w:tcPr>
           <w:p>
             <w:r>
@@ -2157,7 +1927,7 @@
         </w:tc>
         <w:tc>
           <w:tcPr>
-            <w:tcW w:type="dxa" w:w="2466"/>
+            <w:tcW w:type="dxa" w:w="2551"/>
           </w:tcPr>
           <w:p>
             <w:r>
@@ -2167,11 +1937,11 @@
         </w:tc>
         <w:tc>
           <w:tcPr>
-            <w:tcW w:type="dxa" w:w="2466"/>
+            <w:tcW w:type="dxa" w:w="2551"/>
           </w:tcPr>
           <w:p>
             <w:r>
-              <w:t>21 (+Cam/Anim)</w:t>
+              <w:t>21</w:t>
             </w:r>
           </w:p>
         </w:tc>
@@ -2179,7 +1949,7 @@
       <w:tr>
         <w:tc>
           <w:tcPr>
-            <w:tcW w:type="dxa" w:w="2466"/>
+            <w:tcW w:type="dxa" w:w="2551"/>
           </w:tcPr>
           <w:p>
             <w:r>
@@ -2189,7 +1959,7 @@
         </w:tc>
         <w:tc>
           <w:tcPr>
-            <w:tcW w:type="dxa" w:w="2466"/>
+            <w:tcW w:type="dxa" w:w="2551"/>
           </w:tcPr>
           <w:p>
             <w:r>
@@ -2199,17 +1969,17 @@
         </w:tc>
         <w:tc>
           <w:tcPr>
-            <w:tcW w:type="dxa" w:w="2466"/>
+            <w:tcW w:type="dxa" w:w="2551"/>
           </w:tcPr>
           <w:p>
             <w:r>
-              <w:t>EN only</w:t>
+              <w:t>English only</w:t>
             </w:r>
           </w:p>
         </w:tc>
         <w:tc>
           <w:tcPr>
-            <w:tcW w:type="dxa" w:w="2466"/>
+            <w:tcW w:type="dxa" w:w="2551"/>
           </w:tcPr>
           <w:p>
             <w:r>
@@ -2221,7 +1991,7 @@
       <w:tr>
         <w:tc>
           <w:tcPr>
-            <w:tcW w:type="dxa" w:w="2466"/>
+            <w:tcW w:type="dxa" w:w="2551"/>
           </w:tcPr>
           <w:p>
             <w:r>
@@ -2231,7 +2001,7 @@
         </w:tc>
         <w:tc>
           <w:tcPr>
-            <w:tcW w:type="dxa" w:w="2466"/>
+            <w:tcW w:type="dxa" w:w="2551"/>
           </w:tcPr>
           <w:p>
             <w:r>
@@ -2241,7 +2011,7 @@
         </w:tc>
         <w:tc>
           <w:tcPr>
-            <w:tcW w:type="dxa" w:w="2466"/>
+            <w:tcW w:type="dxa" w:w="2551"/>
           </w:tcPr>
           <w:p>
             <w:r>
@@ -2251,7 +2021,7 @@
         </w:tc>
         <w:tc>
           <w:tcPr>
-            <w:tcW w:type="dxa" w:w="2466"/>
+            <w:tcW w:type="dxa" w:w="2551"/>
           </w:tcPr>
           <w:p>
             <w:r>
@@ -2263,7 +2033,7 @@
       <w:tr>
         <w:tc>
           <w:tcPr>
-            <w:tcW w:type="dxa" w:w="2466"/>
+            <w:tcW w:type="dxa" w:w="2551"/>
           </w:tcPr>
           <w:p>
             <w:r>
@@ -2273,7 +2043,7 @@
         </w:tc>
         <w:tc>
           <w:tcPr>
-            <w:tcW w:type="dxa" w:w="2466"/>
+            <w:tcW w:type="dxa" w:w="2551"/>
           </w:tcPr>
           <w:p>
             <w:r>
@@ -2283,7 +2053,7 @@
         </w:tc>
         <w:tc>
           <w:tcPr>
-            <w:tcW w:type="dxa" w:w="2466"/>
+            <w:tcW w:type="dxa" w:w="2551"/>
           </w:tcPr>
           <w:p>
             <w:r>
@@ -2293,11 +2063,11 @@
         </w:tc>
         <w:tc>
           <w:tcPr>
-            <w:tcW w:type="dxa" w:w="2466"/>
+            <w:tcW w:type="dxa" w:w="2551"/>
           </w:tcPr>
           <w:p>
             <w:r>
-              <w:t>4 colours + amber render</w:t>
+              <w:t>4-colour + amber render</w:t>
             </w:r>
           </w:p>
         </w:tc>
@@ -2305,7 +2075,7 @@
       <w:tr>
         <w:tc>
           <w:tcPr>
-            <w:tcW w:type="dxa" w:w="2466"/>
+            <w:tcW w:type="dxa" w:w="2551"/>
           </w:tcPr>
           <w:p>
             <w:r>
@@ -2315,7 +2085,7 @@
         </w:tc>
         <w:tc>
           <w:tcPr>
-            <w:tcW w:type="dxa" w:w="2466"/>
+            <w:tcW w:type="dxa" w:w="2551"/>
           </w:tcPr>
           <w:p>
             <w:r>
@@ -2325,7 +2095,7 @@
         </w:tc>
         <w:tc>
           <w:tcPr>
-            <w:tcW w:type="dxa" w:w="2466"/>
+            <w:tcW w:type="dxa" w:w="2551"/>
           </w:tcPr>
           <w:p>
             <w:r>
@@ -2335,7 +2105,7 @@
         </w:tc>
         <w:tc>
           <w:tcPr>
-            <w:tcW w:type="dxa" w:w="2466"/>
+            <w:tcW w:type="dxa" w:w="2551"/>
           </w:tcPr>
           <w:p>
             <w:r>
@@ -2347,7 +2117,7 @@
       <w:tr>
         <w:tc>
           <w:tcPr>
-            <w:tcW w:type="dxa" w:w="2466"/>
+            <w:tcW w:type="dxa" w:w="2551"/>
           </w:tcPr>
           <w:p>
             <w:r>
@@ -2357,7 +2127,7 @@
         </w:tc>
         <w:tc>
           <w:tcPr>
-            <w:tcW w:type="dxa" w:w="2466"/>
+            <w:tcW w:type="dxa" w:w="2551"/>
           </w:tcPr>
           <w:p>
             <w:r>
@@ -2367,7 +2137,7 @@
         </w:tc>
         <w:tc>
           <w:tcPr>
-            <w:tcW w:type="dxa" w:w="2466"/>
+            <w:tcW w:type="dxa" w:w="2551"/>
           </w:tcPr>
           <w:p>
             <w:r>
@@ -2377,11 +2147,11 @@
         </w:tc>
         <w:tc>
           <w:tcPr>
-            <w:tcW w:type="dxa" w:w="2466"/>
+            <w:tcW w:type="dxa" w:w="2551"/>
           </w:tcPr>
           <w:p>
             <w:r>
-              <w:t>This 8-page design doc</w:t>
+              <w:t>8-page design doc with 14 images</w:t>
             </w:r>
           </w:p>
         </w:tc>
@@ -2389,7 +2159,7 @@
     </w:tbl>
     <w:sectPr>
       <w:pgSz w:w="11906" w:h="16838"/>
-      <w:pgMar w:top="1440" w:right="1020" w:bottom="1440" w:left="1020" w:header="720" w:footer="720" w:gutter="0"/>
+      <w:pgMar w:top="1440" w:right="850" w:bottom="1440" w:left="850" w:header="720" w:footer="720" w:gutter="0"/>
       <w:cols w:space="720"/>
       <w:docGrid w:linePitch="360"/>
     </w:sectPr>

--- a/crystal_cavern/Crystal_Cavern_GUI_Design_v3.docx
+++ b/crystal_cavern/Crystal_Cavern_GUI_Design_v3.docx
@@ -10,6 +10,11 @@
         <w:jc w:val="center"/>
       </w:pPr>
       <w:r>
+        <w:rPr>
+          <w:rFonts w:ascii="PingFang SC" w:hAnsi="PingFang SC" w:eastAsia="PingFang SC"/>
+          <w:b/>
+          <w:sz w:val="56"/>
+        </w:rPr>
         <w:t>Crystal Cavern</w:t>
         <w:br/>
         <w:t>Maya Python GUI Design Document</w:t>
@@ -21,6 +26,8 @@
       </w:pPr>
       <w:r>
         <w:rPr>
+          <w:rFonts w:ascii="PingFang SC" w:hAnsi="PingFang SC" w:eastAsia="PingFang SC"/>
+          <w:b w:val="0"/>
           <w:sz w:val="26"/>
         </w:rPr>
         <w:t>Python-Driven Procedural Cave Generator</w:t>
@@ -38,12 +45,22 @@
         <w:pStyle w:val="Heading1"/>
       </w:pPr>
       <w:r>
+        <w:rPr>
+          <w:rFonts w:ascii="PingFang SC" w:hAnsi="PingFang SC" w:eastAsia="PingFang SC"/>
+          <w:b w:val="0"/>
+          <w:sz w:val="32"/>
+        </w:rPr>
         <w:t>v2 → v3: GUI Evolution</w:t>
       </w:r>
     </w:p>
     <w:p>
       <w:r>
-        <w:t>The GUI evolved from a basic 4-tab flat layout (v2) to a professional 5-tab design with collapsible sections, progress feedback, bilingual labels, and colour-coded action buttons (v3).</w:t>
+        <w:rPr>
+          <w:rFonts w:ascii="PingFang SC" w:hAnsi="PingFang SC" w:eastAsia="PingFang SC"/>
+          <w:b w:val="0"/>
+          <w:sz w:val="20"/>
+        </w:rPr>
+        <w:t>The GUI evolved from a basic 4-tab flat layout (v2) to a professional 5-tab design with collapsible sections, bilingual labels, progress bar, and colour-coded action buttons (v3).</w:t>
       </w:r>
     </w:p>
     <w:tbl>
@@ -53,17 +70,18 @@
         <w:tblLook w:firstColumn="1" w:firstRow="1" w:lastColumn="0" w:lastRow="0" w:noHBand="0" w:noVBand="1" w:val="04A0"/>
       </w:tblPr>
       <w:tblGrid>
-        <w:gridCol w:w="5103"/>
-        <w:gridCol w:w="5103"/>
+        <w:gridCol w:w="4933"/>
+        <w:gridCol w:w="4933"/>
       </w:tblGrid>
       <w:tr>
         <w:tc>
           <w:tcPr>
-            <w:tcW w:type="dxa" w:w="5103"/>
+            <w:tcW w:type="dxa" w:w="4933"/>
           </w:tcPr>
           <w:p>
             <w:r>
               <w:rPr>
+                <w:rFonts w:ascii="PingFang SC" w:hAnsi="PingFang SC" w:eastAsia="PingFang SC"/>
                 <w:b/>
                 <w:sz w:val="18"/>
               </w:rPr>
@@ -73,11 +91,12 @@
         </w:tc>
         <w:tc>
           <w:tcPr>
-            <w:tcW w:type="dxa" w:w="5103"/>
+            <w:tcW w:type="dxa" w:w="4933"/>
           </w:tcPr>
           <w:p>
             <w:r>
               <w:rPr>
+                <w:rFonts w:ascii="PingFang SC" w:hAnsi="PingFang SC" w:eastAsia="PingFang SC"/>
                 <w:b/>
                 <w:sz w:val="18"/>
               </w:rPr>
@@ -89,21 +108,31 @@
       <w:tr>
         <w:tc>
           <w:tcPr>
-            <w:tcW w:type="dxa" w:w="5103"/>
+            <w:tcW w:type="dxa" w:w="4933"/>
           </w:tcPr>
           <w:p>
             <w:r>
+              <w:rPr>
+                <w:rFonts w:ascii="PingFang SC" w:hAnsi="PingFang SC" w:eastAsia="PingFang SC"/>
+                <w:b w:val="0"/>
+                <w:sz w:val="18"/>
+              </w:rPr>
               <w:t>4 tabs, flat layout</w:t>
             </w:r>
           </w:p>
         </w:tc>
         <w:tc>
           <w:tcPr>
-            <w:tcW w:type="dxa" w:w="5103"/>
+            <w:tcW w:type="dxa" w:w="4933"/>
           </w:tcPr>
           <w:p>
             <w:r>
-              <w:t>5 tabs + 10 collapsible frameLayout sections</w:t>
+              <w:rPr>
+                <w:rFonts w:ascii="PingFang SC" w:hAnsi="PingFang SC" w:eastAsia="PingFang SC"/>
+                <w:b w:val="0"/>
+                <w:sz w:val="18"/>
+              </w:rPr>
+              <w:t>5 tabs + 10 collapsible frameLayouts</w:t>
             </w:r>
           </w:p>
         </w:tc>
@@ -111,20 +140,30 @@
       <w:tr>
         <w:tc>
           <w:tcPr>
-            <w:tcW w:type="dxa" w:w="5103"/>
+            <w:tcW w:type="dxa" w:w="4933"/>
           </w:tcPr>
           <w:p>
             <w:r>
+              <w:rPr>
+                <w:rFonts w:ascii="PingFang SC" w:hAnsi="PingFang SC" w:eastAsia="PingFang SC"/>
+                <w:b w:val="0"/>
+                <w:sz w:val="18"/>
+              </w:rPr>
               <w:t>16 params, English only</w:t>
             </w:r>
           </w:p>
         </w:tc>
         <w:tc>
           <w:tcPr>
-            <w:tcW w:type="dxa" w:w="5103"/>
+            <w:tcW w:type="dxa" w:w="4933"/>
           </w:tcPr>
           <w:p>
             <w:r>
+              <w:rPr>
+                <w:rFonts w:ascii="PingFang SC" w:hAnsi="PingFang SC" w:eastAsia="PingFang SC"/>
+                <w:b w:val="0"/>
+                <w:sz w:val="18"/>
+              </w:rPr>
               <w:t>21 params, Chinese + English bilingual</w:t>
             </w:r>
           </w:p>
@@ -133,21 +172,31 @@
       <w:tr>
         <w:tc>
           <w:tcPr>
-            <w:tcW w:type="dxa" w:w="5103"/>
+            <w:tcW w:type="dxa" w:w="4933"/>
           </w:tcPr>
           <w:p>
             <w:r>
-              <w:t>Hardcoded /Users/xixi/ path</w:t>
+              <w:rPr>
+                <w:rFonts w:ascii="PingFang SC" w:hAnsi="PingFang SC" w:eastAsia="PingFang SC"/>
+                <w:b w:val="0"/>
+                <w:sz w:val="18"/>
+              </w:rPr>
+              <w:t>Hardcoded path</w:t>
             </w:r>
           </w:p>
         </w:tc>
         <w:tc>
           <w:tcPr>
-            <w:tcW w:type="dxa" w:w="5103"/>
+            <w:tcW w:type="dxa" w:w="4933"/>
           </w:tcPr>
           <w:p>
             <w:r>
-              <w:t>__file__-based machine-independent path</w:t>
+              <w:rPr>
+                <w:rFonts w:ascii="PingFang SC" w:hAnsi="PingFang SC" w:eastAsia="PingFang SC"/>
+                <w:b w:val="0"/>
+                <w:sz w:val="18"/>
+              </w:rPr>
+              <w:t>__file__-based portable path</w:t>
             </w:r>
           </w:p>
         </w:tc>
@@ -155,20 +204,30 @@
       <w:tr>
         <w:tc>
           <w:tcPr>
-            <w:tcW w:type="dxa" w:w="5103"/>
+            <w:tcW w:type="dxa" w:w="4933"/>
           </w:tcPr>
           <w:p>
             <w:r>
-              <w:t>Green + Red buttons only</w:t>
+              <w:rPr>
+                <w:rFonts w:ascii="PingFang SC" w:hAnsi="PingFang SC" w:eastAsia="PingFang SC"/>
+                <w:b w:val="0"/>
+                <w:sz w:val="18"/>
+              </w:rPr>
+              <w:t>2 button colours</w:t>
             </w:r>
           </w:p>
         </w:tc>
         <w:tc>
           <w:tcPr>
-            <w:tcW w:type="dxa" w:w="5103"/>
+            <w:tcW w:type="dxa" w:w="4933"/>
           </w:tcPr>
           <w:p>
             <w:r>
+              <w:rPr>
+                <w:rFonts w:ascii="PingFang SC" w:hAnsi="PingFang SC" w:eastAsia="PingFang SC"/>
+                <w:b w:val="0"/>
+                <w:sz w:val="18"/>
+              </w:rPr>
               <w:t>4-colour: Green / Blue / Amber / Red</w:t>
             </w:r>
           </w:p>
@@ -177,20 +236,30 @@
       <w:tr>
         <w:tc>
           <w:tcPr>
-            <w:tcW w:type="dxa" w:w="5103"/>
+            <w:tcW w:type="dxa" w:w="4933"/>
           </w:tcPr>
           <w:p>
             <w:r>
+              <w:rPr>
+                <w:rFonts w:ascii="PingFang SC" w:hAnsi="PingFang SC" w:eastAsia="PingFang SC"/>
+                <w:b w:val="0"/>
+                <w:sz w:val="18"/>
+              </w:rPr>
               <w:t>No progress feedback</w:t>
             </w:r>
           </w:p>
         </w:tc>
         <w:tc>
           <w:tcPr>
-            <w:tcW w:type="dxa" w:w="5103"/>
+            <w:tcW w:type="dxa" w:w="4933"/>
           </w:tcPr>
           <w:p>
             <w:r>
+              <w:rPr>
+                <w:rFonts w:ascii="PingFang SC" w:hAnsi="PingFang SC" w:eastAsia="PingFang SC"/>
+                <w:b w:val="0"/>
+                <w:sz w:val="18"/>
+              </w:rPr>
               <w:t>8-stage progressBar + status footer</w:t>
             </w:r>
           </w:p>
@@ -199,21 +268,763 @@
       <w:tr>
         <w:tc>
           <w:tcPr>
-            <w:tcW w:type="dxa" w:w="5103"/>
+            <w:tcW w:type="dxa" w:w="4933"/>
           </w:tcPr>
           <w:p>
             <w:r>
+              <w:rPr>
+                <w:rFonts w:ascii="PingFang SC" w:hAnsi="PingFang SC" w:eastAsia="PingFang SC"/>
+                <w:b w:val="0"/>
+                <w:sz w:val="18"/>
+              </w:rPr>
               <w:t>No banner</w:t>
             </w:r>
           </w:p>
         </w:tc>
         <w:tc>
           <w:tcPr>
-            <w:tcW w:type="dxa" w:w="5103"/>
+            <w:tcW w:type="dxa" w:w="4933"/>
           </w:tcPr>
           <w:p>
             <w:r>
+              <w:rPr>
+                <w:rFonts w:ascii="PingFang SC" w:hAnsi="PingFang SC" w:eastAsia="PingFang SC"/>
+                <w:b w:val="0"/>
+                <w:sz w:val="18"/>
+              </w:rPr>
               <w:t>◆ Crystal Cavern ◆ banner + subtitle</w:t>
+            </w:r>
+          </w:p>
+        </w:tc>
+      </w:tr>
+      <w:tr>
+        <w:tc>
+          <w:tcPr>
+            <w:tcW w:type="dxa" w:w="4933"/>
+          </w:tcPr>
+          <w:p>
+            <w:r>
+              <w:rPr>
+                <w:rFonts w:ascii="PingFang SC" w:hAnsi="PingFang SC" w:eastAsia="PingFang SC"/>
+                <w:b w:val="0"/>
+                <w:sz w:val="18"/>
+              </w:rPr>
+              <w:t>380×560</w:t>
+            </w:r>
+          </w:p>
+        </w:tc>
+        <w:tc>
+          <w:tcPr>
+            <w:tcW w:type="dxa" w:w="4933"/>
+          </w:tcPr>
+          <w:p>
+            <w:r>
+              <w:rPr>
+                <w:rFonts w:ascii="PingFang SC" w:hAnsi="PingFang SC" w:eastAsia="PingFang SC"/>
+                <w:b w:val="0"/>
+                <w:sz w:val="18"/>
+              </w:rPr>
+              <w:t>440×680</w:t>
+            </w:r>
+          </w:p>
+        </w:tc>
+      </w:tr>
+    </w:tbl>
+    <w:p/>
+    <w:p>
+      <w:pPr>
+        <w:jc w:val="center"/>
+      </w:pPr>
+      <w:r>
+        <w:drawing>
+          <wp:inline xmlns:a="http://schemas.openxmlformats.org/drawingml/2006/main" xmlns:pic="http://schemas.openxmlformats.org/drawingml/2006/picture">
+            <wp:extent cx="2926080" cy="4522124"/>
+            <wp:docPr id="1" name="Picture 1"/>
+            <wp:cNvGraphicFramePr>
+              <a:graphicFrameLocks noChangeAspect="1"/>
+            </wp:cNvGraphicFramePr>
+            <a:graphic>
+              <a:graphicData uri="http://schemas.openxmlformats.org/drawingml/2006/picture">
+                <pic:pic>
+                  <pic:nvPicPr>
+                    <pic:cNvPr id="0" name="gui_v3_window.png"/>
+                    <pic:cNvPicPr/>
+                  </pic:nvPicPr>
+                  <pic:blipFill>
+                    <a:blip r:embed="rId9"/>
+                    <a:stretch>
+                      <a:fillRect/>
+                    </a:stretch>
+                  </pic:blipFill>
+                  <pic:spPr>
+                    <a:xfrm>
+                      <a:off x="0" y="0"/>
+                      <a:ext cx="2926080" cy="4522124"/>
+                    </a:xfrm>
+                    <a:prstGeom prst="rect"/>
+                  </pic:spPr>
+                </pic:pic>
+              </a:graphicData>
+            </a:graphic>
+          </wp:inline>
+        </w:drawing>
+      </w:r>
+    </w:p>
+    <w:p>
+      <w:r>
+        <w:rPr>
+          <w:rFonts w:ascii="PingFang SC" w:hAnsi="PingFang SC" w:eastAsia="PingFang SC"/>
+          <w:b w:val="0"/>
+          <w:sz w:val="20"/>
+        </w:rPr>
+        <w:t>Fig 1. v3 GUI — 5 tabs, collapsible sections, progress bar, colour-coded buttons.</w:t>
+      </w:r>
+    </w:p>
+    <w:p>
+      <w:r>
+        <w:br w:type="page"/>
+      </w:r>
+    </w:p>
+    <w:p>
+      <w:pPr>
+        <w:pStyle w:val="Heading1"/>
+      </w:pPr>
+      <w:r>
+        <w:rPr>
+          <w:rFonts w:ascii="PingFang SC" w:hAnsi="PingFang SC" w:eastAsia="PingFang SC"/>
+          <w:b w:val="0"/>
+          <w:sz w:val="32"/>
+        </w:rPr>
+        <w:t>GUI v3 — All Five Tabs</w:t>
+      </w:r>
+    </w:p>
+    <w:p>
+      <w:pPr>
+        <w:pStyle w:val="Heading2"/>
+      </w:pPr>
+      <w:r>
+        <w:rPr>
+          <w:rFonts w:ascii="PingFang SC" w:hAnsi="PingFang SC" w:eastAsia="PingFang SC"/>
+          <w:b w:val="0"/>
+          <w:sz w:val="26"/>
+        </w:rPr>
+        <w:t>Terrain / 地形</w:t>
+      </w:r>
+    </w:p>
+    <w:p>
+      <w:pPr>
+        <w:jc w:val="center"/>
+      </w:pPr>
+      <w:r>
+        <w:drawing>
+          <wp:inline xmlns:a="http://schemas.openxmlformats.org/drawingml/2006/main" xmlns:pic="http://schemas.openxmlformats.org/drawingml/2006/picture">
+            <wp:extent cx="3474720" cy="5370022"/>
+            <wp:docPr id="2" name="Picture 2"/>
+            <wp:cNvGraphicFramePr>
+              <a:graphicFrameLocks noChangeAspect="1"/>
+            </wp:cNvGraphicFramePr>
+            <a:graphic>
+              <a:graphicData uri="http://schemas.openxmlformats.org/drawingml/2006/picture">
+                <pic:pic>
+                  <pic:nvPicPr>
+                    <pic:cNvPr id="0" name="gui_v3_window.png"/>
+                    <pic:cNvPicPr/>
+                  </pic:nvPicPr>
+                  <pic:blipFill>
+                    <a:blip r:embed="rId9"/>
+                    <a:stretch>
+                      <a:fillRect/>
+                    </a:stretch>
+                  </pic:blipFill>
+                  <pic:spPr>
+                    <a:xfrm>
+                      <a:off x="0" y="0"/>
+                      <a:ext cx="3474720" cy="5370022"/>
+                    </a:xfrm>
+                    <a:prstGeom prst="rect"/>
+                  </pic:spPr>
+                </pic:pic>
+              </a:graphicData>
+            </a:graphic>
+          </wp:inline>
+        </w:drawing>
+      </w:r>
+    </w:p>
+    <w:p>
+      <w:r>
+        <w:rPr>
+          <w:rFonts w:ascii="PingFang SC" w:hAnsi="PingFang SC" w:eastAsia="PingFang SC"/>
+          <w:b w:val="0"/>
+          <w:sz w:val="20"/>
+        </w:rPr>
+        <w:t>Base Settings (Seed/Roughness/Size) + Enclosure (Wall/Ceiling). All values have safe min/max ranges.</w:t>
+      </w:r>
+    </w:p>
+    <w:p>
+      <w:pPr>
+        <w:pStyle w:val="Heading2"/>
+      </w:pPr>
+      <w:r>
+        <w:rPr>
+          <w:rFonts w:ascii="PingFang SC" w:hAnsi="PingFang SC" w:eastAsia="PingFang SC"/>
+          <w:b w:val="0"/>
+          <w:sz w:val="26"/>
+        </w:rPr>
+        <w:t>Crystals / 晶体</w:t>
+      </w:r>
+    </w:p>
+    <w:p>
+      <w:pPr>
+        <w:jc w:val="center"/>
+      </w:pPr>
+      <w:r>
+        <w:drawing>
+          <wp:inline xmlns:a="http://schemas.openxmlformats.org/drawingml/2006/main" xmlns:pic="http://schemas.openxmlformats.org/drawingml/2006/picture">
+            <wp:extent cx="3474720" cy="5370022"/>
+            <wp:docPr id="3" name="Picture 3"/>
+            <wp:cNvGraphicFramePr>
+              <a:graphicFrameLocks noChangeAspect="1"/>
+            </wp:cNvGraphicFramePr>
+            <a:graphic>
+              <a:graphicData uri="http://schemas.openxmlformats.org/drawingml/2006/picture">
+                <pic:pic>
+                  <pic:nvPicPr>
+                    <pic:cNvPr id="0" name="gui_v3_crystals.png"/>
+                    <pic:cNvPicPr/>
+                  </pic:nvPicPr>
+                  <pic:blipFill>
+                    <a:blip r:embed="rId10"/>
+                    <a:stretch>
+                      <a:fillRect/>
+                    </a:stretch>
+                  </pic:blipFill>
+                  <pic:spPr>
+                    <a:xfrm>
+                      <a:off x="0" y="0"/>
+                      <a:ext cx="3474720" cy="5370022"/>
+                    </a:xfrm>
+                    <a:prstGeom prst="rect"/>
+                  </pic:spPr>
+                </pic:pic>
+              </a:graphicData>
+            </a:graphic>
+          </wp:inline>
+        </w:drawing>
+      </w:r>
+    </w:p>
+    <w:p>
+      <w:r>
+        <w:rPr>
+          <w:rFonts w:ascii="PingFang SC" w:hAnsi="PingFang SC" w:eastAsia="PingFang SC"/>
+          <w:b w:val="0"/>
+          <w:sz w:val="20"/>
+        </w:rPr>
+        <w:t>Density + Size Variance. Style panel with Color Seed and Type Mix dropdown (5 crystal shape biases).</w:t>
+      </w:r>
+    </w:p>
+    <w:p>
+      <w:pPr>
+        <w:pStyle w:val="Heading2"/>
+      </w:pPr>
+      <w:r>
+        <w:rPr>
+          <w:rFonts w:ascii="PingFang SC" w:hAnsi="PingFang SC" w:eastAsia="PingFang SC"/>
+          <w:b w:val="0"/>
+          <w:sz w:val="26"/>
+        </w:rPr>
+        <w:t>Lighting / 灯光</w:t>
+      </w:r>
+    </w:p>
+    <w:p>
+      <w:pPr>
+        <w:jc w:val="center"/>
+      </w:pPr>
+      <w:r>
+        <w:drawing>
+          <wp:inline xmlns:a="http://schemas.openxmlformats.org/drawingml/2006/main" xmlns:pic="http://schemas.openxmlformats.org/drawingml/2006/picture">
+            <wp:extent cx="3474720" cy="5370022"/>
+            <wp:docPr id="4" name="Picture 4"/>
+            <wp:cNvGraphicFramePr>
+              <a:graphicFrameLocks noChangeAspect="1"/>
+            </wp:cNvGraphicFramePr>
+            <a:graphic>
+              <a:graphicData uri="http://schemas.openxmlformats.org/drawingml/2006/picture">
+                <pic:pic>
+                  <pic:nvPicPr>
+                    <pic:cNvPr id="0" name="gui_v3_lighting.png"/>
+                    <pic:cNvPicPr/>
+                  </pic:nvPicPr>
+                  <pic:blipFill>
+                    <a:blip r:embed="rId11"/>
+                    <a:stretch>
+                      <a:fillRect/>
+                    </a:stretch>
+                  </pic:blipFill>
+                  <pic:spPr>
+                    <a:xfrm>
+                      <a:off x="0" y="0"/>
+                      <a:ext cx="3474720" cy="5370022"/>
+                    </a:xfrm>
+                    <a:prstGeom prst="rect"/>
+                  </pic:spPr>
+                </pic:pic>
+              </a:graphicData>
+            </a:graphic>
+          </wp:inline>
+        </w:drawing>
+      </w:r>
+    </w:p>
+    <w:p>
+      <w:r>
+        <w:rPr>
+          <w:rFonts w:ascii="PingFang SC" w:hAnsi="PingFang SC" w:eastAsia="PingFang SC"/>
+          <w:b w:val="0"/>
+          <w:sz w:val="20"/>
+        </w:rPr>
+        <w:t>Ambient 0.01–0.50 + Fog 0.002–0.080 + Dust 50–500. Dramatic: Crystal Glow count 5–40.</w:t>
+      </w:r>
+    </w:p>
+    <w:p>
+      <w:pPr>
+        <w:pStyle w:val="Heading2"/>
+      </w:pPr>
+      <w:r>
+        <w:rPr>
+          <w:rFonts w:ascii="PingFang SC" w:hAnsi="PingFang SC" w:eastAsia="PingFang SC"/>
+          <w:b w:val="0"/>
+          <w:sz w:val="26"/>
+        </w:rPr>
+        <w:t>Cam/Anim / 相机</w:t>
+      </w:r>
+    </w:p>
+    <w:p>
+      <w:pPr>
+        <w:jc w:val="center"/>
+      </w:pPr>
+      <w:r>
+        <w:drawing>
+          <wp:inline xmlns:a="http://schemas.openxmlformats.org/drawingml/2006/main" xmlns:pic="http://schemas.openxmlformats.org/drawingml/2006/picture">
+            <wp:extent cx="3474720" cy="5370022"/>
+            <wp:docPr id="5" name="Picture 5"/>
+            <wp:cNvGraphicFramePr>
+              <a:graphicFrameLocks noChangeAspect="1"/>
+            </wp:cNvGraphicFramePr>
+            <a:graphic>
+              <a:graphicData uri="http://schemas.openxmlformats.org/drawingml/2006/picture">
+                <pic:pic>
+                  <pic:nvPicPr>
+                    <pic:cNvPr id="0" name="gui_v3_camera.png"/>
+                    <pic:cNvPicPr/>
+                  </pic:nvPicPr>
+                  <pic:blipFill>
+                    <a:blip r:embed="rId12"/>
+                    <a:stretch>
+                      <a:fillRect/>
+                    </a:stretch>
+                  </pic:blipFill>
+                  <pic:spPr>
+                    <a:xfrm>
+                      <a:off x="0" y="0"/>
+                      <a:ext cx="3474720" cy="5370022"/>
+                    </a:xfrm>
+                    <a:prstGeom prst="rect"/>
+                  </pic:spPr>
+                </pic:pic>
+              </a:graphicData>
+            </a:graphic>
+          </wp:inline>
+        </w:drawing>
+      </w:r>
+    </w:p>
+    <w:p>
+      <w:r>
+        <w:rPr>
+          <w:rFonts w:ascii="PingFang SC" w:hAnsi="PingFang SC" w:eastAsia="PingFang SC"/>
+          <w:b w:val="0"/>
+          <w:sz w:val="20"/>
+        </w:rPr>
+        <w:t>Fly-through: Focal(18–50mm), Fly Height(1–8m), Look Radius(5–35m). Growth: Stagger(100–600f), Duration(300–800f).</w:t>
+      </w:r>
+    </w:p>
+    <w:p>
+      <w:pPr>
+        <w:pStyle w:val="Heading2"/>
+      </w:pPr>
+      <w:r>
+        <w:rPr>
+          <w:rFonts w:ascii="PingFang SC" w:hAnsi="PingFang SC" w:eastAsia="PingFang SC"/>
+          <w:b w:val="0"/>
+          <w:sz w:val="26"/>
+        </w:rPr>
+        <w:t>Render / 渲染</w:t>
+      </w:r>
+    </w:p>
+    <w:p>
+      <w:pPr>
+        <w:jc w:val="center"/>
+      </w:pPr>
+      <w:r>
+        <w:drawing>
+          <wp:inline xmlns:a="http://schemas.openxmlformats.org/drawingml/2006/main" xmlns:pic="http://schemas.openxmlformats.org/drawingml/2006/picture">
+            <wp:extent cx="3474720" cy="5370022"/>
+            <wp:docPr id="6" name="Picture 6"/>
+            <wp:cNvGraphicFramePr>
+              <a:graphicFrameLocks noChangeAspect="1"/>
+            </wp:cNvGraphicFramePr>
+            <a:graphic>
+              <a:graphicData uri="http://schemas.openxmlformats.org/drawingml/2006/picture">
+                <pic:pic>
+                  <pic:nvPicPr>
+                    <pic:cNvPr id="0" name="gui_v3_render.png"/>
+                    <pic:cNvPicPr/>
+                  </pic:nvPicPr>
+                  <pic:blipFill>
+                    <a:blip r:embed="rId13"/>
+                    <a:stretch>
+                      <a:fillRect/>
+                    </a:stretch>
+                  </pic:blipFill>
+                  <pic:spPr>
+                    <a:xfrm>
+                      <a:off x="0" y="0"/>
+                      <a:ext cx="3474720" cy="5370022"/>
+                    </a:xfrm>
+                    <a:prstGeom prst="rect"/>
+                  </pic:spPr>
+                </pic:pic>
+              </a:graphicData>
+            </a:graphic>
+          </wp:inline>
+        </w:drawing>
+      </w:r>
+    </w:p>
+    <w:p>
+      <w:r>
+        <w:rPr>
+          <w:rFonts w:ascii="PingFang SC" w:hAnsi="PingFang SC" w:eastAsia="PingFang SC"/>
+          <w:b w:val="0"/>
+          <w:sz w:val="20"/>
+        </w:rPr>
+        <w:t>Resolution(W×H) + AA(1–10). Render Still (amber) → Arnold EXR. Open Arnold Render View (blue).</w:t>
+      </w:r>
+    </w:p>
+    <w:p>
+      <w:r>
+        <w:br w:type="page"/>
+      </w:r>
+    </w:p>
+    <w:p>
+      <w:pPr>
+        <w:pStyle w:val="Heading1"/>
+      </w:pPr>
+      <w:r>
+        <w:rPr>
+          <w:rFonts w:ascii="PingFang SC" w:hAnsi="PingFang SC" w:eastAsia="PingFang SC"/>
+          <w:b w:val="0"/>
+          <w:sz w:val="32"/>
+        </w:rPr>
+        <w:t>Parameter Comparison: Two Seeds, Two Different Caves</w:t>
+      </w:r>
+    </w:p>
+    <w:p>
+      <w:r>
+        <w:rPr>
+          <w:rFonts w:ascii="PingFang SC" w:hAnsi="PingFang SC" w:eastAsia="PingFang SC"/>
+          <w:b w:val="0"/>
+          <w:sz w:val="20"/>
+        </w:rPr>
+        <w:t>Same density(56), same fog(0.008). Only the seed changes — the procedural pipeline regenerates everything else.</w:t>
+      </w:r>
+    </w:p>
+    <w:tbl>
+      <w:tblPr>
+        <w:tblStyle w:val="LightGrid-Accent1"/>
+        <w:tblW w:type="auto" w:w="0"/>
+        <w:tblLook w:firstColumn="1" w:firstRow="1" w:lastColumn="0" w:lastRow="0" w:noHBand="0" w:noVBand="1" w:val="04A0"/>
+      </w:tblPr>
+      <w:tblGrid>
+        <w:gridCol w:w="3289"/>
+        <w:gridCol w:w="3289"/>
+        <w:gridCol w:w="3289"/>
+      </w:tblGrid>
+      <w:tr>
+        <w:tc>
+          <w:tcPr>
+            <w:tcW w:type="dxa" w:w="3289"/>
+          </w:tcPr>
+          <w:p>
+            <w:r>
+              <w:rPr>
+                <w:rFonts w:ascii="PingFang SC" w:hAnsi="PingFang SC" w:eastAsia="PingFang SC"/>
+                <w:b/>
+                <w:sz w:val="18"/>
+              </w:rPr>
+              <w:t>Parameter</w:t>
+            </w:r>
+          </w:p>
+        </w:tc>
+        <w:tc>
+          <w:tcPr>
+            <w:tcW w:type="dxa" w:w="3289"/>
+          </w:tcPr>
+          <w:p>
+            <w:r>
+              <w:rPr>
+                <w:rFonts w:ascii="PingFang SC" w:hAnsi="PingFang SC" w:eastAsia="PingFang SC"/>
+                <w:b/>
+                <w:sz w:val="18"/>
+              </w:rPr>
+              <w:t>Scene 1: Amethyst</w:t>
+            </w:r>
+          </w:p>
+        </w:tc>
+        <w:tc>
+          <w:tcPr>
+            <w:tcW w:type="dxa" w:w="3289"/>
+          </w:tcPr>
+          <w:p>
+            <w:r>
+              <w:rPr>
+                <w:rFonts w:ascii="PingFang SC" w:hAnsi="PingFang SC" w:eastAsia="PingFang SC"/>
+                <w:b/>
+                <w:sz w:val="18"/>
+              </w:rPr>
+              <w:t>Scene 2: Ruby</w:t>
+            </w:r>
+          </w:p>
+        </w:tc>
+      </w:tr>
+      <w:tr>
+        <w:tc>
+          <w:tcPr>
+            <w:tcW w:type="dxa" w:w="3289"/>
+          </w:tcPr>
+          <w:p>
+            <w:r>
+              <w:rPr>
+                <w:rFonts w:ascii="PingFang SC" w:hAnsi="PingFang SC" w:eastAsia="PingFang SC"/>
+                <w:b w:val="0"/>
+                <w:sz w:val="18"/>
+              </w:rPr>
+              <w:t>Seed</w:t>
+            </w:r>
+          </w:p>
+        </w:tc>
+        <w:tc>
+          <w:tcPr>
+            <w:tcW w:type="dxa" w:w="3289"/>
+          </w:tcPr>
+          <w:p>
+            <w:r>
+              <w:rPr>
+                <w:rFonts w:ascii="PingFang SC" w:hAnsi="PingFang SC" w:eastAsia="PingFang SC"/>
+                <w:b w:val="0"/>
+                <w:sz w:val="18"/>
+              </w:rPr>
+              <w:t>2026</w:t>
+            </w:r>
+          </w:p>
+        </w:tc>
+        <w:tc>
+          <w:tcPr>
+            <w:tcW w:type="dxa" w:w="3289"/>
+          </w:tcPr>
+          <w:p>
+            <w:r>
+              <w:rPr>
+                <w:rFonts w:ascii="PingFang SC" w:hAnsi="PingFang SC" w:eastAsia="PingFang SC"/>
+                <w:b w:val="0"/>
+                <w:sz w:val="18"/>
+              </w:rPr>
+              <w:t>7777</w:t>
+            </w:r>
+          </w:p>
+        </w:tc>
+      </w:tr>
+      <w:tr>
+        <w:tc>
+          <w:tcPr>
+            <w:tcW w:type="dxa" w:w="3289"/>
+          </w:tcPr>
+          <w:p>
+            <w:r>
+              <w:rPr>
+                <w:rFonts w:ascii="PingFang SC" w:hAnsi="PingFang SC" w:eastAsia="PingFang SC"/>
+                <w:b w:val="0"/>
+                <w:sz w:val="18"/>
+              </w:rPr>
+              <w:t>Roughness</w:t>
+            </w:r>
+          </w:p>
+        </w:tc>
+        <w:tc>
+          <w:tcPr>
+            <w:tcW w:type="dxa" w:w="3289"/>
+          </w:tcPr>
+          <w:p>
+            <w:r>
+              <w:rPr>
+                <w:rFonts w:ascii="PingFang SC" w:hAnsi="PingFang SC" w:eastAsia="PingFang SC"/>
+                <w:b w:val="0"/>
+                <w:sz w:val="18"/>
+              </w:rPr>
+              <w:t>0.45</w:t>
+            </w:r>
+          </w:p>
+        </w:tc>
+        <w:tc>
+          <w:tcPr>
+            <w:tcW w:type="dxa" w:w="3289"/>
+          </w:tcPr>
+          <w:p>
+            <w:r>
+              <w:rPr>
+                <w:rFonts w:ascii="PingFang SC" w:hAnsi="PingFang SC" w:eastAsia="PingFang SC"/>
+                <w:b w:val="0"/>
+                <w:sz w:val="18"/>
+              </w:rPr>
+              <w:t>0.55</w:t>
+            </w:r>
+          </w:p>
+        </w:tc>
+      </w:tr>
+      <w:tr>
+        <w:tc>
+          <w:tcPr>
+            <w:tcW w:type="dxa" w:w="3289"/>
+          </w:tcPr>
+          <w:p>
+            <w:r>
+              <w:rPr>
+                <w:rFonts w:ascii="PingFang SC" w:hAnsi="PingFang SC" w:eastAsia="PingFang SC"/>
+                <w:b w:val="0"/>
+                <w:sz w:val="18"/>
+              </w:rPr>
+              <w:t>Crystals</w:t>
+            </w:r>
+          </w:p>
+        </w:tc>
+        <w:tc>
+          <w:tcPr>
+            <w:tcW w:type="dxa" w:w="3289"/>
+          </w:tcPr>
+          <w:p>
+            <w:r>
+              <w:rPr>
+                <w:rFonts w:ascii="PingFang SC" w:hAnsi="PingFang SC" w:eastAsia="PingFang SC"/>
+                <w:b w:val="0"/>
+                <w:sz w:val="18"/>
+              </w:rPr>
+              <w:t>56</w:t>
+            </w:r>
+          </w:p>
+        </w:tc>
+        <w:tc>
+          <w:tcPr>
+            <w:tcW w:type="dxa" w:w="3289"/>
+          </w:tcPr>
+          <w:p>
+            <w:r>
+              <w:rPr>
+                <w:rFonts w:ascii="PingFang SC" w:hAnsi="PingFang SC" w:eastAsia="PingFang SC"/>
+                <w:b w:val="0"/>
+                <w:sz w:val="18"/>
+              </w:rPr>
+              <w:t>56</w:t>
+            </w:r>
+          </w:p>
+        </w:tc>
+      </w:tr>
+      <w:tr>
+        <w:tc>
+          <w:tcPr>
+            <w:tcW w:type="dxa" w:w="3289"/>
+          </w:tcPr>
+          <w:p>
+            <w:r>
+              <w:rPr>
+                <w:rFonts w:ascii="PingFang SC" w:hAnsi="PingFang SC" w:eastAsia="PingFang SC"/>
+                <w:b w:val="0"/>
+                <w:sz w:val="18"/>
+              </w:rPr>
+              <w:t>Palette</w:t>
+            </w:r>
+          </w:p>
+        </w:tc>
+        <w:tc>
+          <w:tcPr>
+            <w:tcW w:type="dxa" w:w="3289"/>
+          </w:tcPr>
+          <w:p>
+            <w:r>
+              <w:rPr>
+                <w:rFonts w:ascii="PingFang SC" w:hAnsi="PingFang SC" w:eastAsia="PingFang SC"/>
+                <w:b w:val="0"/>
+                <w:sz w:val="18"/>
+              </w:rPr>
+              <w:t>Amethyst purple</w:t>
+            </w:r>
+          </w:p>
+        </w:tc>
+        <w:tc>
+          <w:tcPr>
+            <w:tcW w:type="dxa" w:w="3289"/>
+          </w:tcPr>
+          <w:p>
+            <w:r>
+              <w:rPr>
+                <w:rFonts w:ascii="PingFang SC" w:hAnsi="PingFang SC" w:eastAsia="PingFang SC"/>
+                <w:b w:val="0"/>
+                <w:sz w:val="18"/>
+              </w:rPr>
+              <w:t>Ruby red</w:t>
+            </w:r>
+          </w:p>
+        </w:tc>
+      </w:tr>
+      <w:tr>
+        <w:tc>
+          <w:tcPr>
+            <w:tcW w:type="dxa" w:w="3289"/>
+          </w:tcPr>
+          <w:p>
+            <w:r>
+              <w:rPr>
+                <w:rFonts w:ascii="PingFang SC" w:hAnsi="PingFang SC" w:eastAsia="PingFang SC"/>
+                <w:b w:val="0"/>
+                <w:sz w:val="18"/>
+              </w:rPr>
+              <w:t>Lights</w:t>
+            </w:r>
+          </w:p>
+        </w:tc>
+        <w:tc>
+          <w:tcPr>
+            <w:tcW w:type="dxa" w:w="3289"/>
+          </w:tcPr>
+          <w:p>
+            <w:r>
+              <w:rPr>
+                <w:rFonts w:ascii="PingFang SC" w:hAnsi="PingFang SC" w:eastAsia="PingFang SC"/>
+                <w:b w:val="0"/>
+                <w:sz w:val="18"/>
+              </w:rPr>
+              <w:t>22</w:t>
+            </w:r>
+          </w:p>
+        </w:tc>
+        <w:tc>
+          <w:tcPr>
+            <w:tcW w:type="dxa" w:w="3289"/>
+          </w:tcPr>
+          <w:p>
+            <w:r>
+              <w:rPr>
+                <w:rFonts w:ascii="PingFang SC" w:hAnsi="PingFang SC" w:eastAsia="PingFang SC"/>
+                <w:b w:val="0"/>
+                <w:sz w:val="18"/>
+              </w:rPr>
+              <w:t>22</w:t>
             </w:r>
           </w:p>
         </w:tc>
@@ -228,7 +1039,7 @@
         <w:drawing>
           <wp:inline xmlns:a="http://schemas.openxmlformats.org/drawingml/2006/main" xmlns:pic="http://schemas.openxmlformats.org/drawingml/2006/picture">
             <wp:extent cx="2560320" cy="1440180"/>
-            <wp:docPr id="1" name="Picture 1"/>
+            <wp:docPr id="7" name="Picture 7"/>
             <wp:cNvGraphicFramePr>
               <a:graphicFrameLocks noChangeAspect="1"/>
             </wp:cNvGraphicFramePr>
@@ -236,11 +1047,11 @@
               <a:graphicData uri="http://schemas.openxmlformats.org/drawingml/2006/picture">
                 <pic:pic>
                   <pic:nvPicPr>
-                    <pic:cNvPr id="0" name="gui_v2_current.0000.png"/>
+                    <pic:cNvPr id="0" name="amethyst_render.png"/>
                     <pic:cNvPicPr/>
                   </pic:nvPicPr>
                   <pic:blipFill>
-                    <a:blip r:embed="rId9"/>
+                    <a:blip r:embed="rId14"/>
                     <a:stretch>
                       <a:fillRect/>
                     </a:stretch>
@@ -261,9 +1072,15 @@
     </w:p>
     <w:p>
       <w:r>
-        <w:t>Figure 1. v2 GUI — 4 tabs, flat layout.</w:t>
+        <w:rPr>
+          <w:rFonts w:ascii="PingFang SC" w:hAnsi="PingFang SC" w:eastAsia="PingFang SC"/>
+          <w:b w:val="0"/>
+          <w:sz w:val="20"/>
+        </w:rPr>
+        <w:t>Scene 1 — Amethyst Cave (seed=2026). Arnold 1920×1080 EXR.</w:t>
       </w:r>
     </w:p>
+    <w:p/>
     <w:p>
       <w:pPr>
         <w:jc w:val="center"/>
@@ -271,8 +1088,8 @@
       <w:r>
         <w:drawing>
           <wp:inline xmlns:a="http://schemas.openxmlformats.org/drawingml/2006/main" xmlns:pic="http://schemas.openxmlformats.org/drawingml/2006/picture">
-            <wp:extent cx="2560320" cy="3956858"/>
-            <wp:docPr id="2" name="Picture 2"/>
+            <wp:extent cx="2560320" cy="1440180"/>
+            <wp:docPr id="8" name="Picture 8"/>
             <wp:cNvGraphicFramePr>
               <a:graphicFrameLocks noChangeAspect="1"/>
             </wp:cNvGraphicFramePr>
@@ -280,11 +1097,11 @@
               <a:graphicData uri="http://schemas.openxmlformats.org/drawingml/2006/picture">
                 <pic:pic>
                   <pic:nvPicPr>
-                    <pic:cNvPr id="0" name="gui_v3_window.png"/>
+                    <pic:cNvPr id="0" name="ruby_render.png"/>
                     <pic:cNvPicPr/>
                   </pic:nvPicPr>
                   <pic:blipFill>
-                    <a:blip r:embed="rId10"/>
+                    <a:blip r:embed="rId15"/>
                     <a:stretch>
                       <a:fillRect/>
                     </a:stretch>
@@ -292,7 +1109,7 @@
                   <pic:spPr>
                     <a:xfrm>
                       <a:off x="0" y="0"/>
-                      <a:ext cx="2560320" cy="3956858"/>
+                      <a:ext cx="2560320" cy="1440180"/>
                     </a:xfrm>
                     <a:prstGeom prst="rect"/>
                   </pic:spPr>
@@ -305,7 +1122,12 @@
     </w:p>
     <w:p>
       <w:r>
-        <w:t>Figure 2. v3 GUI — collapsible sections, bilingual, colour-coded, progress bar.</w:t>
+        <w:rPr>
+          <w:rFonts w:ascii="PingFang SC" w:hAnsi="PingFang SC" w:eastAsia="PingFang SC"/>
+          <w:b w:val="0"/>
+          <w:sz w:val="20"/>
+        </w:rPr>
+        <w:t>Scene 2 — Ruby Vault (seed=7777). Arnold 1920×1080 EXR.</w:t>
       </w:r>
     </w:p>
     <w:p>
@@ -318,15 +1140,22 @@
         <w:pStyle w:val="Heading1"/>
       </w:pPr>
       <w:r>
-        <w:t>GUI v3 — Five Tab Screenshots</w:t>
+        <w:rPr>
+          <w:rFonts w:ascii="PingFang SC" w:hAnsi="PingFang SC" w:eastAsia="PingFang SC"/>
+          <w:b w:val="0"/>
+          <w:sz w:val="32"/>
+        </w:rPr>
+        <w:t>Fly-Through Animation Sequence</w:t>
       </w:r>
     </w:p>
     <w:p>
-      <w:pPr>
-        <w:pStyle w:val="Heading2"/>
-      </w:pPr>
       <w:r>
-        <w:t>Terrain / 地形</w:t>
+        <w:rPr>
+          <w:rFonts w:ascii="PingFang SC" w:hAnsi="PingFang SC" w:eastAsia="PingFang SC"/>
+          <w:b w:val="0"/>
+          <w:sz w:val="20"/>
+        </w:rPr>
+        <w:t>960-frame immersive camera: entrance → spiral around tallest crystals → wide exit. Playback at 24fps = 40 seconds.</w:t>
       </w:r>
     </w:p>
     <w:p>
@@ -336,8 +1165,8 @@
       <w:r>
         <w:drawing>
           <wp:inline xmlns:a="http://schemas.openxmlformats.org/drawingml/2006/main" xmlns:pic="http://schemas.openxmlformats.org/drawingml/2006/picture">
-            <wp:extent cx="6400800" cy="9892145"/>
-            <wp:docPr id="3" name="Picture 3"/>
+            <wp:extent cx="2377440" cy="1337310"/>
+            <wp:docPr id="9" name="Picture 9"/>
             <wp:cNvGraphicFramePr>
               <a:graphicFrameLocks noChangeAspect="1"/>
             </wp:cNvGraphicFramePr>
@@ -345,11 +1174,11 @@
               <a:graphicData uri="http://schemas.openxmlformats.org/drawingml/2006/picture">
                 <pic:pic>
                   <pic:nvPicPr>
-                    <pic:cNvPr id="0" name="gui_v3_window.png"/>
+                    <pic:cNvPr id="0" name="fly_frame_000_entrance.png"/>
                     <pic:cNvPicPr/>
                   </pic:nvPicPr>
                   <pic:blipFill>
-                    <a:blip r:embed="rId10"/>
+                    <a:blip r:embed="rId16"/>
                     <a:stretch>
                       <a:fillRect/>
                     </a:stretch>
@@ -357,7 +1186,7 @@
                   <pic:spPr>
                     <a:xfrm>
                       <a:off x="0" y="0"/>
-                      <a:ext cx="6400800" cy="9892145"/>
+                      <a:ext cx="2377440" cy="1337310"/>
                     </a:xfrm>
                     <a:prstGeom prst="rect"/>
                   </pic:spPr>
@@ -370,15 +1199,12 @@
     </w:p>
     <w:p>
       <w:r>
-        <w:t>Base Settings: Seed(1–99999), Roughness(0.1–0.8), Size(20–80). Enclosure: Wall Height(8–25), Ceiling(6–20).</w:t>
-      </w:r>
-    </w:p>
-    <w:p>
-      <w:pPr>
-        <w:pStyle w:val="Heading2"/>
-      </w:pPr>
-      <w:r>
-        <w:t>Crystals / 晶体</w:t>
+        <w:rPr>
+          <w:rFonts w:ascii="PingFang SC" w:hAnsi="PingFang SC" w:eastAsia="PingFang SC"/>
+          <w:b w:val="0"/>
+          <w:sz w:val="20"/>
+        </w:rPr>
+        <w:t>Frame 1 — Cave entrance overview.</w:t>
       </w:r>
     </w:p>
     <w:p>
@@ -388,8 +1214,8 @@
       <w:r>
         <w:drawing>
           <wp:inline xmlns:a="http://schemas.openxmlformats.org/drawingml/2006/main" xmlns:pic="http://schemas.openxmlformats.org/drawingml/2006/picture">
-            <wp:extent cx="6400800" cy="9892145"/>
-            <wp:docPr id="4" name="Picture 4"/>
+            <wp:extent cx="2377440" cy="1337310"/>
+            <wp:docPr id="10" name="Picture 10"/>
             <wp:cNvGraphicFramePr>
               <a:graphicFrameLocks noChangeAspect="1"/>
             </wp:cNvGraphicFramePr>
@@ -397,11 +1223,11 @@
               <a:graphicData uri="http://schemas.openxmlformats.org/drawingml/2006/picture">
                 <pic:pic>
                   <pic:nvPicPr>
-                    <pic:cNvPr id="0" name="gui_v3_crystals.png"/>
+                    <pic:cNvPr id="0" name="fly_frame_360_closeup.png"/>
                     <pic:cNvPicPr/>
                   </pic:nvPicPr>
                   <pic:blipFill>
-                    <a:blip r:embed="rId11"/>
+                    <a:blip r:embed="rId17"/>
                     <a:stretch>
                       <a:fillRect/>
                     </a:stretch>
@@ -409,7 +1235,7 @@
                   <pic:spPr>
                     <a:xfrm>
                       <a:off x="0" y="0"/>
-                      <a:ext cx="6400800" cy="9892145"/>
+                      <a:ext cx="2377440" cy="1337310"/>
                     </a:xfrm>
                     <a:prstGeom prst="rect"/>
                   </pic:spPr>
@@ -422,15 +1248,12 @@
     </w:p>
     <w:p>
       <w:r>
-        <w:t>Density(0.5–4.0) × Size Variance(0.3–2.0). Style: Color Seed + Type Mix dropdown (5 crystal shape biases).</w:t>
-      </w:r>
-    </w:p>
-    <w:p>
-      <w:pPr>
-        <w:pStyle w:val="Heading2"/>
-      </w:pPr>
-      <w:r>
-        <w:t>Lighting / 灯光</w:t>
+        <w:rPr>
+          <w:rFonts w:ascii="PingFang SC" w:hAnsi="PingFang SC" w:eastAsia="PingFang SC"/>
+          <w:b w:val="0"/>
+          <w:sz w:val="20"/>
+        </w:rPr>
+        <w:t>Frame 360 — Close pass through crystal cluster.</w:t>
       </w:r>
     </w:p>
     <w:p>
@@ -440,8 +1263,8 @@
       <w:r>
         <w:drawing>
           <wp:inline xmlns:a="http://schemas.openxmlformats.org/drawingml/2006/main" xmlns:pic="http://schemas.openxmlformats.org/drawingml/2006/picture">
-            <wp:extent cx="6400800" cy="9892145"/>
-            <wp:docPr id="5" name="Picture 5"/>
+            <wp:extent cx="2377440" cy="1337310"/>
+            <wp:docPr id="11" name="Picture 11"/>
             <wp:cNvGraphicFramePr>
               <a:graphicFrameLocks noChangeAspect="1"/>
             </wp:cNvGraphicFramePr>
@@ -449,11 +1272,11 @@
               <a:graphicData uri="http://schemas.openxmlformats.org/drawingml/2006/picture">
                 <pic:pic>
                   <pic:nvPicPr>
-                    <pic:cNvPr id="0" name="gui_v3_lighting.png"/>
+                    <pic:cNvPr id="0" name="fly_frame_600_deep.png"/>
                     <pic:cNvPicPr/>
                   </pic:nvPicPr>
                   <pic:blipFill>
-                    <a:blip r:embed="rId12"/>
+                    <a:blip r:embed="rId18"/>
                     <a:stretch>
                       <a:fillRect/>
                     </a:stretch>
@@ -461,7 +1284,7 @@
                   <pic:spPr>
                     <a:xfrm>
                       <a:off x="0" y="0"/>
-                      <a:ext cx="6400800" cy="9892145"/>
+                      <a:ext cx="2377440" cy="1337310"/>
                     </a:xfrm>
                     <a:prstGeom prst="rect"/>
                   </pic:spPr>
@@ -474,15 +1297,12 @@
     </w:p>
     <w:p>
       <w:r>
-        <w:t>Ambient(0.01–0.50) + Fog Density(0.002–0.080) + Dust Count(50–500). Dramatic Lights: Crystal Glow(5–40).</w:t>
-      </w:r>
-    </w:p>
-    <w:p>
-      <w:pPr>
-        <w:pStyle w:val="Heading2"/>
-      </w:pPr>
-      <w:r>
-        <w:t>Cam/Anim / 相机</w:t>
+        <w:rPr>
+          <w:rFonts w:ascii="PingFang SC" w:hAnsi="PingFang SC" w:eastAsia="PingFang SC"/>
+          <w:b w:val="0"/>
+          <w:sz w:val="20"/>
+        </w:rPr>
+        <w:t>Frame 600 — Deep cave turn.</w:t>
       </w:r>
     </w:p>
     <w:p>
@@ -492,8 +1312,8 @@
       <w:r>
         <w:drawing>
           <wp:inline xmlns:a="http://schemas.openxmlformats.org/drawingml/2006/main" xmlns:pic="http://schemas.openxmlformats.org/drawingml/2006/picture">
-            <wp:extent cx="6400800" cy="9892145"/>
-            <wp:docPr id="6" name="Picture 6"/>
+            <wp:extent cx="2377440" cy="1337310"/>
+            <wp:docPr id="12" name="Picture 12"/>
             <wp:cNvGraphicFramePr>
               <a:graphicFrameLocks noChangeAspect="1"/>
             </wp:cNvGraphicFramePr>
@@ -501,11 +1321,11 @@
               <a:graphicData uri="http://schemas.openxmlformats.org/drawingml/2006/picture">
                 <pic:pic>
                   <pic:nvPicPr>
-                    <pic:cNvPr id="0" name="gui_v3_camera.png"/>
+                    <pic:cNvPr id="0" name="fly_frame_840_wide.png"/>
                     <pic:cNvPicPr/>
                   </pic:nvPicPr>
                   <pic:blipFill>
-                    <a:blip r:embed="rId13"/>
+                    <a:blip r:embed="rId19"/>
                     <a:stretch>
                       <a:fillRect/>
                     </a:stretch>
@@ -513,7 +1333,7 @@
                   <pic:spPr>
                     <a:xfrm>
                       <a:off x="0" y="0"/>
-                      <a:ext cx="6400800" cy="9892145"/>
+                      <a:ext cx="2377440" cy="1337310"/>
                     </a:xfrm>
                     <a:prstGeom prst="rect"/>
                   </pic:spPr>
@@ -526,639 +1346,11 @@
     </w:p>
     <w:p>
       <w:r>
-        <w:t>Fly-through: Focal(18–50mm), Fly Height(1–8m), Look Radius(5–35m). Growth Animation: Stagger(100–600f), Duration(300–800f). Frame jump buttons.</w:t>
-      </w:r>
-    </w:p>
-    <w:p>
-      <w:pPr>
-        <w:pStyle w:val="Heading2"/>
-      </w:pPr>
-      <w:r>
-        <w:t>Render / 渲染</w:t>
-      </w:r>
-    </w:p>
-    <w:p>
-      <w:pPr>
-        <w:jc w:val="center"/>
-      </w:pPr>
-      <w:r>
-        <w:drawing>
-          <wp:inline xmlns:a="http://schemas.openxmlformats.org/drawingml/2006/main" xmlns:pic="http://schemas.openxmlformats.org/drawingml/2006/picture">
-            <wp:extent cx="6400800" cy="9892145"/>
-            <wp:docPr id="7" name="Picture 7"/>
-            <wp:cNvGraphicFramePr>
-              <a:graphicFrameLocks noChangeAspect="1"/>
-            </wp:cNvGraphicFramePr>
-            <a:graphic>
-              <a:graphicData uri="http://schemas.openxmlformats.org/drawingml/2006/picture">
-                <pic:pic>
-                  <pic:nvPicPr>
-                    <pic:cNvPr id="0" name="gui_v3_render.png"/>
-                    <pic:cNvPicPr/>
-                  </pic:nvPicPr>
-                  <pic:blipFill>
-                    <a:blip r:embed="rId14"/>
-                    <a:stretch>
-                      <a:fillRect/>
-                    </a:stretch>
-                  </pic:blipFill>
-                  <pic:spPr>
-                    <a:xfrm>
-                      <a:off x="0" y="0"/>
-                      <a:ext cx="6400800" cy="9892145"/>
-                    </a:xfrm>
-                    <a:prstGeom prst="rect"/>
-                  </pic:spPr>
-                </pic:pic>
-              </a:graphicData>
-            </a:graphic>
-          </wp:inline>
-        </w:drawing>
-      </w:r>
-    </w:p>
-    <w:p>
-      <w:r>
-        <w:t>Resolution(640–3840) + AA Samples(1–10). Render Still (Amber) → Arnold EXR. Open Arnold Render View (Blue).</w:t>
-      </w:r>
-    </w:p>
-    <w:p>
-      <w:r>
-        <w:br w:type="page"/>
-      </w:r>
-    </w:p>
-    <w:p>
-      <w:pPr>
-        <w:pStyle w:val="Heading1"/>
-      </w:pPr>
-      <w:r>
-        <w:t>Parameter Comparison: Seed 2026 vs Seed 7777</w:t>
-      </w:r>
-    </w:p>
-    <w:p>
-      <w:r>
-        <w:t>Same density(56), same fog(0.008). Only the seed changes — everything else auto-regenerates.</w:t>
-      </w:r>
-    </w:p>
-    <w:tbl>
-      <w:tblPr>
-        <w:tblStyle w:val="LightGrid-Accent1"/>
-        <w:tblW w:type="auto" w:w="0"/>
-        <w:tblLook w:firstColumn="1" w:firstRow="1" w:lastColumn="0" w:lastRow="0" w:noHBand="0" w:noVBand="1" w:val="04A0"/>
-      </w:tblPr>
-      <w:tblGrid>
-        <w:gridCol w:w="3402"/>
-        <w:gridCol w:w="3402"/>
-        <w:gridCol w:w="3402"/>
-      </w:tblGrid>
-      <w:tr>
-        <w:tc>
-          <w:tcPr>
-            <w:tcW w:type="dxa" w:w="3402"/>
-          </w:tcPr>
-          <w:p>
-            <w:r>
-              <w:rPr>
-                <w:b/>
-                <w:sz w:val="18"/>
-              </w:rPr>
-              <w:t>Parameter</w:t>
-            </w:r>
-          </w:p>
-        </w:tc>
-        <w:tc>
-          <w:tcPr>
-            <w:tcW w:type="dxa" w:w="3402"/>
-          </w:tcPr>
-          <w:p>
-            <w:r>
-              <w:rPr>
-                <w:b/>
-                <w:sz w:val="18"/>
-              </w:rPr>
-              <w:t>Scene 1: Amethyst</w:t>
-            </w:r>
-          </w:p>
-        </w:tc>
-        <w:tc>
-          <w:tcPr>
-            <w:tcW w:type="dxa" w:w="3402"/>
-          </w:tcPr>
-          <w:p>
-            <w:r>
-              <w:rPr>
-                <w:b/>
-                <w:sz w:val="18"/>
-              </w:rPr>
-              <w:t>Scene 2: Ruby</w:t>
-            </w:r>
-          </w:p>
-        </w:tc>
-      </w:tr>
-      <w:tr>
-        <w:tc>
-          <w:tcPr>
-            <w:tcW w:type="dxa" w:w="3402"/>
-          </w:tcPr>
-          <w:p>
-            <w:r>
-              <w:t>Seed</w:t>
-            </w:r>
-          </w:p>
-        </w:tc>
-        <w:tc>
-          <w:tcPr>
-            <w:tcW w:type="dxa" w:w="3402"/>
-          </w:tcPr>
-          <w:p>
-            <w:r>
-              <w:t>2026</w:t>
-            </w:r>
-          </w:p>
-        </w:tc>
-        <w:tc>
-          <w:tcPr>
-            <w:tcW w:type="dxa" w:w="3402"/>
-          </w:tcPr>
-          <w:p>
-            <w:r>
-              <w:t>7777</w:t>
-            </w:r>
-          </w:p>
-        </w:tc>
-      </w:tr>
-      <w:tr>
-        <w:tc>
-          <w:tcPr>
-            <w:tcW w:type="dxa" w:w="3402"/>
-          </w:tcPr>
-          <w:p>
-            <w:r>
-              <w:t>Roughness</w:t>
-            </w:r>
-          </w:p>
-        </w:tc>
-        <w:tc>
-          <w:tcPr>
-            <w:tcW w:type="dxa" w:w="3402"/>
-          </w:tcPr>
-          <w:p>
-            <w:r>
-              <w:t>0.45</w:t>
-            </w:r>
-          </w:p>
-        </w:tc>
-        <w:tc>
-          <w:tcPr>
-            <w:tcW w:type="dxa" w:w="3402"/>
-          </w:tcPr>
-          <w:p>
-            <w:r>
-              <w:t>0.55</w:t>
-            </w:r>
-          </w:p>
-        </w:tc>
-      </w:tr>
-      <w:tr>
-        <w:tc>
-          <w:tcPr>
-            <w:tcW w:type="dxa" w:w="3402"/>
-          </w:tcPr>
-          <w:p>
-            <w:r>
-              <w:t>Fog</w:t>
-            </w:r>
-          </w:p>
-        </w:tc>
-        <w:tc>
-          <w:tcPr>
-            <w:tcW w:type="dxa" w:w="3402"/>
-          </w:tcPr>
-          <w:p>
-            <w:r>
-              <w:t>0.008</w:t>
-            </w:r>
-          </w:p>
-        </w:tc>
-        <w:tc>
-          <w:tcPr>
-            <w:tcW w:type="dxa" w:w="3402"/>
-          </w:tcPr>
-          <w:p>
-            <w:r>
-              <w:t>0.008</w:t>
-            </w:r>
-          </w:p>
-        </w:tc>
-      </w:tr>
-      <w:tr>
-        <w:tc>
-          <w:tcPr>
-            <w:tcW w:type="dxa" w:w="3402"/>
-          </w:tcPr>
-          <w:p>
-            <w:r>
-              <w:t>Crystals</w:t>
-            </w:r>
-          </w:p>
-        </w:tc>
-        <w:tc>
-          <w:tcPr>
-            <w:tcW w:type="dxa" w:w="3402"/>
-          </w:tcPr>
-          <w:p>
-            <w:r>
-              <w:t>56</w:t>
-            </w:r>
-          </w:p>
-        </w:tc>
-        <w:tc>
-          <w:tcPr>
-            <w:tcW w:type="dxa" w:w="3402"/>
-          </w:tcPr>
-          <w:p>
-            <w:r>
-              <w:t>56</w:t>
-            </w:r>
-          </w:p>
-        </w:tc>
-      </w:tr>
-      <w:tr>
-        <w:tc>
-          <w:tcPr>
-            <w:tcW w:type="dxa" w:w="3402"/>
-          </w:tcPr>
-          <w:p>
-            <w:r>
-              <w:t>Palette</w:t>
-            </w:r>
-          </w:p>
-        </w:tc>
-        <w:tc>
-          <w:tcPr>
-            <w:tcW w:type="dxa" w:w="3402"/>
-          </w:tcPr>
-          <w:p>
-            <w:r>
-              <w:t>Amethyst purple</w:t>
-            </w:r>
-          </w:p>
-        </w:tc>
-        <w:tc>
-          <w:tcPr>
-            <w:tcW w:type="dxa" w:w="3402"/>
-          </w:tcPr>
-          <w:p>
-            <w:r>
-              <w:t>Ruby red</w:t>
-            </w:r>
-          </w:p>
-        </w:tc>
-      </w:tr>
-      <w:tr>
-        <w:tc>
-          <w:tcPr>
-            <w:tcW w:type="dxa" w:w="3402"/>
-          </w:tcPr>
-          <w:p>
-            <w:r>
-              <w:t>Lights</w:t>
-            </w:r>
-          </w:p>
-        </w:tc>
-        <w:tc>
-          <w:tcPr>
-            <w:tcW w:type="dxa" w:w="3402"/>
-          </w:tcPr>
-          <w:p>
-            <w:r>
-              <w:t>22</w:t>
-            </w:r>
-          </w:p>
-        </w:tc>
-        <w:tc>
-          <w:tcPr>
-            <w:tcW w:type="dxa" w:w="3402"/>
-          </w:tcPr>
-          <w:p>
-            <w:r>
-              <w:t>22</w:t>
-            </w:r>
-          </w:p>
-        </w:tc>
-      </w:tr>
-      <w:tr>
-        <w:tc>
-          <w:tcPr>
-            <w:tcW w:type="dxa" w:w="3402"/>
-          </w:tcPr>
-          <w:p>
-            <w:r>
-              <w:t>Output</w:t>
-            </w:r>
-          </w:p>
-        </w:tc>
-        <w:tc>
-          <w:tcPr>
-            <w:tcW w:type="dxa" w:w="3402"/>
-          </w:tcPr>
-          <w:p>
-            <w:r>
-              <w:t>Arnold 1920×1080 EXR</w:t>
-            </w:r>
-          </w:p>
-        </w:tc>
-        <w:tc>
-          <w:tcPr>
-            <w:tcW w:type="dxa" w:w="3402"/>
-          </w:tcPr>
-          <w:p>
-            <w:r>
-              <w:t>Arnold 1920×1080 EXR</w:t>
-            </w:r>
-          </w:p>
-        </w:tc>
-      </w:tr>
-    </w:tbl>
-    <w:p/>
-    <w:p>
-      <w:pPr>
-        <w:jc w:val="center"/>
-      </w:pPr>
-      <w:r>
-        <w:drawing>
-          <wp:inline xmlns:a="http://schemas.openxmlformats.org/drawingml/2006/main" xmlns:pic="http://schemas.openxmlformats.org/drawingml/2006/picture">
-            <wp:extent cx="3108960" cy="1748790"/>
-            <wp:docPr id="8" name="Picture 8"/>
-            <wp:cNvGraphicFramePr>
-              <a:graphicFrameLocks noChangeAspect="1"/>
-            </wp:cNvGraphicFramePr>
-            <a:graphic>
-              <a:graphicData uri="http://schemas.openxmlformats.org/drawingml/2006/picture">
-                <pic:pic>
-                  <pic:nvPicPr>
-                    <pic:cNvPr id="0" name="amethyst_render.png"/>
-                    <pic:cNvPicPr/>
-                  </pic:nvPicPr>
-                  <pic:blipFill>
-                    <a:blip r:embed="rId15"/>
-                    <a:stretch>
-                      <a:fillRect/>
-                    </a:stretch>
-                  </pic:blipFill>
-                  <pic:spPr>
-                    <a:xfrm>
-                      <a:off x="0" y="0"/>
-                      <a:ext cx="3108960" cy="1748790"/>
-                    </a:xfrm>
-                    <a:prstGeom prst="rect"/>
-                  </pic:spPr>
-                </pic:pic>
-              </a:graphicData>
-            </a:graphic>
-          </wp:inline>
-        </w:drawing>
-      </w:r>
-    </w:p>
-    <w:p>
-      <w:r>
-        <w:t>Figure 3. Scene 1 — Amethyst Cave (seed=2026).</w:t>
-      </w:r>
-    </w:p>
-    <w:p>
-      <w:pPr>
-        <w:jc w:val="center"/>
-      </w:pPr>
-      <w:r>
-        <w:drawing>
-          <wp:inline xmlns:a="http://schemas.openxmlformats.org/drawingml/2006/main" xmlns:pic="http://schemas.openxmlformats.org/drawingml/2006/picture">
-            <wp:extent cx="3108960" cy="1748790"/>
-            <wp:docPr id="9" name="Picture 9"/>
-            <wp:cNvGraphicFramePr>
-              <a:graphicFrameLocks noChangeAspect="1"/>
-            </wp:cNvGraphicFramePr>
-            <a:graphic>
-              <a:graphicData uri="http://schemas.openxmlformats.org/drawingml/2006/picture">
-                <pic:pic>
-                  <pic:nvPicPr>
-                    <pic:cNvPr id="0" name="ruby_render.png"/>
-                    <pic:cNvPicPr/>
-                  </pic:nvPicPr>
-                  <pic:blipFill>
-                    <a:blip r:embed="rId16"/>
-                    <a:stretch>
-                      <a:fillRect/>
-                    </a:stretch>
-                  </pic:blipFill>
-                  <pic:spPr>
-                    <a:xfrm>
-                      <a:off x="0" y="0"/>
-                      <a:ext cx="3108960" cy="1748790"/>
-                    </a:xfrm>
-                    <a:prstGeom prst="rect"/>
-                  </pic:spPr>
-                </pic:pic>
-              </a:graphicData>
-            </a:graphic>
-          </wp:inline>
-        </w:drawing>
-      </w:r>
-    </w:p>
-    <w:p>
-      <w:r>
-        <w:t>Figure 4. Scene 2 — Ruby Vault (seed=7777).</w:t>
-      </w:r>
-    </w:p>
-    <w:p>
-      <w:r>
-        <w:br w:type="page"/>
-      </w:r>
-    </w:p>
-    <w:p>
-      <w:pPr>
-        <w:pStyle w:val="Heading1"/>
-      </w:pPr>
-      <w:r>
-        <w:t>Fly-Through Animation: 4 Key Frames</w:t>
-      </w:r>
-    </w:p>
-    <w:p>
-      <w:r>
-        <w:t>960-frame immersive camera path: entrance → spiral around tallest crystals → wide exit.</w:t>
-      </w:r>
-    </w:p>
-    <w:p>
-      <w:pPr>
-        <w:jc w:val="center"/>
-      </w:pPr>
-      <w:r>
-        <w:drawing>
-          <wp:inline xmlns:a="http://schemas.openxmlformats.org/drawingml/2006/main" xmlns:pic="http://schemas.openxmlformats.org/drawingml/2006/picture">
-            <wp:extent cx="3108960" cy="1748790"/>
-            <wp:docPr id="10" name="Picture 10"/>
-            <wp:cNvGraphicFramePr>
-              <a:graphicFrameLocks noChangeAspect="1"/>
-            </wp:cNvGraphicFramePr>
-            <a:graphic>
-              <a:graphicData uri="http://schemas.openxmlformats.org/drawingml/2006/picture">
-                <pic:pic>
-                  <pic:nvPicPr>
-                    <pic:cNvPr id="0" name="fly_frame_000_entrance.png"/>
-                    <pic:cNvPicPr/>
-                  </pic:nvPicPr>
-                  <pic:blipFill>
-                    <a:blip r:embed="rId17"/>
-                    <a:stretch>
-                      <a:fillRect/>
-                    </a:stretch>
-                  </pic:blipFill>
-                  <pic:spPr>
-                    <a:xfrm>
-                      <a:off x="0" y="0"/>
-                      <a:ext cx="3108960" cy="1748790"/>
-                    </a:xfrm>
-                    <a:prstGeom prst="rect"/>
-                  </pic:spPr>
-                </pic:pic>
-              </a:graphicData>
-            </a:graphic>
-          </wp:inline>
-        </w:drawing>
-      </w:r>
-    </w:p>
-    <w:p>
-      <w:r>
-        <w:t>Frame 1 — Cave entrance.</w:t>
-      </w:r>
-    </w:p>
-    <w:p>
-      <w:pPr>
-        <w:jc w:val="center"/>
-      </w:pPr>
-      <w:r>
-        <w:drawing>
-          <wp:inline xmlns:a="http://schemas.openxmlformats.org/drawingml/2006/main" xmlns:pic="http://schemas.openxmlformats.org/drawingml/2006/picture">
-            <wp:extent cx="3108960" cy="1748790"/>
-            <wp:docPr id="11" name="Picture 11"/>
-            <wp:cNvGraphicFramePr>
-              <a:graphicFrameLocks noChangeAspect="1"/>
-            </wp:cNvGraphicFramePr>
-            <a:graphic>
-              <a:graphicData uri="http://schemas.openxmlformats.org/drawingml/2006/picture">
-                <pic:pic>
-                  <pic:nvPicPr>
-                    <pic:cNvPr id="0" name="fly_frame_360_closeup.png"/>
-                    <pic:cNvPicPr/>
-                  </pic:nvPicPr>
-                  <pic:blipFill>
-                    <a:blip r:embed="rId18"/>
-                    <a:stretch>
-                      <a:fillRect/>
-                    </a:stretch>
-                  </pic:blipFill>
-                  <pic:spPr>
-                    <a:xfrm>
-                      <a:off x="0" y="0"/>
-                      <a:ext cx="3108960" cy="1748790"/>
-                    </a:xfrm>
-                    <a:prstGeom prst="rect"/>
-                  </pic:spPr>
-                </pic:pic>
-              </a:graphicData>
-            </a:graphic>
-          </wp:inline>
-        </w:drawing>
-      </w:r>
-    </w:p>
-    <w:p>
-      <w:r>
-        <w:t>Frame 360 — Close pass through crystal cluster.</w:t>
-      </w:r>
-    </w:p>
-    <w:p>
-      <w:pPr>
-        <w:jc w:val="center"/>
-      </w:pPr>
-      <w:r>
-        <w:drawing>
-          <wp:inline xmlns:a="http://schemas.openxmlformats.org/drawingml/2006/main" xmlns:pic="http://schemas.openxmlformats.org/drawingml/2006/picture">
-            <wp:extent cx="3108960" cy="1748790"/>
-            <wp:docPr id="12" name="Picture 12"/>
-            <wp:cNvGraphicFramePr>
-              <a:graphicFrameLocks noChangeAspect="1"/>
-            </wp:cNvGraphicFramePr>
-            <a:graphic>
-              <a:graphicData uri="http://schemas.openxmlformats.org/drawingml/2006/picture">
-                <pic:pic>
-                  <pic:nvPicPr>
-                    <pic:cNvPr id="0" name="fly_frame_600_deep.png"/>
-                    <pic:cNvPicPr/>
-                  </pic:nvPicPr>
-                  <pic:blipFill>
-                    <a:blip r:embed="rId19"/>
-                    <a:stretch>
-                      <a:fillRect/>
-                    </a:stretch>
-                  </pic:blipFill>
-                  <pic:spPr>
-                    <a:xfrm>
-                      <a:off x="0" y="0"/>
-                      <a:ext cx="3108960" cy="1748790"/>
-                    </a:xfrm>
-                    <a:prstGeom prst="rect"/>
-                  </pic:spPr>
-                </pic:pic>
-              </a:graphicData>
-            </a:graphic>
-          </wp:inline>
-        </w:drawing>
-      </w:r>
-    </w:p>
-    <w:p>
-      <w:r>
-        <w:t>Frame 600 — Deep cave turn.</w:t>
-      </w:r>
-    </w:p>
-    <w:p>
-      <w:pPr>
-        <w:jc w:val="center"/>
-      </w:pPr>
-      <w:r>
-        <w:drawing>
-          <wp:inline xmlns:a="http://schemas.openxmlformats.org/drawingml/2006/main" xmlns:pic="http://schemas.openxmlformats.org/drawingml/2006/picture">
-            <wp:extent cx="3108960" cy="1748790"/>
-            <wp:docPr id="13" name="Picture 13"/>
-            <wp:cNvGraphicFramePr>
-              <a:graphicFrameLocks noChangeAspect="1"/>
-            </wp:cNvGraphicFramePr>
-            <a:graphic>
-              <a:graphicData uri="http://schemas.openxmlformats.org/drawingml/2006/picture">
-                <pic:pic>
-                  <pic:nvPicPr>
-                    <pic:cNvPr id="0" name="fly_frame_840_wide.png"/>
-                    <pic:cNvPicPr/>
-                  </pic:nvPicPr>
-                  <pic:blipFill>
-                    <a:blip r:embed="rId20"/>
-                    <a:stretch>
-                      <a:fillRect/>
-                    </a:stretch>
-                  </pic:blipFill>
-                  <pic:spPr>
-                    <a:xfrm>
-                      <a:off x="0" y="0"/>
-                      <a:ext cx="3108960" cy="1748790"/>
-                    </a:xfrm>
-                    <a:prstGeom prst="rect"/>
-                  </pic:spPr>
-                </pic:pic>
-              </a:graphicData>
-            </a:graphic>
-          </wp:inline>
-        </w:drawing>
-      </w:r>
-    </w:p>
-    <w:p>
-      <w:r>
+        <w:rPr>
+          <w:rFonts w:ascii="PingFang SC" w:hAnsi="PingFang SC" w:eastAsia="PingFang SC"/>
+          <w:b w:val="0"/>
+          <w:sz w:val="20"/>
+        </w:rPr>
         <w:t>Frame 840 — Wide exit shot.</w:t>
       </w:r>
     </w:p>
@@ -1172,13 +1364,19 @@
         <w:pStyle w:val="Heading1"/>
       </w:pPr>
       <w:r>
+        <w:rPr>
+          <w:rFonts w:ascii="PingFang SC" w:hAnsi="PingFang SC" w:eastAsia="PingFang SC"/>
+          <w:b w:val="0"/>
+          <w:sz w:val="32"/>
+        </w:rPr>
         <w:t>Layout Hierarchy</w:t>
       </w:r>
     </w:p>
     <w:p>
       <w:r>
         <w:rPr>
-          <w:rFonts w:ascii="Courier New" w:hAnsi="Courier New"/>
+          <w:rFonts w:ascii="Courier New" w:hAnsi="Courier New" w:eastAsia="Courier New"/>
+          <w:b w:val="0"/>
           <w:sz w:val="18"/>
         </w:rPr>
         <w:t>window "cryUI_v3" (440×680, dark #1E1E24)</w:t>
@@ -1187,32 +1385,38 @@
         <w:br/>
         <w:t>├── ◆ Crystal Cavern ◆ banner + subtitle (CN/EN)</w:t>
         <w:br/>
-        <w:t>├── tabLayout "cry_tabs"</w:t>
+        <w:t>├── tabLayout (5 tabs)</w:t>
         <w:br/>
-        <w:t>│   ├── Tab 1  Terrain/地形   [2 frameLayout, 5 controls]</w:t>
+        <w:t>│   ├── Tab 1  Terrain/地形   [2 frameLayouts, 5 controls]</w:t>
         <w:br/>
-        <w:t>│   ├── Tab 2  Crystals/晶体  [2 frameLayout, 4 controls]</w:t>
+        <w:t>│   ├── Tab 2  Crystals/晶体  [2 frameLayouts, 4 controls]</w:t>
         <w:br/>
-        <w:t>│   ├── Tab 3  Lighting/灯光  [2 frameLayout, 4 controls]</w:t>
+        <w:t>│   ├── Tab 3  Lighting/灯光  [2 frameLayouts, 4 controls]</w:t>
         <w:br/>
-        <w:t>│   ├── Tab 4  Cam/Anim       [2 frameLayout, 5 controls + 2 btns]</w:t>
+        <w:t>│   ├── Tab 4  Cam/Anim       [2 frameLayouts, 5 controls]</w:t>
         <w:br/>
-        <w:t>│   └── Tab 5  Render/渲染    [2 frameLayout, 3 controls + 2 btns]</w:t>
+        <w:t>│   └── Tab 5  Render/渲染    [2 frameLayouts, 5 controls]</w:t>
         <w:br/>
-        <w:t>├── progressBar (0→100%, 8 build stages)</w:t>
+        <w:t>├── progressBar (0→100%, 8 stages)</w:t>
         <w:br/>
-        <w:t>├── statusText (real-time feedback line)</w:t>
+        <w:t>├── statusText (real-time feedback)</w:t>
         <w:br/>
-        <w:t>├── rowLayout [Generate🟢] [Preview🔵] [Reset🔴] [Close]</w:t>
+        <w:t>├── rowLayout [🟢Generate] [🔵Preview] [🔴Reset] [Close]</w:t>
         <w:br/>
-        <w:t>└── footer: ZJU 2026 credit</w:t>
+        <w:t>└── footer: ZJU 2026</w:t>
       </w:r>
     </w:p>
+    <w:p/>
     <w:p>
       <w:pPr>
-        <w:pStyle w:val="Heading1"/>
+        <w:pStyle w:val="Heading2"/>
       </w:pPr>
       <w:r>
+        <w:rPr>
+          <w:rFonts w:ascii="PingFang SC" w:hAnsi="PingFang SC" w:eastAsia="PingFang SC"/>
+          <w:b w:val="0"/>
+          <w:sz w:val="26"/>
+        </w:rPr>
         <w:t>Callback Functions</w:t>
       </w:r>
     </w:p>
@@ -1223,19 +1427,20 @@
         <w:tblLook w:firstColumn="1" w:firstRow="1" w:lastColumn="0" w:lastRow="0" w:noHBand="0" w:noVBand="1" w:val="04A0"/>
       </w:tblPr>
       <w:tblGrid>
-        <w:gridCol w:w="2551"/>
-        <w:gridCol w:w="2551"/>
-        <w:gridCol w:w="2551"/>
-        <w:gridCol w:w="2551"/>
+        <w:gridCol w:w="2466"/>
+        <w:gridCol w:w="2466"/>
+        <w:gridCol w:w="2466"/>
+        <w:gridCol w:w="2466"/>
       </w:tblGrid>
       <w:tr>
         <w:tc>
           <w:tcPr>
-            <w:tcW w:type="dxa" w:w="2551"/>
+            <w:tcW w:type="dxa" w:w="2466"/>
           </w:tcPr>
           <w:p>
             <w:r>
               <w:rPr>
+                <w:rFonts w:ascii="PingFang SC" w:hAnsi="PingFang SC" w:eastAsia="PingFang SC"/>
                 <w:b/>
                 <w:sz w:val="18"/>
               </w:rPr>
@@ -1245,11 +1450,12 @@
         </w:tc>
         <w:tc>
           <w:tcPr>
-            <w:tcW w:type="dxa" w:w="2551"/>
+            <w:tcW w:type="dxa" w:w="2466"/>
           </w:tcPr>
           <w:p>
             <w:r>
               <w:rPr>
+                <w:rFonts w:ascii="PingFang SC" w:hAnsi="PingFang SC" w:eastAsia="PingFang SC"/>
                 <w:b/>
                 <w:sz w:val="18"/>
               </w:rPr>
@@ -1259,11 +1465,12 @@
         </w:tc>
         <w:tc>
           <w:tcPr>
-            <w:tcW w:type="dxa" w:w="2551"/>
+            <w:tcW w:type="dxa" w:w="2466"/>
           </w:tcPr>
           <w:p>
             <w:r>
               <w:rPr>
+                <w:rFonts w:ascii="PingFang SC" w:hAnsi="PingFang SC" w:eastAsia="PingFang SC"/>
                 <w:b/>
                 <w:sz w:val="18"/>
               </w:rPr>
@@ -1273,11 +1480,12 @@
         </w:tc>
         <w:tc>
           <w:tcPr>
-            <w:tcW w:type="dxa" w:w="2551"/>
+            <w:tcW w:type="dxa" w:w="2466"/>
           </w:tcPr>
           <w:p>
             <w:r>
               <w:rPr>
+                <w:rFonts w:ascii="PingFang SC" w:hAnsi="PingFang SC" w:eastAsia="PingFang SC"/>
                 <w:b/>
                 <w:sz w:val="18"/>
               </w:rPr>
@@ -1289,41 +1497,61 @@
       <w:tr>
         <w:tc>
           <w:tcPr>
-            <w:tcW w:type="dxa" w:w="2551"/>
+            <w:tcW w:type="dxa" w:w="2466"/>
           </w:tcPr>
           <w:p>
             <w:r>
+              <w:rPr>
+                <w:rFonts w:ascii="PingFang SC" w:hAnsi="PingFang SC" w:eastAsia="PingFang SC"/>
+                <w:b w:val="0"/>
+                <w:sz w:val="18"/>
+              </w:rPr>
               <w:t>Generate</w:t>
             </w:r>
           </w:p>
         </w:tc>
         <w:tc>
           <w:tcPr>
-            <w:tcW w:type="dxa" w:w="2551"/>
+            <w:tcW w:type="dxa" w:w="2466"/>
           </w:tcPr>
           <w:p>
             <w:r>
+              <w:rPr>
+                <w:rFonts w:ascii="PingFang SC" w:hAnsi="PingFang SC" w:eastAsia="PingFang SC"/>
+                <w:b w:val="0"/>
+                <w:sz w:val="18"/>
+              </w:rPr>
               <w:t>Green</w:t>
             </w:r>
           </w:p>
         </w:tc>
         <w:tc>
           <w:tcPr>
-            <w:tcW w:type="dxa" w:w="2551"/>
+            <w:tcW w:type="dxa" w:w="2466"/>
           </w:tcPr>
           <w:p>
             <w:r>
+              <w:rPr>
+                <w:rFonts w:ascii="PingFang SC" w:hAnsi="PingFang SC" w:eastAsia="PingFang SC"/>
+                <w:b w:val="0"/>
+                <w:sz w:val="18"/>
+              </w:rPr>
               <w:t>generate_from_ui()</w:t>
             </w:r>
           </w:p>
         </w:tc>
         <w:tc>
           <w:tcPr>
-            <w:tcW w:type="dxa" w:w="2551"/>
+            <w:tcW w:type="dxa" w:w="2466"/>
           </w:tcPr>
           <w:p>
             <w:r>
-              <w:t>Read 21 uicontrols → clean → final_scene.build()</w:t>
+              <w:rPr>
+                <w:rFonts w:ascii="PingFang SC" w:hAnsi="PingFang SC" w:eastAsia="PingFang SC"/>
+                <w:b w:val="0"/>
+                <w:sz w:val="18"/>
+              </w:rPr>
+              <w:t>Read 21 controls → clean → final_scene.build()</w:t>
             </w:r>
           </w:p>
         </w:tc>
@@ -1331,41 +1559,61 @@
       <w:tr>
         <w:tc>
           <w:tcPr>
-            <w:tcW w:type="dxa" w:w="2551"/>
+            <w:tcW w:type="dxa" w:w="2466"/>
           </w:tcPr>
           <w:p>
             <w:r>
+              <w:rPr>
+                <w:rFonts w:ascii="PingFang SC" w:hAnsi="PingFang SC" w:eastAsia="PingFang SC"/>
+                <w:b w:val="0"/>
+                <w:sz w:val="18"/>
+              </w:rPr>
               <w:t>Preview</w:t>
             </w:r>
           </w:p>
         </w:tc>
         <w:tc>
           <w:tcPr>
-            <w:tcW w:type="dxa" w:w="2551"/>
+            <w:tcW w:type="dxa" w:w="2466"/>
           </w:tcPr>
           <w:p>
             <w:r>
+              <w:rPr>
+                <w:rFonts w:ascii="PingFang SC" w:hAnsi="PingFang SC" w:eastAsia="PingFang SC"/>
+                <w:b w:val="0"/>
+                <w:sz w:val="18"/>
+              </w:rPr>
               <w:t>Blue</w:t>
             </w:r>
           </w:p>
         </w:tc>
         <w:tc>
           <w:tcPr>
-            <w:tcW w:type="dxa" w:w="2551"/>
+            <w:tcW w:type="dxa" w:w="2466"/>
           </w:tcPr>
           <w:p>
             <w:r>
+              <w:rPr>
+                <w:rFonts w:ascii="PingFang SC" w:hAnsi="PingFang SC" w:eastAsia="PingFang SC"/>
+                <w:b w:val="0"/>
+                <w:sz w:val="18"/>
+              </w:rPr>
               <w:t>_open_arnold_rv()</w:t>
             </w:r>
           </w:p>
         </w:tc>
         <w:tc>
           <w:tcPr>
-            <w:tcW w:type="dxa" w:w="2551"/>
+            <w:tcW w:type="dxa" w:w="2466"/>
           </w:tcPr>
           <w:p>
             <w:r>
-              <w:t>Open Arnold Render View for interactive preview</w:t>
+              <w:rPr>
+                <w:rFonts w:ascii="PingFang SC" w:hAnsi="PingFang SC" w:eastAsia="PingFang SC"/>
+                <w:b w:val="0"/>
+                <w:sz w:val="18"/>
+              </w:rPr>
+              <w:t>Open Arnold Render View</w:t>
             </w:r>
           </w:p>
         </w:tc>
@@ -1373,40 +1621,60 @@
       <w:tr>
         <w:tc>
           <w:tcPr>
-            <w:tcW w:type="dxa" w:w="2551"/>
+            <w:tcW w:type="dxa" w:w="2466"/>
           </w:tcPr>
           <w:p>
             <w:r>
+              <w:rPr>
+                <w:rFonts w:ascii="PingFang SC" w:hAnsi="PingFang SC" w:eastAsia="PingFang SC"/>
+                <w:b w:val="0"/>
+                <w:sz w:val="18"/>
+              </w:rPr>
               <w:t>Reset</w:t>
             </w:r>
           </w:p>
         </w:tc>
         <w:tc>
           <w:tcPr>
-            <w:tcW w:type="dxa" w:w="2551"/>
+            <w:tcW w:type="dxa" w:w="2466"/>
           </w:tcPr>
           <w:p>
             <w:r>
+              <w:rPr>
+                <w:rFonts w:ascii="PingFang SC" w:hAnsi="PingFang SC" w:eastAsia="PingFang SC"/>
+                <w:b w:val="0"/>
+                <w:sz w:val="18"/>
+              </w:rPr>
               <w:t>Red</w:t>
             </w:r>
           </w:p>
         </w:tc>
         <w:tc>
           <w:tcPr>
-            <w:tcW w:type="dxa" w:w="2551"/>
+            <w:tcW w:type="dxa" w:w="2466"/>
           </w:tcPr>
           <w:p>
             <w:r>
+              <w:rPr>
+                <w:rFonts w:ascii="PingFang SC" w:hAnsi="PingFang SC" w:eastAsia="PingFang SC"/>
+                <w:b w:val="0"/>
+                <w:sz w:val="18"/>
+              </w:rPr>
               <w:t>reset_scene()</w:t>
             </w:r>
           </w:p>
         </w:tc>
         <w:tc>
           <w:tcPr>
-            <w:tcW w:type="dxa" w:w="2551"/>
+            <w:tcW w:type="dxa" w:w="2466"/>
           </w:tcPr>
           <w:p>
             <w:r>
+              <w:rPr>
+                <w:rFonts w:ascii="PingFang SC" w:hAnsi="PingFang SC" w:eastAsia="PingFang SC"/>
+                <w:b w:val="0"/>
+                <w:sz w:val="18"/>
+              </w:rPr>
               <w:t>ConfirmDialog → cmds.file(new=True)</w:t>
             </w:r>
           </w:p>
@@ -1415,40 +1683,60 @@
       <w:tr>
         <w:tc>
           <w:tcPr>
-            <w:tcW w:type="dxa" w:w="2551"/>
+            <w:tcW w:type="dxa" w:w="2466"/>
           </w:tcPr>
           <w:p>
             <w:r>
+              <w:rPr>
+                <w:rFonts w:ascii="PingFang SC" w:hAnsi="PingFang SC" w:eastAsia="PingFang SC"/>
+                <w:b w:val="0"/>
+                <w:sz w:val="18"/>
+              </w:rPr>
               <w:t>Close</w:t>
             </w:r>
           </w:p>
         </w:tc>
         <w:tc>
           <w:tcPr>
-            <w:tcW w:type="dxa" w:w="2551"/>
+            <w:tcW w:type="dxa" w:w="2466"/>
           </w:tcPr>
           <w:p>
             <w:r>
+              <w:rPr>
+                <w:rFonts w:ascii="PingFang SC" w:hAnsi="PingFang SC" w:eastAsia="PingFang SC"/>
+                <w:b w:val="0"/>
+                <w:sz w:val="18"/>
+              </w:rPr>
               <w:t>Dark</w:t>
             </w:r>
           </w:p>
         </w:tc>
         <w:tc>
           <w:tcPr>
-            <w:tcW w:type="dxa" w:w="2551"/>
+            <w:tcW w:type="dxa" w:w="2466"/>
           </w:tcPr>
           <w:p>
             <w:r>
+              <w:rPr>
+                <w:rFonts w:ascii="PingFang SC" w:hAnsi="PingFang SC" w:eastAsia="PingFang SC"/>
+                <w:b w:val="0"/>
+                <w:sz w:val="18"/>
+              </w:rPr>
               <w:t>lambda</w:t>
             </w:r>
           </w:p>
         </w:tc>
         <w:tc>
           <w:tcPr>
-            <w:tcW w:type="dxa" w:w="2551"/>
+            <w:tcW w:type="dxa" w:w="2466"/>
           </w:tcPr>
           <w:p>
             <w:r>
+              <w:rPr>
+                <w:rFonts w:ascii="PingFang SC" w:hAnsi="PingFang SC" w:eastAsia="PingFang SC"/>
+                <w:b w:val="0"/>
+                <w:sz w:val="18"/>
+              </w:rPr>
               <w:t>cmds.deleteUI("cryUI_v3")</w:t>
             </w:r>
           </w:p>
@@ -1465,12 +1753,22 @@
         <w:pStyle w:val="Heading1"/>
       </w:pPr>
       <w:r>
+        <w:rPr>
+          <w:rFonts w:ascii="PingFang SC" w:hAnsi="PingFang SC" w:eastAsia="PingFang SC"/>
+          <w:b w:val="0"/>
+          <w:sz w:val="32"/>
+        </w:rPr>
         <w:t>Cross-Group Best Practice Integration</w:t>
       </w:r>
     </w:p>
     <w:p>
       <w:r>
-        <w:t>After analyzing all 8 peer-group GUI submissions, the following were adopted:</w:t>
+        <w:rPr>
+          <w:rFonts w:ascii="PingFang SC" w:hAnsi="PingFang SC" w:eastAsia="PingFang SC"/>
+          <w:b w:val="0"/>
+          <w:sz w:val="20"/>
+        </w:rPr>
+        <w:t>After analyzing 8 peer-group GUI submissions, these features were adopted:</w:t>
       </w:r>
     </w:p>
     <w:tbl>
@@ -1480,18 +1778,19 @@
         <w:tblLook w:firstColumn="1" w:firstRow="1" w:lastColumn="0" w:lastRow="0" w:noHBand="0" w:noVBand="1" w:val="04A0"/>
       </w:tblPr>
       <w:tblGrid>
-        <w:gridCol w:w="3402"/>
-        <w:gridCol w:w="3402"/>
-        <w:gridCol w:w="3402"/>
+        <w:gridCol w:w="3289"/>
+        <w:gridCol w:w="3289"/>
+        <w:gridCol w:w="3289"/>
       </w:tblGrid>
       <w:tr>
         <w:tc>
           <w:tcPr>
-            <w:tcW w:type="dxa" w:w="3402"/>
+            <w:tcW w:type="dxa" w:w="3289"/>
           </w:tcPr>
           <w:p>
             <w:r>
               <w:rPr>
+                <w:rFonts w:ascii="PingFang SC" w:hAnsi="PingFang SC" w:eastAsia="PingFang SC"/>
                 <w:b/>
                 <w:sz w:val="18"/>
               </w:rPr>
@@ -1501,11 +1800,12 @@
         </w:tc>
         <w:tc>
           <w:tcPr>
-            <w:tcW w:type="dxa" w:w="3402"/>
+            <w:tcW w:type="dxa" w:w="3289"/>
           </w:tcPr>
           <w:p>
             <w:r>
               <w:rPr>
+                <w:rFonts w:ascii="PingFang SC" w:hAnsi="PingFang SC" w:eastAsia="PingFang SC"/>
                 <w:b/>
                 <w:sz w:val="18"/>
               </w:rPr>
@@ -1515,15 +1815,16 @@
         </w:tc>
         <w:tc>
           <w:tcPr>
-            <w:tcW w:type="dxa" w:w="3402"/>
+            <w:tcW w:type="dxa" w:w="3289"/>
           </w:tcPr>
           <w:p>
             <w:r>
               <w:rPr>
+                <w:rFonts w:ascii="PingFang SC" w:hAnsi="PingFang SC" w:eastAsia="PingFang SC"/>
                 <w:b/>
                 <w:sz w:val="18"/>
               </w:rPr>
-              <w:t>Implemented in v3</w:t>
+              <w:t>Adopted in v3</w:t>
             </w:r>
           </w:p>
         </w:tc>
@@ -1531,30 +1832,45 @@
       <w:tr>
         <w:tc>
           <w:tcPr>
-            <w:tcW w:type="dxa" w:w="3402"/>
+            <w:tcW w:type="dxa" w:w="3289"/>
           </w:tcPr>
           <w:p>
             <w:r>
-              <w:t>Group 1 (WorldMaker)</w:t>
+              <w:rPr>
+                <w:rFonts w:ascii="PingFang SC" w:hAnsi="PingFang SC" w:eastAsia="PingFang SC"/>
+                <w:b w:val="0"/>
+                <w:sz w:val="18"/>
+              </w:rPr>
+              <w:t>Group 1 WorldMaker</w:t>
             </w:r>
           </w:p>
         </w:tc>
         <w:tc>
           <w:tcPr>
-            <w:tcW w:type="dxa" w:w="3402"/>
+            <w:tcW w:type="dxa" w:w="3289"/>
           </w:tcPr>
           <w:p>
             <w:r>
+              <w:rPr>
+                <w:rFonts w:ascii="PingFang SC" w:hAnsi="PingFang SC" w:eastAsia="PingFang SC"/>
+                <w:b w:val="0"/>
+                <w:sz w:val="18"/>
+              </w:rPr>
               <w:t>Safe ranges</w:t>
             </w:r>
           </w:p>
         </w:tc>
         <w:tc>
           <w:tcPr>
-            <w:tcW w:type="dxa" w:w="3402"/>
+            <w:tcW w:type="dxa" w:w="3289"/>
           </w:tcPr>
           <w:p>
             <w:r>
+              <w:rPr>
+                <w:rFonts w:ascii="PingFang SC" w:hAnsi="PingFang SC" w:eastAsia="PingFang SC"/>
+                <w:b w:val="0"/>
+                <w:sz w:val="18"/>
+              </w:rPr>
               <w:t>21 controls with min/max limits</w:t>
             </w:r>
           </w:p>
@@ -1563,31 +1879,46 @@
       <w:tr>
         <w:tc>
           <w:tcPr>
-            <w:tcW w:type="dxa" w:w="3402"/>
+            <w:tcW w:type="dxa" w:w="3289"/>
           </w:tcPr>
           <w:p>
             <w:r>
-              <w:t>Group 3 (CS2)</w:t>
+              <w:rPr>
+                <w:rFonts w:ascii="PingFang SC" w:hAnsi="PingFang SC" w:eastAsia="PingFang SC"/>
+                <w:b w:val="0"/>
+                <w:sz w:val="18"/>
+              </w:rPr>
+              <w:t>Group 3 CS2</w:t>
             </w:r>
           </w:p>
         </w:tc>
         <w:tc>
           <w:tcPr>
-            <w:tcW w:type="dxa" w:w="3402"/>
+            <w:tcW w:type="dxa" w:w="3289"/>
           </w:tcPr>
           <w:p>
             <w:r>
-              <w:t>Colour-coded buttons</w:t>
+              <w:rPr>
+                <w:rFonts w:ascii="PingFang SC" w:hAnsi="PingFang SC" w:eastAsia="PingFang SC"/>
+                <w:b w:val="0"/>
+                <w:sz w:val="18"/>
+              </w:rPr>
+              <w:t>Colour-coded btns</w:t>
             </w:r>
           </w:p>
         </w:tc>
         <w:tc>
           <w:tcPr>
-            <w:tcW w:type="dxa" w:w="3402"/>
+            <w:tcW w:type="dxa" w:w="3289"/>
           </w:tcPr>
           <w:p>
             <w:r>
-              <w:t>Green/Blue/Amber/Red semantics</w:t>
+              <w:rPr>
+                <w:rFonts w:ascii="PingFang SC" w:hAnsi="PingFang SC" w:eastAsia="PingFang SC"/>
+                <w:b w:val="0"/>
+                <w:sz w:val="18"/>
+              </w:rPr>
+              <w:t>Green → Generate, Amber → Render</w:t>
             </w:r>
           </w:p>
         </w:tc>
@@ -1595,31 +1926,46 @@
       <w:tr>
         <w:tc>
           <w:tcPr>
-            <w:tcW w:type="dxa" w:w="3402"/>
+            <w:tcW w:type="dxa" w:w="3289"/>
           </w:tcPr>
           <w:p>
             <w:r>
-              <w:t>Group 4 (SmokeFlow)</w:t>
+              <w:rPr>
+                <w:rFonts w:ascii="PingFang SC" w:hAnsi="PingFang SC" w:eastAsia="PingFang SC"/>
+                <w:b w:val="0"/>
+                <w:sz w:val="18"/>
+              </w:rPr>
+              <w:t>Group 4 SmokeFlow</w:t>
             </w:r>
           </w:p>
         </w:tc>
         <w:tc>
           <w:tcPr>
-            <w:tcW w:type="dxa" w:w="3402"/>
+            <w:tcW w:type="dxa" w:w="3289"/>
           </w:tcPr>
           <w:p>
             <w:r>
+              <w:rPr>
+                <w:rFonts w:ascii="PingFang SC" w:hAnsi="PingFang SC" w:eastAsia="PingFang SC"/>
+                <w:b w:val="0"/>
+                <w:sz w:val="18"/>
+              </w:rPr>
               <w:t>Collapsible + logo</w:t>
             </w:r>
           </w:p>
         </w:tc>
         <w:tc>
           <w:tcPr>
-            <w:tcW w:type="dxa" w:w="3402"/>
+            <w:tcW w:type="dxa" w:w="3289"/>
           </w:tcPr>
           <w:p>
             <w:r>
-              <w:t>10 frameLayout + banner</w:t>
+              <w:rPr>
+                <w:rFonts w:ascii="PingFang SC" w:hAnsi="PingFang SC" w:eastAsia="PingFang SC"/>
+                <w:b w:val="0"/>
+                <w:sz w:val="18"/>
+              </w:rPr>
+              <w:t>10 frameLayouts + banner</w:t>
             </w:r>
           </w:p>
         </w:tc>
@@ -1627,30 +1973,45 @@
       <w:tr>
         <w:tc>
           <w:tcPr>
-            <w:tcW w:type="dxa" w:w="3402"/>
+            <w:tcW w:type="dxa" w:w="3289"/>
           </w:tcPr>
           <w:p>
             <w:r>
-              <w:t>Group 5 (Emo)</w:t>
+              <w:rPr>
+                <w:rFonts w:ascii="PingFang SC" w:hAnsi="PingFang SC" w:eastAsia="PingFang SC"/>
+                <w:b w:val="0"/>
+                <w:sz w:val="18"/>
+              </w:rPr>
+              <w:t>Group 5 Emo</w:t>
             </w:r>
           </w:p>
         </w:tc>
         <w:tc>
           <w:tcPr>
-            <w:tcW w:type="dxa" w:w="3402"/>
+            <w:tcW w:type="dxa" w:w="3289"/>
           </w:tcPr>
           <w:p>
             <w:r>
+              <w:rPr>
+                <w:rFonts w:ascii="PingFang SC" w:hAnsi="PingFang SC" w:eastAsia="PingFang SC"/>
+                <w:b w:val="0"/>
+                <w:sz w:val="18"/>
+              </w:rPr>
               <w:t>Dark aesthetic</w:t>
             </w:r>
           </w:p>
         </w:tc>
         <w:tc>
           <w:tcPr>
-            <w:tcW w:type="dxa" w:w="3402"/>
+            <w:tcW w:type="dxa" w:w="3289"/>
           </w:tcPr>
           <w:p>
             <w:r>
+              <w:rPr>
+                <w:rFonts w:ascii="PingFang SC" w:hAnsi="PingFang SC" w:eastAsia="PingFang SC"/>
+                <w:b w:val="0"/>
+                <w:sz w:val="18"/>
+              </w:rPr>
               <w:t>#1E1E24 bg, cyan/amber accents</w:t>
             </w:r>
           </w:p>
@@ -1659,31 +2020,46 @@
       <w:tr>
         <w:tc>
           <w:tcPr>
-            <w:tcW w:type="dxa" w:w="3402"/>
+            <w:tcW w:type="dxa" w:w="3289"/>
           </w:tcPr>
           <w:p>
             <w:r>
-              <w:t>Group 6 (Orbit)</w:t>
+              <w:rPr>
+                <w:rFonts w:ascii="PingFang SC" w:hAnsi="PingFang SC" w:eastAsia="PingFang SC"/>
+                <w:b w:val="0"/>
+                <w:sz w:val="18"/>
+              </w:rPr>
+              <w:t>Group 6 Orbit</w:t>
             </w:r>
           </w:p>
         </w:tc>
         <w:tc>
           <w:tcPr>
-            <w:tcW w:type="dxa" w:w="3402"/>
+            <w:tcW w:type="dxa" w:w="3289"/>
           </w:tcPr>
           <w:p>
             <w:r>
+              <w:rPr>
+                <w:rFonts w:ascii="PingFang SC" w:hAnsi="PingFang SC" w:eastAsia="PingFang SC"/>
+                <w:b w:val="0"/>
+                <w:sz w:val="18"/>
+              </w:rPr>
               <w:t>Bilingual labels</w:t>
             </w:r>
           </w:p>
         </w:tc>
         <w:tc>
           <w:tcPr>
-            <w:tcW w:type="dxa" w:w="3402"/>
+            <w:tcW w:type="dxa" w:w="3289"/>
           </w:tcPr>
           <w:p>
             <w:r>
-              <w:t>All 21 CN+EN</w:t>
+              <w:rPr>
+                <w:rFonts w:ascii="PingFang SC" w:hAnsi="PingFang SC" w:eastAsia="PingFang SC"/>
+                <w:b w:val="0"/>
+                <w:sz w:val="18"/>
+              </w:rPr>
+              <w:t>All 21 CN + EN</w:t>
             </w:r>
           </w:p>
         </w:tc>
@@ -1691,30 +2067,45 @@
       <w:tr>
         <w:tc>
           <w:tcPr>
-            <w:tcW w:type="dxa" w:w="3402"/>
+            <w:tcW w:type="dxa" w:w="3289"/>
           </w:tcPr>
           <w:p>
             <w:r>
-              <w:t>Group 9 (Mycelium)</w:t>
+              <w:rPr>
+                <w:rFonts w:ascii="PingFang SC" w:hAnsi="PingFang SC" w:eastAsia="PingFang SC"/>
+                <w:b w:val="0"/>
+                <w:sz w:val="18"/>
+              </w:rPr>
+              <w:t>Group 9 Mycelium</w:t>
             </w:r>
           </w:p>
         </w:tc>
         <w:tc>
           <w:tcPr>
-            <w:tcW w:type="dxa" w:w="3402"/>
+            <w:tcW w:type="dxa" w:w="3289"/>
           </w:tcPr>
           <w:p>
             <w:r>
-              <w:t>Production-order tabs</w:t>
+              <w:rPr>
+                <w:rFonts w:ascii="PingFang SC" w:hAnsi="PingFang SC" w:eastAsia="PingFang SC"/>
+                <w:b w:val="0"/>
+                <w:sz w:val="18"/>
+              </w:rPr>
+              <w:t>Production-order</w:t>
             </w:r>
           </w:p>
         </w:tc>
         <w:tc>
           <w:tcPr>
-            <w:tcW w:type="dxa" w:w="3402"/>
+            <w:tcW w:type="dxa" w:w="3289"/>
           </w:tcPr>
           <w:p>
             <w:r>
+              <w:rPr>
+                <w:rFonts w:ascii="PingFang SC" w:hAnsi="PingFang SC" w:eastAsia="PingFang SC"/>
+                <w:b w:val="0"/>
+                <w:sz w:val="18"/>
+              </w:rPr>
               <w:t>Terrain→Crystals→Light→Cam→Render</w:t>
             </w:r>
           </w:p>
@@ -1723,30 +2114,45 @@
       <w:tr>
         <w:tc>
           <w:tcPr>
-            <w:tcW w:type="dxa" w:w="3402"/>
+            <w:tcW w:type="dxa" w:w="3289"/>
           </w:tcPr>
           <w:p>
             <w:r>
-              <w:t>Group 10 (ReefSeed)</w:t>
+              <w:rPr>
+                <w:rFonts w:ascii="PingFang SC" w:hAnsi="PingFang SC" w:eastAsia="PingFang SC"/>
+                <w:b w:val="0"/>
+                <w:sz w:val="18"/>
+              </w:rPr>
+              <w:t>Group 10 ReefSeed</w:t>
             </w:r>
           </w:p>
         </w:tc>
         <w:tc>
           <w:tcPr>
-            <w:tcW w:type="dxa" w:w="3402"/>
+            <w:tcW w:type="dxa" w:w="3289"/>
           </w:tcPr>
           <w:p>
             <w:r>
+              <w:rPr>
+                <w:rFonts w:ascii="PingFang SC" w:hAnsi="PingFang SC" w:eastAsia="PingFang SC"/>
+                <w:b w:val="0"/>
+                <w:sz w:val="18"/>
+              </w:rPr>
               <w:t>Single window</w:t>
             </w:r>
           </w:p>
         </w:tc>
         <w:tc>
           <w:tcPr>
-            <w:tcW w:type="dxa" w:w="3402"/>
+            <w:tcW w:type="dxa" w:w="3289"/>
           </w:tcPr>
           <w:p>
             <w:r>
+              <w:rPr>
+                <w:rFonts w:ascii="PingFang SC" w:hAnsi="PingFang SC" w:eastAsia="PingFang SC"/>
+                <w:b w:val="0"/>
+                <w:sz w:val="18"/>
+              </w:rPr>
               <w:t>440×680 dockable</w:t>
             </w:r>
           </w:p>
@@ -1755,42 +2161,63 @@
       <w:tr>
         <w:tc>
           <w:tcPr>
-            <w:tcW w:type="dxa" w:w="3402"/>
+            <w:tcW w:type="dxa" w:w="3289"/>
           </w:tcPr>
           <w:p>
             <w:r>
-              <w:t>Group 11 (PosePilot)</w:t>
+              <w:rPr>
+                <w:rFonts w:ascii="PingFang SC" w:hAnsi="PingFang SC" w:eastAsia="PingFang SC"/>
+                <w:b w:val="0"/>
+                <w:sz w:val="18"/>
+              </w:rPr>
+              <w:t>Group 11 PosePilot</w:t>
             </w:r>
           </w:p>
         </w:tc>
         <w:tc>
           <w:tcPr>
-            <w:tcW w:type="dxa" w:w="3402"/>
+            <w:tcW w:type="dxa" w:w="3289"/>
           </w:tcPr>
           <w:p>
             <w:r>
+              <w:rPr>
+                <w:rFonts w:ascii="PingFang SC" w:hAnsi="PingFang SC" w:eastAsia="PingFang SC"/>
+                <w:b w:val="0"/>
+                <w:sz w:val="18"/>
+              </w:rPr>
               <w:t>Progress feedback</w:t>
             </w:r>
           </w:p>
         </w:tc>
         <w:tc>
           <w:tcPr>
-            <w:tcW w:type="dxa" w:w="3402"/>
+            <w:tcW w:type="dxa" w:w="3289"/>
           </w:tcPr>
           <w:p>
             <w:r>
+              <w:rPr>
+                <w:rFonts w:ascii="PingFang SC" w:hAnsi="PingFang SC" w:eastAsia="PingFang SC"/>
+                <w:b w:val="0"/>
+                <w:sz w:val="18"/>
+              </w:rPr>
               <w:t>progressBar + statusText</w:t>
             </w:r>
           </w:p>
         </w:tc>
       </w:tr>
     </w:tbl>
+    <w:p/>
     <w:p>
       <w:pPr>
         <w:pStyle w:val="Heading1"/>
       </w:pPr>
       <w:r>
-        <w:t>Iteration History</w:t>
+        <w:rPr>
+          <w:rFonts w:ascii="PingFang SC" w:hAnsi="PingFang SC" w:eastAsia="PingFang SC"/>
+          <w:b w:val="0"/>
+          <w:sz w:val="32"/>
+        </w:rPr>
+        <w:t>GUI Iteration History</w:t>
       </w:r>
     </w:p>
     <w:tbl>
@@ -1800,32 +2227,35 @@
         <w:tblLook w:firstColumn="1" w:firstRow="1" w:lastColumn="0" w:lastRow="0" w:noHBand="0" w:noVBand="1" w:val="04A0"/>
       </w:tblPr>
       <w:tblGrid>
-        <w:gridCol w:w="2551"/>
-        <w:gridCol w:w="2551"/>
-        <w:gridCol w:w="2551"/>
-        <w:gridCol w:w="2551"/>
+        <w:gridCol w:w="2466"/>
+        <w:gridCol w:w="2466"/>
+        <w:gridCol w:w="2466"/>
+        <w:gridCol w:w="2466"/>
       </w:tblGrid>
       <w:tr>
         <w:tc>
           <w:tcPr>
-            <w:tcW w:type="dxa" w:w="2551"/>
+            <w:tcW w:type="dxa" w:w="2466"/>
           </w:tcPr>
           <w:p>
             <w:r>
               <w:rPr>
+                <w:rFonts w:ascii="PingFang SC" w:hAnsi="PingFang SC" w:eastAsia="PingFang SC"/>
                 <w:b/>
                 <w:sz w:val="18"/>
               </w:rPr>
+              <w:t>Feature</w:t>
             </w:r>
           </w:p>
         </w:tc>
         <w:tc>
           <w:tcPr>
-            <w:tcW w:type="dxa" w:w="2551"/>
+            <w:tcW w:type="dxa" w:w="2466"/>
           </w:tcPr>
           <w:p>
             <w:r>
               <w:rPr>
+                <w:rFonts w:ascii="PingFang SC" w:hAnsi="PingFang SC" w:eastAsia="PingFang SC"/>
                 <w:b/>
                 <w:sz w:val="18"/>
               </w:rPr>
@@ -1835,11 +2265,12 @@
         </w:tc>
         <w:tc>
           <w:tcPr>
-            <w:tcW w:type="dxa" w:w="2551"/>
+            <w:tcW w:type="dxa" w:w="2466"/>
           </w:tcPr>
           <w:p>
             <w:r>
               <w:rPr>
+                <w:rFonts w:ascii="PingFang SC" w:hAnsi="PingFang SC" w:eastAsia="PingFang SC"/>
                 <w:b/>
                 <w:sz w:val="18"/>
               </w:rPr>
@@ -1849,11 +2280,12 @@
         </w:tc>
         <w:tc>
           <w:tcPr>
-            <w:tcW w:type="dxa" w:w="2551"/>
+            <w:tcW w:type="dxa" w:w="2466"/>
           </w:tcPr>
           <w:p>
             <w:r>
               <w:rPr>
+                <w:rFonts w:ascii="PingFang SC" w:hAnsi="PingFang SC" w:eastAsia="PingFang SC"/>
                 <w:b/>
                 <w:sz w:val="18"/>
               </w:rPr>
@@ -1865,41 +2297,61 @@
       <w:tr>
         <w:tc>
           <w:tcPr>
-            <w:tcW w:type="dxa" w:w="2551"/>
+            <w:tcW w:type="dxa" w:w="2466"/>
           </w:tcPr>
           <w:p>
             <w:r>
+              <w:rPr>
+                <w:rFonts w:ascii="PingFang SC" w:hAnsi="PingFang SC" w:eastAsia="PingFang SC"/>
+                <w:b w:val="0"/>
+                <w:sz w:val="18"/>
+              </w:rPr>
               <w:t>Tabs</w:t>
             </w:r>
           </w:p>
         </w:tc>
         <w:tc>
           <w:tcPr>
-            <w:tcW w:type="dxa" w:w="2551"/>
+            <w:tcW w:type="dxa" w:w="2466"/>
           </w:tcPr>
           <w:p>
             <w:r>
+              <w:rPr>
+                <w:rFonts w:ascii="PingFang SC" w:hAnsi="PingFang SC" w:eastAsia="PingFang SC"/>
+                <w:b w:val="0"/>
+                <w:sz w:val="18"/>
+              </w:rPr>
               <w:t>Flat layout</w:t>
             </w:r>
           </w:p>
         </w:tc>
         <w:tc>
           <w:tcPr>
-            <w:tcW w:type="dxa" w:w="2551"/>
+            <w:tcW w:type="dxa" w:w="2466"/>
           </w:tcPr>
           <w:p>
             <w:r>
+              <w:rPr>
+                <w:rFonts w:ascii="PingFang SC" w:hAnsi="PingFang SC" w:eastAsia="PingFang SC"/>
+                <w:b w:val="0"/>
+                <w:sz w:val="18"/>
+              </w:rPr>
               <w:t>4 tabs</w:t>
             </w:r>
           </w:p>
         </w:tc>
         <w:tc>
           <w:tcPr>
-            <w:tcW w:type="dxa" w:w="2551"/>
+            <w:tcW w:type="dxa" w:w="2466"/>
           </w:tcPr>
           <w:p>
             <w:r>
-              <w:t>5 tabs + collapsible</w:t>
+              <w:rPr>
+                <w:rFonts w:ascii="PingFang SC" w:hAnsi="PingFang SC" w:eastAsia="PingFang SC"/>
+                <w:b w:val="0"/>
+                <w:sz w:val="18"/>
+              </w:rPr>
+              <w:t>5 + collapsible</w:t>
             </w:r>
           </w:p>
         </w:tc>
@@ -1907,40 +2359,60 @@
       <w:tr>
         <w:tc>
           <w:tcPr>
-            <w:tcW w:type="dxa" w:w="2551"/>
+            <w:tcW w:type="dxa" w:w="2466"/>
           </w:tcPr>
           <w:p>
             <w:r>
+              <w:rPr>
+                <w:rFonts w:ascii="PingFang SC" w:hAnsi="PingFang SC" w:eastAsia="PingFang SC"/>
+                <w:b w:val="0"/>
+                <w:sz w:val="18"/>
+              </w:rPr>
               <w:t>Controls</w:t>
             </w:r>
           </w:p>
         </w:tc>
         <w:tc>
           <w:tcPr>
-            <w:tcW w:type="dxa" w:w="2551"/>
+            <w:tcW w:type="dxa" w:w="2466"/>
           </w:tcPr>
           <w:p>
             <w:r>
-              <w:t>~8</w:t>
+              <w:rPr>
+                <w:rFonts w:ascii="PingFang SC" w:hAnsi="PingFang SC" w:eastAsia="PingFang SC"/>
+                <w:b w:val="0"/>
+                <w:sz w:val="18"/>
+              </w:rPr>
+              <w:t>8</w:t>
             </w:r>
           </w:p>
         </w:tc>
         <w:tc>
           <w:tcPr>
-            <w:tcW w:type="dxa" w:w="2551"/>
+            <w:tcW w:type="dxa" w:w="2466"/>
           </w:tcPr>
           <w:p>
             <w:r>
+              <w:rPr>
+                <w:rFonts w:ascii="PingFang SC" w:hAnsi="PingFang SC" w:eastAsia="PingFang SC"/>
+                <w:b w:val="0"/>
+                <w:sz w:val="18"/>
+              </w:rPr>
               <w:t>16</w:t>
             </w:r>
           </w:p>
         </w:tc>
         <w:tc>
           <w:tcPr>
-            <w:tcW w:type="dxa" w:w="2551"/>
+            <w:tcW w:type="dxa" w:w="2466"/>
           </w:tcPr>
           <w:p>
             <w:r>
+              <w:rPr>
+                <w:rFonts w:ascii="PingFang SC" w:hAnsi="PingFang SC" w:eastAsia="PingFang SC"/>
+                <w:b w:val="0"/>
+                <w:sz w:val="18"/>
+              </w:rPr>
               <w:t>21</w:t>
             </w:r>
           </w:p>
@@ -1949,40 +2421,60 @@
       <w:tr>
         <w:tc>
           <w:tcPr>
-            <w:tcW w:type="dxa" w:w="2551"/>
+            <w:tcW w:type="dxa" w:w="2466"/>
           </w:tcPr>
           <w:p>
             <w:r>
+              <w:rPr>
+                <w:rFonts w:ascii="PingFang SC" w:hAnsi="PingFang SC" w:eastAsia="PingFang SC"/>
+                <w:b w:val="0"/>
+                <w:sz w:val="18"/>
+              </w:rPr>
               <w:t>Language</w:t>
             </w:r>
           </w:p>
         </w:tc>
         <w:tc>
           <w:tcPr>
-            <w:tcW w:type="dxa" w:w="2551"/>
+            <w:tcW w:type="dxa" w:w="2466"/>
           </w:tcPr>
           <w:p>
             <w:r>
+              <w:rPr>
+                <w:rFonts w:ascii="PingFang SC" w:hAnsi="PingFang SC" w:eastAsia="PingFang SC"/>
+                <w:b w:val="0"/>
+                <w:sz w:val="18"/>
+              </w:rPr>
               <w:t>Code only</w:t>
             </w:r>
           </w:p>
         </w:tc>
         <w:tc>
           <w:tcPr>
-            <w:tcW w:type="dxa" w:w="2551"/>
+            <w:tcW w:type="dxa" w:w="2466"/>
           </w:tcPr>
           <w:p>
             <w:r>
-              <w:t>English only</w:t>
+              <w:rPr>
+                <w:rFonts w:ascii="PingFang SC" w:hAnsi="PingFang SC" w:eastAsia="PingFang SC"/>
+                <w:b w:val="0"/>
+                <w:sz w:val="18"/>
+              </w:rPr>
+              <w:t>English</w:t>
             </w:r>
           </w:p>
         </w:tc>
         <w:tc>
           <w:tcPr>
-            <w:tcW w:type="dxa" w:w="2551"/>
+            <w:tcW w:type="dxa" w:w="2466"/>
           </w:tcPr>
           <w:p>
             <w:r>
+              <w:rPr>
+                <w:rFonts w:ascii="PingFang SC" w:hAnsi="PingFang SC" w:eastAsia="PingFang SC"/>
+                <w:b w:val="0"/>
+                <w:sz w:val="18"/>
+              </w:rPr>
               <w:t>CN + EN bilingual</w:t>
             </w:r>
           </w:p>
@@ -1991,41 +2483,61 @@
       <w:tr>
         <w:tc>
           <w:tcPr>
-            <w:tcW w:type="dxa" w:w="2551"/>
+            <w:tcW w:type="dxa" w:w="2466"/>
           </w:tcPr>
           <w:p>
             <w:r>
-              <w:t>Feedback</w:t>
+              <w:rPr>
+                <w:rFonts w:ascii="PingFang SC" w:hAnsi="PingFang SC" w:eastAsia="PingFang SC"/>
+                <w:b w:val="0"/>
+                <w:sz w:val="18"/>
+              </w:rPr>
+              <w:t>Buttons</w:t>
             </w:r>
           </w:p>
         </w:tc>
         <w:tc>
           <w:tcPr>
-            <w:tcW w:type="dxa" w:w="2551"/>
+            <w:tcW w:type="dxa" w:w="2466"/>
           </w:tcPr>
           <w:p>
             <w:r>
-              <w:t>Console print</w:t>
+              <w:rPr>
+                <w:rFonts w:ascii="PingFang SC" w:hAnsi="PingFang SC" w:eastAsia="PingFang SC"/>
+                <w:b w:val="0"/>
+                <w:sz w:val="18"/>
+              </w:rPr>
+              <w:t>1 colour</w:t>
             </w:r>
           </w:p>
         </w:tc>
         <w:tc>
           <w:tcPr>
-            <w:tcW w:type="dxa" w:w="2551"/>
+            <w:tcW w:type="dxa" w:w="2466"/>
           </w:tcPr>
           <w:p>
             <w:r>
-              <w:t>Console print</w:t>
+              <w:rPr>
+                <w:rFonts w:ascii="PingFang SC" w:hAnsi="PingFang SC" w:eastAsia="PingFang SC"/>
+                <w:b w:val="0"/>
+                <w:sz w:val="18"/>
+              </w:rPr>
+              <w:t>2 colours</w:t>
             </w:r>
           </w:p>
         </w:tc>
         <w:tc>
           <w:tcPr>
-            <w:tcW w:type="dxa" w:w="2551"/>
+            <w:tcW w:type="dxa" w:w="2466"/>
           </w:tcPr>
           <w:p>
             <w:r>
-              <w:t>progressBar + status footer</w:t>
+              <w:rPr>
+                <w:rFonts w:ascii="PingFang SC" w:hAnsi="PingFang SC" w:eastAsia="PingFang SC"/>
+                <w:b w:val="0"/>
+                <w:sz w:val="18"/>
+              </w:rPr>
+              <w:t>4-colour</w:t>
             </w:r>
           </w:p>
         </w:tc>
@@ -2033,41 +2545,61 @@
       <w:tr>
         <w:tc>
           <w:tcPr>
-            <w:tcW w:type="dxa" w:w="2551"/>
+            <w:tcW w:type="dxa" w:w="2466"/>
           </w:tcPr>
           <w:p>
             <w:r>
-              <w:t>Buttons</w:t>
+              <w:rPr>
+                <w:rFonts w:ascii="PingFang SC" w:hAnsi="PingFang SC" w:eastAsia="PingFang SC"/>
+                <w:b w:val="0"/>
+                <w:sz w:val="18"/>
+              </w:rPr>
+              <w:t>Feedback</w:t>
             </w:r>
           </w:p>
         </w:tc>
         <w:tc>
           <w:tcPr>
-            <w:tcW w:type="dxa" w:w="2551"/>
+            <w:tcW w:type="dxa" w:w="2466"/>
           </w:tcPr>
           <w:p>
             <w:r>
-              <w:t>1 colour</w:t>
+              <w:rPr>
+                <w:rFonts w:ascii="PingFang SC" w:hAnsi="PingFang SC" w:eastAsia="PingFang SC"/>
+                <w:b w:val="0"/>
+                <w:sz w:val="18"/>
+              </w:rPr>
+              <w:t>print()</w:t>
             </w:r>
           </w:p>
         </w:tc>
         <w:tc>
           <w:tcPr>
-            <w:tcW w:type="dxa" w:w="2551"/>
+            <w:tcW w:type="dxa" w:w="2466"/>
           </w:tcPr>
           <w:p>
             <w:r>
-              <w:t>2 colours</w:t>
+              <w:rPr>
+                <w:rFonts w:ascii="PingFang SC" w:hAnsi="PingFang SC" w:eastAsia="PingFang SC"/>
+                <w:b w:val="0"/>
+                <w:sz w:val="18"/>
+              </w:rPr>
+              <w:t>print()</w:t>
             </w:r>
           </w:p>
         </w:tc>
         <w:tc>
           <w:tcPr>
-            <w:tcW w:type="dxa" w:w="2551"/>
+            <w:tcW w:type="dxa" w:w="2466"/>
           </w:tcPr>
           <w:p>
             <w:r>
-              <w:t>4-colour + amber render</w:t>
+              <w:rPr>
+                <w:rFonts w:ascii="PingFang SC" w:hAnsi="PingFang SC" w:eastAsia="PingFang SC"/>
+                <w:b w:val="0"/>
+                <w:sz w:val="18"/>
+              </w:rPr>
+              <w:t>progressBar + status</w:t>
             </w:r>
           </w:p>
         </w:tc>
@@ -2075,83 +2607,61 @@
       <w:tr>
         <w:tc>
           <w:tcPr>
-            <w:tcW w:type="dxa" w:w="2551"/>
+            <w:tcW w:type="dxa" w:w="2466"/>
           </w:tcPr>
           <w:p>
             <w:r>
+              <w:rPr>
+                <w:rFonts w:ascii="PingFang SC" w:hAnsi="PingFang SC" w:eastAsia="PingFang SC"/>
+                <w:b w:val="0"/>
+                <w:sz w:val="18"/>
+              </w:rPr>
               <w:t>Path</w:t>
             </w:r>
           </w:p>
         </w:tc>
         <w:tc>
           <w:tcPr>
-            <w:tcW w:type="dxa" w:w="2551"/>
+            <w:tcW w:type="dxa" w:w="2466"/>
           </w:tcPr>
           <w:p>
             <w:r>
+              <w:rPr>
+                <w:rFonts w:ascii="PingFang SC" w:hAnsi="PingFang SC" w:eastAsia="PingFang SC"/>
+                <w:b w:val="0"/>
+                <w:sz w:val="18"/>
+              </w:rPr>
               <w:t>Hardcoded</w:t>
             </w:r>
           </w:p>
         </w:tc>
         <w:tc>
           <w:tcPr>
-            <w:tcW w:type="dxa" w:w="2551"/>
+            <w:tcW w:type="dxa" w:w="2466"/>
           </w:tcPr>
           <w:p>
             <w:r>
+              <w:rPr>
+                <w:rFonts w:ascii="PingFang SC" w:hAnsi="PingFang SC" w:eastAsia="PingFang SC"/>
+                <w:b w:val="0"/>
+                <w:sz w:val="18"/>
+              </w:rPr>
               <w:t>Hardcoded</w:t>
             </w:r>
           </w:p>
         </w:tc>
         <w:tc>
           <w:tcPr>
-            <w:tcW w:type="dxa" w:w="2551"/>
+            <w:tcW w:type="dxa" w:w="2466"/>
           </w:tcPr>
           <w:p>
             <w:r>
+              <w:rPr>
+                <w:rFonts w:ascii="PingFang SC" w:hAnsi="PingFang SC" w:eastAsia="PingFang SC"/>
+                <w:b w:val="0"/>
+                <w:sz w:val="18"/>
+              </w:rPr>
               <w:t>__file__ portable</w:t>
-            </w:r>
-          </w:p>
-        </w:tc>
-      </w:tr>
-      <w:tr>
-        <w:tc>
-          <w:tcPr>
-            <w:tcW w:type="dxa" w:w="2551"/>
-          </w:tcPr>
-          <w:p>
-            <w:r>
-              <w:t>Document</w:t>
-            </w:r>
-          </w:p>
-        </w:tc>
-        <w:tc>
-          <w:tcPr>
-            <w:tcW w:type="dxa" w:w="2551"/>
-          </w:tcPr>
-          <w:p>
-            <w:r>
-              <w:t>—</w:t>
-            </w:r>
-          </w:p>
-        </w:tc>
-        <w:tc>
-          <w:tcPr>
-            <w:tcW w:type="dxa" w:w="2551"/>
-          </w:tcPr>
-          <w:p>
-            <w:r>
-              <w:t>—</w:t>
-            </w:r>
-          </w:p>
-        </w:tc>
-        <w:tc>
-          <w:tcPr>
-            <w:tcW w:type="dxa" w:w="2551"/>
-          </w:tcPr>
-          <w:p>
-            <w:r>
-              <w:t>8-page design doc with 14 images</w:t>
             </w:r>
           </w:p>
         </w:tc>
@@ -2159,7 +2669,7 @@
     </w:tbl>
     <w:sectPr>
       <w:pgSz w:w="11906" w:h="16838"/>
-      <w:pgMar w:top="1440" w:right="850" w:bottom="1440" w:left="850" w:header="720" w:footer="720" w:gutter="0"/>
+      <w:pgMar w:top="1440" w:right="1020" w:bottom="1440" w:left="1020" w:header="720" w:footer="720" w:gutter="0"/>
       <w:cols w:space="720"/>
       <w:docGrid w:linePitch="360"/>
     </w:sectPr>
@@ -2530,6 +3040,10 @@
     <w:name w:val="Normal"/>
     <w:qFormat/>
     <w:rsid w:val="00FC693F"/>
+    <w:rPr>
+      <w:rFonts w:ascii="PingFang SC" w:hAnsi="PingFang SC" w:eastAsia="PingFang SC"/>
+      <w:sz w:val="22"/>
+    </w:rPr>
   </w:style>
   <w:style w:type="paragraph" w:styleId="Header">
     <w:name w:val="header"/>

--- a/crystal_cavern/Crystal_Cavern_GUI_Design_v3.docx
+++ b/crystal_cavern/Crystal_Cavern_GUI_Design_v3.docx
@@ -1,2680 +1,6 @@
 
-<file path=word/document.xml><?xml version="1.0" encoding="utf-8"?>
-<w:document xmlns:wpc="http://schemas.microsoft.com/office/word/2010/wordprocessingCanvas" xmlns:mo="http://schemas.microsoft.com/office/mac/office/2008/main" xmlns:mc="http://schemas.openxmlformats.org/markup-compatibility/2006" xmlns:mv="urn:schemas-microsoft-com:mac:vml" xmlns:o="urn:schemas-microsoft-com:office:office" xmlns:r="http://schemas.openxmlformats.org/officeDocument/2006/relationships" xmlns:m="http://schemas.openxmlformats.org/officeDocument/2006/math" xmlns:v="urn:schemas-microsoft-com:vml" xmlns:wp14="http://schemas.microsoft.com/office/word/2010/wordprocessingDrawing" xmlns:wp="http://schemas.openxmlformats.org/drawingml/2006/wordprocessingDrawing" xmlns:w10="urn:schemas-microsoft-com:office:word" xmlns:w="http://schemas.openxmlformats.org/wordprocessingml/2006/main" xmlns:w14="http://schemas.microsoft.com/office/word/2010/wordml" xmlns:wpg="http://schemas.microsoft.com/office/word/2010/wordprocessingGroup" xmlns:wpi="http://schemas.microsoft.com/office/word/2010/wordprocessingInk" xmlns:wne="http://schemas.microsoft.com/office/word/2006/wordml" xmlns:wps="http://schemas.microsoft.com/office/word/2010/wordprocessingShape" mc:Ignorable="w14 wp14">
-  <w:body>
-    <w:p/>
-    <w:p/>
-    <w:p>
-      <w:pPr>
-        <w:pStyle w:val="Title"/>
-        <w:jc w:val="center"/>
-      </w:pPr>
-      <w:r>
-        <w:rPr>
-          <w:rFonts w:ascii="PingFang SC" w:hAnsi="PingFang SC" w:eastAsia="PingFang SC"/>
-          <w:b/>
-          <w:sz w:val="56"/>
-        </w:rPr>
-        <w:t>Crystal Cavern</w:t>
-        <w:br/>
-        <w:t>Maya Python GUI Design Document</w:t>
-      </w:r>
-    </w:p>
-    <w:p>
-      <w:pPr>
-        <w:jc w:val="center"/>
-      </w:pPr>
-      <w:r>
-        <w:rPr>
-          <w:rFonts w:ascii="PingFang SC" w:hAnsi="PingFang SC" w:eastAsia="PingFang SC"/>
-          <w:b w:val="0"/>
-          <w:sz w:val="26"/>
-        </w:rPr>
-        <w:t>Python-Driven Procedural Cave Generator</w:t>
-        <w:br/>
-        <w:t>未来创新设计 · ZJU 2026 · Prof. Xiaosong Yang &amp; Prof. Zhang Kejun</w:t>
-      </w:r>
-    </w:p>
-    <w:p>
-      <w:r>
-        <w:br w:type="page"/>
-      </w:r>
-    </w:p>
-    <w:p>
-      <w:pPr>
-        <w:pStyle w:val="Heading1"/>
-      </w:pPr>
-      <w:r>
-        <w:rPr>
-          <w:rFonts w:ascii="PingFang SC" w:hAnsi="PingFang SC" w:eastAsia="PingFang SC"/>
-          <w:b w:val="0"/>
-          <w:sz w:val="32"/>
-        </w:rPr>
-        <w:t>v2 → v3: GUI Evolution</w:t>
-      </w:r>
-    </w:p>
-    <w:p>
-      <w:r>
-        <w:rPr>
-          <w:rFonts w:ascii="PingFang SC" w:hAnsi="PingFang SC" w:eastAsia="PingFang SC"/>
-          <w:b w:val="0"/>
-          <w:sz w:val="20"/>
-        </w:rPr>
-        <w:t>The GUI evolved from a basic 4-tab flat layout (v2) to a professional 5-tab design with collapsible sections, bilingual labels, progress bar, and colour-coded action buttons (v3).</w:t>
-      </w:r>
-    </w:p>
-    <w:tbl>
-      <w:tblPr>
-        <w:tblStyle w:val="LightGrid-Accent1"/>
-        <w:tblW w:type="auto" w:w="0"/>
-        <w:tblLook w:firstColumn="1" w:firstRow="1" w:lastColumn="0" w:lastRow="0" w:noHBand="0" w:noVBand="1" w:val="04A0"/>
-      </w:tblPr>
-      <w:tblGrid>
-        <w:gridCol w:w="4933"/>
-        <w:gridCol w:w="4933"/>
-      </w:tblGrid>
-      <w:tr>
-        <w:tc>
-          <w:tcPr>
-            <w:tcW w:type="dxa" w:w="4933"/>
-          </w:tcPr>
-          <w:p>
-            <w:r>
-              <w:rPr>
-                <w:rFonts w:ascii="PingFang SC" w:hAnsi="PingFang SC" w:eastAsia="PingFang SC"/>
-                <w:b/>
-                <w:sz w:val="18"/>
-              </w:rPr>
-              <w:t>v2 (Previous)</w:t>
-            </w:r>
-          </w:p>
-        </w:tc>
-        <w:tc>
-          <w:tcPr>
-            <w:tcW w:type="dxa" w:w="4933"/>
-          </w:tcPr>
-          <w:p>
-            <w:r>
-              <w:rPr>
-                <w:rFonts w:ascii="PingFang SC" w:hAnsi="PingFang SC" w:eastAsia="PingFang SC"/>
-                <w:b/>
-                <w:sz w:val="18"/>
-              </w:rPr>
-              <w:t>v3 (Current)</w:t>
-            </w:r>
-          </w:p>
-        </w:tc>
-      </w:tr>
-      <w:tr>
-        <w:tc>
-          <w:tcPr>
-            <w:tcW w:type="dxa" w:w="4933"/>
-          </w:tcPr>
-          <w:p>
-            <w:r>
-              <w:rPr>
-                <w:rFonts w:ascii="PingFang SC" w:hAnsi="PingFang SC" w:eastAsia="PingFang SC"/>
-                <w:b w:val="0"/>
-                <w:sz w:val="18"/>
-              </w:rPr>
-              <w:t>4 tabs, flat layout</w:t>
-            </w:r>
-          </w:p>
-        </w:tc>
-        <w:tc>
-          <w:tcPr>
-            <w:tcW w:type="dxa" w:w="4933"/>
-          </w:tcPr>
-          <w:p>
-            <w:r>
-              <w:rPr>
-                <w:rFonts w:ascii="PingFang SC" w:hAnsi="PingFang SC" w:eastAsia="PingFang SC"/>
-                <w:b w:val="0"/>
-                <w:sz w:val="18"/>
-              </w:rPr>
-              <w:t>5 tabs + 10 collapsible frameLayouts</w:t>
-            </w:r>
-          </w:p>
-        </w:tc>
-      </w:tr>
-      <w:tr>
-        <w:tc>
-          <w:tcPr>
-            <w:tcW w:type="dxa" w:w="4933"/>
-          </w:tcPr>
-          <w:p>
-            <w:r>
-              <w:rPr>
-                <w:rFonts w:ascii="PingFang SC" w:hAnsi="PingFang SC" w:eastAsia="PingFang SC"/>
-                <w:b w:val="0"/>
-                <w:sz w:val="18"/>
-              </w:rPr>
-              <w:t>16 params, English only</w:t>
-            </w:r>
-          </w:p>
-        </w:tc>
-        <w:tc>
-          <w:tcPr>
-            <w:tcW w:type="dxa" w:w="4933"/>
-          </w:tcPr>
-          <w:p>
-            <w:r>
-              <w:rPr>
-                <w:rFonts w:ascii="PingFang SC" w:hAnsi="PingFang SC" w:eastAsia="PingFang SC"/>
-                <w:b w:val="0"/>
-                <w:sz w:val="18"/>
-              </w:rPr>
-              <w:t>21 params, Chinese + English bilingual</w:t>
-            </w:r>
-          </w:p>
-        </w:tc>
-      </w:tr>
-      <w:tr>
-        <w:tc>
-          <w:tcPr>
-            <w:tcW w:type="dxa" w:w="4933"/>
-          </w:tcPr>
-          <w:p>
-            <w:r>
-              <w:rPr>
-                <w:rFonts w:ascii="PingFang SC" w:hAnsi="PingFang SC" w:eastAsia="PingFang SC"/>
-                <w:b w:val="0"/>
-                <w:sz w:val="18"/>
-              </w:rPr>
-              <w:t>Hardcoded path</w:t>
-            </w:r>
-          </w:p>
-        </w:tc>
-        <w:tc>
-          <w:tcPr>
-            <w:tcW w:type="dxa" w:w="4933"/>
-          </w:tcPr>
-          <w:p>
-            <w:r>
-              <w:rPr>
-                <w:rFonts w:ascii="PingFang SC" w:hAnsi="PingFang SC" w:eastAsia="PingFang SC"/>
-                <w:b w:val="0"/>
-                <w:sz w:val="18"/>
-              </w:rPr>
-              <w:t>__file__-based portable path</w:t>
-            </w:r>
-          </w:p>
-        </w:tc>
-      </w:tr>
-      <w:tr>
-        <w:tc>
-          <w:tcPr>
-            <w:tcW w:type="dxa" w:w="4933"/>
-          </w:tcPr>
-          <w:p>
-            <w:r>
-              <w:rPr>
-                <w:rFonts w:ascii="PingFang SC" w:hAnsi="PingFang SC" w:eastAsia="PingFang SC"/>
-                <w:b w:val="0"/>
-                <w:sz w:val="18"/>
-              </w:rPr>
-              <w:t>2 button colours</w:t>
-            </w:r>
-          </w:p>
-        </w:tc>
-        <w:tc>
-          <w:tcPr>
-            <w:tcW w:type="dxa" w:w="4933"/>
-          </w:tcPr>
-          <w:p>
-            <w:r>
-              <w:rPr>
-                <w:rFonts w:ascii="PingFang SC" w:hAnsi="PingFang SC" w:eastAsia="PingFang SC"/>
-                <w:b w:val="0"/>
-                <w:sz w:val="18"/>
-              </w:rPr>
-              <w:t>4-colour: Green / Blue / Amber / Red</w:t>
-            </w:r>
-          </w:p>
-        </w:tc>
-      </w:tr>
-      <w:tr>
-        <w:tc>
-          <w:tcPr>
-            <w:tcW w:type="dxa" w:w="4933"/>
-          </w:tcPr>
-          <w:p>
-            <w:r>
-              <w:rPr>
-                <w:rFonts w:ascii="PingFang SC" w:hAnsi="PingFang SC" w:eastAsia="PingFang SC"/>
-                <w:b w:val="0"/>
-                <w:sz w:val="18"/>
-              </w:rPr>
-              <w:t>No progress feedback</w:t>
-            </w:r>
-          </w:p>
-        </w:tc>
-        <w:tc>
-          <w:tcPr>
-            <w:tcW w:type="dxa" w:w="4933"/>
-          </w:tcPr>
-          <w:p>
-            <w:r>
-              <w:rPr>
-                <w:rFonts w:ascii="PingFang SC" w:hAnsi="PingFang SC" w:eastAsia="PingFang SC"/>
-                <w:b w:val="0"/>
-                <w:sz w:val="18"/>
-              </w:rPr>
-              <w:t>8-stage progressBar + status footer</w:t>
-            </w:r>
-          </w:p>
-        </w:tc>
-      </w:tr>
-      <w:tr>
-        <w:tc>
-          <w:tcPr>
-            <w:tcW w:type="dxa" w:w="4933"/>
-          </w:tcPr>
-          <w:p>
-            <w:r>
-              <w:rPr>
-                <w:rFonts w:ascii="PingFang SC" w:hAnsi="PingFang SC" w:eastAsia="PingFang SC"/>
-                <w:b w:val="0"/>
-                <w:sz w:val="18"/>
-              </w:rPr>
-              <w:t>No banner</w:t>
-            </w:r>
-          </w:p>
-        </w:tc>
-        <w:tc>
-          <w:tcPr>
-            <w:tcW w:type="dxa" w:w="4933"/>
-          </w:tcPr>
-          <w:p>
-            <w:r>
-              <w:rPr>
-                <w:rFonts w:ascii="PingFang SC" w:hAnsi="PingFang SC" w:eastAsia="PingFang SC"/>
-                <w:b w:val="0"/>
-                <w:sz w:val="18"/>
-              </w:rPr>
-              <w:t>◆ Crystal Cavern ◆ banner + subtitle</w:t>
-            </w:r>
-          </w:p>
-        </w:tc>
-      </w:tr>
-      <w:tr>
-        <w:tc>
-          <w:tcPr>
-            <w:tcW w:type="dxa" w:w="4933"/>
-          </w:tcPr>
-          <w:p>
-            <w:r>
-              <w:rPr>
-                <w:rFonts w:ascii="PingFang SC" w:hAnsi="PingFang SC" w:eastAsia="PingFang SC"/>
-                <w:b w:val="0"/>
-                <w:sz w:val="18"/>
-              </w:rPr>
-              <w:t>380×560</w:t>
-            </w:r>
-          </w:p>
-        </w:tc>
-        <w:tc>
-          <w:tcPr>
-            <w:tcW w:type="dxa" w:w="4933"/>
-          </w:tcPr>
-          <w:p>
-            <w:r>
-              <w:rPr>
-                <w:rFonts w:ascii="PingFang SC" w:hAnsi="PingFang SC" w:eastAsia="PingFang SC"/>
-                <w:b w:val="0"/>
-                <w:sz w:val="18"/>
-              </w:rPr>
-              <w:t>440×680</w:t>
-            </w:r>
-          </w:p>
-        </w:tc>
-      </w:tr>
-    </w:tbl>
-    <w:p/>
-    <w:p>
-      <w:pPr>
-        <w:jc w:val="center"/>
-      </w:pPr>
-      <w:r>
-        <w:drawing>
-          <wp:inline xmlns:a="http://schemas.openxmlformats.org/drawingml/2006/main" xmlns:pic="http://schemas.openxmlformats.org/drawingml/2006/picture">
-            <wp:extent cx="2926080" cy="4522124"/>
-            <wp:docPr id="1" name="Picture 1"/>
-            <wp:cNvGraphicFramePr>
-              <a:graphicFrameLocks noChangeAspect="1"/>
-            </wp:cNvGraphicFramePr>
-            <a:graphic>
-              <a:graphicData uri="http://schemas.openxmlformats.org/drawingml/2006/picture">
-                <pic:pic>
-                  <pic:nvPicPr>
-                    <pic:cNvPr id="0" name="gui_v3_window.png"/>
-                    <pic:cNvPicPr/>
-                  </pic:nvPicPr>
-                  <pic:blipFill>
-                    <a:blip r:embed="rId9"/>
-                    <a:stretch>
-                      <a:fillRect/>
-                    </a:stretch>
-                  </pic:blipFill>
-                  <pic:spPr>
-                    <a:xfrm>
-                      <a:off x="0" y="0"/>
-                      <a:ext cx="2926080" cy="4522124"/>
-                    </a:xfrm>
-                    <a:prstGeom prst="rect"/>
-                  </pic:spPr>
-                </pic:pic>
-              </a:graphicData>
-            </a:graphic>
-          </wp:inline>
-        </w:drawing>
-      </w:r>
-    </w:p>
-    <w:p>
-      <w:r>
-        <w:rPr>
-          <w:rFonts w:ascii="PingFang SC" w:hAnsi="PingFang SC" w:eastAsia="PingFang SC"/>
-          <w:b w:val="0"/>
-          <w:sz w:val="20"/>
-        </w:rPr>
-        <w:t>Fig 1. v3 GUI — 5 tabs, collapsible sections, progress bar, colour-coded buttons.</w:t>
-      </w:r>
-    </w:p>
-    <w:p>
-      <w:r>
-        <w:br w:type="page"/>
-      </w:r>
-    </w:p>
-    <w:p>
-      <w:pPr>
-        <w:pStyle w:val="Heading1"/>
-      </w:pPr>
-      <w:r>
-        <w:rPr>
-          <w:rFonts w:ascii="PingFang SC" w:hAnsi="PingFang SC" w:eastAsia="PingFang SC"/>
-          <w:b w:val="0"/>
-          <w:sz w:val="32"/>
-        </w:rPr>
-        <w:t>GUI v3 — All Five Tabs</w:t>
-      </w:r>
-    </w:p>
-    <w:p>
-      <w:pPr>
-        <w:pStyle w:val="Heading2"/>
-      </w:pPr>
-      <w:r>
-        <w:rPr>
-          <w:rFonts w:ascii="PingFang SC" w:hAnsi="PingFang SC" w:eastAsia="PingFang SC"/>
-          <w:b w:val="0"/>
-          <w:sz w:val="26"/>
-        </w:rPr>
-        <w:t>Terrain / 地形</w:t>
-      </w:r>
-    </w:p>
-    <w:p>
-      <w:pPr>
-        <w:jc w:val="center"/>
-      </w:pPr>
-      <w:r>
-        <w:drawing>
-          <wp:inline xmlns:a="http://schemas.openxmlformats.org/drawingml/2006/main" xmlns:pic="http://schemas.openxmlformats.org/drawingml/2006/picture">
-            <wp:extent cx="3474720" cy="5370022"/>
-            <wp:docPr id="2" name="Picture 2"/>
-            <wp:cNvGraphicFramePr>
-              <a:graphicFrameLocks noChangeAspect="1"/>
-            </wp:cNvGraphicFramePr>
-            <a:graphic>
-              <a:graphicData uri="http://schemas.openxmlformats.org/drawingml/2006/picture">
-                <pic:pic>
-                  <pic:nvPicPr>
-                    <pic:cNvPr id="0" name="gui_v3_window.png"/>
-                    <pic:cNvPicPr/>
-                  </pic:nvPicPr>
-                  <pic:blipFill>
-                    <a:blip r:embed="rId9"/>
-                    <a:stretch>
-                      <a:fillRect/>
-                    </a:stretch>
-                  </pic:blipFill>
-                  <pic:spPr>
-                    <a:xfrm>
-                      <a:off x="0" y="0"/>
-                      <a:ext cx="3474720" cy="5370022"/>
-                    </a:xfrm>
-                    <a:prstGeom prst="rect"/>
-                  </pic:spPr>
-                </pic:pic>
-              </a:graphicData>
-            </a:graphic>
-          </wp:inline>
-        </w:drawing>
-      </w:r>
-    </w:p>
-    <w:p>
-      <w:r>
-        <w:rPr>
-          <w:rFonts w:ascii="PingFang SC" w:hAnsi="PingFang SC" w:eastAsia="PingFang SC"/>
-          <w:b w:val="0"/>
-          <w:sz w:val="20"/>
-        </w:rPr>
-        <w:t>Base Settings (Seed/Roughness/Size) + Enclosure (Wall/Ceiling). All values have safe min/max ranges.</w:t>
-      </w:r>
-    </w:p>
-    <w:p>
-      <w:pPr>
-        <w:pStyle w:val="Heading2"/>
-      </w:pPr>
-      <w:r>
-        <w:rPr>
-          <w:rFonts w:ascii="PingFang SC" w:hAnsi="PingFang SC" w:eastAsia="PingFang SC"/>
-          <w:b w:val="0"/>
-          <w:sz w:val="26"/>
-        </w:rPr>
-        <w:t>Crystals / 晶体</w:t>
-      </w:r>
-    </w:p>
-    <w:p>
-      <w:pPr>
-        <w:jc w:val="center"/>
-      </w:pPr>
-      <w:r>
-        <w:drawing>
-          <wp:inline xmlns:a="http://schemas.openxmlformats.org/drawingml/2006/main" xmlns:pic="http://schemas.openxmlformats.org/drawingml/2006/picture">
-            <wp:extent cx="3474720" cy="5370022"/>
-            <wp:docPr id="3" name="Picture 3"/>
-            <wp:cNvGraphicFramePr>
-              <a:graphicFrameLocks noChangeAspect="1"/>
-            </wp:cNvGraphicFramePr>
-            <a:graphic>
-              <a:graphicData uri="http://schemas.openxmlformats.org/drawingml/2006/picture">
-                <pic:pic>
-                  <pic:nvPicPr>
-                    <pic:cNvPr id="0" name="gui_v3_crystals.png"/>
-                    <pic:cNvPicPr/>
-                  </pic:nvPicPr>
-                  <pic:blipFill>
-                    <a:blip r:embed="rId10"/>
-                    <a:stretch>
-                      <a:fillRect/>
-                    </a:stretch>
-                  </pic:blipFill>
-                  <pic:spPr>
-                    <a:xfrm>
-                      <a:off x="0" y="0"/>
-                      <a:ext cx="3474720" cy="5370022"/>
-                    </a:xfrm>
-                    <a:prstGeom prst="rect"/>
-                  </pic:spPr>
-                </pic:pic>
-              </a:graphicData>
-            </a:graphic>
-          </wp:inline>
-        </w:drawing>
-      </w:r>
-    </w:p>
-    <w:p>
-      <w:r>
-        <w:rPr>
-          <w:rFonts w:ascii="PingFang SC" w:hAnsi="PingFang SC" w:eastAsia="PingFang SC"/>
-          <w:b w:val="0"/>
-          <w:sz w:val="20"/>
-        </w:rPr>
-        <w:t>Density + Size Variance. Style panel with Color Seed and Type Mix dropdown (5 crystal shape biases).</w:t>
-      </w:r>
-    </w:p>
-    <w:p>
-      <w:pPr>
-        <w:pStyle w:val="Heading2"/>
-      </w:pPr>
-      <w:r>
-        <w:rPr>
-          <w:rFonts w:ascii="PingFang SC" w:hAnsi="PingFang SC" w:eastAsia="PingFang SC"/>
-          <w:b w:val="0"/>
-          <w:sz w:val="26"/>
-        </w:rPr>
-        <w:t>Lighting / 灯光</w:t>
-      </w:r>
-    </w:p>
-    <w:p>
-      <w:pPr>
-        <w:jc w:val="center"/>
-      </w:pPr>
-      <w:r>
-        <w:drawing>
-          <wp:inline xmlns:a="http://schemas.openxmlformats.org/drawingml/2006/main" xmlns:pic="http://schemas.openxmlformats.org/drawingml/2006/picture">
-            <wp:extent cx="3474720" cy="5370022"/>
-            <wp:docPr id="4" name="Picture 4"/>
-            <wp:cNvGraphicFramePr>
-              <a:graphicFrameLocks noChangeAspect="1"/>
-            </wp:cNvGraphicFramePr>
-            <a:graphic>
-              <a:graphicData uri="http://schemas.openxmlformats.org/drawingml/2006/picture">
-                <pic:pic>
-                  <pic:nvPicPr>
-                    <pic:cNvPr id="0" name="gui_v3_lighting.png"/>
-                    <pic:cNvPicPr/>
-                  </pic:nvPicPr>
-                  <pic:blipFill>
-                    <a:blip r:embed="rId11"/>
-                    <a:stretch>
-                      <a:fillRect/>
-                    </a:stretch>
-                  </pic:blipFill>
-                  <pic:spPr>
-                    <a:xfrm>
-                      <a:off x="0" y="0"/>
-                      <a:ext cx="3474720" cy="5370022"/>
-                    </a:xfrm>
-                    <a:prstGeom prst="rect"/>
-                  </pic:spPr>
-                </pic:pic>
-              </a:graphicData>
-            </a:graphic>
-          </wp:inline>
-        </w:drawing>
-      </w:r>
-    </w:p>
-    <w:p>
-      <w:r>
-        <w:rPr>
-          <w:rFonts w:ascii="PingFang SC" w:hAnsi="PingFang SC" w:eastAsia="PingFang SC"/>
-          <w:b w:val="0"/>
-          <w:sz w:val="20"/>
-        </w:rPr>
-        <w:t>Ambient 0.01–0.50 + Fog 0.002–0.080 + Dust 50–500. Dramatic: Crystal Glow count 5–40.</w:t>
-      </w:r>
-    </w:p>
-    <w:p>
-      <w:pPr>
-        <w:pStyle w:val="Heading2"/>
-      </w:pPr>
-      <w:r>
-        <w:rPr>
-          <w:rFonts w:ascii="PingFang SC" w:hAnsi="PingFang SC" w:eastAsia="PingFang SC"/>
-          <w:b w:val="0"/>
-          <w:sz w:val="26"/>
-        </w:rPr>
-        <w:t>Cam/Anim / 相机</w:t>
-      </w:r>
-    </w:p>
-    <w:p>
-      <w:pPr>
-        <w:jc w:val="center"/>
-      </w:pPr>
-      <w:r>
-        <w:drawing>
-          <wp:inline xmlns:a="http://schemas.openxmlformats.org/drawingml/2006/main" xmlns:pic="http://schemas.openxmlformats.org/drawingml/2006/picture">
-            <wp:extent cx="3474720" cy="5370022"/>
-            <wp:docPr id="5" name="Picture 5"/>
-            <wp:cNvGraphicFramePr>
-              <a:graphicFrameLocks noChangeAspect="1"/>
-            </wp:cNvGraphicFramePr>
-            <a:graphic>
-              <a:graphicData uri="http://schemas.openxmlformats.org/drawingml/2006/picture">
-                <pic:pic>
-                  <pic:nvPicPr>
-                    <pic:cNvPr id="0" name="gui_v3_camera.png"/>
-                    <pic:cNvPicPr/>
-                  </pic:nvPicPr>
-                  <pic:blipFill>
-                    <a:blip r:embed="rId12"/>
-                    <a:stretch>
-                      <a:fillRect/>
-                    </a:stretch>
-                  </pic:blipFill>
-                  <pic:spPr>
-                    <a:xfrm>
-                      <a:off x="0" y="0"/>
-                      <a:ext cx="3474720" cy="5370022"/>
-                    </a:xfrm>
-                    <a:prstGeom prst="rect"/>
-                  </pic:spPr>
-                </pic:pic>
-              </a:graphicData>
-            </a:graphic>
-          </wp:inline>
-        </w:drawing>
-      </w:r>
-    </w:p>
-    <w:p>
-      <w:r>
-        <w:rPr>
-          <w:rFonts w:ascii="PingFang SC" w:hAnsi="PingFang SC" w:eastAsia="PingFang SC"/>
-          <w:b w:val="0"/>
-          <w:sz w:val="20"/>
-        </w:rPr>
-        <w:t>Fly-through: Focal(18–50mm), Fly Height(1–8m), Look Radius(5–35m). Growth: Stagger(100–600f), Duration(300–800f).</w:t>
-      </w:r>
-    </w:p>
-    <w:p>
-      <w:pPr>
-        <w:pStyle w:val="Heading2"/>
-      </w:pPr>
-      <w:r>
-        <w:rPr>
-          <w:rFonts w:ascii="PingFang SC" w:hAnsi="PingFang SC" w:eastAsia="PingFang SC"/>
-          <w:b w:val="0"/>
-          <w:sz w:val="26"/>
-        </w:rPr>
-        <w:t>Render / 渲染</w:t>
-      </w:r>
-    </w:p>
-    <w:p>
-      <w:pPr>
-        <w:jc w:val="center"/>
-      </w:pPr>
-      <w:r>
-        <w:drawing>
-          <wp:inline xmlns:a="http://schemas.openxmlformats.org/drawingml/2006/main" xmlns:pic="http://schemas.openxmlformats.org/drawingml/2006/picture">
-            <wp:extent cx="3474720" cy="5370022"/>
-            <wp:docPr id="6" name="Picture 6"/>
-            <wp:cNvGraphicFramePr>
-              <a:graphicFrameLocks noChangeAspect="1"/>
-            </wp:cNvGraphicFramePr>
-            <a:graphic>
-              <a:graphicData uri="http://schemas.openxmlformats.org/drawingml/2006/picture">
-                <pic:pic>
-                  <pic:nvPicPr>
-                    <pic:cNvPr id="0" name="gui_v3_render.png"/>
-                    <pic:cNvPicPr/>
-                  </pic:nvPicPr>
-                  <pic:blipFill>
-                    <a:blip r:embed="rId13"/>
-                    <a:stretch>
-                      <a:fillRect/>
-                    </a:stretch>
-                  </pic:blipFill>
-                  <pic:spPr>
-                    <a:xfrm>
-                      <a:off x="0" y="0"/>
-                      <a:ext cx="3474720" cy="5370022"/>
-                    </a:xfrm>
-                    <a:prstGeom prst="rect"/>
-                  </pic:spPr>
-                </pic:pic>
-              </a:graphicData>
-            </a:graphic>
-          </wp:inline>
-        </w:drawing>
-      </w:r>
-    </w:p>
-    <w:p>
-      <w:r>
-        <w:rPr>
-          <w:rFonts w:ascii="PingFang SC" w:hAnsi="PingFang SC" w:eastAsia="PingFang SC"/>
-          <w:b w:val="0"/>
-          <w:sz w:val="20"/>
-        </w:rPr>
-        <w:t>Resolution(W×H) + AA(1–10). Render Still (amber) → Arnold EXR. Open Arnold Render View (blue).</w:t>
-      </w:r>
-    </w:p>
-    <w:p>
-      <w:r>
-        <w:br w:type="page"/>
-      </w:r>
-    </w:p>
-    <w:p>
-      <w:pPr>
-        <w:pStyle w:val="Heading1"/>
-      </w:pPr>
-      <w:r>
-        <w:rPr>
-          <w:rFonts w:ascii="PingFang SC" w:hAnsi="PingFang SC" w:eastAsia="PingFang SC"/>
-          <w:b w:val="0"/>
-          <w:sz w:val="32"/>
-        </w:rPr>
-        <w:t>Parameter Comparison: Two Seeds, Two Different Caves</w:t>
-      </w:r>
-    </w:p>
-    <w:p>
-      <w:r>
-        <w:rPr>
-          <w:rFonts w:ascii="PingFang SC" w:hAnsi="PingFang SC" w:eastAsia="PingFang SC"/>
-          <w:b w:val="0"/>
-          <w:sz w:val="20"/>
-        </w:rPr>
-        <w:t>Same density(56), same fog(0.008). Only the seed changes — the procedural pipeline regenerates everything else.</w:t>
-      </w:r>
-    </w:p>
-    <w:tbl>
-      <w:tblPr>
-        <w:tblStyle w:val="LightGrid-Accent1"/>
-        <w:tblW w:type="auto" w:w="0"/>
-        <w:tblLook w:firstColumn="1" w:firstRow="1" w:lastColumn="0" w:lastRow="0" w:noHBand="0" w:noVBand="1" w:val="04A0"/>
-      </w:tblPr>
-      <w:tblGrid>
-        <w:gridCol w:w="3289"/>
-        <w:gridCol w:w="3289"/>
-        <w:gridCol w:w="3289"/>
-      </w:tblGrid>
-      <w:tr>
-        <w:tc>
-          <w:tcPr>
-            <w:tcW w:type="dxa" w:w="3289"/>
-          </w:tcPr>
-          <w:p>
-            <w:r>
-              <w:rPr>
-                <w:rFonts w:ascii="PingFang SC" w:hAnsi="PingFang SC" w:eastAsia="PingFang SC"/>
-                <w:b/>
-                <w:sz w:val="18"/>
-              </w:rPr>
-              <w:t>Parameter</w:t>
-            </w:r>
-          </w:p>
-        </w:tc>
-        <w:tc>
-          <w:tcPr>
-            <w:tcW w:type="dxa" w:w="3289"/>
-          </w:tcPr>
-          <w:p>
-            <w:r>
-              <w:rPr>
-                <w:rFonts w:ascii="PingFang SC" w:hAnsi="PingFang SC" w:eastAsia="PingFang SC"/>
-                <w:b/>
-                <w:sz w:val="18"/>
-              </w:rPr>
-              <w:t>Scene 1: Amethyst</w:t>
-            </w:r>
-          </w:p>
-        </w:tc>
-        <w:tc>
-          <w:tcPr>
-            <w:tcW w:type="dxa" w:w="3289"/>
-          </w:tcPr>
-          <w:p>
-            <w:r>
-              <w:rPr>
-                <w:rFonts w:ascii="PingFang SC" w:hAnsi="PingFang SC" w:eastAsia="PingFang SC"/>
-                <w:b/>
-                <w:sz w:val="18"/>
-              </w:rPr>
-              <w:t>Scene 2: Ruby</w:t>
-            </w:r>
-          </w:p>
-        </w:tc>
-      </w:tr>
-      <w:tr>
-        <w:tc>
-          <w:tcPr>
-            <w:tcW w:type="dxa" w:w="3289"/>
-          </w:tcPr>
-          <w:p>
-            <w:r>
-              <w:rPr>
-                <w:rFonts w:ascii="PingFang SC" w:hAnsi="PingFang SC" w:eastAsia="PingFang SC"/>
-                <w:b w:val="0"/>
-                <w:sz w:val="18"/>
-              </w:rPr>
-              <w:t>Seed</w:t>
-            </w:r>
-          </w:p>
-        </w:tc>
-        <w:tc>
-          <w:tcPr>
-            <w:tcW w:type="dxa" w:w="3289"/>
-          </w:tcPr>
-          <w:p>
-            <w:r>
-              <w:rPr>
-                <w:rFonts w:ascii="PingFang SC" w:hAnsi="PingFang SC" w:eastAsia="PingFang SC"/>
-                <w:b w:val="0"/>
-                <w:sz w:val="18"/>
-              </w:rPr>
-              <w:t>2026</w:t>
-            </w:r>
-          </w:p>
-        </w:tc>
-        <w:tc>
-          <w:tcPr>
-            <w:tcW w:type="dxa" w:w="3289"/>
-          </w:tcPr>
-          <w:p>
-            <w:r>
-              <w:rPr>
-                <w:rFonts w:ascii="PingFang SC" w:hAnsi="PingFang SC" w:eastAsia="PingFang SC"/>
-                <w:b w:val="0"/>
-                <w:sz w:val="18"/>
-              </w:rPr>
-              <w:t>7777</w:t>
-            </w:r>
-          </w:p>
-        </w:tc>
-      </w:tr>
-      <w:tr>
-        <w:tc>
-          <w:tcPr>
-            <w:tcW w:type="dxa" w:w="3289"/>
-          </w:tcPr>
-          <w:p>
-            <w:r>
-              <w:rPr>
-                <w:rFonts w:ascii="PingFang SC" w:hAnsi="PingFang SC" w:eastAsia="PingFang SC"/>
-                <w:b w:val="0"/>
-                <w:sz w:val="18"/>
-              </w:rPr>
-              <w:t>Roughness</w:t>
-            </w:r>
-          </w:p>
-        </w:tc>
-        <w:tc>
-          <w:tcPr>
-            <w:tcW w:type="dxa" w:w="3289"/>
-          </w:tcPr>
-          <w:p>
-            <w:r>
-              <w:rPr>
-                <w:rFonts w:ascii="PingFang SC" w:hAnsi="PingFang SC" w:eastAsia="PingFang SC"/>
-                <w:b w:val="0"/>
-                <w:sz w:val="18"/>
-              </w:rPr>
-              <w:t>0.45</w:t>
-            </w:r>
-          </w:p>
-        </w:tc>
-        <w:tc>
-          <w:tcPr>
-            <w:tcW w:type="dxa" w:w="3289"/>
-          </w:tcPr>
-          <w:p>
-            <w:r>
-              <w:rPr>
-                <w:rFonts w:ascii="PingFang SC" w:hAnsi="PingFang SC" w:eastAsia="PingFang SC"/>
-                <w:b w:val="0"/>
-                <w:sz w:val="18"/>
-              </w:rPr>
-              <w:t>0.55</w:t>
-            </w:r>
-          </w:p>
-        </w:tc>
-      </w:tr>
-      <w:tr>
-        <w:tc>
-          <w:tcPr>
-            <w:tcW w:type="dxa" w:w="3289"/>
-          </w:tcPr>
-          <w:p>
-            <w:r>
-              <w:rPr>
-                <w:rFonts w:ascii="PingFang SC" w:hAnsi="PingFang SC" w:eastAsia="PingFang SC"/>
-                <w:b w:val="0"/>
-                <w:sz w:val="18"/>
-              </w:rPr>
-              <w:t>Crystals</w:t>
-            </w:r>
-          </w:p>
-        </w:tc>
-        <w:tc>
-          <w:tcPr>
-            <w:tcW w:type="dxa" w:w="3289"/>
-          </w:tcPr>
-          <w:p>
-            <w:r>
-              <w:rPr>
-                <w:rFonts w:ascii="PingFang SC" w:hAnsi="PingFang SC" w:eastAsia="PingFang SC"/>
-                <w:b w:val="0"/>
-                <w:sz w:val="18"/>
-              </w:rPr>
-              <w:t>56</w:t>
-            </w:r>
-          </w:p>
-        </w:tc>
-        <w:tc>
-          <w:tcPr>
-            <w:tcW w:type="dxa" w:w="3289"/>
-          </w:tcPr>
-          <w:p>
-            <w:r>
-              <w:rPr>
-                <w:rFonts w:ascii="PingFang SC" w:hAnsi="PingFang SC" w:eastAsia="PingFang SC"/>
-                <w:b w:val="0"/>
-                <w:sz w:val="18"/>
-              </w:rPr>
-              <w:t>56</w:t>
-            </w:r>
-          </w:p>
-        </w:tc>
-      </w:tr>
-      <w:tr>
-        <w:tc>
-          <w:tcPr>
-            <w:tcW w:type="dxa" w:w="3289"/>
-          </w:tcPr>
-          <w:p>
-            <w:r>
-              <w:rPr>
-                <w:rFonts w:ascii="PingFang SC" w:hAnsi="PingFang SC" w:eastAsia="PingFang SC"/>
-                <w:b w:val="0"/>
-                <w:sz w:val="18"/>
-              </w:rPr>
-              <w:t>Palette</w:t>
-            </w:r>
-          </w:p>
-        </w:tc>
-        <w:tc>
-          <w:tcPr>
-            <w:tcW w:type="dxa" w:w="3289"/>
-          </w:tcPr>
-          <w:p>
-            <w:r>
-              <w:rPr>
-                <w:rFonts w:ascii="PingFang SC" w:hAnsi="PingFang SC" w:eastAsia="PingFang SC"/>
-                <w:b w:val="0"/>
-                <w:sz w:val="18"/>
-              </w:rPr>
-              <w:t>Amethyst purple</w:t>
-            </w:r>
-          </w:p>
-        </w:tc>
-        <w:tc>
-          <w:tcPr>
-            <w:tcW w:type="dxa" w:w="3289"/>
-          </w:tcPr>
-          <w:p>
-            <w:r>
-              <w:rPr>
-                <w:rFonts w:ascii="PingFang SC" w:hAnsi="PingFang SC" w:eastAsia="PingFang SC"/>
-                <w:b w:val="0"/>
-                <w:sz w:val="18"/>
-              </w:rPr>
-              <w:t>Ruby red</w:t>
-            </w:r>
-          </w:p>
-        </w:tc>
-      </w:tr>
-      <w:tr>
-        <w:tc>
-          <w:tcPr>
-            <w:tcW w:type="dxa" w:w="3289"/>
-          </w:tcPr>
-          <w:p>
-            <w:r>
-              <w:rPr>
-                <w:rFonts w:ascii="PingFang SC" w:hAnsi="PingFang SC" w:eastAsia="PingFang SC"/>
-                <w:b w:val="0"/>
-                <w:sz w:val="18"/>
-              </w:rPr>
-              <w:t>Lights</w:t>
-            </w:r>
-          </w:p>
-        </w:tc>
-        <w:tc>
-          <w:tcPr>
-            <w:tcW w:type="dxa" w:w="3289"/>
-          </w:tcPr>
-          <w:p>
-            <w:r>
-              <w:rPr>
-                <w:rFonts w:ascii="PingFang SC" w:hAnsi="PingFang SC" w:eastAsia="PingFang SC"/>
-                <w:b w:val="0"/>
-                <w:sz w:val="18"/>
-              </w:rPr>
-              <w:t>22</w:t>
-            </w:r>
-          </w:p>
-        </w:tc>
-        <w:tc>
-          <w:tcPr>
-            <w:tcW w:type="dxa" w:w="3289"/>
-          </w:tcPr>
-          <w:p>
-            <w:r>
-              <w:rPr>
-                <w:rFonts w:ascii="PingFang SC" w:hAnsi="PingFang SC" w:eastAsia="PingFang SC"/>
-                <w:b w:val="0"/>
-                <w:sz w:val="18"/>
-              </w:rPr>
-              <w:t>22</w:t>
-            </w:r>
-          </w:p>
-        </w:tc>
-      </w:tr>
-    </w:tbl>
-    <w:p/>
-    <w:p>
-      <w:pPr>
-        <w:jc w:val="center"/>
-      </w:pPr>
-      <w:r>
-        <w:drawing>
-          <wp:inline xmlns:a="http://schemas.openxmlformats.org/drawingml/2006/main" xmlns:pic="http://schemas.openxmlformats.org/drawingml/2006/picture">
-            <wp:extent cx="2560320" cy="1440180"/>
-            <wp:docPr id="7" name="Picture 7"/>
-            <wp:cNvGraphicFramePr>
-              <a:graphicFrameLocks noChangeAspect="1"/>
-            </wp:cNvGraphicFramePr>
-            <a:graphic>
-              <a:graphicData uri="http://schemas.openxmlformats.org/drawingml/2006/picture">
-                <pic:pic>
-                  <pic:nvPicPr>
-                    <pic:cNvPr id="0" name="amethyst_render.png"/>
-                    <pic:cNvPicPr/>
-                  </pic:nvPicPr>
-                  <pic:blipFill>
-                    <a:blip r:embed="rId14"/>
-                    <a:stretch>
-                      <a:fillRect/>
-                    </a:stretch>
-                  </pic:blipFill>
-                  <pic:spPr>
-                    <a:xfrm>
-                      <a:off x="0" y="0"/>
-                      <a:ext cx="2560320" cy="1440180"/>
-                    </a:xfrm>
-                    <a:prstGeom prst="rect"/>
-                  </pic:spPr>
-                </pic:pic>
-              </a:graphicData>
-            </a:graphic>
-          </wp:inline>
-        </w:drawing>
-      </w:r>
-    </w:p>
-    <w:p>
-      <w:r>
-        <w:rPr>
-          <w:rFonts w:ascii="PingFang SC" w:hAnsi="PingFang SC" w:eastAsia="PingFang SC"/>
-          <w:b w:val="0"/>
-          <w:sz w:val="20"/>
-        </w:rPr>
-        <w:t>Scene 1 — Amethyst Cave (seed=2026). Arnold 1920×1080 EXR.</w:t>
-      </w:r>
-    </w:p>
-    <w:p/>
-    <w:p>
-      <w:pPr>
-        <w:jc w:val="center"/>
-      </w:pPr>
-      <w:r>
-        <w:drawing>
-          <wp:inline xmlns:a="http://schemas.openxmlformats.org/drawingml/2006/main" xmlns:pic="http://schemas.openxmlformats.org/drawingml/2006/picture">
-            <wp:extent cx="2560320" cy="1440180"/>
-            <wp:docPr id="8" name="Picture 8"/>
-            <wp:cNvGraphicFramePr>
-              <a:graphicFrameLocks noChangeAspect="1"/>
-            </wp:cNvGraphicFramePr>
-            <a:graphic>
-              <a:graphicData uri="http://schemas.openxmlformats.org/drawingml/2006/picture">
-                <pic:pic>
-                  <pic:nvPicPr>
-                    <pic:cNvPr id="0" name="ruby_render.png"/>
-                    <pic:cNvPicPr/>
-                  </pic:nvPicPr>
-                  <pic:blipFill>
-                    <a:blip r:embed="rId15"/>
-                    <a:stretch>
-                      <a:fillRect/>
-                    </a:stretch>
-                  </pic:blipFill>
-                  <pic:spPr>
-                    <a:xfrm>
-                      <a:off x="0" y="0"/>
-                      <a:ext cx="2560320" cy="1440180"/>
-                    </a:xfrm>
-                    <a:prstGeom prst="rect"/>
-                  </pic:spPr>
-                </pic:pic>
-              </a:graphicData>
-            </a:graphic>
-          </wp:inline>
-        </w:drawing>
-      </w:r>
-    </w:p>
-    <w:p>
-      <w:r>
-        <w:rPr>
-          <w:rFonts w:ascii="PingFang SC" w:hAnsi="PingFang SC" w:eastAsia="PingFang SC"/>
-          <w:b w:val="0"/>
-          <w:sz w:val="20"/>
-        </w:rPr>
-        <w:t>Scene 2 — Ruby Vault (seed=7777). Arnold 1920×1080 EXR.</w:t>
-      </w:r>
-    </w:p>
-    <w:p>
-      <w:r>
-        <w:br w:type="page"/>
-      </w:r>
-    </w:p>
-    <w:p>
-      <w:pPr>
-        <w:pStyle w:val="Heading1"/>
-      </w:pPr>
-      <w:r>
-        <w:rPr>
-          <w:rFonts w:ascii="PingFang SC" w:hAnsi="PingFang SC" w:eastAsia="PingFang SC"/>
-          <w:b w:val="0"/>
-          <w:sz w:val="32"/>
-        </w:rPr>
-        <w:t>Fly-Through Animation Sequence</w:t>
-      </w:r>
-    </w:p>
-    <w:p>
-      <w:r>
-        <w:rPr>
-          <w:rFonts w:ascii="PingFang SC" w:hAnsi="PingFang SC" w:eastAsia="PingFang SC"/>
-          <w:b w:val="0"/>
-          <w:sz w:val="20"/>
-        </w:rPr>
-        <w:t>960-frame immersive camera: entrance → spiral around tallest crystals → wide exit. Playback at 24fps = 40 seconds.</w:t>
-      </w:r>
-    </w:p>
-    <w:p>
-      <w:pPr>
-        <w:jc w:val="center"/>
-      </w:pPr>
-      <w:r>
-        <w:drawing>
-          <wp:inline xmlns:a="http://schemas.openxmlformats.org/drawingml/2006/main" xmlns:pic="http://schemas.openxmlformats.org/drawingml/2006/picture">
-            <wp:extent cx="2377440" cy="1337310"/>
-            <wp:docPr id="9" name="Picture 9"/>
-            <wp:cNvGraphicFramePr>
-              <a:graphicFrameLocks noChangeAspect="1"/>
-            </wp:cNvGraphicFramePr>
-            <a:graphic>
-              <a:graphicData uri="http://schemas.openxmlformats.org/drawingml/2006/picture">
-                <pic:pic>
-                  <pic:nvPicPr>
-                    <pic:cNvPr id="0" name="fly_frame_000_entrance.png"/>
-                    <pic:cNvPicPr/>
-                  </pic:nvPicPr>
-                  <pic:blipFill>
-                    <a:blip r:embed="rId16"/>
-                    <a:stretch>
-                      <a:fillRect/>
-                    </a:stretch>
-                  </pic:blipFill>
-                  <pic:spPr>
-                    <a:xfrm>
-                      <a:off x="0" y="0"/>
-                      <a:ext cx="2377440" cy="1337310"/>
-                    </a:xfrm>
-                    <a:prstGeom prst="rect"/>
-                  </pic:spPr>
-                </pic:pic>
-              </a:graphicData>
-            </a:graphic>
-          </wp:inline>
-        </w:drawing>
-      </w:r>
-    </w:p>
-    <w:p>
-      <w:r>
-        <w:rPr>
-          <w:rFonts w:ascii="PingFang SC" w:hAnsi="PingFang SC" w:eastAsia="PingFang SC"/>
-          <w:b w:val="0"/>
-          <w:sz w:val="20"/>
-        </w:rPr>
-        <w:t>Frame 1 — Cave entrance overview.</w:t>
-      </w:r>
-    </w:p>
-    <w:p>
-      <w:pPr>
-        <w:jc w:val="center"/>
-      </w:pPr>
-      <w:r>
-        <w:drawing>
-          <wp:inline xmlns:a="http://schemas.openxmlformats.org/drawingml/2006/main" xmlns:pic="http://schemas.openxmlformats.org/drawingml/2006/picture">
-            <wp:extent cx="2377440" cy="1337310"/>
-            <wp:docPr id="10" name="Picture 10"/>
-            <wp:cNvGraphicFramePr>
-              <a:graphicFrameLocks noChangeAspect="1"/>
-            </wp:cNvGraphicFramePr>
-            <a:graphic>
-              <a:graphicData uri="http://schemas.openxmlformats.org/drawingml/2006/picture">
-                <pic:pic>
-                  <pic:nvPicPr>
-                    <pic:cNvPr id="0" name="fly_frame_360_closeup.png"/>
-                    <pic:cNvPicPr/>
-                  </pic:nvPicPr>
-                  <pic:blipFill>
-                    <a:blip r:embed="rId17"/>
-                    <a:stretch>
-                      <a:fillRect/>
-                    </a:stretch>
-                  </pic:blipFill>
-                  <pic:spPr>
-                    <a:xfrm>
-                      <a:off x="0" y="0"/>
-                      <a:ext cx="2377440" cy="1337310"/>
-                    </a:xfrm>
-                    <a:prstGeom prst="rect"/>
-                  </pic:spPr>
-                </pic:pic>
-              </a:graphicData>
-            </a:graphic>
-          </wp:inline>
-        </w:drawing>
-      </w:r>
-    </w:p>
-    <w:p>
-      <w:r>
-        <w:rPr>
-          <w:rFonts w:ascii="PingFang SC" w:hAnsi="PingFang SC" w:eastAsia="PingFang SC"/>
-          <w:b w:val="0"/>
-          <w:sz w:val="20"/>
-        </w:rPr>
-        <w:t>Frame 360 — Close pass through crystal cluster.</w:t>
-      </w:r>
-    </w:p>
-    <w:p>
-      <w:pPr>
-        <w:jc w:val="center"/>
-      </w:pPr>
-      <w:r>
-        <w:drawing>
-          <wp:inline xmlns:a="http://schemas.openxmlformats.org/drawingml/2006/main" xmlns:pic="http://schemas.openxmlformats.org/drawingml/2006/picture">
-            <wp:extent cx="2377440" cy="1337310"/>
-            <wp:docPr id="11" name="Picture 11"/>
-            <wp:cNvGraphicFramePr>
-              <a:graphicFrameLocks noChangeAspect="1"/>
-            </wp:cNvGraphicFramePr>
-            <a:graphic>
-              <a:graphicData uri="http://schemas.openxmlformats.org/drawingml/2006/picture">
-                <pic:pic>
-                  <pic:nvPicPr>
-                    <pic:cNvPr id="0" name="fly_frame_600_deep.png"/>
-                    <pic:cNvPicPr/>
-                  </pic:nvPicPr>
-                  <pic:blipFill>
-                    <a:blip r:embed="rId18"/>
-                    <a:stretch>
-                      <a:fillRect/>
-                    </a:stretch>
-                  </pic:blipFill>
-                  <pic:spPr>
-                    <a:xfrm>
-                      <a:off x="0" y="0"/>
-                      <a:ext cx="2377440" cy="1337310"/>
-                    </a:xfrm>
-                    <a:prstGeom prst="rect"/>
-                  </pic:spPr>
-                </pic:pic>
-              </a:graphicData>
-            </a:graphic>
-          </wp:inline>
-        </w:drawing>
-      </w:r>
-    </w:p>
-    <w:p>
-      <w:r>
-        <w:rPr>
-          <w:rFonts w:ascii="PingFang SC" w:hAnsi="PingFang SC" w:eastAsia="PingFang SC"/>
-          <w:b w:val="0"/>
-          <w:sz w:val="20"/>
-        </w:rPr>
-        <w:t>Frame 600 — Deep cave turn.</w:t>
-      </w:r>
-    </w:p>
-    <w:p>
-      <w:pPr>
-        <w:jc w:val="center"/>
-      </w:pPr>
-      <w:r>
-        <w:drawing>
-          <wp:inline xmlns:a="http://schemas.openxmlformats.org/drawingml/2006/main" xmlns:pic="http://schemas.openxmlformats.org/drawingml/2006/picture">
-            <wp:extent cx="2377440" cy="1337310"/>
-            <wp:docPr id="12" name="Picture 12"/>
-            <wp:cNvGraphicFramePr>
-              <a:graphicFrameLocks noChangeAspect="1"/>
-            </wp:cNvGraphicFramePr>
-            <a:graphic>
-              <a:graphicData uri="http://schemas.openxmlformats.org/drawingml/2006/picture">
-                <pic:pic>
-                  <pic:nvPicPr>
-                    <pic:cNvPr id="0" name="fly_frame_840_wide.png"/>
-                    <pic:cNvPicPr/>
-                  </pic:nvPicPr>
-                  <pic:blipFill>
-                    <a:blip r:embed="rId19"/>
-                    <a:stretch>
-                      <a:fillRect/>
-                    </a:stretch>
-                  </pic:blipFill>
-                  <pic:spPr>
-                    <a:xfrm>
-                      <a:off x="0" y="0"/>
-                      <a:ext cx="2377440" cy="1337310"/>
-                    </a:xfrm>
-                    <a:prstGeom prst="rect"/>
-                  </pic:spPr>
-                </pic:pic>
-              </a:graphicData>
-            </a:graphic>
-          </wp:inline>
-        </w:drawing>
-      </w:r>
-    </w:p>
-    <w:p>
-      <w:r>
-        <w:rPr>
-          <w:rFonts w:ascii="PingFang SC" w:hAnsi="PingFang SC" w:eastAsia="PingFang SC"/>
-          <w:b w:val="0"/>
-          <w:sz w:val="20"/>
-        </w:rPr>
-        <w:t>Frame 840 — Wide exit shot.</w:t>
-      </w:r>
-    </w:p>
-    <w:p>
-      <w:r>
-        <w:br w:type="page"/>
-      </w:r>
-    </w:p>
-    <w:p>
-      <w:pPr>
-        <w:pStyle w:val="Heading1"/>
-      </w:pPr>
-      <w:r>
-        <w:rPr>
-          <w:rFonts w:ascii="PingFang SC" w:hAnsi="PingFang SC" w:eastAsia="PingFang SC"/>
-          <w:b w:val="0"/>
-          <w:sz w:val="32"/>
-        </w:rPr>
-        <w:t>Layout Hierarchy</w:t>
-      </w:r>
-    </w:p>
-    <w:p>
-      <w:r>
-        <w:rPr>
-          <w:rFonts w:ascii="Courier New" w:hAnsi="Courier New" w:eastAsia="Courier New"/>
-          <w:b w:val="0"/>
-          <w:sz w:val="18"/>
-        </w:rPr>
-        <w:t>window "cryUI_v3" (440×680, dark #1E1E24)</w:t>
-        <w:br/>
-        <w:t>│</w:t>
-        <w:br/>
-        <w:t>├── ◆ Crystal Cavern ◆ banner + subtitle (CN/EN)</w:t>
-        <w:br/>
-        <w:t>├── tabLayout (5 tabs)</w:t>
-        <w:br/>
-        <w:t>│   ├── Tab 1  Terrain/地形   [2 frameLayouts, 5 controls]</w:t>
-        <w:br/>
-        <w:t>│   ├── Tab 2  Crystals/晶体  [2 frameLayouts, 4 controls]</w:t>
-        <w:br/>
-        <w:t>│   ├── Tab 3  Lighting/灯光  [2 frameLayouts, 4 controls]</w:t>
-        <w:br/>
-        <w:t>│   ├── Tab 4  Cam/Anim       [2 frameLayouts, 5 controls]</w:t>
-        <w:br/>
-        <w:t>│   └── Tab 5  Render/渲染    [2 frameLayouts, 5 controls]</w:t>
-        <w:br/>
-        <w:t>├── progressBar (0→100%, 8 stages)</w:t>
-        <w:br/>
-        <w:t>├── statusText (real-time feedback)</w:t>
-        <w:br/>
-        <w:t>├── rowLayout [🟢Generate] [🔵Preview] [🔴Reset] [Close]</w:t>
-        <w:br/>
-        <w:t>└── footer: ZJU 2026</w:t>
-      </w:r>
-    </w:p>
-    <w:p/>
-    <w:p>
-      <w:pPr>
-        <w:pStyle w:val="Heading2"/>
-      </w:pPr>
-      <w:r>
-        <w:rPr>
-          <w:rFonts w:ascii="PingFang SC" w:hAnsi="PingFang SC" w:eastAsia="PingFang SC"/>
-          <w:b w:val="0"/>
-          <w:sz w:val="26"/>
-        </w:rPr>
-        <w:t>Callback Functions</w:t>
-      </w:r>
-    </w:p>
-    <w:tbl>
-      <w:tblPr>
-        <w:tblStyle w:val="LightGrid-Accent1"/>
-        <w:tblW w:type="auto" w:w="0"/>
-        <w:tblLook w:firstColumn="1" w:firstRow="1" w:lastColumn="0" w:lastRow="0" w:noHBand="0" w:noVBand="1" w:val="04A0"/>
-      </w:tblPr>
-      <w:tblGrid>
-        <w:gridCol w:w="2466"/>
-        <w:gridCol w:w="2466"/>
-        <w:gridCol w:w="2466"/>
-        <w:gridCol w:w="2466"/>
-      </w:tblGrid>
-      <w:tr>
-        <w:tc>
-          <w:tcPr>
-            <w:tcW w:type="dxa" w:w="2466"/>
-          </w:tcPr>
-          <w:p>
-            <w:r>
-              <w:rPr>
-                <w:rFonts w:ascii="PingFang SC" w:hAnsi="PingFang SC" w:eastAsia="PingFang SC"/>
-                <w:b/>
-                <w:sz w:val="18"/>
-              </w:rPr>
-              <w:t>Button</w:t>
-            </w:r>
-          </w:p>
-        </w:tc>
-        <w:tc>
-          <w:tcPr>
-            <w:tcW w:type="dxa" w:w="2466"/>
-          </w:tcPr>
-          <w:p>
-            <w:r>
-              <w:rPr>
-                <w:rFonts w:ascii="PingFang SC" w:hAnsi="PingFang SC" w:eastAsia="PingFang SC"/>
-                <w:b/>
-                <w:sz w:val="18"/>
-              </w:rPr>
-              <w:t>Colour</w:t>
-            </w:r>
-          </w:p>
-        </w:tc>
-        <w:tc>
-          <w:tcPr>
-            <w:tcW w:type="dxa" w:w="2466"/>
-          </w:tcPr>
-          <w:p>
-            <w:r>
-              <w:rPr>
-                <w:rFonts w:ascii="PingFang SC" w:hAnsi="PingFang SC" w:eastAsia="PingFang SC"/>
-                <w:b/>
-                <w:sz w:val="18"/>
-              </w:rPr>
-              <w:t>Function</w:t>
-            </w:r>
-          </w:p>
-        </w:tc>
-        <w:tc>
-          <w:tcPr>
-            <w:tcW w:type="dxa" w:w="2466"/>
-          </w:tcPr>
-          <w:p>
-            <w:r>
-              <w:rPr>
-                <w:rFonts w:ascii="PingFang SC" w:hAnsi="PingFang SC" w:eastAsia="PingFang SC"/>
-                <w:b/>
-                <w:sz w:val="18"/>
-              </w:rPr>
-              <w:t>Action</w:t>
-            </w:r>
-          </w:p>
-        </w:tc>
-      </w:tr>
-      <w:tr>
-        <w:tc>
-          <w:tcPr>
-            <w:tcW w:type="dxa" w:w="2466"/>
-          </w:tcPr>
-          <w:p>
-            <w:r>
-              <w:rPr>
-                <w:rFonts w:ascii="PingFang SC" w:hAnsi="PingFang SC" w:eastAsia="PingFang SC"/>
-                <w:b w:val="0"/>
-                <w:sz w:val="18"/>
-              </w:rPr>
-              <w:t>Generate</w:t>
-            </w:r>
-          </w:p>
-        </w:tc>
-        <w:tc>
-          <w:tcPr>
-            <w:tcW w:type="dxa" w:w="2466"/>
-          </w:tcPr>
-          <w:p>
-            <w:r>
-              <w:rPr>
-                <w:rFonts w:ascii="PingFang SC" w:hAnsi="PingFang SC" w:eastAsia="PingFang SC"/>
-                <w:b w:val="0"/>
-                <w:sz w:val="18"/>
-              </w:rPr>
-              <w:t>Green</w:t>
-            </w:r>
-          </w:p>
-        </w:tc>
-        <w:tc>
-          <w:tcPr>
-            <w:tcW w:type="dxa" w:w="2466"/>
-          </w:tcPr>
-          <w:p>
-            <w:r>
-              <w:rPr>
-                <w:rFonts w:ascii="PingFang SC" w:hAnsi="PingFang SC" w:eastAsia="PingFang SC"/>
-                <w:b w:val="0"/>
-                <w:sz w:val="18"/>
-              </w:rPr>
-              <w:t>generate_from_ui()</w:t>
-            </w:r>
-          </w:p>
-        </w:tc>
-        <w:tc>
-          <w:tcPr>
-            <w:tcW w:type="dxa" w:w="2466"/>
-          </w:tcPr>
-          <w:p>
-            <w:r>
-              <w:rPr>
-                <w:rFonts w:ascii="PingFang SC" w:hAnsi="PingFang SC" w:eastAsia="PingFang SC"/>
-                <w:b w:val="0"/>
-                <w:sz w:val="18"/>
-              </w:rPr>
-              <w:t>Read 21 controls → clean → final_scene.build()</w:t>
-            </w:r>
-          </w:p>
-        </w:tc>
-      </w:tr>
-      <w:tr>
-        <w:tc>
-          <w:tcPr>
-            <w:tcW w:type="dxa" w:w="2466"/>
-          </w:tcPr>
-          <w:p>
-            <w:r>
-              <w:rPr>
-                <w:rFonts w:ascii="PingFang SC" w:hAnsi="PingFang SC" w:eastAsia="PingFang SC"/>
-                <w:b w:val="0"/>
-                <w:sz w:val="18"/>
-              </w:rPr>
-              <w:t>Preview</w:t>
-            </w:r>
-          </w:p>
-        </w:tc>
-        <w:tc>
-          <w:tcPr>
-            <w:tcW w:type="dxa" w:w="2466"/>
-          </w:tcPr>
-          <w:p>
-            <w:r>
-              <w:rPr>
-                <w:rFonts w:ascii="PingFang SC" w:hAnsi="PingFang SC" w:eastAsia="PingFang SC"/>
-                <w:b w:val="0"/>
-                <w:sz w:val="18"/>
-              </w:rPr>
-              <w:t>Blue</w:t>
-            </w:r>
-          </w:p>
-        </w:tc>
-        <w:tc>
-          <w:tcPr>
-            <w:tcW w:type="dxa" w:w="2466"/>
-          </w:tcPr>
-          <w:p>
-            <w:r>
-              <w:rPr>
-                <w:rFonts w:ascii="PingFang SC" w:hAnsi="PingFang SC" w:eastAsia="PingFang SC"/>
-                <w:b w:val="0"/>
-                <w:sz w:val="18"/>
-              </w:rPr>
-              <w:t>_open_arnold_rv()</w:t>
-            </w:r>
-          </w:p>
-        </w:tc>
-        <w:tc>
-          <w:tcPr>
-            <w:tcW w:type="dxa" w:w="2466"/>
-          </w:tcPr>
-          <w:p>
-            <w:r>
-              <w:rPr>
-                <w:rFonts w:ascii="PingFang SC" w:hAnsi="PingFang SC" w:eastAsia="PingFang SC"/>
-                <w:b w:val="0"/>
-                <w:sz w:val="18"/>
-              </w:rPr>
-              <w:t>Open Arnold Render View</w:t>
-            </w:r>
-          </w:p>
-        </w:tc>
-      </w:tr>
-      <w:tr>
-        <w:tc>
-          <w:tcPr>
-            <w:tcW w:type="dxa" w:w="2466"/>
-          </w:tcPr>
-          <w:p>
-            <w:r>
-              <w:rPr>
-                <w:rFonts w:ascii="PingFang SC" w:hAnsi="PingFang SC" w:eastAsia="PingFang SC"/>
-                <w:b w:val="0"/>
-                <w:sz w:val="18"/>
-              </w:rPr>
-              <w:t>Reset</w:t>
-            </w:r>
-          </w:p>
-        </w:tc>
-        <w:tc>
-          <w:tcPr>
-            <w:tcW w:type="dxa" w:w="2466"/>
-          </w:tcPr>
-          <w:p>
-            <w:r>
-              <w:rPr>
-                <w:rFonts w:ascii="PingFang SC" w:hAnsi="PingFang SC" w:eastAsia="PingFang SC"/>
-                <w:b w:val="0"/>
-                <w:sz w:val="18"/>
-              </w:rPr>
-              <w:t>Red</w:t>
-            </w:r>
-          </w:p>
-        </w:tc>
-        <w:tc>
-          <w:tcPr>
-            <w:tcW w:type="dxa" w:w="2466"/>
-          </w:tcPr>
-          <w:p>
-            <w:r>
-              <w:rPr>
-                <w:rFonts w:ascii="PingFang SC" w:hAnsi="PingFang SC" w:eastAsia="PingFang SC"/>
-                <w:b w:val="0"/>
-                <w:sz w:val="18"/>
-              </w:rPr>
-              <w:t>reset_scene()</w:t>
-            </w:r>
-          </w:p>
-        </w:tc>
-        <w:tc>
-          <w:tcPr>
-            <w:tcW w:type="dxa" w:w="2466"/>
-          </w:tcPr>
-          <w:p>
-            <w:r>
-              <w:rPr>
-                <w:rFonts w:ascii="PingFang SC" w:hAnsi="PingFang SC" w:eastAsia="PingFang SC"/>
-                <w:b w:val="0"/>
-                <w:sz w:val="18"/>
-              </w:rPr>
-              <w:t>ConfirmDialog → cmds.file(new=True)</w:t>
-            </w:r>
-          </w:p>
-        </w:tc>
-      </w:tr>
-      <w:tr>
-        <w:tc>
-          <w:tcPr>
-            <w:tcW w:type="dxa" w:w="2466"/>
-          </w:tcPr>
-          <w:p>
-            <w:r>
-              <w:rPr>
-                <w:rFonts w:ascii="PingFang SC" w:hAnsi="PingFang SC" w:eastAsia="PingFang SC"/>
-                <w:b w:val="0"/>
-                <w:sz w:val="18"/>
-              </w:rPr>
-              <w:t>Close</w:t>
-            </w:r>
-          </w:p>
-        </w:tc>
-        <w:tc>
-          <w:tcPr>
-            <w:tcW w:type="dxa" w:w="2466"/>
-          </w:tcPr>
-          <w:p>
-            <w:r>
-              <w:rPr>
-                <w:rFonts w:ascii="PingFang SC" w:hAnsi="PingFang SC" w:eastAsia="PingFang SC"/>
-                <w:b w:val="0"/>
-                <w:sz w:val="18"/>
-              </w:rPr>
-              <w:t>Dark</w:t>
-            </w:r>
-          </w:p>
-        </w:tc>
-        <w:tc>
-          <w:tcPr>
-            <w:tcW w:type="dxa" w:w="2466"/>
-          </w:tcPr>
-          <w:p>
-            <w:r>
-              <w:rPr>
-                <w:rFonts w:ascii="PingFang SC" w:hAnsi="PingFang SC" w:eastAsia="PingFang SC"/>
-                <w:b w:val="0"/>
-                <w:sz w:val="18"/>
-              </w:rPr>
-              <w:t>lambda</w:t>
-            </w:r>
-          </w:p>
-        </w:tc>
-        <w:tc>
-          <w:tcPr>
-            <w:tcW w:type="dxa" w:w="2466"/>
-          </w:tcPr>
-          <w:p>
-            <w:r>
-              <w:rPr>
-                <w:rFonts w:ascii="PingFang SC" w:hAnsi="PingFang SC" w:eastAsia="PingFang SC"/>
-                <w:b w:val="0"/>
-                <w:sz w:val="18"/>
-              </w:rPr>
-              <w:t>cmds.deleteUI("cryUI_v3")</w:t>
-            </w:r>
-          </w:p>
-        </w:tc>
-      </w:tr>
-    </w:tbl>
-    <w:p>
-      <w:r>
-        <w:br w:type="page"/>
-      </w:r>
-    </w:p>
-    <w:p>
-      <w:pPr>
-        <w:pStyle w:val="Heading1"/>
-      </w:pPr>
-      <w:r>
-        <w:rPr>
-          <w:rFonts w:ascii="PingFang SC" w:hAnsi="PingFang SC" w:eastAsia="PingFang SC"/>
-          <w:b w:val="0"/>
-          <w:sz w:val="32"/>
-        </w:rPr>
-        <w:t>Cross-Group Best Practice Integration</w:t>
-      </w:r>
-    </w:p>
-    <w:p>
-      <w:r>
-        <w:rPr>
-          <w:rFonts w:ascii="PingFang SC" w:hAnsi="PingFang SC" w:eastAsia="PingFang SC"/>
-          <w:b w:val="0"/>
-          <w:sz w:val="20"/>
-        </w:rPr>
-        <w:t>After analyzing 8 peer-group GUI submissions, these features were adopted:</w:t>
-      </w:r>
-    </w:p>
-    <w:tbl>
-      <w:tblPr>
-        <w:tblStyle w:val="LightGrid-Accent1"/>
-        <w:tblW w:type="auto" w:w="0"/>
-        <w:tblLook w:firstColumn="1" w:firstRow="1" w:lastColumn="0" w:lastRow="0" w:noHBand="0" w:noVBand="1" w:val="04A0"/>
-      </w:tblPr>
-      <w:tblGrid>
-        <w:gridCol w:w="3289"/>
-        <w:gridCol w:w="3289"/>
-        <w:gridCol w:w="3289"/>
-      </w:tblGrid>
-      <w:tr>
-        <w:tc>
-          <w:tcPr>
-            <w:tcW w:type="dxa" w:w="3289"/>
-          </w:tcPr>
-          <w:p>
-            <w:r>
-              <w:rPr>
-                <w:rFonts w:ascii="PingFang SC" w:hAnsi="PingFang SC" w:eastAsia="PingFang SC"/>
-                <w:b/>
-                <w:sz w:val="18"/>
-              </w:rPr>
-              <w:t>Source</w:t>
-            </w:r>
-          </w:p>
-        </w:tc>
-        <w:tc>
-          <w:tcPr>
-            <w:tcW w:type="dxa" w:w="3289"/>
-          </w:tcPr>
-          <w:p>
-            <w:r>
-              <w:rPr>
-                <w:rFonts w:ascii="PingFang SC" w:hAnsi="PingFang SC" w:eastAsia="PingFang SC"/>
-                <w:b/>
-                <w:sz w:val="18"/>
-              </w:rPr>
-              <w:t>Best Practice</w:t>
-            </w:r>
-          </w:p>
-        </w:tc>
-        <w:tc>
-          <w:tcPr>
-            <w:tcW w:type="dxa" w:w="3289"/>
-          </w:tcPr>
-          <w:p>
-            <w:r>
-              <w:rPr>
-                <w:rFonts w:ascii="PingFang SC" w:hAnsi="PingFang SC" w:eastAsia="PingFang SC"/>
-                <w:b/>
-                <w:sz w:val="18"/>
-              </w:rPr>
-              <w:t>Adopted in v3</w:t>
-            </w:r>
-          </w:p>
-        </w:tc>
-      </w:tr>
-      <w:tr>
-        <w:tc>
-          <w:tcPr>
-            <w:tcW w:type="dxa" w:w="3289"/>
-          </w:tcPr>
-          <w:p>
-            <w:r>
-              <w:rPr>
-                <w:rFonts w:ascii="PingFang SC" w:hAnsi="PingFang SC" w:eastAsia="PingFang SC"/>
-                <w:b w:val="0"/>
-                <w:sz w:val="18"/>
-              </w:rPr>
-              <w:t>Group 1 WorldMaker</w:t>
-            </w:r>
-          </w:p>
-        </w:tc>
-        <w:tc>
-          <w:tcPr>
-            <w:tcW w:type="dxa" w:w="3289"/>
-          </w:tcPr>
-          <w:p>
-            <w:r>
-              <w:rPr>
-                <w:rFonts w:ascii="PingFang SC" w:hAnsi="PingFang SC" w:eastAsia="PingFang SC"/>
-                <w:b w:val="0"/>
-                <w:sz w:val="18"/>
-              </w:rPr>
-              <w:t>Safe ranges</w:t>
-            </w:r>
-          </w:p>
-        </w:tc>
-        <w:tc>
-          <w:tcPr>
-            <w:tcW w:type="dxa" w:w="3289"/>
-          </w:tcPr>
-          <w:p>
-            <w:r>
-              <w:rPr>
-                <w:rFonts w:ascii="PingFang SC" w:hAnsi="PingFang SC" w:eastAsia="PingFang SC"/>
-                <w:b w:val="0"/>
-                <w:sz w:val="18"/>
-              </w:rPr>
-              <w:t>21 controls with min/max limits</w:t>
-            </w:r>
-          </w:p>
-        </w:tc>
-      </w:tr>
-      <w:tr>
-        <w:tc>
-          <w:tcPr>
-            <w:tcW w:type="dxa" w:w="3289"/>
-          </w:tcPr>
-          <w:p>
-            <w:r>
-              <w:rPr>
-                <w:rFonts w:ascii="PingFang SC" w:hAnsi="PingFang SC" w:eastAsia="PingFang SC"/>
-                <w:b w:val="0"/>
-                <w:sz w:val="18"/>
-              </w:rPr>
-              <w:t>Group 3 CS2</w:t>
-            </w:r>
-          </w:p>
-        </w:tc>
-        <w:tc>
-          <w:tcPr>
-            <w:tcW w:type="dxa" w:w="3289"/>
-          </w:tcPr>
-          <w:p>
-            <w:r>
-              <w:rPr>
-                <w:rFonts w:ascii="PingFang SC" w:hAnsi="PingFang SC" w:eastAsia="PingFang SC"/>
-                <w:b w:val="0"/>
-                <w:sz w:val="18"/>
-              </w:rPr>
-              <w:t>Colour-coded btns</w:t>
-            </w:r>
-          </w:p>
-        </w:tc>
-        <w:tc>
-          <w:tcPr>
-            <w:tcW w:type="dxa" w:w="3289"/>
-          </w:tcPr>
-          <w:p>
-            <w:r>
-              <w:rPr>
-                <w:rFonts w:ascii="PingFang SC" w:hAnsi="PingFang SC" w:eastAsia="PingFang SC"/>
-                <w:b w:val="0"/>
-                <w:sz w:val="18"/>
-              </w:rPr>
-              <w:t>Green → Generate, Amber → Render</w:t>
-            </w:r>
-          </w:p>
-        </w:tc>
-      </w:tr>
-      <w:tr>
-        <w:tc>
-          <w:tcPr>
-            <w:tcW w:type="dxa" w:w="3289"/>
-          </w:tcPr>
-          <w:p>
-            <w:r>
-              <w:rPr>
-                <w:rFonts w:ascii="PingFang SC" w:hAnsi="PingFang SC" w:eastAsia="PingFang SC"/>
-                <w:b w:val="0"/>
-                <w:sz w:val="18"/>
-              </w:rPr>
-              <w:t>Group 4 SmokeFlow</w:t>
-            </w:r>
-          </w:p>
-        </w:tc>
-        <w:tc>
-          <w:tcPr>
-            <w:tcW w:type="dxa" w:w="3289"/>
-          </w:tcPr>
-          <w:p>
-            <w:r>
-              <w:rPr>
-                <w:rFonts w:ascii="PingFang SC" w:hAnsi="PingFang SC" w:eastAsia="PingFang SC"/>
-                <w:b w:val="0"/>
-                <w:sz w:val="18"/>
-              </w:rPr>
-              <w:t>Collapsible + logo</w:t>
-            </w:r>
-          </w:p>
-        </w:tc>
-        <w:tc>
-          <w:tcPr>
-            <w:tcW w:type="dxa" w:w="3289"/>
-          </w:tcPr>
-          <w:p>
-            <w:r>
-              <w:rPr>
-                <w:rFonts w:ascii="PingFang SC" w:hAnsi="PingFang SC" w:eastAsia="PingFang SC"/>
-                <w:b w:val="0"/>
-                <w:sz w:val="18"/>
-              </w:rPr>
-              <w:t>10 frameLayouts + banner</w:t>
-            </w:r>
-          </w:p>
-        </w:tc>
-      </w:tr>
-      <w:tr>
-        <w:tc>
-          <w:tcPr>
-            <w:tcW w:type="dxa" w:w="3289"/>
-          </w:tcPr>
-          <w:p>
-            <w:r>
-              <w:rPr>
-                <w:rFonts w:ascii="PingFang SC" w:hAnsi="PingFang SC" w:eastAsia="PingFang SC"/>
-                <w:b w:val="0"/>
-                <w:sz w:val="18"/>
-              </w:rPr>
-              <w:t>Group 5 Emo</w:t>
-            </w:r>
-          </w:p>
-        </w:tc>
-        <w:tc>
-          <w:tcPr>
-            <w:tcW w:type="dxa" w:w="3289"/>
-          </w:tcPr>
-          <w:p>
-            <w:r>
-              <w:rPr>
-                <w:rFonts w:ascii="PingFang SC" w:hAnsi="PingFang SC" w:eastAsia="PingFang SC"/>
-                <w:b w:val="0"/>
-                <w:sz w:val="18"/>
-              </w:rPr>
-              <w:t>Dark aesthetic</w:t>
-            </w:r>
-          </w:p>
-        </w:tc>
-        <w:tc>
-          <w:tcPr>
-            <w:tcW w:type="dxa" w:w="3289"/>
-          </w:tcPr>
-          <w:p>
-            <w:r>
-              <w:rPr>
-                <w:rFonts w:ascii="PingFang SC" w:hAnsi="PingFang SC" w:eastAsia="PingFang SC"/>
-                <w:b w:val="0"/>
-                <w:sz w:val="18"/>
-              </w:rPr>
-              <w:t>#1E1E24 bg, cyan/amber accents</w:t>
-            </w:r>
-          </w:p>
-        </w:tc>
-      </w:tr>
-      <w:tr>
-        <w:tc>
-          <w:tcPr>
-            <w:tcW w:type="dxa" w:w="3289"/>
-          </w:tcPr>
-          <w:p>
-            <w:r>
-              <w:rPr>
-                <w:rFonts w:ascii="PingFang SC" w:hAnsi="PingFang SC" w:eastAsia="PingFang SC"/>
-                <w:b w:val="0"/>
-                <w:sz w:val="18"/>
-              </w:rPr>
-              <w:t>Group 6 Orbit</w:t>
-            </w:r>
-          </w:p>
-        </w:tc>
-        <w:tc>
-          <w:tcPr>
-            <w:tcW w:type="dxa" w:w="3289"/>
-          </w:tcPr>
-          <w:p>
-            <w:r>
-              <w:rPr>
-                <w:rFonts w:ascii="PingFang SC" w:hAnsi="PingFang SC" w:eastAsia="PingFang SC"/>
-                <w:b w:val="0"/>
-                <w:sz w:val="18"/>
-              </w:rPr>
-              <w:t>Bilingual labels</w:t>
-            </w:r>
-          </w:p>
-        </w:tc>
-        <w:tc>
-          <w:tcPr>
-            <w:tcW w:type="dxa" w:w="3289"/>
-          </w:tcPr>
-          <w:p>
-            <w:r>
-              <w:rPr>
-                <w:rFonts w:ascii="PingFang SC" w:hAnsi="PingFang SC" w:eastAsia="PingFang SC"/>
-                <w:b w:val="0"/>
-                <w:sz w:val="18"/>
-              </w:rPr>
-              <w:t>All 21 CN + EN</w:t>
-            </w:r>
-          </w:p>
-        </w:tc>
-      </w:tr>
-      <w:tr>
-        <w:tc>
-          <w:tcPr>
-            <w:tcW w:type="dxa" w:w="3289"/>
-          </w:tcPr>
-          <w:p>
-            <w:r>
-              <w:rPr>
-                <w:rFonts w:ascii="PingFang SC" w:hAnsi="PingFang SC" w:eastAsia="PingFang SC"/>
-                <w:b w:val="0"/>
-                <w:sz w:val="18"/>
-              </w:rPr>
-              <w:t>Group 9 Mycelium</w:t>
-            </w:r>
-          </w:p>
-        </w:tc>
-        <w:tc>
-          <w:tcPr>
-            <w:tcW w:type="dxa" w:w="3289"/>
-          </w:tcPr>
-          <w:p>
-            <w:r>
-              <w:rPr>
-                <w:rFonts w:ascii="PingFang SC" w:hAnsi="PingFang SC" w:eastAsia="PingFang SC"/>
-                <w:b w:val="0"/>
-                <w:sz w:val="18"/>
-              </w:rPr>
-              <w:t>Production-order</w:t>
-            </w:r>
-          </w:p>
-        </w:tc>
-        <w:tc>
-          <w:tcPr>
-            <w:tcW w:type="dxa" w:w="3289"/>
-          </w:tcPr>
-          <w:p>
-            <w:r>
-              <w:rPr>
-                <w:rFonts w:ascii="PingFang SC" w:hAnsi="PingFang SC" w:eastAsia="PingFang SC"/>
-                <w:b w:val="0"/>
-                <w:sz w:val="18"/>
-              </w:rPr>
-              <w:t>Terrain→Crystals→Light→Cam→Render</w:t>
-            </w:r>
-          </w:p>
-        </w:tc>
-      </w:tr>
-      <w:tr>
-        <w:tc>
-          <w:tcPr>
-            <w:tcW w:type="dxa" w:w="3289"/>
-          </w:tcPr>
-          <w:p>
-            <w:r>
-              <w:rPr>
-                <w:rFonts w:ascii="PingFang SC" w:hAnsi="PingFang SC" w:eastAsia="PingFang SC"/>
-                <w:b w:val="0"/>
-                <w:sz w:val="18"/>
-              </w:rPr>
-              <w:t>Group 10 ReefSeed</w:t>
-            </w:r>
-          </w:p>
-        </w:tc>
-        <w:tc>
-          <w:tcPr>
-            <w:tcW w:type="dxa" w:w="3289"/>
-          </w:tcPr>
-          <w:p>
-            <w:r>
-              <w:rPr>
-                <w:rFonts w:ascii="PingFang SC" w:hAnsi="PingFang SC" w:eastAsia="PingFang SC"/>
-                <w:b w:val="0"/>
-                <w:sz w:val="18"/>
-              </w:rPr>
-              <w:t>Single window</w:t>
-            </w:r>
-          </w:p>
-        </w:tc>
-        <w:tc>
-          <w:tcPr>
-            <w:tcW w:type="dxa" w:w="3289"/>
-          </w:tcPr>
-          <w:p>
-            <w:r>
-              <w:rPr>
-                <w:rFonts w:ascii="PingFang SC" w:hAnsi="PingFang SC" w:eastAsia="PingFang SC"/>
-                <w:b w:val="0"/>
-                <w:sz w:val="18"/>
-              </w:rPr>
-              <w:t>440×680 dockable</w:t>
-            </w:r>
-          </w:p>
-        </w:tc>
-      </w:tr>
-      <w:tr>
-        <w:tc>
-          <w:tcPr>
-            <w:tcW w:type="dxa" w:w="3289"/>
-          </w:tcPr>
-          <w:p>
-            <w:r>
-              <w:rPr>
-                <w:rFonts w:ascii="PingFang SC" w:hAnsi="PingFang SC" w:eastAsia="PingFang SC"/>
-                <w:b w:val="0"/>
-                <w:sz w:val="18"/>
-              </w:rPr>
-              <w:t>Group 11 PosePilot</w:t>
-            </w:r>
-          </w:p>
-        </w:tc>
-        <w:tc>
-          <w:tcPr>
-            <w:tcW w:type="dxa" w:w="3289"/>
-          </w:tcPr>
-          <w:p>
-            <w:r>
-              <w:rPr>
-                <w:rFonts w:ascii="PingFang SC" w:hAnsi="PingFang SC" w:eastAsia="PingFang SC"/>
-                <w:b w:val="0"/>
-                <w:sz w:val="18"/>
-              </w:rPr>
-              <w:t>Progress feedback</w:t>
-            </w:r>
-          </w:p>
-        </w:tc>
-        <w:tc>
-          <w:tcPr>
-            <w:tcW w:type="dxa" w:w="3289"/>
-          </w:tcPr>
-          <w:p>
-            <w:r>
-              <w:rPr>
-                <w:rFonts w:ascii="PingFang SC" w:hAnsi="PingFang SC" w:eastAsia="PingFang SC"/>
-                <w:b w:val="0"/>
-                <w:sz w:val="18"/>
-              </w:rPr>
-              <w:t>progressBar + statusText</w:t>
-            </w:r>
-          </w:p>
-        </w:tc>
-      </w:tr>
-    </w:tbl>
-    <w:p/>
-    <w:p>
-      <w:pPr>
-        <w:pStyle w:val="Heading1"/>
-      </w:pPr>
-      <w:r>
-        <w:rPr>
-          <w:rFonts w:ascii="PingFang SC" w:hAnsi="PingFang SC" w:eastAsia="PingFang SC"/>
-          <w:b w:val="0"/>
-          <w:sz w:val="32"/>
-        </w:rPr>
-        <w:t>GUI Iteration History</w:t>
-      </w:r>
-    </w:p>
-    <w:tbl>
-      <w:tblPr>
-        <w:tblStyle w:val="LightGrid-Accent1"/>
-        <w:tblW w:type="auto" w:w="0"/>
-        <w:tblLook w:firstColumn="1" w:firstRow="1" w:lastColumn="0" w:lastRow="0" w:noHBand="0" w:noVBand="1" w:val="04A0"/>
-      </w:tblPr>
-      <w:tblGrid>
-        <w:gridCol w:w="2466"/>
-        <w:gridCol w:w="2466"/>
-        <w:gridCol w:w="2466"/>
-        <w:gridCol w:w="2466"/>
-      </w:tblGrid>
-      <w:tr>
-        <w:tc>
-          <w:tcPr>
-            <w:tcW w:type="dxa" w:w="2466"/>
-          </w:tcPr>
-          <w:p>
-            <w:r>
-              <w:rPr>
-                <w:rFonts w:ascii="PingFang SC" w:hAnsi="PingFang SC" w:eastAsia="PingFang SC"/>
-                <w:b/>
-                <w:sz w:val="18"/>
-              </w:rPr>
-              <w:t>Feature</w:t>
-            </w:r>
-          </w:p>
-        </w:tc>
-        <w:tc>
-          <w:tcPr>
-            <w:tcW w:type="dxa" w:w="2466"/>
-          </w:tcPr>
-          <w:p>
-            <w:r>
-              <w:rPr>
-                <w:rFonts w:ascii="PingFang SC" w:hAnsi="PingFang SC" w:eastAsia="PingFang SC"/>
-                <w:b/>
-                <w:sz w:val="18"/>
-              </w:rPr>
-              <w:t>v1 (Jul 19)</w:t>
-            </w:r>
-          </w:p>
-        </w:tc>
-        <w:tc>
-          <w:tcPr>
-            <w:tcW w:type="dxa" w:w="2466"/>
-          </w:tcPr>
-          <w:p>
-            <w:r>
-              <w:rPr>
-                <w:rFonts w:ascii="PingFang SC" w:hAnsi="PingFang SC" w:eastAsia="PingFang SC"/>
-                <w:b/>
-                <w:sz w:val="18"/>
-              </w:rPr>
-              <w:t>v2 (Jul 20)</w:t>
-            </w:r>
-          </w:p>
-        </w:tc>
-        <w:tc>
-          <w:tcPr>
-            <w:tcW w:type="dxa" w:w="2466"/>
-          </w:tcPr>
-          <w:p>
-            <w:r>
-              <w:rPr>
-                <w:rFonts w:ascii="PingFang SC" w:hAnsi="PingFang SC" w:eastAsia="PingFang SC"/>
-                <w:b/>
-                <w:sz w:val="18"/>
-              </w:rPr>
-              <w:t>v3 (Jul 22)</w:t>
-            </w:r>
-          </w:p>
-        </w:tc>
-      </w:tr>
-      <w:tr>
-        <w:tc>
-          <w:tcPr>
-            <w:tcW w:type="dxa" w:w="2466"/>
-          </w:tcPr>
-          <w:p>
-            <w:r>
-              <w:rPr>
-                <w:rFonts w:ascii="PingFang SC" w:hAnsi="PingFang SC" w:eastAsia="PingFang SC"/>
-                <w:b w:val="0"/>
-                <w:sz w:val="18"/>
-              </w:rPr>
-              <w:t>Tabs</w:t>
-            </w:r>
-          </w:p>
-        </w:tc>
-        <w:tc>
-          <w:tcPr>
-            <w:tcW w:type="dxa" w:w="2466"/>
-          </w:tcPr>
-          <w:p>
-            <w:r>
-              <w:rPr>
-                <w:rFonts w:ascii="PingFang SC" w:hAnsi="PingFang SC" w:eastAsia="PingFang SC"/>
-                <w:b w:val="0"/>
-                <w:sz w:val="18"/>
-              </w:rPr>
-              <w:t>Flat layout</w:t>
-            </w:r>
-          </w:p>
-        </w:tc>
-        <w:tc>
-          <w:tcPr>
-            <w:tcW w:type="dxa" w:w="2466"/>
-          </w:tcPr>
-          <w:p>
-            <w:r>
-              <w:rPr>
-                <w:rFonts w:ascii="PingFang SC" w:hAnsi="PingFang SC" w:eastAsia="PingFang SC"/>
-                <w:b w:val="0"/>
-                <w:sz w:val="18"/>
-              </w:rPr>
-              <w:t>4 tabs</w:t>
-            </w:r>
-          </w:p>
-        </w:tc>
-        <w:tc>
-          <w:tcPr>
-            <w:tcW w:type="dxa" w:w="2466"/>
-          </w:tcPr>
-          <w:p>
-            <w:r>
-              <w:rPr>
-                <w:rFonts w:ascii="PingFang SC" w:hAnsi="PingFang SC" w:eastAsia="PingFang SC"/>
-                <w:b w:val="0"/>
-                <w:sz w:val="18"/>
-              </w:rPr>
-              <w:t>5 + collapsible</w:t>
-            </w:r>
-          </w:p>
-        </w:tc>
-      </w:tr>
-      <w:tr>
-        <w:tc>
-          <w:tcPr>
-            <w:tcW w:type="dxa" w:w="2466"/>
-          </w:tcPr>
-          <w:p>
-            <w:r>
-              <w:rPr>
-                <w:rFonts w:ascii="PingFang SC" w:hAnsi="PingFang SC" w:eastAsia="PingFang SC"/>
-                <w:b w:val="0"/>
-                <w:sz w:val="18"/>
-              </w:rPr>
-              <w:t>Controls</w:t>
-            </w:r>
-          </w:p>
-        </w:tc>
-        <w:tc>
-          <w:tcPr>
-            <w:tcW w:type="dxa" w:w="2466"/>
-          </w:tcPr>
-          <w:p>
-            <w:r>
-              <w:rPr>
-                <w:rFonts w:ascii="PingFang SC" w:hAnsi="PingFang SC" w:eastAsia="PingFang SC"/>
-                <w:b w:val="0"/>
-                <w:sz w:val="18"/>
-              </w:rPr>
-              <w:t>8</w:t>
-            </w:r>
-          </w:p>
-        </w:tc>
-        <w:tc>
-          <w:tcPr>
-            <w:tcW w:type="dxa" w:w="2466"/>
-          </w:tcPr>
-          <w:p>
-            <w:r>
-              <w:rPr>
-                <w:rFonts w:ascii="PingFang SC" w:hAnsi="PingFang SC" w:eastAsia="PingFang SC"/>
-                <w:b w:val="0"/>
-                <w:sz w:val="18"/>
-              </w:rPr>
-              <w:t>16</w:t>
-            </w:r>
-          </w:p>
-        </w:tc>
-        <w:tc>
-          <w:tcPr>
-            <w:tcW w:type="dxa" w:w="2466"/>
-          </w:tcPr>
-          <w:p>
-            <w:r>
-              <w:rPr>
-                <w:rFonts w:ascii="PingFang SC" w:hAnsi="PingFang SC" w:eastAsia="PingFang SC"/>
-                <w:b w:val="0"/>
-                <w:sz w:val="18"/>
-              </w:rPr>
-              <w:t>21</w:t>
-            </w:r>
-          </w:p>
-        </w:tc>
-      </w:tr>
-      <w:tr>
-        <w:tc>
-          <w:tcPr>
-            <w:tcW w:type="dxa" w:w="2466"/>
-          </w:tcPr>
-          <w:p>
-            <w:r>
-              <w:rPr>
-                <w:rFonts w:ascii="PingFang SC" w:hAnsi="PingFang SC" w:eastAsia="PingFang SC"/>
-                <w:b w:val="0"/>
-                <w:sz w:val="18"/>
-              </w:rPr>
-              <w:t>Language</w:t>
-            </w:r>
-          </w:p>
-        </w:tc>
-        <w:tc>
-          <w:tcPr>
-            <w:tcW w:type="dxa" w:w="2466"/>
-          </w:tcPr>
-          <w:p>
-            <w:r>
-              <w:rPr>
-                <w:rFonts w:ascii="PingFang SC" w:hAnsi="PingFang SC" w:eastAsia="PingFang SC"/>
-                <w:b w:val="0"/>
-                <w:sz w:val="18"/>
-              </w:rPr>
-              <w:t>Code only</w:t>
-            </w:r>
-          </w:p>
-        </w:tc>
-        <w:tc>
-          <w:tcPr>
-            <w:tcW w:type="dxa" w:w="2466"/>
-          </w:tcPr>
-          <w:p>
-            <w:r>
-              <w:rPr>
-                <w:rFonts w:ascii="PingFang SC" w:hAnsi="PingFang SC" w:eastAsia="PingFang SC"/>
-                <w:b w:val="0"/>
-                <w:sz w:val="18"/>
-              </w:rPr>
-              <w:t>English</w:t>
-            </w:r>
-          </w:p>
-        </w:tc>
-        <w:tc>
-          <w:tcPr>
-            <w:tcW w:type="dxa" w:w="2466"/>
-          </w:tcPr>
-          <w:p>
-            <w:r>
-              <w:rPr>
-                <w:rFonts w:ascii="PingFang SC" w:hAnsi="PingFang SC" w:eastAsia="PingFang SC"/>
-                <w:b w:val="0"/>
-                <w:sz w:val="18"/>
-              </w:rPr>
-              <w:t>CN + EN bilingual</w:t>
-            </w:r>
-          </w:p>
-        </w:tc>
-      </w:tr>
-      <w:tr>
-        <w:tc>
-          <w:tcPr>
-            <w:tcW w:type="dxa" w:w="2466"/>
-          </w:tcPr>
-          <w:p>
-            <w:r>
-              <w:rPr>
-                <w:rFonts w:ascii="PingFang SC" w:hAnsi="PingFang SC" w:eastAsia="PingFang SC"/>
-                <w:b w:val="0"/>
-                <w:sz w:val="18"/>
-              </w:rPr>
-              <w:t>Buttons</w:t>
-            </w:r>
-          </w:p>
-        </w:tc>
-        <w:tc>
-          <w:tcPr>
-            <w:tcW w:type="dxa" w:w="2466"/>
-          </w:tcPr>
-          <w:p>
-            <w:r>
-              <w:rPr>
-                <w:rFonts w:ascii="PingFang SC" w:hAnsi="PingFang SC" w:eastAsia="PingFang SC"/>
-                <w:b w:val="0"/>
-                <w:sz w:val="18"/>
-              </w:rPr>
-              <w:t>1 colour</w:t>
-            </w:r>
-          </w:p>
-        </w:tc>
-        <w:tc>
-          <w:tcPr>
-            <w:tcW w:type="dxa" w:w="2466"/>
-          </w:tcPr>
-          <w:p>
-            <w:r>
-              <w:rPr>
-                <w:rFonts w:ascii="PingFang SC" w:hAnsi="PingFang SC" w:eastAsia="PingFang SC"/>
-                <w:b w:val="0"/>
-                <w:sz w:val="18"/>
-              </w:rPr>
-              <w:t>2 colours</w:t>
-            </w:r>
-          </w:p>
-        </w:tc>
-        <w:tc>
-          <w:tcPr>
-            <w:tcW w:type="dxa" w:w="2466"/>
-          </w:tcPr>
-          <w:p>
-            <w:r>
-              <w:rPr>
-                <w:rFonts w:ascii="PingFang SC" w:hAnsi="PingFang SC" w:eastAsia="PingFang SC"/>
-                <w:b w:val="0"/>
-                <w:sz w:val="18"/>
-              </w:rPr>
-              <w:t>4-colour</w:t>
-            </w:r>
-          </w:p>
-        </w:tc>
-      </w:tr>
-      <w:tr>
-        <w:tc>
-          <w:tcPr>
-            <w:tcW w:type="dxa" w:w="2466"/>
-          </w:tcPr>
-          <w:p>
-            <w:r>
-              <w:rPr>
-                <w:rFonts w:ascii="PingFang SC" w:hAnsi="PingFang SC" w:eastAsia="PingFang SC"/>
-                <w:b w:val="0"/>
-                <w:sz w:val="18"/>
-              </w:rPr>
-              <w:t>Feedback</w:t>
-            </w:r>
-          </w:p>
-        </w:tc>
-        <w:tc>
-          <w:tcPr>
-            <w:tcW w:type="dxa" w:w="2466"/>
-          </w:tcPr>
-          <w:p>
-            <w:r>
-              <w:rPr>
-                <w:rFonts w:ascii="PingFang SC" w:hAnsi="PingFang SC" w:eastAsia="PingFang SC"/>
-                <w:b w:val="0"/>
-                <w:sz w:val="18"/>
-              </w:rPr>
-              <w:t>print()</w:t>
-            </w:r>
-          </w:p>
-        </w:tc>
-        <w:tc>
-          <w:tcPr>
-            <w:tcW w:type="dxa" w:w="2466"/>
-          </w:tcPr>
-          <w:p>
-            <w:r>
-              <w:rPr>
-                <w:rFonts w:ascii="PingFang SC" w:hAnsi="PingFang SC" w:eastAsia="PingFang SC"/>
-                <w:b w:val="0"/>
-                <w:sz w:val="18"/>
-              </w:rPr>
-              <w:t>print()</w:t>
-            </w:r>
-          </w:p>
-        </w:tc>
-        <w:tc>
-          <w:tcPr>
-            <w:tcW w:type="dxa" w:w="2466"/>
-          </w:tcPr>
-          <w:p>
-            <w:r>
-              <w:rPr>
-                <w:rFonts w:ascii="PingFang SC" w:hAnsi="PingFang SC" w:eastAsia="PingFang SC"/>
-                <w:b w:val="0"/>
-                <w:sz w:val="18"/>
-              </w:rPr>
-              <w:t>progressBar + status</w:t>
-            </w:r>
-          </w:p>
-        </w:tc>
-      </w:tr>
-      <w:tr>
-        <w:tc>
-          <w:tcPr>
-            <w:tcW w:type="dxa" w:w="2466"/>
-          </w:tcPr>
-          <w:p>
-            <w:r>
-              <w:rPr>
-                <w:rFonts w:ascii="PingFang SC" w:hAnsi="PingFang SC" w:eastAsia="PingFang SC"/>
-                <w:b w:val="0"/>
-                <w:sz w:val="18"/>
-              </w:rPr>
-              <w:t>Path</w:t>
-            </w:r>
-          </w:p>
-        </w:tc>
-        <w:tc>
-          <w:tcPr>
-            <w:tcW w:type="dxa" w:w="2466"/>
-          </w:tcPr>
-          <w:p>
-            <w:r>
-              <w:rPr>
-                <w:rFonts w:ascii="PingFang SC" w:hAnsi="PingFang SC" w:eastAsia="PingFang SC"/>
-                <w:b w:val="0"/>
-                <w:sz w:val="18"/>
-              </w:rPr>
-              <w:t>Hardcoded</w:t>
-            </w:r>
-          </w:p>
-        </w:tc>
-        <w:tc>
-          <w:tcPr>
-            <w:tcW w:type="dxa" w:w="2466"/>
-          </w:tcPr>
-          <w:p>
-            <w:r>
-              <w:rPr>
-                <w:rFonts w:ascii="PingFang SC" w:hAnsi="PingFang SC" w:eastAsia="PingFang SC"/>
-                <w:b w:val="0"/>
-                <w:sz w:val="18"/>
-              </w:rPr>
-              <w:t>Hardcoded</w:t>
-            </w:r>
-          </w:p>
-        </w:tc>
-        <w:tc>
-          <w:tcPr>
-            <w:tcW w:type="dxa" w:w="2466"/>
-          </w:tcPr>
-          <w:p>
-            <w:r>
-              <w:rPr>
-                <w:rFonts w:ascii="PingFang SC" w:hAnsi="PingFang SC" w:eastAsia="PingFang SC"/>
-                <w:b w:val="0"/>
-                <w:sz w:val="18"/>
-              </w:rPr>
-              <w:t>__file__ portable</w:t>
-            </w:r>
-          </w:p>
-        </w:tc>
-      </w:tr>
-    </w:tbl>
-    <w:sectPr>
-      <w:pgSz w:w="11906" w:h="16838"/>
-      <w:pgMar w:top="1440" w:right="1020" w:bottom="1440" w:left="1020" w:header="720" w:footer="720" w:gutter="0"/>
-      <w:cols w:space="720"/>
-      <w:docGrid w:linePitch="360"/>
-    </w:sectPr>
-  </w:body>
-</w:document>
+<file path=word/document.xml><?xml version='1.0' encoding='UTF-8' standalone='yes'?>
+<w:document xmlns:wpc="http://schemas.microsoft.com/office/word/2010/wordprocessingCanvas" xmlns:mo="http://schemas.microsoft.com/office/mac/office/2008/main" xmlns:mc="http://schemas.openxmlformats.org/markup-compatibility/2006" xmlns:mv="urn:schemas-microsoft-com:mac:vml" xmlns:o="urn:schemas-microsoft-com:office:office" xmlns:r="http://schemas.openxmlformats.org/officeDocument/2006/relationships" xmlns:m="http://schemas.openxmlformats.org/officeDocument/2006/math" xmlns:v="urn:schemas-microsoft-com:vml" xmlns:wp14="http://schemas.microsoft.com/office/word/2010/wordprocessingDrawing" xmlns:wp="http://schemas.openxmlformats.org/drawingml/2006/wordprocessingDrawing" xmlns:w10="urn:schemas-microsoft-com:office:word" xmlns:w="http://schemas.openxmlformats.org/wordprocessingml/2006/main" xmlns:w14="http://schemas.microsoft.com/office/word/2010/wordml" xmlns:wpg="http://schemas.microsoft.com/office/word/2010/wordprocessingGroup" xmlns:wpi="http://schemas.microsoft.com/office/word/2010/wordprocessingInk" xmlns:wne="http://schemas.microsoft.com/office/word/2006/wordml" xmlns:wps="http://schemas.microsoft.com/office/word/2010/wordprocessingShape" mc:Ignorable="w14 wp14"><w:body><w:p/><w:p/><w:p><w:pPr><w:pStyle w:val="Title"/><w:jc w:val="center"/></w:pPr><w:r><w:rPr><w:rFonts w:ascii="PingFang SC" w:hAnsi="PingFang SC" w:eastAsia="PingFang SC"/><w:b/><w:sz w:val="56"/></w:rPr><w:t>Crystal Cavern</w:t><w:br/><w:t>Maya Python GUI Design Document</w:t></w:r></w:p><w:p><w:pPr><w:jc w:val="center"/></w:pPr><w:r><w:rPr><w:rFonts w:ascii="PingFang SC" w:hAnsi="PingFang SC" w:eastAsia="PingFang SC"/><w:b w:val="0"/><w:sz w:val="26"/></w:rPr><w:t>Python-Driven Procedural Cave Generator</w:t><w:br/><w:t>未来创新设计 · ZJU 2026 · Prof. Xiaosong Yang &amp; Prof. Zhang Kejun</w:t></w:r></w:p><w:p><w:pPr><w:jc w:val="center"/><w:spacing w:before="120" w:after="0"/></w:pPr><w:r><w:rPr><w:rFonts w:ascii="PingFang SC" w:hAnsi="PingFang SC" w:eastAsia="PingFang SC"/><w:color w:val="333333"/><w:sz w:val="32"/></w:rPr><w:t xml:space="preserve">贺想容  ·  3230104205</w:t></w:r></w:p><w:p</w:p><w:p><w:r><w:br w:type="page"/></w:r></w:p><w:p><w:pPr><w:pStyle w:val="Heading1"/></w:pPr><w:r><w:rPr><w:rFonts w:ascii="PingFang SC" w:hAnsi="PingFang SC" w:eastAsia="PingFang SC"/><w:b w:val="0"/><w:sz w:val="32"/></w:rPr><w:t>v2 → v3: GUI Evolution</w:t></w:r></w:p><w:p><w:r><w:rPr><w:rFonts w:ascii="PingFang SC" w:hAnsi="PingFang SC" w:eastAsia="PingFang SC"/><w:b w:val="0"/><w:sz w:val="20"/></w:rPr><w:t>The GUI evolved from a basic 4-tab flat layout (v2) to a professional 5-tab design with collapsible sections, bilingual labels, progress bar, and colour-coded action buttons (v3).</w:t></w:r></w:p><w:tbl><w:tblPr><w:tblStyle w:val="LightGrid-Accent1"/><w:tblW w:type="auto" w:w="0"/><w:tblLook w:firstColumn="1" w:firstRow="1" w:lastColumn="0" w:lastRow="0" w:noHBand="0" w:noVBand="1" w:val="04A0"/></w:tblPr><w:tblGrid><w:gridCol w:w="4933"/><w:gridCol w:w="4933"/></w:tblGrid><w:tr><w:tc><w:tcPr><w:tcW w:type="dxa" w:w="4933"/></w:tcPr><w:p><w:r><w:rPr><w:rFonts w:ascii="PingFang SC" w:hAnsi="PingFang SC" w:eastAsia="PingFang SC"/><w:b/><w:sz w:val="18"/></w:rPr><w:t>v2 (Previous)</w:t></w:r></w:p></w:tc><w:tc><w:tcPr><w:tcW w:type="dxa" w:w="4933"/></w:tcPr><w:p><w:r><w:rPr><w:rFonts w:ascii="PingFang SC" w:hAnsi="PingFang SC" w:eastAsia="PingFang SC"/><w:b/><w:sz w:val="18"/></w:rPr><w:t>v3 (Current)</w:t></w:r></w:p></w:tc></w:tr><w:tr><w:tc><w:tcPr><w:tcW w:type="dxa" w:w="4933"/></w:tcPr><w:p><w:r><w:rPr><w:rFonts w:ascii="PingFang SC" w:hAnsi="PingFang SC" w:eastAsia="PingFang SC"/><w:b w:val="0"/><w:sz w:val="18"/></w:rPr><w:t>4 tabs, flat layout</w:t></w:r></w:p></w:tc><w:tc><w:tcPr><w:tcW w:type="dxa" w:w="4933"/></w:tcPr><w:p><w:r><w:rPr><w:rFonts w:ascii="PingFang SC" w:hAnsi="PingFang SC" w:eastAsia="PingFang SC"/><w:b w:val="0"/><w:sz w:val="18"/></w:rPr><w:t>5 tabs + 10 collapsible frameLayouts</w:t></w:r></w:p></w:tc></w:tr><w:tr><w:tc><w:tcPr><w:tcW w:type="dxa" w:w="4933"/></w:tcPr><w:p><w:r><w:rPr><w:rFonts w:ascii="PingFang SC" w:hAnsi="PingFang SC" w:eastAsia="PingFang SC"/><w:b w:val="0"/><w:sz w:val="18"/></w:rPr><w:t>16 params, English only</w:t></w:r></w:p></w:tc><w:tc><w:tcPr><w:tcW w:type="dxa" w:w="4933"/></w:tcPr><w:p><w:r><w:rPr><w:rFonts w:ascii="PingFang SC" w:hAnsi="PingFang SC" w:eastAsia="PingFang SC"/><w:b w:val="0"/><w:sz w:val="18"/></w:rPr><w:t>21 params, Chinese + English bilingual</w:t></w:r></w:p></w:tc></w:tr><w:tr><w:tc><w:tcPr><w:tcW w:type="dxa" w:w="4933"/></w:tcPr><w:p><w:r><w:rPr><w:rFonts w:ascii="PingFang SC" w:hAnsi="PingFang SC" w:eastAsia="PingFang SC"/><w:b w:val="0"/><w:sz w:val="18"/></w:rPr><w:t>Hardcoded path</w:t></w:r></w:p></w:tc><w:tc><w:tcPr><w:tcW w:type="dxa" w:w="4933"/></w:tcPr><w:p><w:r><w:rPr><w:rFonts w:ascii="PingFang SC" w:hAnsi="PingFang SC" w:eastAsia="PingFang SC"/><w:b w:val="0"/><w:sz w:val="18"/></w:rPr><w:t>__file__-based portable path</w:t></w:r></w:p></w:tc></w:tr><w:tr><w:tc><w:tcPr><w:tcW w:type="dxa" w:w="4933"/></w:tcPr><w:p><w:r><w:rPr><w:rFonts w:ascii="PingFang SC" w:hAnsi="PingFang SC" w:eastAsia="PingFang SC"/><w:b w:val="0"/><w:sz w:val="18"/></w:rPr><w:t>2 button colours</w:t></w:r></w:p></w:tc><w:tc><w:tcPr><w:tcW w:type="dxa" w:w="4933"/></w:tcPr><w:p><w:r><w:rPr><w:rFonts w:ascii="PingFang SC" w:hAnsi="PingFang SC" w:eastAsia="PingFang SC"/><w:b w:val="0"/><w:sz w:val="18"/></w:rPr><w:t>4-colour: Green / Blue / Amber / Red</w:t></w:r></w:p></w:tc></w:tr><w:tr><w:tc><w:tcPr><w:tcW w:type="dxa" w:w="4933"/></w:tcPr><w:p><w:r><w:rPr><w:rFonts w:ascii="PingFang SC" w:hAnsi="PingFang SC" w:eastAsia="PingFang SC"/><w:b w:val="0"/><w:sz w:val="18"/></w:rPr><w:t>No progress feedback</w:t></w:r></w:p></w:tc><w:tc><w:tcPr><w:tcW w:type="dxa" w:w="4933"/></w:tcPr><w:p><w:r><w:rPr><w:rFonts w:ascii="PingFang SC" w:hAnsi="PingFang SC" w:eastAsia="PingFang SC"/><w:b w:val="0"/><w:sz w:val="18"/></w:rPr><w:t>8-stage progressBar + status footer</w:t></w:r></w:p></w:tc></w:tr><w:tr><w:tc><w:tcPr><w:tcW w:type="dxa" w:w="4933"/></w:tcPr><w:p><w:r><w:rPr><w:rFonts w:ascii="PingFang SC" w:hAnsi="PingFang SC" w:eastAsia="PingFang SC"/><w:b w:val="0"/><w:sz w:val="18"/></w:rPr><w:t>No banner</w:t></w:r></w:p></w:tc><w:tc><w:tcPr><w:tcW w:type="dxa" w:w="4933"/></w:tcPr><w:p><w:r><w:rPr><w:rFonts w:ascii="PingFang SC" w:hAnsi="PingFang SC" w:eastAsia="PingFang SC"/><w:b w:val="0"/><w:sz w:val="18"/></w:rPr><w:t>◆ Crystal Cavern ◆ banner + subtitle</w:t></w:r></w:p></w:tc></w:tr><w:tr><w:tc><w:tcPr><w:tcW w:type="dxa" w:w="4933"/></w:tcPr><w:p><w:r><w:rPr><w:rFonts w:ascii="PingFang SC" w:hAnsi="PingFang SC" w:eastAsia="PingFang SC"/><w:b w:val="0"/><w:sz w:val="18"/></w:rPr><w:t>380×560</w:t></w:r></w:p></w:tc><w:tc><w:tcPr><w:tcW w:type="dxa" w:w="4933"/></w:tcPr><w:p><w:r><w:rPr><w:rFonts w:ascii="PingFang SC" w:hAnsi="PingFang SC" w:eastAsia="PingFang SC"/><w:b w:val="0"/><w:sz w:val="18"/></w:rPr><w:t>440×680</w:t></w:r></w:p></w:tc></w:tr></w:tbl><w:p/><w:p><w:pPr><w:jc w:val="center"/></w:pPr><w:r><w:drawing><wp:inline xmlns:a="http://schemas.openxmlformats.org/drawingml/2006/main" xmlns:pic="http://schemas.openxmlformats.org/drawingml/2006/picture"><wp:extent cx="2926080" cy="4522124"/><wp:docPr id="1" name="Picture 1"/><wp:cNvGraphicFramePr><a:graphicFrameLocks noChangeAspect="1"/></wp:cNvGraphicFramePr><a:graphic><a:graphicData uri="http://schemas.openxmlformats.org/drawingml/2006/picture"><pic:pic><pic:nvPicPr><pic:cNvPr id="0" name="gui_v3_window.png"/><pic:cNvPicPr/></pic:nvPicPr><pic:blipFill><a:blip r:embed="rId9"/><a:stretch><a:fillRect/></a:stretch></pic:blipFill><pic:spPr><a:xfrm><a:off x="0" y="0"/><a:ext cx="2926080" cy="4522124"/></a:xfrm><a:prstGeom prst="rect"/></pic:spPr></pic:pic></a:graphicData></a:graphic></wp:inline></w:drawing></w:r></w:p><w:p><w:r><w:rPr><w:rFonts w:ascii="PingFang SC" w:hAnsi="PingFang SC" w:eastAsia="PingFang SC"/><w:b w:val="0"/><w:sz w:val="20"/></w:rPr><w:t>Fig 1. v3 GUI — 5 tabs, collapsible sections, progress bar, colour-coded buttons.</w:t></w:r></w:p><w:p><w:r><w:br w:type="page"/></w:r></w:p><w:p><w:pPr><w:pStyle w:val="Heading1"/></w:pPr><w:r><w:rPr><w:rFonts w:ascii="PingFang SC" w:hAnsi="PingFang SC" w:eastAsia="PingFang SC"/><w:b w:val="0"/><w:sz w:val="32"/></w:rPr><w:t>GUI v3 — All Five Tabs</w:t></w:r></w:p><w:p><w:pPr><w:pStyle w:val="Heading2"/></w:pPr><w:r><w:rPr><w:rFonts w:ascii="PingFang SC" w:hAnsi="PingFang SC" w:eastAsia="PingFang SC"/><w:b w:val="0"/><w:sz w:val="26"/></w:rPr><w:t>Terrain / 地形</w:t></w:r></w:p><w:p><w:pPr><w:jc w:val="center"/></w:pPr><w:r><w:drawing><wp:inline xmlns:a="http://schemas.openxmlformats.org/drawingml/2006/main" xmlns:pic="http://schemas.openxmlformats.org/drawingml/2006/picture"><wp:extent cx="3474720" cy="5370022"/><wp:docPr id="2" name="Picture 2"/><wp:cNvGraphicFramePr><a:graphicFrameLocks noChangeAspect="1"/></wp:cNvGraphicFramePr><a:graphic><a:graphicData uri="http://schemas.openxmlformats.org/drawingml/2006/picture"><pic:pic><pic:nvPicPr><pic:cNvPr id="0" name="gui_v3_window.png"/><pic:cNvPicPr/></pic:nvPicPr><pic:blipFill><a:blip r:embed="rId9"/><a:stretch><a:fillRect/></a:stretch></pic:blipFill><pic:spPr><a:xfrm><a:off x="0" y="0"/><a:ext cx="3474720" cy="5370022"/></a:xfrm><a:prstGeom prst="rect"/></pic:spPr></pic:pic></a:graphicData></a:graphic></wp:inline></w:drawing></w:r></w:p><w:p><w:r><w:rPr><w:rFonts w:ascii="PingFang SC" w:hAnsi="PingFang SC" w:eastAsia="PingFang SC"/><w:b w:val="0"/><w:sz w:val="20"/></w:rPr><w:t>Base Settings (Seed/Roughness/Size) + Enclosure (Wall/Ceiling). All values have safe min/max ranges.</w:t></w:r></w:p><w:p><w:pPr><w:pStyle w:val="Heading2"/></w:pPr><w:r><w:rPr><w:rFonts w:ascii="PingFang SC" w:hAnsi="PingFang SC" w:eastAsia="PingFang SC"/><w:b w:val="0"/><w:sz w:val="26"/></w:rPr><w:t>Crystals / 晶体</w:t></w:r></w:p><w:p><w:pPr><w:jc w:val="center"/></w:pPr><w:r><w:drawing><wp:inline xmlns:a="http://schemas.openxmlformats.org/drawingml/2006/main" xmlns:pic="http://schemas.openxmlformats.org/drawingml/2006/picture"><wp:extent cx="3474720" cy="5370022"/><wp:docPr id="3" name="Picture 3"/><wp:cNvGraphicFramePr><a:graphicFrameLocks noChangeAspect="1"/></wp:cNvGraphicFramePr><a:graphic><a:graphicData uri="http://schemas.openxmlformats.org/drawingml/2006/picture"><pic:pic><pic:nvPicPr><pic:cNvPr id="0" name="gui_v3_crystals.png"/><pic:cNvPicPr/></pic:nvPicPr><pic:blipFill><a:blip r:embed="rId10"/><a:stretch><a:fillRect/></a:stretch></pic:blipFill><pic:spPr><a:xfrm><a:off x="0" y="0"/><a:ext cx="3474720" cy="5370022"/></a:xfrm><a:prstGeom prst="rect"/></pic:spPr></pic:pic></a:graphicData></a:graphic></wp:inline></w:drawing></w:r></w:p><w:p><w:r><w:rPr><w:rFonts w:ascii="PingFang SC" w:hAnsi="PingFang SC" w:eastAsia="PingFang SC"/><w:b w:val="0"/><w:sz w:val="20"/></w:rPr><w:t>Density + Size Variance. Style panel with Color Seed and Type Mix dropdown (5 crystal shape biases).</w:t></w:r></w:p><w:p><w:pPr><w:pStyle w:val="Heading2"/></w:pPr><w:r><w:rPr><w:rFonts w:ascii="PingFang SC" w:hAnsi="PingFang SC" w:eastAsia="PingFang SC"/><w:b w:val="0"/><w:sz w:val="26"/></w:rPr><w:t>Lighting / 灯光</w:t></w:r></w:p><w:p><w:pPr><w:jc w:val="center"/></w:pPr><w:r><w:drawing><wp:inline xmlns:a="http://schemas.openxmlformats.org/drawingml/2006/main" xmlns:pic="http://schemas.openxmlformats.org/drawingml/2006/picture"><wp:extent cx="3474720" cy="5370022"/><wp:docPr id="4" name="Picture 4"/><wp:cNvGraphicFramePr><a:graphicFrameLocks noChangeAspect="1"/></wp:cNvGraphicFramePr><a:graphic><a:graphicData uri="http://schemas.openxmlformats.org/drawingml/2006/picture"><pic:pic><pic:nvPicPr><pic:cNvPr id="0" name="gui_v3_lighting.png"/><pic:cNvPicPr/></pic:nvPicPr><pic:blipFill><a:blip r:embed="rId11"/><a:stretch><a:fillRect/></a:stretch></pic:blipFill><pic:spPr><a:xfrm><a:off x="0" y="0"/><a:ext cx="3474720" cy="5370022"/></a:xfrm><a:prstGeom prst="rect"/></pic:spPr></pic:pic></a:graphicData></a:graphic></wp:inline></w:drawing></w:r></w:p><w:p><w:r><w:rPr><w:rFonts w:ascii="PingFang SC" w:hAnsi="PingFang SC" w:eastAsia="PingFang SC"/><w:b w:val="0"/><w:sz w:val="20"/></w:rPr><w:t>Ambient 0.01–0.50 + Fog 0.002–0.080 + Dust 50–500. Dramatic: Crystal Glow count 5–40.</w:t></w:r></w:p><w:p><w:pPr><w:pStyle w:val="Heading2"/></w:pPr><w:r><w:rPr><w:rFonts w:ascii="PingFang SC" w:hAnsi="PingFang SC" w:eastAsia="PingFang SC"/><w:b w:val="0"/><w:sz w:val="26"/></w:rPr><w:t>Cam/Anim / 相机</w:t></w:r></w:p><w:p><w:pPr><w:jc w:val="center"/></w:pPr><w:r><w:drawing><wp:inline xmlns:a="http://schemas.openxmlformats.org/drawingml/2006/main" xmlns:pic="http://schemas.openxmlformats.org/drawingml/2006/picture"><wp:extent cx="3474720" cy="5370022"/><wp:docPr id="5" name="Picture 5"/><wp:cNvGraphicFramePr><a:graphicFrameLocks noChangeAspect="1"/></wp:cNvGraphicFramePr><a:graphic><a:graphicData uri="http://schemas.openxmlformats.org/drawingml/2006/picture"><pic:pic><pic:nvPicPr><pic:cNvPr id="0" name="gui_v3_camera.png"/><pic:cNvPicPr/></pic:nvPicPr><pic:blipFill><a:blip r:embed="rId12"/><a:stretch><a:fillRect/></a:stretch></pic:blipFill><pic:spPr><a:xfrm><a:off x="0" y="0"/><a:ext cx="3474720" cy="5370022"/></a:xfrm><a:prstGeom prst="rect"/></pic:spPr></pic:pic></a:graphicData></a:graphic></wp:inline></w:drawing></w:r></w:p><w:p><w:r><w:rPr><w:rFonts w:ascii="PingFang SC" w:hAnsi="PingFang SC" w:eastAsia="PingFang SC"/><w:b w:val="0"/><w:sz w:val="20"/></w:rPr><w:t>Fly-through: Focal(18–50mm), Fly Height(1–8m), Look Radius(5–35m). Growth: Stagger(100–600f), Duration(300–800f).</w:t></w:r></w:p><w:p><w:pPr><w:pStyle w:val="Heading2"/></w:pPr><w:r><w:rPr><w:rFonts w:ascii="PingFang SC" w:hAnsi="PingFang SC" w:eastAsia="PingFang SC"/><w:b w:val="0"/><w:sz w:val="26"/></w:rPr><w:t>Render / 渲染</w:t></w:r></w:p><w:p><w:pPr><w:jc w:val="center"/></w:pPr><w:r><w:drawing><wp:inline xmlns:a="http://schemas.openxmlformats.org/drawingml/2006/main" xmlns:pic="http://schemas.openxmlformats.org/drawingml/2006/picture"><wp:extent cx="3474720" cy="5370022"/><wp:docPr id="6" name="Picture 6"/><wp:cNvGraphicFramePr><a:graphicFrameLocks noChangeAspect="1"/></wp:cNvGraphicFramePr><a:graphic><a:graphicData uri="http://schemas.openxmlformats.org/drawingml/2006/picture"><pic:pic><pic:nvPicPr><pic:cNvPr id="0" name="gui_v3_render.png"/><pic:cNvPicPr/></pic:nvPicPr><pic:blipFill><a:blip r:embed="rId13"/><a:stretch><a:fillRect/></a:stretch></pic:blipFill><pic:spPr><a:xfrm><a:off x="0" y="0"/><a:ext cx="3474720" cy="5370022"/></a:xfrm><a:prstGeom prst="rect"/></pic:spPr></pic:pic></a:graphicData></a:graphic></wp:inline></w:drawing></w:r></w:p><w:p><w:r><w:rPr><w:rFonts w:ascii="PingFang SC" w:hAnsi="PingFang SC" w:eastAsia="PingFang SC"/><w:b w:val="0"/><w:sz w:val="20"/></w:rPr><w:t>Resolution(W×H) + AA(1–10). Render Still (amber) → Arnold EXR. Open Arnold Render View (blue).</w:t></w:r></w:p><w:p><w:r><w:br w:type="page"/></w:r></w:p><w:p><w:pPr><w:pStyle w:val="Heading1"/></w:pPr><w:r><w:rPr><w:rFonts w:ascii="PingFang SC" w:hAnsi="PingFang SC" w:eastAsia="PingFang SC"/><w:b w:val="0"/><w:sz w:val="32"/></w:rPr><w:t>Parameter Comparison: Two Seeds, Two Different Caves</w:t></w:r></w:p><w:p><w:r><w:rPr><w:rFonts w:ascii="PingFang SC" w:hAnsi="PingFang SC" w:eastAsia="PingFang SC"/><w:b w:val="0"/><w:sz w:val="20"/></w:rPr><w:t>Same density(56), same fog(0.008). Only the seed changes — the procedural pipeline regenerates everything else.</w:t></w:r></w:p><w:tbl><w:tblPr><w:tblStyle w:val="LightGrid-Accent1"/><w:tblW w:type="auto" w:w="0"/><w:tblLook w:firstColumn="1" w:firstRow="1" w:lastColumn="0" w:lastRow="0" w:noHBand="0" w:noVBand="1" w:val="04A0"/></w:tblPr><w:tblGrid><w:gridCol w:w="3289"/><w:gridCol w:w="3289"/><w:gridCol w:w="3289"/></w:tblGrid><w:tr><w:tc><w:tcPr><w:tcW w:type="dxa" w:w="3289"/></w:tcPr><w:p><w:r><w:rPr><w:rFonts w:ascii="PingFang SC" w:hAnsi="PingFang SC" w:eastAsia="PingFang SC"/><w:b/><w:sz w:val="18"/></w:rPr><w:t>Parameter</w:t></w:r></w:p></w:tc><w:tc><w:tcPr><w:tcW w:type="dxa" w:w="3289"/></w:tcPr><w:p><w:r><w:rPr><w:rFonts w:ascii="PingFang SC" w:hAnsi="PingFang SC" w:eastAsia="PingFang SC"/><w:b/><w:sz w:val="18"/></w:rPr><w:t>Scene 1: Amethyst</w:t></w:r></w:p></w:tc><w:tc><w:tcPr><w:tcW w:type="dxa" w:w="3289"/></w:tcPr><w:p><w:r><w:rPr><w:rFonts w:ascii="PingFang SC" w:hAnsi="PingFang SC" w:eastAsia="PingFang SC"/><w:b/><w:sz w:val="18"/></w:rPr><w:t>Scene 2: Ruby</w:t></w:r></w:p></w:tc></w:tr><w:tr><w:tc><w:tcPr><w:tcW w:type="dxa" w:w="3289"/></w:tcPr><w:p><w:r><w:rPr><w:rFonts w:ascii="PingFang SC" w:hAnsi="PingFang SC" w:eastAsia="PingFang SC"/><w:b w:val="0"/><w:sz w:val="18"/></w:rPr><w:t>Seed</w:t></w:r></w:p></w:tc><w:tc><w:tcPr><w:tcW w:type="dxa" w:w="3289"/></w:tcPr><w:p><w:r><w:rPr><w:rFonts w:ascii="PingFang SC" w:hAnsi="PingFang SC" w:eastAsia="PingFang SC"/><w:b w:val="0"/><w:sz w:val="18"/></w:rPr><w:t>2026</w:t></w:r></w:p></w:tc><w:tc><w:tcPr><w:tcW w:type="dxa" w:w="3289"/></w:tcPr><w:p><w:r><w:rPr><w:rFonts w:ascii="PingFang SC" w:hAnsi="PingFang SC" w:eastAsia="PingFang SC"/><w:b w:val="0"/><w:sz w:val="18"/></w:rPr><w:t>7777</w:t></w:r></w:p></w:tc></w:tr><w:tr><w:tc><w:tcPr><w:tcW w:type="dxa" w:w="3289"/></w:tcPr><w:p><w:r><w:rPr><w:rFonts w:ascii="PingFang SC" w:hAnsi="PingFang SC" w:eastAsia="PingFang SC"/><w:b w:val="0"/><w:sz w:val="18"/></w:rPr><w:t>Roughness</w:t></w:r></w:p></w:tc><w:tc><w:tcPr><w:tcW w:type="dxa" w:w="3289"/></w:tcPr><w:p><w:r><w:rPr><w:rFonts w:ascii="PingFang SC" w:hAnsi="PingFang SC" w:eastAsia="PingFang SC"/><w:b w:val="0"/><w:sz w:val="18"/></w:rPr><w:t>0.45</w:t></w:r></w:p></w:tc><w:tc><w:tcPr><w:tcW w:type="dxa" w:w="3289"/></w:tcPr><w:p><w:r><w:rPr><w:rFonts w:ascii="PingFang SC" w:hAnsi="PingFang SC" w:eastAsia="PingFang SC"/><w:b w:val="0"/><w:sz w:val="18"/></w:rPr><w:t>0.55</w:t></w:r></w:p></w:tc></w:tr><w:tr><w:tc><w:tcPr><w:tcW w:type="dxa" w:w="3289"/></w:tcPr><w:p><w:r><w:rPr><w:rFonts w:ascii="PingFang SC" w:hAnsi="PingFang SC" w:eastAsia="PingFang SC"/><w:b w:val="0"/><w:sz w:val="18"/></w:rPr><w:t>Crystals</w:t></w:r></w:p></w:tc><w:tc><w:tcPr><w:tcW w:type="dxa" w:w="3289"/></w:tcPr><w:p><w:r><w:rPr><w:rFonts w:ascii="PingFang SC" w:hAnsi="PingFang SC" w:eastAsia="PingFang SC"/><w:b w:val="0"/><w:sz w:val="18"/></w:rPr><w:t>56</w:t></w:r></w:p></w:tc><w:tc><w:tcPr><w:tcW w:type="dxa" w:w="3289"/></w:tcPr><w:p><w:r><w:rPr><w:rFonts w:ascii="PingFang SC" w:hAnsi="PingFang SC" w:eastAsia="PingFang SC"/><w:b w:val="0"/><w:sz w:val="18"/></w:rPr><w:t>56</w:t></w:r></w:p></w:tc></w:tr><w:tr><w:tc><w:tcPr><w:tcW w:type="dxa" w:w="3289"/></w:tcPr><w:p><w:r><w:rPr><w:rFonts w:ascii="PingFang SC" w:hAnsi="PingFang SC" w:eastAsia="PingFang SC"/><w:b w:val="0"/><w:sz w:val="18"/></w:rPr><w:t>Palette</w:t></w:r></w:p></w:tc><w:tc><w:tcPr><w:tcW w:type="dxa" w:w="3289"/></w:tcPr><w:p><w:r><w:rPr><w:rFonts w:ascii="PingFang SC" w:hAnsi="PingFang SC" w:eastAsia="PingFang SC"/><w:b w:val="0"/><w:sz w:val="18"/></w:rPr><w:t>Amethyst purple</w:t></w:r></w:p></w:tc><w:tc><w:tcPr><w:tcW w:type="dxa" w:w="3289"/></w:tcPr><w:p><w:r><w:rPr><w:rFonts w:ascii="PingFang SC" w:hAnsi="PingFang SC" w:eastAsia="PingFang SC"/><w:b w:val="0"/><w:sz w:val="18"/></w:rPr><w:t>Ruby red</w:t></w:r></w:p></w:tc></w:tr><w:tr><w:tc><w:tcPr><w:tcW w:type="dxa" w:w="3289"/></w:tcPr><w:p><w:r><w:rPr><w:rFonts w:ascii="PingFang SC" w:hAnsi="PingFang SC" w:eastAsia="PingFang SC"/><w:b w:val="0"/><w:sz w:val="18"/></w:rPr><w:t>Lights</w:t></w:r></w:p></w:tc><w:tc><w:tcPr><w:tcW w:type="dxa" w:w="3289"/></w:tcPr><w:p><w:r><w:rPr><w:rFonts w:ascii="PingFang SC" w:hAnsi="PingFang SC" w:eastAsia="PingFang SC"/><w:b w:val="0"/><w:sz w:val="18"/></w:rPr><w:t>22</w:t></w:r></w:p></w:tc><w:tc><w:tcPr><w:tcW w:type="dxa" w:w="3289"/></w:tcPr><w:p><w:r><w:rPr><w:rFonts w:ascii="PingFang SC" w:hAnsi="PingFang SC" w:eastAsia="PingFang SC"/><w:b w:val="0"/><w:sz w:val="18"/></w:rPr><w:t>22</w:t></w:r></w:p></w:tc></w:tr></w:tbl><w:p/><w:p><w:pPr><w:jc w:val="center"/></w:pPr><w:r><w:drawing><wp:inline xmlns:a="http://schemas.openxmlformats.org/drawingml/2006/main" xmlns:pic="http://schemas.openxmlformats.org/drawingml/2006/picture"><wp:extent cx="2560320" cy="1440180"/><wp:docPr id="7" name="Picture 7"/><wp:cNvGraphicFramePr><a:graphicFrameLocks noChangeAspect="1"/></wp:cNvGraphicFramePr><a:graphic><a:graphicData uri="http://schemas.openxmlformats.org/drawingml/2006/picture"><pic:pic><pic:nvPicPr><pic:cNvPr id="0" name="amethyst_render.png"/><pic:cNvPicPr/></pic:nvPicPr><pic:blipFill><a:blip r:embed="rId14"/><a:stretch><a:fillRect/></a:stretch></pic:blipFill><pic:spPr><a:xfrm><a:off x="0" y="0"/><a:ext cx="2560320" cy="1440180"/></a:xfrm><a:prstGeom prst="rect"/></pic:spPr></pic:pic></a:graphicData></a:graphic></wp:inline></w:drawing></w:r></w:p><w:p><w:r><w:rPr><w:rFonts w:ascii="PingFang SC" w:hAnsi="PingFang SC" w:eastAsia="PingFang SC"/><w:b w:val="0"/><w:sz w:val="20"/></w:rPr><w:t>Scene 1 — Amethyst Cave (seed=2026). Arnold 1920×1080 EXR.</w:t></w:r></w:p><w:p/><w:p><w:pPr><w:jc w:val="center"/></w:pPr><w:r><w:drawing><wp:inline xmlns:a="http://schemas.openxmlformats.org/drawingml/2006/main" xmlns:pic="http://schemas.openxmlformats.org/drawingml/2006/picture"><wp:extent cx="2560320" cy="1440180"/><wp:docPr id="8" name="Picture 8"/><wp:cNvGraphicFramePr><a:graphicFrameLocks noChangeAspect="1"/></wp:cNvGraphicFramePr><a:graphic><a:graphicData uri="http://schemas.openxmlformats.org/drawingml/2006/picture"><pic:pic><pic:nvPicPr><pic:cNvPr id="0" name="ruby_render.png"/><pic:cNvPicPr/></pic:nvPicPr><pic:blipFill><a:blip r:embed="rId15"/><a:stretch><a:fillRect/></a:stretch></pic:blipFill><pic:spPr><a:xfrm><a:off x="0" y="0"/><a:ext cx="2560320" cy="1440180"/></a:xfrm><a:prstGeom prst="rect"/></pic:spPr></pic:pic></a:graphicData></a:graphic></wp:inline></w:drawing></w:r></w:p><w:p><w:r><w:rPr><w:rFonts w:ascii="PingFang SC" w:hAnsi="PingFang SC" w:eastAsia="PingFang SC"/><w:b w:val="0"/><w:sz w:val="20"/></w:rPr><w:t>Scene 2 — Ruby Vault (seed=7777). Arnold 1920×1080 EXR.</w:t></w:r></w:p><w:p><w:r><w:br w:type="page"/></w:r></w:p><w:p><w:pPr><w:pStyle w:val="Heading1"/></w:pPr><w:r><w:rPr><w:rFonts w:ascii="PingFang SC" w:hAnsi="PingFang SC" w:eastAsia="PingFang SC"/><w:b w:val="0"/><w:sz w:val="32"/></w:rPr><w:t>Fly-Through Animation Sequence</w:t></w:r></w:p><w:p><w:r><w:rPr><w:rFonts w:ascii="PingFang SC" w:hAnsi="PingFang SC" w:eastAsia="PingFang SC"/><w:b w:val="0"/><w:sz w:val="20"/></w:rPr><w:t>960-frame immersive camera: entrance → spiral around tallest crystals → wide exit. Playback at 24fps = 40 seconds.</w:t></w:r></w:p><w:p><w:pPr><w:jc w:val="center"/></w:pPr><w:r><w:drawing><wp:inline xmlns:a="http://schemas.openxmlformats.org/drawingml/2006/main" xmlns:pic="http://schemas.openxmlformats.org/drawingml/2006/picture"><wp:extent cx="2377440" cy="1337310"/><wp:docPr id="9" name="Picture 9"/><wp:cNvGraphicFramePr><a:graphicFrameLocks noChangeAspect="1"/></wp:cNvGraphicFramePr><a:graphic><a:graphicData uri="http://schemas.openxmlformats.org/drawingml/2006/picture"><pic:pic><pic:nvPicPr><pic:cNvPr id="0" name="fly_frame_000_entrance.png"/><pic:cNvPicPr/></pic:nvPicPr><pic:blipFill><a:blip r:embed="rId16"/><a:stretch><a:fillRect/></a:stretch></pic:blipFill><pic:spPr><a:xfrm><a:off x="0" y="0"/><a:ext cx="2377440" cy="1337310"/></a:xfrm><a:prstGeom prst="rect"/></pic:spPr></pic:pic></a:graphicData></a:graphic></wp:inline></w:drawing></w:r></w:p><w:p><w:r><w:rPr><w:rFonts w:ascii="PingFang SC" w:hAnsi="PingFang SC" w:eastAsia="PingFang SC"/><w:b w:val="0"/><w:sz w:val="20"/></w:rPr><w:t>Frame 1 — Cave entrance overview.</w:t></w:r></w:p><w:p><w:pPr><w:jc w:val="center"/></w:pPr><w:r><w:drawing><wp:inline xmlns:a="http://schemas.openxmlformats.org/drawingml/2006/main" xmlns:pic="http://schemas.openxmlformats.org/drawingml/2006/picture"><wp:extent cx="2377440" cy="1337310"/><wp:docPr id="10" name="Picture 10"/><wp:cNvGraphicFramePr><a:graphicFrameLocks noChangeAspect="1"/></wp:cNvGraphicFramePr><a:graphic><a:graphicData uri="http://schemas.openxmlformats.org/drawingml/2006/picture"><pic:pic><pic:nvPicPr><pic:cNvPr id="0" name="fly_frame_360_closeup.png"/><pic:cNvPicPr/></pic:nvPicPr><pic:blipFill><a:blip r:embed="rId17"/><a:stretch><a:fillRect/></a:stretch></pic:blipFill><pic:spPr><a:xfrm><a:off x="0" y="0"/><a:ext cx="2377440" cy="1337310"/></a:xfrm><a:prstGeom prst="rect"/></pic:spPr></pic:pic></a:graphicData></a:graphic></wp:inline></w:drawing></w:r></w:p><w:p><w:r><w:rPr><w:rFonts w:ascii="PingFang SC" w:hAnsi="PingFang SC" w:eastAsia="PingFang SC"/><w:b w:val="0"/><w:sz w:val="20"/></w:rPr><w:t>Frame 360 — Close pass through crystal cluster.</w:t></w:r></w:p><w:p><w:pPr><w:jc w:val="center"/></w:pPr><w:r><w:drawing><wp:inline xmlns:a="http://schemas.openxmlformats.org/drawingml/2006/main" xmlns:pic="http://schemas.openxmlformats.org/drawingml/2006/picture"><wp:extent cx="2377440" cy="1337310"/><wp:docPr id="11" name="Picture 11"/><wp:cNvGraphicFramePr><a:graphicFrameLocks noChangeAspect="1"/></wp:cNvGraphicFramePr><a:graphic><a:graphicData uri="http://schemas.openxmlformats.org/drawingml/2006/picture"><pic:pic><pic:nvPicPr><pic:cNvPr id="0" name="fly_frame_600_deep.png"/><pic:cNvPicPr/></pic:nvPicPr><pic:blipFill><a:blip r:embed="rId18"/><a:stretch><a:fillRect/></a:stretch></pic:blipFill><pic:spPr><a:xfrm><a:off x="0" y="0"/><a:ext cx="2377440" cy="1337310"/></a:xfrm><a:prstGeom prst="rect"/></pic:spPr></pic:pic></a:graphicData></a:graphic></wp:inline></w:drawing></w:r></w:p><w:p><w:r><w:rPr><w:rFonts w:ascii="PingFang SC" w:hAnsi="PingFang SC" w:eastAsia="PingFang SC"/><w:b w:val="0"/><w:sz w:val="20"/></w:rPr><w:t>Frame 600 — Deep cave turn.</w:t></w:r></w:p><w:p><w:pPr><w:jc w:val="center"/></w:pPr><w:r><w:drawing><wp:inline xmlns:a="http://schemas.openxmlformats.org/drawingml/2006/main" xmlns:pic="http://schemas.openxmlformats.org/drawingml/2006/picture"><wp:extent cx="2377440" cy="1337310"/><wp:docPr id="12" name="Picture 12"/><wp:cNvGraphicFramePr><a:graphicFrameLocks noChangeAspect="1"/></wp:cNvGraphicFramePr><a:graphic><a:graphicData uri="http://schemas.openxmlformats.org/drawingml/2006/picture"><pic:pic><pic:nvPicPr><pic:cNvPr id="0" name="fly_frame_840_wide.png"/><pic:cNvPicPr/></pic:nvPicPr><pic:blipFill><a:blip r:embed="rId19"/><a:stretch><a:fillRect/></a:stretch></pic:blipFill><pic:spPr><a:xfrm><a:off x="0" y="0"/><a:ext cx="2377440" cy="1337310"/></a:xfrm><a:prstGeom prst="rect"/></pic:spPr></pic:pic></a:graphicData></a:graphic></wp:inline></w:drawing></w:r></w:p><w:p><w:r><w:rPr><w:rFonts w:ascii="PingFang SC" w:hAnsi="PingFang SC" w:eastAsia="PingFang SC"/><w:b w:val="0"/><w:sz w:val="20"/></w:rPr><w:t>Frame 840 — Wide exit shot.</w:t></w:r></w:p><w:p><w:r><w:br w:type="page"/></w:r></w:p><w:p><w:pPr><w:pStyle w:val="Heading1"/></w:pPr><w:r><w:rPr><w:rFonts w:ascii="PingFang SC" w:hAnsi="PingFang SC" w:eastAsia="PingFang SC"/><w:b w:val="0"/><w:sz w:val="32"/></w:rPr><w:t>Layout Hierarchy</w:t></w:r></w:p><w:p><w:r><w:rPr><w:rFonts w:ascii="Courier New" w:hAnsi="Courier New" w:eastAsia="Courier New"/><w:b w:val="0"/><w:sz w:val="18"/></w:rPr><w:t>window "cryUI_v3" (440×680, dark #1E1E24)</w:t><w:br/><w:t>│</w:t><w:br/><w:t>├── ◆ Crystal Cavern ◆ banner + subtitle (CN/EN)</w:t><w:br/><w:t>├── tabLayout (5 tabs)</w:t><w:br/><w:t>│   ├── Tab 1  Terrain/地形   [2 frameLayouts, 5 controls]</w:t><w:br/><w:t>│   ├── Tab 2  Crystals/晶体  [2 frameLayouts, 4 controls]</w:t><w:br/><w:t>│   ├── Tab 3  Lighting/灯光  [2 frameLayouts, 4 controls]</w:t><w:br/><w:t>│   ├── Tab 4  Cam/Anim       [2 frameLayouts, 5 controls]</w:t><w:br/><w:t>│   └── Tab 5  Render/渲染    [2 frameLayouts, 5 controls]</w:t><w:br/><w:t>├── progressBar (0→100%, 8 stages)</w:t><w:br/><w:t>├── statusText (real-time feedback)</w:t><w:br/><w:t>├── rowLayout [🟢Generate] [🔵Preview] [🔴Reset] [Close]</w:t><w:br/><w:t>└── footer: ZJU 2026</w:t></w:r></w:p><w:p/><w:p><w:pPr><w:pStyle w:val="Heading2"/></w:pPr><w:r><w:rPr><w:rFonts w:ascii="PingFang SC" w:hAnsi="PingFang SC" w:eastAsia="PingFang SC"/><w:b w:val="0"/><w:sz w:val="26"/></w:rPr><w:t>Callback Functions</w:t></w:r></w:p><w:tbl><w:tblPr><w:tblStyle w:val="LightGrid-Accent1"/><w:tblW w:type="auto" w:w="0"/><w:tblLook w:firstColumn="1" w:firstRow="1" w:lastColumn="0" w:lastRow="0" w:noHBand="0" w:noVBand="1" w:val="04A0"/></w:tblPr><w:tblGrid><w:gridCol w:w="2466"/><w:gridCol w:w="2466"/><w:gridCol w:w="2466"/><w:gridCol w:w="2466"/></w:tblGrid><w:tr><w:tc><w:tcPr><w:tcW w:type="dxa" w:w="2466"/></w:tcPr><w:p><w:r><w:rPr><w:rFonts w:ascii="PingFang SC" w:hAnsi="PingFang SC" w:eastAsia="PingFang SC"/><w:b/><w:sz w:val="18"/></w:rPr><w:t>Button</w:t></w:r></w:p></w:tc><w:tc><w:tcPr><w:tcW w:type="dxa" w:w="2466"/></w:tcPr><w:p><w:r><w:rPr><w:rFonts w:ascii="PingFang SC" w:hAnsi="PingFang SC" w:eastAsia="PingFang SC"/><w:b/><w:sz w:val="18"/></w:rPr><w:t>Colour</w:t></w:r></w:p></w:tc><w:tc><w:tcPr><w:tcW w:type="dxa" w:w="2466"/></w:tcPr><w:p><w:r><w:rPr><w:rFonts w:ascii="PingFang SC" w:hAnsi="PingFang SC" w:eastAsia="PingFang SC"/><w:b/><w:sz w:val="18"/></w:rPr><w:t>Function</w:t></w:r></w:p></w:tc><w:tc><w:tcPr><w:tcW w:type="dxa" w:w="2466"/></w:tcPr><w:p><w:r><w:rPr><w:rFonts w:ascii="PingFang SC" w:hAnsi="PingFang SC" w:eastAsia="PingFang SC"/><w:b/><w:sz w:val="18"/></w:rPr><w:t>Action</w:t></w:r></w:p></w:tc></w:tr><w:tr><w:tc><w:tcPr><w:tcW w:type="dxa" w:w="2466"/></w:tcPr><w:p><w:r><w:rPr><w:rFonts w:ascii="PingFang SC" w:hAnsi="PingFang SC" w:eastAsia="PingFang SC"/><w:b w:val="0"/><w:sz w:val="18"/></w:rPr><w:t>Generate</w:t></w:r></w:p></w:tc><w:tc><w:tcPr><w:tcW w:type="dxa" w:w="2466"/></w:tcPr><w:p><w:r><w:rPr><w:rFonts w:ascii="PingFang SC" w:hAnsi="PingFang SC" w:eastAsia="PingFang SC"/><w:b w:val="0"/><w:sz w:val="18"/></w:rPr><w:t>Green</w:t></w:r></w:p></w:tc><w:tc><w:tcPr><w:tcW w:type="dxa" w:w="2466"/></w:tcPr><w:p><w:r><w:rPr><w:rFonts w:ascii="PingFang SC" w:hAnsi="PingFang SC" w:eastAsia="PingFang SC"/><w:b w:val="0"/><w:sz w:val="18"/></w:rPr><w:t>generate_from_ui()</w:t></w:r></w:p></w:tc><w:tc><w:tcPr><w:tcW w:type="dxa" w:w="2466"/></w:tcPr><w:p><w:r><w:rPr><w:rFonts w:ascii="PingFang SC" w:hAnsi="PingFang SC" w:eastAsia="PingFang SC"/><w:b w:val="0"/><w:sz w:val="18"/></w:rPr><w:t>Read 21 controls → clean → final_scene.build()</w:t></w:r></w:p></w:tc></w:tr><w:tr><w:tc><w:tcPr><w:tcW w:type="dxa" w:w="2466"/></w:tcPr><w:p><w:r><w:rPr><w:rFonts w:ascii="PingFang SC" w:hAnsi="PingFang SC" w:eastAsia="PingFang SC"/><w:b w:val="0"/><w:sz w:val="18"/></w:rPr><w:t>Preview</w:t></w:r></w:p></w:tc><w:tc><w:tcPr><w:tcW w:type="dxa" w:w="2466"/></w:tcPr><w:p><w:r><w:rPr><w:rFonts w:ascii="PingFang SC" w:hAnsi="PingFang SC" w:eastAsia="PingFang SC"/><w:b w:val="0"/><w:sz w:val="18"/></w:rPr><w:t>Blue</w:t></w:r></w:p></w:tc><w:tc><w:tcPr><w:tcW w:type="dxa" w:w="2466"/></w:tcPr><w:p><w:r><w:rPr><w:rFonts w:ascii="PingFang SC" w:hAnsi="PingFang SC" w:eastAsia="PingFang SC"/><w:b w:val="0"/><w:sz w:val="18"/></w:rPr><w:t>_open_arnold_rv()</w:t></w:r></w:p></w:tc><w:tc><w:tcPr><w:tcW w:type="dxa" w:w="2466"/></w:tcPr><w:p><w:r><w:rPr><w:rFonts w:ascii="PingFang SC" w:hAnsi="PingFang SC" w:eastAsia="PingFang SC"/><w:b w:val="0"/><w:sz w:val="18"/></w:rPr><w:t>Open Arnold Render View</w:t></w:r></w:p></w:tc></w:tr><w:tr><w:tc><w:tcPr><w:tcW w:type="dxa" w:w="2466"/></w:tcPr><w:p><w:r><w:rPr><w:rFonts w:ascii="PingFang SC" w:hAnsi="PingFang SC" w:eastAsia="PingFang SC"/><w:b w:val="0"/><w:sz w:val="18"/></w:rPr><w:t>Reset</w:t></w:r></w:p></w:tc><w:tc><w:tcPr><w:tcW w:type="dxa" w:w="2466"/></w:tcPr><w:p><w:r><w:rPr><w:rFonts w:ascii="PingFang SC" w:hAnsi="PingFang SC" w:eastAsia="PingFang SC"/><w:b w:val="0"/><w:sz w:val="18"/></w:rPr><w:t>Red</w:t></w:r></w:p></w:tc><w:tc><w:tcPr><w:tcW w:type="dxa" w:w="2466"/></w:tcPr><w:p><w:r><w:rPr><w:rFonts w:ascii="PingFang SC" w:hAnsi="PingFang SC" w:eastAsia="PingFang SC"/><w:b w:val="0"/><w:sz w:val="18"/></w:rPr><w:t>reset_scene()</w:t></w:r></w:p></w:tc><w:tc><w:tcPr><w:tcW w:type="dxa" w:w="2466"/></w:tcPr><w:p><w:r><w:rPr><w:rFonts w:ascii="PingFang SC" w:hAnsi="PingFang SC" w:eastAsia="PingFang SC"/><w:b w:val="0"/><w:sz w:val="18"/></w:rPr><w:t>ConfirmDialog → cmds.file(new=True)</w:t></w:r></w:p></w:tc></w:tr><w:tr><w:tc><w:tcPr><w:tcW w:type="dxa" w:w="2466"/></w:tcPr><w:p><w:r><w:rPr><w:rFonts w:ascii="PingFang SC" w:hAnsi="PingFang SC" w:eastAsia="PingFang SC"/><w:b w:val="0"/><w:sz w:val="18"/></w:rPr><w:t>Close</w:t></w:r></w:p></w:tc><w:tc><w:tcPr><w:tcW w:type="dxa" w:w="2466"/></w:tcPr><w:p><w:r><w:rPr><w:rFonts w:ascii="PingFang SC" w:hAnsi="PingFang SC" w:eastAsia="PingFang SC"/><w:b w:val="0"/><w:sz w:val="18"/></w:rPr><w:t>Dark</w:t></w:r></w:p></w:tc><w:tc><w:tcPr><w:tcW w:type="dxa" w:w="2466"/></w:tcPr><w:p><w:r><w:rPr><w:rFonts w:ascii="PingFang SC" w:hAnsi="PingFang SC" w:eastAsia="PingFang SC"/><w:b w:val="0"/><w:sz w:val="18"/></w:rPr><w:t>lambda</w:t></w:r></w:p></w:tc><w:tc><w:tcPr><w:tcW w:type="dxa" w:w="2466"/></w:tcPr><w:p><w:r><w:rPr><w:rFonts w:ascii="PingFang SC" w:hAnsi="PingFang SC" w:eastAsia="PingFang SC"/><w:b w:val="0"/><w:sz w:val="18"/></w:rPr><w:t>cmds.deleteUI("cryUI_v3")</w:t></w:r></w:p></w:tc></w:tr></w:tbl><w:p><w:r><w:br w:type="page"/></w:r></w:p><w:p><w:pPr><w:pStyle w:val="Heading1"/></w:pPr><w:r><w:rPr><w:rFonts w:ascii="PingFang SC" w:hAnsi="PingFang SC" w:eastAsia="PingFang SC"/><w:b w:val="0"/><w:sz w:val="32"/></w:rPr><w:t>Cross-Group Best Practice Integration</w:t></w:r></w:p><w:p><w:r><w:rPr><w:rFonts w:ascii="PingFang SC" w:hAnsi="PingFang SC" w:eastAsia="PingFang SC"/><w:b w:val="0"/><w:sz w:val="20"/></w:rPr><w:t>After analyzing 8 peer-group GUI submissions, these features were adopted:</w:t></w:r></w:p><w:tbl><w:tblPr><w:tblStyle w:val="LightGrid-Accent1"/><w:tblW w:type="auto" w:w="0"/><w:tblLook w:firstColumn="1" w:firstRow="1" w:lastColumn="0" w:lastRow="0" w:noHBand="0" w:noVBand="1" w:val="04A0"/></w:tblPr><w:tblGrid><w:gridCol w:w="3289"/><w:gridCol w:w="3289"/><w:gridCol w:w="3289"/></w:tblGrid><w:tr><w:tc><w:tcPr><w:tcW w:type="dxa" w:w="3289"/></w:tcPr><w:p><w:r><w:rPr><w:rFonts w:ascii="PingFang SC" w:hAnsi="PingFang SC" w:eastAsia="PingFang SC"/><w:b/><w:sz w:val="18"/></w:rPr><w:t>Source</w:t></w:r></w:p></w:tc><w:tc><w:tcPr><w:tcW w:type="dxa" w:w="3289"/></w:tcPr><w:p><w:r><w:rPr><w:rFonts w:ascii="PingFang SC" w:hAnsi="PingFang SC" w:eastAsia="PingFang SC"/><w:b/><w:sz w:val="18"/></w:rPr><w:t>Best Practice</w:t></w:r></w:p></w:tc><w:tc><w:tcPr><w:tcW w:type="dxa" w:w="3289"/></w:tcPr><w:p><w:r><w:rPr><w:rFonts w:ascii="PingFang SC" w:hAnsi="PingFang SC" w:eastAsia="PingFang SC"/><w:b/><w:sz w:val="18"/></w:rPr><w:t>Adopted in v3</w:t></w:r></w:p></w:tc></w:tr><w:tr><w:tc><w:tcPr><w:tcW w:type="dxa" w:w="3289"/></w:tcPr><w:p><w:r><w:rPr><w:rFonts w:ascii="PingFang SC" w:hAnsi="PingFang SC" w:eastAsia="PingFang SC"/><w:b w:val="0"/><w:sz w:val="18"/></w:rPr><w:t>Group 1 WorldMaker</w:t></w:r></w:p></w:tc><w:tc><w:tcPr><w:tcW w:type="dxa" w:w="3289"/></w:tcPr><w:p><w:r><w:rPr><w:rFonts w:ascii="PingFang SC" w:hAnsi="PingFang SC" w:eastAsia="PingFang SC"/><w:b w:val="0"/><w:sz w:val="18"/></w:rPr><w:t>Safe ranges</w:t></w:r></w:p></w:tc><w:tc><w:tcPr><w:tcW w:type="dxa" w:w="3289"/></w:tcPr><w:p><w:r><w:rPr><w:rFonts w:ascii="PingFang SC" w:hAnsi="PingFang SC" w:eastAsia="PingFang SC"/><w:b w:val="0"/><w:sz w:val="18"/></w:rPr><w:t>21 controls with min/max limits</w:t></w:r></w:p></w:tc></w:tr><w:tr><w:tc><w:tcPr><w:tcW w:type="dxa" w:w="3289"/></w:tcPr><w:p><w:r><w:rPr><w:rFonts w:ascii="PingFang SC" w:hAnsi="PingFang SC" w:eastAsia="PingFang SC"/><w:b w:val="0"/><w:sz w:val="18"/></w:rPr><w:t>Group 3 CS2</w:t></w:r></w:p></w:tc><w:tc><w:tcPr><w:tcW w:type="dxa" w:w="3289"/></w:tcPr><w:p><w:r><w:rPr><w:rFonts w:ascii="PingFang SC" w:hAnsi="PingFang SC" w:eastAsia="PingFang SC"/><w:b w:val="0"/><w:sz w:val="18"/></w:rPr><w:t>Colour-coded btns</w:t></w:r></w:p></w:tc><w:tc><w:tcPr><w:tcW w:type="dxa" w:w="3289"/></w:tcPr><w:p><w:r><w:rPr><w:rFonts w:ascii="PingFang SC" w:hAnsi="PingFang SC" w:eastAsia="PingFang SC"/><w:b w:val="0"/><w:sz w:val="18"/></w:rPr><w:t>Green → Generate, Amber → Render</w:t></w:r></w:p></w:tc></w:tr><w:tr><w:tc><w:tcPr><w:tcW w:type="dxa" w:w="3289"/></w:tcPr><w:p><w:r><w:rPr><w:rFonts w:ascii="PingFang SC" w:hAnsi="PingFang SC" w:eastAsia="PingFang SC"/><w:b w:val="0"/><w:sz w:val="18"/></w:rPr><w:t>Group 4 SmokeFlow</w:t></w:r></w:p></w:tc><w:tc><w:tcPr><w:tcW w:type="dxa" w:w="3289"/></w:tcPr><w:p><w:r><w:rPr><w:rFonts w:ascii="PingFang SC" w:hAnsi="PingFang SC" w:eastAsia="PingFang SC"/><w:b w:val="0"/><w:sz w:val="18"/></w:rPr><w:t>Collapsible + logo</w:t></w:r></w:p></w:tc><w:tc><w:tcPr><w:tcW w:type="dxa" w:w="3289"/></w:tcPr><w:p><w:r><w:rPr><w:rFonts w:ascii="PingFang SC" w:hAnsi="PingFang SC" w:eastAsia="PingFang SC"/><w:b w:val="0"/><w:sz w:val="18"/></w:rPr><w:t>10 frameLayouts + banner</w:t></w:r></w:p></w:tc></w:tr><w:tr><w:tc><w:tcPr><w:tcW w:type="dxa" w:w="3289"/></w:tcPr><w:p><w:r><w:rPr><w:rFonts w:ascii="PingFang SC" w:hAnsi="PingFang SC" w:eastAsia="PingFang SC"/><w:b w:val="0"/><w:sz w:val="18"/></w:rPr><w:t>Group 5 Emo</w:t></w:r></w:p></w:tc><w:tc><w:tcPr><w:tcW w:type="dxa" w:w="3289"/></w:tcPr><w:p><w:r><w:rPr><w:rFonts w:ascii="PingFang SC" w:hAnsi="PingFang SC" w:eastAsia="PingFang SC"/><w:b w:val="0"/><w:sz w:val="18"/></w:rPr><w:t>Dark aesthetic</w:t></w:r></w:p></w:tc><w:tc><w:tcPr><w:tcW w:type="dxa" w:w="3289"/></w:tcPr><w:p><w:r><w:rPr><w:rFonts w:ascii="PingFang SC" w:hAnsi="PingFang SC" w:eastAsia="PingFang SC"/><w:b w:val="0"/><w:sz w:val="18"/></w:rPr><w:t>#1E1E24 bg, cyan/amber accents</w:t></w:r></w:p></w:tc></w:tr><w:tr><w:tc><w:tcPr><w:tcW w:type="dxa" w:w="3289"/></w:tcPr><w:p><w:r><w:rPr><w:rFonts w:ascii="PingFang SC" w:hAnsi="PingFang SC" w:eastAsia="PingFang SC"/><w:b w:val="0"/><w:sz w:val="18"/></w:rPr><w:t>Group 6 Orbit</w:t></w:r></w:p></w:tc><w:tc><w:tcPr><w:tcW w:type="dxa" w:w="3289"/></w:tcPr><w:p><w:r><w:rPr><w:rFonts w:ascii="PingFang SC" w:hAnsi="PingFang SC" w:eastAsia="PingFang SC"/><w:b w:val="0"/><w:sz w:val="18"/></w:rPr><w:t>Bilingual labels</w:t></w:r></w:p></w:tc><w:tc><w:tcPr><w:tcW w:type="dxa" w:w="3289"/></w:tcPr><w:p><w:r><w:rPr><w:rFonts w:ascii="PingFang SC" w:hAnsi="PingFang SC" w:eastAsia="PingFang SC"/><w:b w:val="0"/><w:sz w:val="18"/></w:rPr><w:t>All 21 CN + EN</w:t></w:r></w:p></w:tc></w:tr><w:tr><w:tc><w:tcPr><w:tcW w:type="dxa" w:w="3289"/></w:tcPr><w:p><w:r><w:rPr><w:rFonts w:ascii="PingFang SC" w:hAnsi="PingFang SC" w:eastAsia="PingFang SC"/><w:b w:val="0"/><w:sz w:val="18"/></w:rPr><w:t>Group 9 Mycelium</w:t></w:r></w:p></w:tc><w:tc><w:tcPr><w:tcW w:type="dxa" w:w="3289"/></w:tcPr><w:p><w:r><w:rPr><w:rFonts w:ascii="PingFang SC" w:hAnsi="PingFang SC" w:eastAsia="PingFang SC"/><w:b w:val="0"/><w:sz w:val="18"/></w:rPr><w:t>Production-order</w:t></w:r></w:p></w:tc><w:tc><w:tcPr><w:tcW w:type="dxa" w:w="3289"/></w:tcPr><w:p><w:r><w:rPr><w:rFonts w:ascii="PingFang SC" w:hAnsi="PingFang SC" w:eastAsia="PingFang SC"/><w:b w:val="0"/><w:sz w:val="18"/></w:rPr><w:t>Terrain→Crystals→Light→Cam→Render</w:t></w:r></w:p></w:tc></w:tr><w:tr><w:tc><w:tcPr><w:tcW w:type="dxa" w:w="3289"/></w:tcPr><w:p><w:r><w:rPr><w:rFonts w:ascii="PingFang SC" w:hAnsi="PingFang SC" w:eastAsia="PingFang SC"/><w:b w:val="0"/><w:sz w:val="18"/></w:rPr><w:t>Group 10 ReefSeed</w:t></w:r></w:p></w:tc><w:tc><w:tcPr><w:tcW w:type="dxa" w:w="3289"/></w:tcPr><w:p><w:r><w:rPr><w:rFonts w:ascii="PingFang SC" w:hAnsi="PingFang SC" w:eastAsia="PingFang SC"/><w:b w:val="0"/><w:sz w:val="18"/></w:rPr><w:t>Single window</w:t></w:r></w:p></w:tc><w:tc><w:tcPr><w:tcW w:type="dxa" w:w="3289"/></w:tcPr><w:p><w:r><w:rPr><w:rFonts w:ascii="PingFang SC" w:hAnsi="PingFang SC" w:eastAsia="PingFang SC"/><w:b w:val="0"/><w:sz w:val="18"/></w:rPr><w:t>440×680 dockable</w:t></w:r></w:p></w:tc></w:tr><w:tr><w:tc><w:tcPr><w:tcW w:type="dxa" w:w="3289"/></w:tcPr><w:p><w:r><w:rPr><w:rFonts w:ascii="PingFang SC" w:hAnsi="PingFang SC" w:eastAsia="PingFang SC"/><w:b w:val="0"/><w:sz w:val="18"/></w:rPr><w:t>Group 11 PosePilot</w:t></w:r></w:p></w:tc><w:tc><w:tcPr><w:tcW w:type="dxa" w:w="3289"/></w:tcPr><w:p><w:r><w:rPr><w:rFonts w:ascii="PingFang SC" w:hAnsi="PingFang SC" w:eastAsia="PingFang SC"/><w:b w:val="0"/><w:sz w:val="18"/></w:rPr><w:t>Progress feedback</w:t></w:r></w:p></w:tc><w:tc><w:tcPr><w:tcW w:type="dxa" w:w="3289"/></w:tcPr><w:p><w:r><w:rPr><w:rFonts w:ascii="PingFang SC" w:hAnsi="PingFang SC" w:eastAsia="PingFang SC"/><w:b w:val="0"/><w:sz w:val="18"/></w:rPr><w:t>progressBar + statusText</w:t></w:r></w:p></w:tc></w:tr></w:tbl><w:p/><w:p><w:pPr><w:pStyle w:val="Heading1"/></w:pPr><w:r><w:rPr><w:rFonts w:ascii="PingFang SC" w:hAnsi="PingFang SC" w:eastAsia="PingFang SC"/><w:b w:val="0"/><w:sz w:val="32"/></w:rPr><w:t>GUI Iteration History</w:t></w:r></w:p><w:tbl><w:tblPr><w:tblStyle w:val="LightGrid-Accent1"/><w:tblW w:type="auto" w:w="0"/><w:tblLook w:firstColumn="1" w:firstRow="1" w:lastColumn="0" w:lastRow="0" w:noHBand="0" w:noVBand="1" w:val="04A0"/></w:tblPr><w:tblGrid><w:gridCol w:w="2466"/><w:gridCol w:w="2466"/><w:gridCol w:w="2466"/><w:gridCol w:w="2466"/></w:tblGrid><w:tr><w:tc><w:tcPr><w:tcW w:type="dxa" w:w="2466"/></w:tcPr><w:p><w:r><w:rPr><w:rFonts w:ascii="PingFang SC" w:hAnsi="PingFang SC" w:eastAsia="PingFang SC"/><w:b/><w:sz w:val="18"/></w:rPr><w:t>Feature</w:t></w:r></w:p></w:tc><w:tc><w:tcPr><w:tcW w:type="dxa" w:w="2466"/></w:tcPr><w:p><w:r><w:rPr><w:rFonts w:ascii="PingFang SC" w:hAnsi="PingFang SC" w:eastAsia="PingFang SC"/><w:b/><w:sz w:val="18"/></w:rPr><w:t>v1 (Jul 19)</w:t></w:r></w:p></w:tc><w:tc><w:tcPr><w:tcW w:type="dxa" w:w="2466"/></w:tcPr><w:p><w:r><w:rPr><w:rFonts w:ascii="PingFang SC" w:hAnsi="PingFang SC" w:eastAsia="PingFang SC"/><w:b/><w:sz w:val="18"/></w:rPr><w:t>v2 (Jul 20)</w:t></w:r></w:p></w:tc><w:tc><w:tcPr><w:tcW w:type="dxa" w:w="2466"/></w:tcPr><w:p><w:r><w:rPr><w:rFonts w:ascii="PingFang SC" w:hAnsi="PingFang SC" w:eastAsia="PingFang SC"/><w:b/><w:sz w:val="18"/></w:rPr><w:t>v3 (Jul 22)</w:t></w:r></w:p></w:tc></w:tr><w:tr><w:tc><w:tcPr><w:tcW w:type="dxa" w:w="2466"/></w:tcPr><w:p><w:r><w:rPr><w:rFonts w:ascii="PingFang SC" w:hAnsi="PingFang SC" w:eastAsia="PingFang SC"/><w:b w:val="0"/><w:sz w:val="18"/></w:rPr><w:t>Tabs</w:t></w:r></w:p></w:tc><w:tc><w:tcPr><w:tcW w:type="dxa" w:w="2466"/></w:tcPr><w:p><w:r><w:rPr><w:rFonts w:ascii="PingFang SC" w:hAnsi="PingFang SC" w:eastAsia="PingFang SC"/><w:b w:val="0"/><w:sz w:val="18"/></w:rPr><w:t>Flat layout</w:t></w:r></w:p></w:tc><w:tc><w:tcPr><w:tcW w:type="dxa" w:w="2466"/></w:tcPr><w:p><w:r><w:rPr><w:rFonts w:ascii="PingFang SC" w:hAnsi="PingFang SC" w:eastAsia="PingFang SC"/><w:b w:val="0"/><w:sz w:val="18"/></w:rPr><w:t>4 tabs</w:t></w:r></w:p></w:tc><w:tc><w:tcPr><w:tcW w:type="dxa" w:w="2466"/></w:tcPr><w:p><w:r><w:rPr><w:rFonts w:ascii="PingFang SC" w:hAnsi="PingFang SC" w:eastAsia="PingFang SC"/><w:b w:val="0"/><w:sz w:val="18"/></w:rPr><w:t>5 + collapsible</w:t></w:r></w:p></w:tc></w:tr><w:tr><w:tc><w:tcPr><w:tcW w:type="dxa" w:w="2466"/></w:tcPr><w:p><w:r><w:rPr><w:rFonts w:ascii="PingFang SC" w:hAnsi="PingFang SC" w:eastAsia="PingFang SC"/><w:b w:val="0"/><w:sz w:val="18"/></w:rPr><w:t>Controls</w:t></w:r></w:p></w:tc><w:tc><w:tcPr><w:tcW w:type="dxa" w:w="2466"/></w:tcPr><w:p><w:r><w:rPr><w:rFonts w:ascii="PingFang SC" w:hAnsi="PingFang SC" w:eastAsia="PingFang SC"/><w:b w:val="0"/><w:sz w:val="18"/></w:rPr><w:t>8</w:t></w:r></w:p></w:tc><w:tc><w:tcPr><w:tcW w:type="dxa" w:w="2466"/></w:tcPr><w:p><w:r><w:rPr><w:rFonts w:ascii="PingFang SC" w:hAnsi="PingFang SC" w:eastAsia="PingFang SC"/><w:b w:val="0"/><w:sz w:val="18"/></w:rPr><w:t>16</w:t></w:r></w:p></w:tc><w:tc><w:tcPr><w:tcW w:type="dxa" w:w="2466"/></w:tcPr><w:p><w:r><w:rPr><w:rFonts w:ascii="PingFang SC" w:hAnsi="PingFang SC" w:eastAsia="PingFang SC"/><w:b w:val="0"/><w:sz w:val="18"/></w:rPr><w:t>21</w:t></w:r></w:p></w:tc></w:tr><w:tr><w:tc><w:tcPr><w:tcW w:type="dxa" w:w="2466"/></w:tcPr><w:p><w:r><w:rPr><w:rFonts w:ascii="PingFang SC" w:hAnsi="PingFang SC" w:eastAsia="PingFang SC"/><w:b w:val="0"/><w:sz w:val="18"/></w:rPr><w:t>Language</w:t></w:r></w:p></w:tc><w:tc><w:tcPr><w:tcW w:type="dxa" w:w="2466"/></w:tcPr><w:p><w:r><w:rPr><w:rFonts w:ascii="PingFang SC" w:hAnsi="PingFang SC" w:eastAsia="PingFang SC"/><w:b w:val="0"/><w:sz w:val="18"/></w:rPr><w:t>Code only</w:t></w:r></w:p></w:tc><w:tc><w:tcPr><w:tcW w:type="dxa" w:w="2466"/></w:tcPr><w:p><w:r><w:rPr><w:rFonts w:ascii="PingFang SC" w:hAnsi="PingFang SC" w:eastAsia="PingFang SC"/><w:b w:val="0"/><w:sz w:val="18"/></w:rPr><w:t>English</w:t></w:r></w:p></w:tc><w:tc><w:tcPr><w:tcW w:type="dxa" w:w="2466"/></w:tcPr><w:p><w:r><w:rPr><w:rFonts w:ascii="PingFang SC" w:hAnsi="PingFang SC" w:eastAsia="PingFang SC"/><w:b w:val="0"/><w:sz w:val="18"/></w:rPr><w:t>CN + EN bilingual</w:t></w:r></w:p></w:tc></w:tr><w:tr><w:tc><w:tcPr><w:tcW w:type="dxa" w:w="2466"/></w:tcPr><w:p><w:r><w:rPr><w:rFonts w:ascii="PingFang SC" w:hAnsi="PingFang SC" w:eastAsia="PingFang SC"/><w:b w:val="0"/><w:sz w:val="18"/></w:rPr><w:t>Buttons</w:t></w:r></w:p></w:tc><w:tc><w:tcPr><w:tcW w:type="dxa" w:w="2466"/></w:tcPr><w:p><w:r><w:rPr><w:rFonts w:ascii="PingFang SC" w:hAnsi="PingFang SC" w:eastAsia="PingFang SC"/><w:b w:val="0"/><w:sz w:val="18"/></w:rPr><w:t>1 colour</w:t></w:r></w:p></w:tc><w:tc><w:tcPr><w:tcW w:type="dxa" w:w="2466"/></w:tcPr><w:p><w:r><w:rPr><w:rFonts w:ascii="PingFang SC" w:hAnsi="PingFang SC" w:eastAsia="PingFang SC"/><w:b w:val="0"/><w:sz w:val="18"/></w:rPr><w:t>2 colours</w:t></w:r></w:p></w:tc><w:tc><w:tcPr><w:tcW w:type="dxa" w:w="2466"/></w:tcPr><w:p><w:r><w:rPr><w:rFonts w:ascii="PingFang SC" w:hAnsi="PingFang SC" w:eastAsia="PingFang SC"/><w:b w:val="0"/><w:sz w:val="18"/></w:rPr><w:t>4-colour</w:t></w:r></w:p></w:tc></w:tr><w:tr><w:tc><w:tcPr><w:tcW w:type="dxa" w:w="2466"/></w:tcPr><w:p><w:r><w:rPr><w:rFonts w:ascii="PingFang SC" w:hAnsi="PingFang SC" w:eastAsia="PingFang SC"/><w:b w:val="0"/><w:sz w:val="18"/></w:rPr><w:t>Feedback</w:t></w:r></w:p></w:tc><w:tc><w:tcPr><w:tcW w:type="dxa" w:w="2466"/></w:tcPr><w:p><w:r><w:rPr><w:rFonts w:ascii="PingFang SC" w:hAnsi="PingFang SC" w:eastAsia="PingFang SC"/><w:b w:val="0"/><w:sz w:val="18"/></w:rPr><w:t>print()</w:t></w:r></w:p></w:tc><w:tc><w:tcPr><w:tcW w:type="dxa" w:w="2466"/></w:tcPr><w:p><w:r><w:rPr><w:rFonts w:ascii="PingFang SC" w:hAnsi="PingFang SC" w:eastAsia="PingFang SC"/><w:b w:val="0"/><w:sz w:val="18"/></w:rPr><w:t>print()</w:t></w:r></w:p></w:tc><w:tc><w:tcPr><w:tcW w:type="dxa" w:w="2466"/></w:tcPr><w:p><w:r><w:rPr><w:rFonts w:ascii="PingFang SC" w:hAnsi="PingFang SC" w:eastAsia="PingFang SC"/><w:b w:val="0"/><w:sz w:val="18"/></w:rPr><w:t>progressBar + status</w:t></w:r></w:p></w:tc></w:tr><w:tr><w:tc><w:tcPr><w:tcW w:type="dxa" w:w="2466"/></w:tcPr><w:p><w:r><w:rPr><w:rFonts w:ascii="PingFang SC" w:hAnsi="PingFang SC" w:eastAsia="PingFang SC"/><w:b w:val="0"/><w:sz w:val="18"/></w:rPr><w:t>Path</w:t></w:r></w:p></w:tc><w:tc><w:tcPr><w:tcW w:type="dxa" w:w="2466"/></w:tcPr><w:p><w:r><w:rPr><w:rFonts w:ascii="PingFang SC" w:hAnsi="PingFang SC" w:eastAsia="PingFang SC"/><w:b w:val="0"/><w:sz w:val="18"/></w:rPr><w:t>Hardcoded</w:t></w:r></w:p></w:tc><w:tc><w:tcPr><w:tcW w:type="dxa" w:w="2466"/></w:tcPr><w:p><w:r><w:rPr><w:rFonts w:ascii="PingFang SC" w:hAnsi="PingFang SC" w:eastAsia="PingFang SC"/><w:b w:val="0"/><w:sz w:val="18"/></w:rPr><w:t>Hardcoded</w:t></w:r></w:p></w:tc><w:tc><w:tcPr><w:tcW w:type="dxa" w:w="2466"/></w:tcPr><w:p><w:r><w:rPr><w:rFonts w:ascii="PingFang SC" w:hAnsi="PingFang SC" w:eastAsia="PingFang SC"/><w:b w:val="0"/><w:sz w:val="18"/></w:rPr><w:t>__file__ portable</w:t></w:r></w:p></w:tc></w:tr></w:tbl><w:sectPr><w:pgSz w:w="11906" w:h="16838"/><w:pgMar w:top="1440" w:right="1020" w:bottom="1440" w:left="1020" w:header="720" w:footer="720" w:gutter="0"/><w:cols w:space="720"/><w:docGrid w:linePitch="360"/></w:sectPr></w:body></w:document>
 </file>
 
 <file path=word/numbering.xml><?xml version="1.0" encoding="utf-8"?>

--- a/crystal_cavern/Crystal_Cavern_GUI_Design_v3.docx
+++ b/crystal_cavern/Crystal_Cavern_GUI_Design_v3.docx
@@ -1,6 +1,2962 @@
 
-<file path=word/document.xml><?xml version='1.0' encoding='UTF-8' standalone='yes'?>
-<w:document xmlns:wpc="http://schemas.microsoft.com/office/word/2010/wordprocessingCanvas" xmlns:mo="http://schemas.microsoft.com/office/mac/office/2008/main" xmlns:mc="http://schemas.openxmlformats.org/markup-compatibility/2006" xmlns:mv="urn:schemas-microsoft-com:mac:vml" xmlns:o="urn:schemas-microsoft-com:office:office" xmlns:r="http://schemas.openxmlformats.org/officeDocument/2006/relationships" xmlns:m="http://schemas.openxmlformats.org/officeDocument/2006/math" xmlns:v="urn:schemas-microsoft-com:vml" xmlns:wp14="http://schemas.microsoft.com/office/word/2010/wordprocessingDrawing" xmlns:wp="http://schemas.openxmlformats.org/drawingml/2006/wordprocessingDrawing" xmlns:w10="urn:schemas-microsoft-com:office:word" xmlns:w="http://schemas.openxmlformats.org/wordprocessingml/2006/main" xmlns:w14="http://schemas.microsoft.com/office/word/2010/wordml" xmlns:wpg="http://schemas.microsoft.com/office/word/2010/wordprocessingGroup" xmlns:wpi="http://schemas.microsoft.com/office/word/2010/wordprocessingInk" xmlns:wne="http://schemas.microsoft.com/office/word/2006/wordml" xmlns:wps="http://schemas.microsoft.com/office/word/2010/wordprocessingShape" mc:Ignorable="w14 wp14"><w:body><w:p/><w:p/><w:p><w:pPr><w:pStyle w:val="Title"/><w:jc w:val="center"/></w:pPr><w:r><w:rPr><w:rFonts w:ascii="PingFang SC" w:hAnsi="PingFang SC" w:eastAsia="PingFang SC"/><w:b/><w:sz w:val="56"/></w:rPr><w:t>Crystal Cavern</w:t><w:br/><w:t>Maya Python GUI Design Document</w:t></w:r></w:p><w:p><w:pPr><w:jc w:val="center"/></w:pPr><w:r><w:rPr><w:rFonts w:ascii="PingFang SC" w:hAnsi="PingFang SC" w:eastAsia="PingFang SC"/><w:b w:val="0"/><w:sz w:val="26"/></w:rPr><w:t>Python-Driven Procedural Cave Generator</w:t><w:br/><w:t>未来创新设计 · ZJU 2026 · Prof. Xiaosong Yang &amp; Prof. Zhang Kejun</w:t></w:r></w:p><w:p><w:pPr><w:jc w:val="center"/><w:spacing w:before="120" w:after="0"/></w:pPr><w:r><w:rPr><w:rFonts w:ascii="PingFang SC" w:hAnsi="PingFang SC" w:eastAsia="PingFang SC"/><w:color w:val="333333"/><w:sz w:val="32"/></w:rPr><w:t xml:space="preserve">贺想容  ·  3230104205</w:t></w:r></w:p><w:p</w:p><w:p><w:r><w:br w:type="page"/></w:r></w:p><w:p><w:pPr><w:pStyle w:val="Heading1"/></w:pPr><w:r><w:rPr><w:rFonts w:ascii="PingFang SC" w:hAnsi="PingFang SC" w:eastAsia="PingFang SC"/><w:b w:val="0"/><w:sz w:val="32"/></w:rPr><w:t>v2 → v3: GUI Evolution</w:t></w:r></w:p><w:p><w:r><w:rPr><w:rFonts w:ascii="PingFang SC" w:hAnsi="PingFang SC" w:eastAsia="PingFang SC"/><w:b w:val="0"/><w:sz w:val="20"/></w:rPr><w:t>The GUI evolved from a basic 4-tab flat layout (v2) to a professional 5-tab design with collapsible sections, bilingual labels, progress bar, and colour-coded action buttons (v3).</w:t></w:r></w:p><w:tbl><w:tblPr><w:tblStyle w:val="LightGrid-Accent1"/><w:tblW w:type="auto" w:w="0"/><w:tblLook w:firstColumn="1" w:firstRow="1" w:lastColumn="0" w:lastRow="0" w:noHBand="0" w:noVBand="1" w:val="04A0"/></w:tblPr><w:tblGrid><w:gridCol w:w="4933"/><w:gridCol w:w="4933"/></w:tblGrid><w:tr><w:tc><w:tcPr><w:tcW w:type="dxa" w:w="4933"/></w:tcPr><w:p><w:r><w:rPr><w:rFonts w:ascii="PingFang SC" w:hAnsi="PingFang SC" w:eastAsia="PingFang SC"/><w:b/><w:sz w:val="18"/></w:rPr><w:t>v2 (Previous)</w:t></w:r></w:p></w:tc><w:tc><w:tcPr><w:tcW w:type="dxa" w:w="4933"/></w:tcPr><w:p><w:r><w:rPr><w:rFonts w:ascii="PingFang SC" w:hAnsi="PingFang SC" w:eastAsia="PingFang SC"/><w:b/><w:sz w:val="18"/></w:rPr><w:t>v3 (Current)</w:t></w:r></w:p></w:tc></w:tr><w:tr><w:tc><w:tcPr><w:tcW w:type="dxa" w:w="4933"/></w:tcPr><w:p><w:r><w:rPr><w:rFonts w:ascii="PingFang SC" w:hAnsi="PingFang SC" w:eastAsia="PingFang SC"/><w:b w:val="0"/><w:sz w:val="18"/></w:rPr><w:t>4 tabs, flat layout</w:t></w:r></w:p></w:tc><w:tc><w:tcPr><w:tcW w:type="dxa" w:w="4933"/></w:tcPr><w:p><w:r><w:rPr><w:rFonts w:ascii="PingFang SC" w:hAnsi="PingFang SC" w:eastAsia="PingFang SC"/><w:b w:val="0"/><w:sz w:val="18"/></w:rPr><w:t>5 tabs + 10 collapsible frameLayouts</w:t></w:r></w:p></w:tc></w:tr><w:tr><w:tc><w:tcPr><w:tcW w:type="dxa" w:w="4933"/></w:tcPr><w:p><w:r><w:rPr><w:rFonts w:ascii="PingFang SC" w:hAnsi="PingFang SC" w:eastAsia="PingFang SC"/><w:b w:val="0"/><w:sz w:val="18"/></w:rPr><w:t>16 params, English only</w:t></w:r></w:p></w:tc><w:tc><w:tcPr><w:tcW w:type="dxa" w:w="4933"/></w:tcPr><w:p><w:r><w:rPr><w:rFonts w:ascii="PingFang SC" w:hAnsi="PingFang SC" w:eastAsia="PingFang SC"/><w:b w:val="0"/><w:sz w:val="18"/></w:rPr><w:t>21 params, Chinese + English bilingual</w:t></w:r></w:p></w:tc></w:tr><w:tr><w:tc><w:tcPr><w:tcW w:type="dxa" w:w="4933"/></w:tcPr><w:p><w:r><w:rPr><w:rFonts w:ascii="PingFang SC" w:hAnsi="PingFang SC" w:eastAsia="PingFang SC"/><w:b w:val="0"/><w:sz w:val="18"/></w:rPr><w:t>Hardcoded path</w:t></w:r></w:p></w:tc><w:tc><w:tcPr><w:tcW w:type="dxa" w:w="4933"/></w:tcPr><w:p><w:r><w:rPr><w:rFonts w:ascii="PingFang SC" w:hAnsi="PingFang SC" w:eastAsia="PingFang SC"/><w:b w:val="0"/><w:sz w:val="18"/></w:rPr><w:t>__file__-based portable path</w:t></w:r></w:p></w:tc></w:tr><w:tr><w:tc><w:tcPr><w:tcW w:type="dxa" w:w="4933"/></w:tcPr><w:p><w:r><w:rPr><w:rFonts w:ascii="PingFang SC" w:hAnsi="PingFang SC" w:eastAsia="PingFang SC"/><w:b w:val="0"/><w:sz w:val="18"/></w:rPr><w:t>2 button colours</w:t></w:r></w:p></w:tc><w:tc><w:tcPr><w:tcW w:type="dxa" w:w="4933"/></w:tcPr><w:p><w:r><w:rPr><w:rFonts w:ascii="PingFang SC" w:hAnsi="PingFang SC" w:eastAsia="PingFang SC"/><w:b w:val="0"/><w:sz w:val="18"/></w:rPr><w:t>4-colour: Green / Blue / Amber / Red</w:t></w:r></w:p></w:tc></w:tr><w:tr><w:tc><w:tcPr><w:tcW w:type="dxa" w:w="4933"/></w:tcPr><w:p><w:r><w:rPr><w:rFonts w:ascii="PingFang SC" w:hAnsi="PingFang SC" w:eastAsia="PingFang SC"/><w:b w:val="0"/><w:sz w:val="18"/></w:rPr><w:t>No progress feedback</w:t></w:r></w:p></w:tc><w:tc><w:tcPr><w:tcW w:type="dxa" w:w="4933"/></w:tcPr><w:p><w:r><w:rPr><w:rFonts w:ascii="PingFang SC" w:hAnsi="PingFang SC" w:eastAsia="PingFang SC"/><w:b w:val="0"/><w:sz w:val="18"/></w:rPr><w:t>8-stage progressBar + status footer</w:t></w:r></w:p></w:tc></w:tr><w:tr><w:tc><w:tcPr><w:tcW w:type="dxa" w:w="4933"/></w:tcPr><w:p><w:r><w:rPr><w:rFonts w:ascii="PingFang SC" w:hAnsi="PingFang SC" w:eastAsia="PingFang SC"/><w:b w:val="0"/><w:sz w:val="18"/></w:rPr><w:t>No banner</w:t></w:r></w:p></w:tc><w:tc><w:tcPr><w:tcW w:type="dxa" w:w="4933"/></w:tcPr><w:p><w:r><w:rPr><w:rFonts w:ascii="PingFang SC" w:hAnsi="PingFang SC" w:eastAsia="PingFang SC"/><w:b w:val="0"/><w:sz w:val="18"/></w:rPr><w:t>◆ Crystal Cavern ◆ banner + subtitle</w:t></w:r></w:p></w:tc></w:tr><w:tr><w:tc><w:tcPr><w:tcW w:type="dxa" w:w="4933"/></w:tcPr><w:p><w:r><w:rPr><w:rFonts w:ascii="PingFang SC" w:hAnsi="PingFang SC" w:eastAsia="PingFang SC"/><w:b w:val="0"/><w:sz w:val="18"/></w:rPr><w:t>380×560</w:t></w:r></w:p></w:tc><w:tc><w:tcPr><w:tcW w:type="dxa" w:w="4933"/></w:tcPr><w:p><w:r><w:rPr><w:rFonts w:ascii="PingFang SC" w:hAnsi="PingFang SC" w:eastAsia="PingFang SC"/><w:b w:val="0"/><w:sz w:val="18"/></w:rPr><w:t>440×680</w:t></w:r></w:p></w:tc></w:tr></w:tbl><w:p/><w:p><w:pPr><w:jc w:val="center"/></w:pPr><w:r><w:drawing><wp:inline xmlns:a="http://schemas.openxmlformats.org/drawingml/2006/main" xmlns:pic="http://schemas.openxmlformats.org/drawingml/2006/picture"><wp:extent cx="2926080" cy="4522124"/><wp:docPr id="1" name="Picture 1"/><wp:cNvGraphicFramePr><a:graphicFrameLocks noChangeAspect="1"/></wp:cNvGraphicFramePr><a:graphic><a:graphicData uri="http://schemas.openxmlformats.org/drawingml/2006/picture"><pic:pic><pic:nvPicPr><pic:cNvPr id="0" name="gui_v3_window.png"/><pic:cNvPicPr/></pic:nvPicPr><pic:blipFill><a:blip r:embed="rId9"/><a:stretch><a:fillRect/></a:stretch></pic:blipFill><pic:spPr><a:xfrm><a:off x="0" y="0"/><a:ext cx="2926080" cy="4522124"/></a:xfrm><a:prstGeom prst="rect"/></pic:spPr></pic:pic></a:graphicData></a:graphic></wp:inline></w:drawing></w:r></w:p><w:p><w:r><w:rPr><w:rFonts w:ascii="PingFang SC" w:hAnsi="PingFang SC" w:eastAsia="PingFang SC"/><w:b w:val="0"/><w:sz w:val="20"/></w:rPr><w:t>Fig 1. v3 GUI — 5 tabs, collapsible sections, progress bar, colour-coded buttons.</w:t></w:r></w:p><w:p><w:r><w:br w:type="page"/></w:r></w:p><w:p><w:pPr><w:pStyle w:val="Heading1"/></w:pPr><w:r><w:rPr><w:rFonts w:ascii="PingFang SC" w:hAnsi="PingFang SC" w:eastAsia="PingFang SC"/><w:b w:val="0"/><w:sz w:val="32"/></w:rPr><w:t>GUI v3 — All Five Tabs</w:t></w:r></w:p><w:p><w:pPr><w:pStyle w:val="Heading2"/></w:pPr><w:r><w:rPr><w:rFonts w:ascii="PingFang SC" w:hAnsi="PingFang SC" w:eastAsia="PingFang SC"/><w:b w:val="0"/><w:sz w:val="26"/></w:rPr><w:t>Terrain / 地形</w:t></w:r></w:p><w:p><w:pPr><w:jc w:val="center"/></w:pPr><w:r><w:drawing><wp:inline xmlns:a="http://schemas.openxmlformats.org/drawingml/2006/main" xmlns:pic="http://schemas.openxmlformats.org/drawingml/2006/picture"><wp:extent cx="3474720" cy="5370022"/><wp:docPr id="2" name="Picture 2"/><wp:cNvGraphicFramePr><a:graphicFrameLocks noChangeAspect="1"/></wp:cNvGraphicFramePr><a:graphic><a:graphicData uri="http://schemas.openxmlformats.org/drawingml/2006/picture"><pic:pic><pic:nvPicPr><pic:cNvPr id="0" name="gui_v3_window.png"/><pic:cNvPicPr/></pic:nvPicPr><pic:blipFill><a:blip r:embed="rId9"/><a:stretch><a:fillRect/></a:stretch></pic:blipFill><pic:spPr><a:xfrm><a:off x="0" y="0"/><a:ext cx="3474720" cy="5370022"/></a:xfrm><a:prstGeom prst="rect"/></pic:spPr></pic:pic></a:graphicData></a:graphic></wp:inline></w:drawing></w:r></w:p><w:p><w:r><w:rPr><w:rFonts w:ascii="PingFang SC" w:hAnsi="PingFang SC" w:eastAsia="PingFang SC"/><w:b w:val="0"/><w:sz w:val="20"/></w:rPr><w:t>Base Settings (Seed/Roughness/Size) + Enclosure (Wall/Ceiling). All values have safe min/max ranges.</w:t></w:r></w:p><w:p><w:pPr><w:pStyle w:val="Heading2"/></w:pPr><w:r><w:rPr><w:rFonts w:ascii="PingFang SC" w:hAnsi="PingFang SC" w:eastAsia="PingFang SC"/><w:b w:val="0"/><w:sz w:val="26"/></w:rPr><w:t>Crystals / 晶体</w:t></w:r></w:p><w:p><w:pPr><w:jc w:val="center"/></w:pPr><w:r><w:drawing><wp:inline xmlns:a="http://schemas.openxmlformats.org/drawingml/2006/main" xmlns:pic="http://schemas.openxmlformats.org/drawingml/2006/picture"><wp:extent cx="3474720" cy="5370022"/><wp:docPr id="3" name="Picture 3"/><wp:cNvGraphicFramePr><a:graphicFrameLocks noChangeAspect="1"/></wp:cNvGraphicFramePr><a:graphic><a:graphicData uri="http://schemas.openxmlformats.org/drawingml/2006/picture"><pic:pic><pic:nvPicPr><pic:cNvPr id="0" name="gui_v3_crystals.png"/><pic:cNvPicPr/></pic:nvPicPr><pic:blipFill><a:blip r:embed="rId10"/><a:stretch><a:fillRect/></a:stretch></pic:blipFill><pic:spPr><a:xfrm><a:off x="0" y="0"/><a:ext cx="3474720" cy="5370022"/></a:xfrm><a:prstGeom prst="rect"/></pic:spPr></pic:pic></a:graphicData></a:graphic></wp:inline></w:drawing></w:r></w:p><w:p><w:r><w:rPr><w:rFonts w:ascii="PingFang SC" w:hAnsi="PingFang SC" w:eastAsia="PingFang SC"/><w:b w:val="0"/><w:sz w:val="20"/></w:rPr><w:t>Density + Size Variance. Style panel with Color Seed and Type Mix dropdown (5 crystal shape biases).</w:t></w:r></w:p><w:p><w:pPr><w:pStyle w:val="Heading2"/></w:pPr><w:r><w:rPr><w:rFonts w:ascii="PingFang SC" w:hAnsi="PingFang SC" w:eastAsia="PingFang SC"/><w:b w:val="0"/><w:sz w:val="26"/></w:rPr><w:t>Lighting / 灯光</w:t></w:r></w:p><w:p><w:pPr><w:jc w:val="center"/></w:pPr><w:r><w:drawing><wp:inline xmlns:a="http://schemas.openxmlformats.org/drawingml/2006/main" xmlns:pic="http://schemas.openxmlformats.org/drawingml/2006/picture"><wp:extent cx="3474720" cy="5370022"/><wp:docPr id="4" name="Picture 4"/><wp:cNvGraphicFramePr><a:graphicFrameLocks noChangeAspect="1"/></wp:cNvGraphicFramePr><a:graphic><a:graphicData uri="http://schemas.openxmlformats.org/drawingml/2006/picture"><pic:pic><pic:nvPicPr><pic:cNvPr id="0" name="gui_v3_lighting.png"/><pic:cNvPicPr/></pic:nvPicPr><pic:blipFill><a:blip r:embed="rId11"/><a:stretch><a:fillRect/></a:stretch></pic:blipFill><pic:spPr><a:xfrm><a:off x="0" y="0"/><a:ext cx="3474720" cy="5370022"/></a:xfrm><a:prstGeom prst="rect"/></pic:spPr></pic:pic></a:graphicData></a:graphic></wp:inline></w:drawing></w:r></w:p><w:p><w:r><w:rPr><w:rFonts w:ascii="PingFang SC" w:hAnsi="PingFang SC" w:eastAsia="PingFang SC"/><w:b w:val="0"/><w:sz w:val="20"/></w:rPr><w:t>Ambient 0.01–0.50 + Fog 0.002–0.080 + Dust 50–500. Dramatic: Crystal Glow count 5–40.</w:t></w:r></w:p><w:p><w:pPr><w:pStyle w:val="Heading2"/></w:pPr><w:r><w:rPr><w:rFonts w:ascii="PingFang SC" w:hAnsi="PingFang SC" w:eastAsia="PingFang SC"/><w:b w:val="0"/><w:sz w:val="26"/></w:rPr><w:t>Cam/Anim / 相机</w:t></w:r></w:p><w:p><w:pPr><w:jc w:val="center"/></w:pPr><w:r><w:drawing><wp:inline xmlns:a="http://schemas.openxmlformats.org/drawingml/2006/main" xmlns:pic="http://schemas.openxmlformats.org/drawingml/2006/picture"><wp:extent cx="3474720" cy="5370022"/><wp:docPr id="5" name="Picture 5"/><wp:cNvGraphicFramePr><a:graphicFrameLocks noChangeAspect="1"/></wp:cNvGraphicFramePr><a:graphic><a:graphicData uri="http://schemas.openxmlformats.org/drawingml/2006/picture"><pic:pic><pic:nvPicPr><pic:cNvPr id="0" name="gui_v3_camera.png"/><pic:cNvPicPr/></pic:nvPicPr><pic:blipFill><a:blip r:embed="rId12"/><a:stretch><a:fillRect/></a:stretch></pic:blipFill><pic:spPr><a:xfrm><a:off x="0" y="0"/><a:ext cx="3474720" cy="5370022"/></a:xfrm><a:prstGeom prst="rect"/></pic:spPr></pic:pic></a:graphicData></a:graphic></wp:inline></w:drawing></w:r></w:p><w:p><w:r><w:rPr><w:rFonts w:ascii="PingFang SC" w:hAnsi="PingFang SC" w:eastAsia="PingFang SC"/><w:b w:val="0"/><w:sz w:val="20"/></w:rPr><w:t>Fly-through: Focal(18–50mm), Fly Height(1–8m), Look Radius(5–35m). Growth: Stagger(100–600f), Duration(300–800f).</w:t></w:r></w:p><w:p><w:pPr><w:pStyle w:val="Heading2"/></w:pPr><w:r><w:rPr><w:rFonts w:ascii="PingFang SC" w:hAnsi="PingFang SC" w:eastAsia="PingFang SC"/><w:b w:val="0"/><w:sz w:val="26"/></w:rPr><w:t>Render / 渲染</w:t></w:r></w:p><w:p><w:pPr><w:jc w:val="center"/></w:pPr><w:r><w:drawing><wp:inline xmlns:a="http://schemas.openxmlformats.org/drawingml/2006/main" xmlns:pic="http://schemas.openxmlformats.org/drawingml/2006/picture"><wp:extent cx="3474720" cy="5370022"/><wp:docPr id="6" name="Picture 6"/><wp:cNvGraphicFramePr><a:graphicFrameLocks noChangeAspect="1"/></wp:cNvGraphicFramePr><a:graphic><a:graphicData uri="http://schemas.openxmlformats.org/drawingml/2006/picture"><pic:pic><pic:nvPicPr><pic:cNvPr id="0" name="gui_v3_render.png"/><pic:cNvPicPr/></pic:nvPicPr><pic:blipFill><a:blip r:embed="rId13"/><a:stretch><a:fillRect/></a:stretch></pic:blipFill><pic:spPr><a:xfrm><a:off x="0" y="0"/><a:ext cx="3474720" cy="5370022"/></a:xfrm><a:prstGeom prst="rect"/></pic:spPr></pic:pic></a:graphicData></a:graphic></wp:inline></w:drawing></w:r></w:p><w:p><w:r><w:rPr><w:rFonts w:ascii="PingFang SC" w:hAnsi="PingFang SC" w:eastAsia="PingFang SC"/><w:b w:val="0"/><w:sz w:val="20"/></w:rPr><w:t>Resolution(W×H) + AA(1–10). Render Still (amber) → Arnold EXR. Open Arnold Render View (blue).</w:t></w:r></w:p><w:p><w:r><w:br w:type="page"/></w:r></w:p><w:p><w:pPr><w:pStyle w:val="Heading1"/></w:pPr><w:r><w:rPr><w:rFonts w:ascii="PingFang SC" w:hAnsi="PingFang SC" w:eastAsia="PingFang SC"/><w:b w:val="0"/><w:sz w:val="32"/></w:rPr><w:t>Parameter Comparison: Two Seeds, Two Different Caves</w:t></w:r></w:p><w:p><w:r><w:rPr><w:rFonts w:ascii="PingFang SC" w:hAnsi="PingFang SC" w:eastAsia="PingFang SC"/><w:b w:val="0"/><w:sz w:val="20"/></w:rPr><w:t>Same density(56), same fog(0.008). Only the seed changes — the procedural pipeline regenerates everything else.</w:t></w:r></w:p><w:tbl><w:tblPr><w:tblStyle w:val="LightGrid-Accent1"/><w:tblW w:type="auto" w:w="0"/><w:tblLook w:firstColumn="1" w:firstRow="1" w:lastColumn="0" w:lastRow="0" w:noHBand="0" w:noVBand="1" w:val="04A0"/></w:tblPr><w:tblGrid><w:gridCol w:w="3289"/><w:gridCol w:w="3289"/><w:gridCol w:w="3289"/></w:tblGrid><w:tr><w:tc><w:tcPr><w:tcW w:type="dxa" w:w="3289"/></w:tcPr><w:p><w:r><w:rPr><w:rFonts w:ascii="PingFang SC" w:hAnsi="PingFang SC" w:eastAsia="PingFang SC"/><w:b/><w:sz w:val="18"/></w:rPr><w:t>Parameter</w:t></w:r></w:p></w:tc><w:tc><w:tcPr><w:tcW w:type="dxa" w:w="3289"/></w:tcPr><w:p><w:r><w:rPr><w:rFonts w:ascii="PingFang SC" w:hAnsi="PingFang SC" w:eastAsia="PingFang SC"/><w:b/><w:sz w:val="18"/></w:rPr><w:t>Scene 1: Amethyst</w:t></w:r></w:p></w:tc><w:tc><w:tcPr><w:tcW w:type="dxa" w:w="3289"/></w:tcPr><w:p><w:r><w:rPr><w:rFonts w:ascii="PingFang SC" w:hAnsi="PingFang SC" w:eastAsia="PingFang SC"/><w:b/><w:sz w:val="18"/></w:rPr><w:t>Scene 2: Ruby</w:t></w:r></w:p></w:tc></w:tr><w:tr><w:tc><w:tcPr><w:tcW w:type="dxa" w:w="3289"/></w:tcPr><w:p><w:r><w:rPr><w:rFonts w:ascii="PingFang SC" w:hAnsi="PingFang SC" w:eastAsia="PingFang SC"/><w:b w:val="0"/><w:sz w:val="18"/></w:rPr><w:t>Seed</w:t></w:r></w:p></w:tc><w:tc><w:tcPr><w:tcW w:type="dxa" w:w="3289"/></w:tcPr><w:p><w:r><w:rPr><w:rFonts w:ascii="PingFang SC" w:hAnsi="PingFang SC" w:eastAsia="PingFang SC"/><w:b w:val="0"/><w:sz w:val="18"/></w:rPr><w:t>2026</w:t></w:r></w:p></w:tc><w:tc><w:tcPr><w:tcW w:type="dxa" w:w="3289"/></w:tcPr><w:p><w:r><w:rPr><w:rFonts w:ascii="PingFang SC" w:hAnsi="PingFang SC" w:eastAsia="PingFang SC"/><w:b w:val="0"/><w:sz w:val="18"/></w:rPr><w:t>7777</w:t></w:r></w:p></w:tc></w:tr><w:tr><w:tc><w:tcPr><w:tcW w:type="dxa" w:w="3289"/></w:tcPr><w:p><w:r><w:rPr><w:rFonts w:ascii="PingFang SC" w:hAnsi="PingFang SC" w:eastAsia="PingFang SC"/><w:b w:val="0"/><w:sz w:val="18"/></w:rPr><w:t>Roughness</w:t></w:r></w:p></w:tc><w:tc><w:tcPr><w:tcW w:type="dxa" w:w="3289"/></w:tcPr><w:p><w:r><w:rPr><w:rFonts w:ascii="PingFang SC" w:hAnsi="PingFang SC" w:eastAsia="PingFang SC"/><w:b w:val="0"/><w:sz w:val="18"/></w:rPr><w:t>0.45</w:t></w:r></w:p></w:tc><w:tc><w:tcPr><w:tcW w:type="dxa" w:w="3289"/></w:tcPr><w:p><w:r><w:rPr><w:rFonts w:ascii="PingFang SC" w:hAnsi="PingFang SC" w:eastAsia="PingFang SC"/><w:b w:val="0"/><w:sz w:val="18"/></w:rPr><w:t>0.55</w:t></w:r></w:p></w:tc></w:tr><w:tr><w:tc><w:tcPr><w:tcW w:type="dxa" w:w="3289"/></w:tcPr><w:p><w:r><w:rPr><w:rFonts w:ascii="PingFang SC" w:hAnsi="PingFang SC" w:eastAsia="PingFang SC"/><w:b w:val="0"/><w:sz w:val="18"/></w:rPr><w:t>Crystals</w:t></w:r></w:p></w:tc><w:tc><w:tcPr><w:tcW w:type="dxa" w:w="3289"/></w:tcPr><w:p><w:r><w:rPr><w:rFonts w:ascii="PingFang SC" w:hAnsi="PingFang SC" w:eastAsia="PingFang SC"/><w:b w:val="0"/><w:sz w:val="18"/></w:rPr><w:t>56</w:t></w:r></w:p></w:tc><w:tc><w:tcPr><w:tcW w:type="dxa" w:w="3289"/></w:tcPr><w:p><w:r><w:rPr><w:rFonts w:ascii="PingFang SC" w:hAnsi="PingFang SC" w:eastAsia="PingFang SC"/><w:b w:val="0"/><w:sz w:val="18"/></w:rPr><w:t>56</w:t></w:r></w:p></w:tc></w:tr><w:tr><w:tc><w:tcPr><w:tcW w:type="dxa" w:w="3289"/></w:tcPr><w:p><w:r><w:rPr><w:rFonts w:ascii="PingFang SC" w:hAnsi="PingFang SC" w:eastAsia="PingFang SC"/><w:b w:val="0"/><w:sz w:val="18"/></w:rPr><w:t>Palette</w:t></w:r></w:p></w:tc><w:tc><w:tcPr><w:tcW w:type="dxa" w:w="3289"/></w:tcPr><w:p><w:r><w:rPr><w:rFonts w:ascii="PingFang SC" w:hAnsi="PingFang SC" w:eastAsia="PingFang SC"/><w:b w:val="0"/><w:sz w:val="18"/></w:rPr><w:t>Amethyst purple</w:t></w:r></w:p></w:tc><w:tc><w:tcPr><w:tcW w:type="dxa" w:w="3289"/></w:tcPr><w:p><w:r><w:rPr><w:rFonts w:ascii="PingFang SC" w:hAnsi="PingFang SC" w:eastAsia="PingFang SC"/><w:b w:val="0"/><w:sz w:val="18"/></w:rPr><w:t>Ruby red</w:t></w:r></w:p></w:tc></w:tr><w:tr><w:tc><w:tcPr><w:tcW w:type="dxa" w:w="3289"/></w:tcPr><w:p><w:r><w:rPr><w:rFonts w:ascii="PingFang SC" w:hAnsi="PingFang SC" w:eastAsia="PingFang SC"/><w:b w:val="0"/><w:sz w:val="18"/></w:rPr><w:t>Lights</w:t></w:r></w:p></w:tc><w:tc><w:tcPr><w:tcW w:type="dxa" w:w="3289"/></w:tcPr><w:p><w:r><w:rPr><w:rFonts w:ascii="PingFang SC" w:hAnsi="PingFang SC" w:eastAsia="PingFang SC"/><w:b w:val="0"/><w:sz w:val="18"/></w:rPr><w:t>22</w:t></w:r></w:p></w:tc><w:tc><w:tcPr><w:tcW w:type="dxa" w:w="3289"/></w:tcPr><w:p><w:r><w:rPr><w:rFonts w:ascii="PingFang SC" w:hAnsi="PingFang SC" w:eastAsia="PingFang SC"/><w:b w:val="0"/><w:sz w:val="18"/></w:rPr><w:t>22</w:t></w:r></w:p></w:tc></w:tr></w:tbl><w:p/><w:p><w:pPr><w:jc w:val="center"/></w:pPr><w:r><w:drawing><wp:inline xmlns:a="http://schemas.openxmlformats.org/drawingml/2006/main" xmlns:pic="http://schemas.openxmlformats.org/drawingml/2006/picture"><wp:extent cx="2560320" cy="1440180"/><wp:docPr id="7" name="Picture 7"/><wp:cNvGraphicFramePr><a:graphicFrameLocks noChangeAspect="1"/></wp:cNvGraphicFramePr><a:graphic><a:graphicData uri="http://schemas.openxmlformats.org/drawingml/2006/picture"><pic:pic><pic:nvPicPr><pic:cNvPr id="0" name="amethyst_render.png"/><pic:cNvPicPr/></pic:nvPicPr><pic:blipFill><a:blip r:embed="rId14"/><a:stretch><a:fillRect/></a:stretch></pic:blipFill><pic:spPr><a:xfrm><a:off x="0" y="0"/><a:ext cx="2560320" cy="1440180"/></a:xfrm><a:prstGeom prst="rect"/></pic:spPr></pic:pic></a:graphicData></a:graphic></wp:inline></w:drawing></w:r></w:p><w:p><w:r><w:rPr><w:rFonts w:ascii="PingFang SC" w:hAnsi="PingFang SC" w:eastAsia="PingFang SC"/><w:b w:val="0"/><w:sz w:val="20"/></w:rPr><w:t>Scene 1 — Amethyst Cave (seed=2026). Arnold 1920×1080 EXR.</w:t></w:r></w:p><w:p/><w:p><w:pPr><w:jc w:val="center"/></w:pPr><w:r><w:drawing><wp:inline xmlns:a="http://schemas.openxmlformats.org/drawingml/2006/main" xmlns:pic="http://schemas.openxmlformats.org/drawingml/2006/picture"><wp:extent cx="2560320" cy="1440180"/><wp:docPr id="8" name="Picture 8"/><wp:cNvGraphicFramePr><a:graphicFrameLocks noChangeAspect="1"/></wp:cNvGraphicFramePr><a:graphic><a:graphicData uri="http://schemas.openxmlformats.org/drawingml/2006/picture"><pic:pic><pic:nvPicPr><pic:cNvPr id="0" name="ruby_render.png"/><pic:cNvPicPr/></pic:nvPicPr><pic:blipFill><a:blip r:embed="rId15"/><a:stretch><a:fillRect/></a:stretch></pic:blipFill><pic:spPr><a:xfrm><a:off x="0" y="0"/><a:ext cx="2560320" cy="1440180"/></a:xfrm><a:prstGeom prst="rect"/></pic:spPr></pic:pic></a:graphicData></a:graphic></wp:inline></w:drawing></w:r></w:p><w:p><w:r><w:rPr><w:rFonts w:ascii="PingFang SC" w:hAnsi="PingFang SC" w:eastAsia="PingFang SC"/><w:b w:val="0"/><w:sz w:val="20"/></w:rPr><w:t>Scene 2 — Ruby Vault (seed=7777). Arnold 1920×1080 EXR.</w:t></w:r></w:p><w:p><w:r><w:br w:type="page"/></w:r></w:p><w:p><w:pPr><w:pStyle w:val="Heading1"/></w:pPr><w:r><w:rPr><w:rFonts w:ascii="PingFang SC" w:hAnsi="PingFang SC" w:eastAsia="PingFang SC"/><w:b w:val="0"/><w:sz w:val="32"/></w:rPr><w:t>Fly-Through Animation Sequence</w:t></w:r></w:p><w:p><w:r><w:rPr><w:rFonts w:ascii="PingFang SC" w:hAnsi="PingFang SC" w:eastAsia="PingFang SC"/><w:b w:val="0"/><w:sz w:val="20"/></w:rPr><w:t>960-frame immersive camera: entrance → spiral around tallest crystals → wide exit. Playback at 24fps = 40 seconds.</w:t></w:r></w:p><w:p><w:pPr><w:jc w:val="center"/></w:pPr><w:r><w:drawing><wp:inline xmlns:a="http://schemas.openxmlformats.org/drawingml/2006/main" xmlns:pic="http://schemas.openxmlformats.org/drawingml/2006/picture"><wp:extent cx="2377440" cy="1337310"/><wp:docPr id="9" name="Picture 9"/><wp:cNvGraphicFramePr><a:graphicFrameLocks noChangeAspect="1"/></wp:cNvGraphicFramePr><a:graphic><a:graphicData uri="http://schemas.openxmlformats.org/drawingml/2006/picture"><pic:pic><pic:nvPicPr><pic:cNvPr id="0" name="fly_frame_000_entrance.png"/><pic:cNvPicPr/></pic:nvPicPr><pic:blipFill><a:blip r:embed="rId16"/><a:stretch><a:fillRect/></a:stretch></pic:blipFill><pic:spPr><a:xfrm><a:off x="0" y="0"/><a:ext cx="2377440" cy="1337310"/></a:xfrm><a:prstGeom prst="rect"/></pic:spPr></pic:pic></a:graphicData></a:graphic></wp:inline></w:drawing></w:r></w:p><w:p><w:r><w:rPr><w:rFonts w:ascii="PingFang SC" w:hAnsi="PingFang SC" w:eastAsia="PingFang SC"/><w:b w:val="0"/><w:sz w:val="20"/></w:rPr><w:t>Frame 1 — Cave entrance overview.</w:t></w:r></w:p><w:p><w:pPr><w:jc w:val="center"/></w:pPr><w:r><w:drawing><wp:inline xmlns:a="http://schemas.openxmlformats.org/drawingml/2006/main" xmlns:pic="http://schemas.openxmlformats.org/drawingml/2006/picture"><wp:extent cx="2377440" cy="1337310"/><wp:docPr id="10" name="Picture 10"/><wp:cNvGraphicFramePr><a:graphicFrameLocks noChangeAspect="1"/></wp:cNvGraphicFramePr><a:graphic><a:graphicData uri="http://schemas.openxmlformats.org/drawingml/2006/picture"><pic:pic><pic:nvPicPr><pic:cNvPr id="0" name="fly_frame_360_closeup.png"/><pic:cNvPicPr/></pic:nvPicPr><pic:blipFill><a:blip r:embed="rId17"/><a:stretch><a:fillRect/></a:stretch></pic:blipFill><pic:spPr><a:xfrm><a:off x="0" y="0"/><a:ext cx="2377440" cy="1337310"/></a:xfrm><a:prstGeom prst="rect"/></pic:spPr></pic:pic></a:graphicData></a:graphic></wp:inline></w:drawing></w:r></w:p><w:p><w:r><w:rPr><w:rFonts w:ascii="PingFang SC" w:hAnsi="PingFang SC" w:eastAsia="PingFang SC"/><w:b w:val="0"/><w:sz w:val="20"/></w:rPr><w:t>Frame 360 — Close pass through crystal cluster.</w:t></w:r></w:p><w:p><w:pPr><w:jc w:val="center"/></w:pPr><w:r><w:drawing><wp:inline xmlns:a="http://schemas.openxmlformats.org/drawingml/2006/main" xmlns:pic="http://schemas.openxmlformats.org/drawingml/2006/picture"><wp:extent cx="2377440" cy="1337310"/><wp:docPr id="11" name="Picture 11"/><wp:cNvGraphicFramePr><a:graphicFrameLocks noChangeAspect="1"/></wp:cNvGraphicFramePr><a:graphic><a:graphicData uri="http://schemas.openxmlformats.org/drawingml/2006/picture"><pic:pic><pic:nvPicPr><pic:cNvPr id="0" name="fly_frame_600_deep.png"/><pic:cNvPicPr/></pic:nvPicPr><pic:blipFill><a:blip r:embed="rId18"/><a:stretch><a:fillRect/></a:stretch></pic:blipFill><pic:spPr><a:xfrm><a:off x="0" y="0"/><a:ext cx="2377440" cy="1337310"/></a:xfrm><a:prstGeom prst="rect"/></pic:spPr></pic:pic></a:graphicData></a:graphic></wp:inline></w:drawing></w:r></w:p><w:p><w:r><w:rPr><w:rFonts w:ascii="PingFang SC" w:hAnsi="PingFang SC" w:eastAsia="PingFang SC"/><w:b w:val="0"/><w:sz w:val="20"/></w:rPr><w:t>Frame 600 — Deep cave turn.</w:t></w:r></w:p><w:p><w:pPr><w:jc w:val="center"/></w:pPr><w:r><w:drawing><wp:inline xmlns:a="http://schemas.openxmlformats.org/drawingml/2006/main" xmlns:pic="http://schemas.openxmlformats.org/drawingml/2006/picture"><wp:extent cx="2377440" cy="1337310"/><wp:docPr id="12" name="Picture 12"/><wp:cNvGraphicFramePr><a:graphicFrameLocks noChangeAspect="1"/></wp:cNvGraphicFramePr><a:graphic><a:graphicData uri="http://schemas.openxmlformats.org/drawingml/2006/picture"><pic:pic><pic:nvPicPr><pic:cNvPr id="0" name="fly_frame_840_wide.png"/><pic:cNvPicPr/></pic:nvPicPr><pic:blipFill><a:blip r:embed="rId19"/><a:stretch><a:fillRect/></a:stretch></pic:blipFill><pic:spPr><a:xfrm><a:off x="0" y="0"/><a:ext cx="2377440" cy="1337310"/></a:xfrm><a:prstGeom prst="rect"/></pic:spPr></pic:pic></a:graphicData></a:graphic></wp:inline></w:drawing></w:r></w:p><w:p><w:r><w:rPr><w:rFonts w:ascii="PingFang SC" w:hAnsi="PingFang SC" w:eastAsia="PingFang SC"/><w:b w:val="0"/><w:sz w:val="20"/></w:rPr><w:t>Frame 840 — Wide exit shot.</w:t></w:r></w:p><w:p><w:r><w:br w:type="page"/></w:r></w:p><w:p><w:pPr><w:pStyle w:val="Heading1"/></w:pPr><w:r><w:rPr><w:rFonts w:ascii="PingFang SC" w:hAnsi="PingFang SC" w:eastAsia="PingFang SC"/><w:b w:val="0"/><w:sz w:val="32"/></w:rPr><w:t>Layout Hierarchy</w:t></w:r></w:p><w:p><w:r><w:rPr><w:rFonts w:ascii="Courier New" w:hAnsi="Courier New" w:eastAsia="Courier New"/><w:b w:val="0"/><w:sz w:val="18"/></w:rPr><w:t>window "cryUI_v3" (440×680, dark #1E1E24)</w:t><w:br/><w:t>│</w:t><w:br/><w:t>├── ◆ Crystal Cavern ◆ banner + subtitle (CN/EN)</w:t><w:br/><w:t>├── tabLayout (5 tabs)</w:t><w:br/><w:t>│   ├── Tab 1  Terrain/地形   [2 frameLayouts, 5 controls]</w:t><w:br/><w:t>│   ├── Tab 2  Crystals/晶体  [2 frameLayouts, 4 controls]</w:t><w:br/><w:t>│   ├── Tab 3  Lighting/灯光  [2 frameLayouts, 4 controls]</w:t><w:br/><w:t>│   ├── Tab 4  Cam/Anim       [2 frameLayouts, 5 controls]</w:t><w:br/><w:t>│   └── Tab 5  Render/渲染    [2 frameLayouts, 5 controls]</w:t><w:br/><w:t>├── progressBar (0→100%, 8 stages)</w:t><w:br/><w:t>├── statusText (real-time feedback)</w:t><w:br/><w:t>├── rowLayout [🟢Generate] [🔵Preview] [🔴Reset] [Close]</w:t><w:br/><w:t>└── footer: ZJU 2026</w:t></w:r></w:p><w:p/><w:p><w:pPr><w:pStyle w:val="Heading2"/></w:pPr><w:r><w:rPr><w:rFonts w:ascii="PingFang SC" w:hAnsi="PingFang SC" w:eastAsia="PingFang SC"/><w:b w:val="0"/><w:sz w:val="26"/></w:rPr><w:t>Callback Functions</w:t></w:r></w:p><w:tbl><w:tblPr><w:tblStyle w:val="LightGrid-Accent1"/><w:tblW w:type="auto" w:w="0"/><w:tblLook w:firstColumn="1" w:firstRow="1" w:lastColumn="0" w:lastRow="0" w:noHBand="0" w:noVBand="1" w:val="04A0"/></w:tblPr><w:tblGrid><w:gridCol w:w="2466"/><w:gridCol w:w="2466"/><w:gridCol w:w="2466"/><w:gridCol w:w="2466"/></w:tblGrid><w:tr><w:tc><w:tcPr><w:tcW w:type="dxa" w:w="2466"/></w:tcPr><w:p><w:r><w:rPr><w:rFonts w:ascii="PingFang SC" w:hAnsi="PingFang SC" w:eastAsia="PingFang SC"/><w:b/><w:sz w:val="18"/></w:rPr><w:t>Button</w:t></w:r></w:p></w:tc><w:tc><w:tcPr><w:tcW w:type="dxa" w:w="2466"/></w:tcPr><w:p><w:r><w:rPr><w:rFonts w:ascii="PingFang SC" w:hAnsi="PingFang SC" w:eastAsia="PingFang SC"/><w:b/><w:sz w:val="18"/></w:rPr><w:t>Colour</w:t></w:r></w:p></w:tc><w:tc><w:tcPr><w:tcW w:type="dxa" w:w="2466"/></w:tcPr><w:p><w:r><w:rPr><w:rFonts w:ascii="PingFang SC" w:hAnsi="PingFang SC" w:eastAsia="PingFang SC"/><w:b/><w:sz w:val="18"/></w:rPr><w:t>Function</w:t></w:r></w:p></w:tc><w:tc><w:tcPr><w:tcW w:type="dxa" w:w="2466"/></w:tcPr><w:p><w:r><w:rPr><w:rFonts w:ascii="PingFang SC" w:hAnsi="PingFang SC" w:eastAsia="PingFang SC"/><w:b/><w:sz w:val="18"/></w:rPr><w:t>Action</w:t></w:r></w:p></w:tc></w:tr><w:tr><w:tc><w:tcPr><w:tcW w:type="dxa" w:w="2466"/></w:tcPr><w:p><w:r><w:rPr><w:rFonts w:ascii="PingFang SC" w:hAnsi="PingFang SC" w:eastAsia="PingFang SC"/><w:b w:val="0"/><w:sz w:val="18"/></w:rPr><w:t>Generate</w:t></w:r></w:p></w:tc><w:tc><w:tcPr><w:tcW w:type="dxa" w:w="2466"/></w:tcPr><w:p><w:r><w:rPr><w:rFonts w:ascii="PingFang SC" w:hAnsi="PingFang SC" w:eastAsia="PingFang SC"/><w:b w:val="0"/><w:sz w:val="18"/></w:rPr><w:t>Green</w:t></w:r></w:p></w:tc><w:tc><w:tcPr><w:tcW w:type="dxa" w:w="2466"/></w:tcPr><w:p><w:r><w:rPr><w:rFonts w:ascii="PingFang SC" w:hAnsi="PingFang SC" w:eastAsia="PingFang SC"/><w:b w:val="0"/><w:sz w:val="18"/></w:rPr><w:t>generate_from_ui()</w:t></w:r></w:p></w:tc><w:tc><w:tcPr><w:tcW w:type="dxa" w:w="2466"/></w:tcPr><w:p><w:r><w:rPr><w:rFonts w:ascii="PingFang SC" w:hAnsi="PingFang SC" w:eastAsia="PingFang SC"/><w:b w:val="0"/><w:sz w:val="18"/></w:rPr><w:t>Read 21 controls → clean → final_scene.build()</w:t></w:r></w:p></w:tc></w:tr><w:tr><w:tc><w:tcPr><w:tcW w:type="dxa" w:w="2466"/></w:tcPr><w:p><w:r><w:rPr><w:rFonts w:ascii="PingFang SC" w:hAnsi="PingFang SC" w:eastAsia="PingFang SC"/><w:b w:val="0"/><w:sz w:val="18"/></w:rPr><w:t>Preview</w:t></w:r></w:p></w:tc><w:tc><w:tcPr><w:tcW w:type="dxa" w:w="2466"/></w:tcPr><w:p><w:r><w:rPr><w:rFonts w:ascii="PingFang SC" w:hAnsi="PingFang SC" w:eastAsia="PingFang SC"/><w:b w:val="0"/><w:sz w:val="18"/></w:rPr><w:t>Blue</w:t></w:r></w:p></w:tc><w:tc><w:tcPr><w:tcW w:type="dxa" w:w="2466"/></w:tcPr><w:p><w:r><w:rPr><w:rFonts w:ascii="PingFang SC" w:hAnsi="PingFang SC" w:eastAsia="PingFang SC"/><w:b w:val="0"/><w:sz w:val="18"/></w:rPr><w:t>_open_arnold_rv()</w:t></w:r></w:p></w:tc><w:tc><w:tcPr><w:tcW w:type="dxa" w:w="2466"/></w:tcPr><w:p><w:r><w:rPr><w:rFonts w:ascii="PingFang SC" w:hAnsi="PingFang SC" w:eastAsia="PingFang SC"/><w:b w:val="0"/><w:sz w:val="18"/></w:rPr><w:t>Open Arnold Render View</w:t></w:r></w:p></w:tc></w:tr><w:tr><w:tc><w:tcPr><w:tcW w:type="dxa" w:w="2466"/></w:tcPr><w:p><w:r><w:rPr><w:rFonts w:ascii="PingFang SC" w:hAnsi="PingFang SC" w:eastAsia="PingFang SC"/><w:b w:val="0"/><w:sz w:val="18"/></w:rPr><w:t>Reset</w:t></w:r></w:p></w:tc><w:tc><w:tcPr><w:tcW w:type="dxa" w:w="2466"/></w:tcPr><w:p><w:r><w:rPr><w:rFonts w:ascii="PingFang SC" w:hAnsi="PingFang SC" w:eastAsia="PingFang SC"/><w:b w:val="0"/><w:sz w:val="18"/></w:rPr><w:t>Red</w:t></w:r></w:p></w:tc><w:tc><w:tcPr><w:tcW w:type="dxa" w:w="2466"/></w:tcPr><w:p><w:r><w:rPr><w:rFonts w:ascii="PingFang SC" w:hAnsi="PingFang SC" w:eastAsia="PingFang SC"/><w:b w:val="0"/><w:sz w:val="18"/></w:rPr><w:t>reset_scene()</w:t></w:r></w:p></w:tc><w:tc><w:tcPr><w:tcW w:type="dxa" w:w="2466"/></w:tcPr><w:p><w:r><w:rPr><w:rFonts w:ascii="PingFang SC" w:hAnsi="PingFang SC" w:eastAsia="PingFang SC"/><w:b w:val="0"/><w:sz w:val="18"/></w:rPr><w:t>ConfirmDialog → cmds.file(new=True)</w:t></w:r></w:p></w:tc></w:tr><w:tr><w:tc><w:tcPr><w:tcW w:type="dxa" w:w="2466"/></w:tcPr><w:p><w:r><w:rPr><w:rFonts w:ascii="PingFang SC" w:hAnsi="PingFang SC" w:eastAsia="PingFang SC"/><w:b w:val="0"/><w:sz w:val="18"/></w:rPr><w:t>Close</w:t></w:r></w:p></w:tc><w:tc><w:tcPr><w:tcW w:type="dxa" w:w="2466"/></w:tcPr><w:p><w:r><w:rPr><w:rFonts w:ascii="PingFang SC" w:hAnsi="PingFang SC" w:eastAsia="PingFang SC"/><w:b w:val="0"/><w:sz w:val="18"/></w:rPr><w:t>Dark</w:t></w:r></w:p></w:tc><w:tc><w:tcPr><w:tcW w:type="dxa" w:w="2466"/></w:tcPr><w:p><w:r><w:rPr><w:rFonts w:ascii="PingFang SC" w:hAnsi="PingFang SC" w:eastAsia="PingFang SC"/><w:b w:val="0"/><w:sz w:val="18"/></w:rPr><w:t>lambda</w:t></w:r></w:p></w:tc><w:tc><w:tcPr><w:tcW w:type="dxa" w:w="2466"/></w:tcPr><w:p><w:r><w:rPr><w:rFonts w:ascii="PingFang SC" w:hAnsi="PingFang SC" w:eastAsia="PingFang SC"/><w:b w:val="0"/><w:sz w:val="18"/></w:rPr><w:t>cmds.deleteUI("cryUI_v3")</w:t></w:r></w:p></w:tc></w:tr></w:tbl><w:p><w:r><w:br w:type="page"/></w:r></w:p><w:p><w:pPr><w:pStyle w:val="Heading1"/></w:pPr><w:r><w:rPr><w:rFonts w:ascii="PingFang SC" w:hAnsi="PingFang SC" w:eastAsia="PingFang SC"/><w:b w:val="0"/><w:sz w:val="32"/></w:rPr><w:t>Cross-Group Best Practice Integration</w:t></w:r></w:p><w:p><w:r><w:rPr><w:rFonts w:ascii="PingFang SC" w:hAnsi="PingFang SC" w:eastAsia="PingFang SC"/><w:b w:val="0"/><w:sz w:val="20"/></w:rPr><w:t>After analyzing 8 peer-group GUI submissions, these features were adopted:</w:t></w:r></w:p><w:tbl><w:tblPr><w:tblStyle w:val="LightGrid-Accent1"/><w:tblW w:type="auto" w:w="0"/><w:tblLook w:firstColumn="1" w:firstRow="1" w:lastColumn="0" w:lastRow="0" w:noHBand="0" w:noVBand="1" w:val="04A0"/></w:tblPr><w:tblGrid><w:gridCol w:w="3289"/><w:gridCol w:w="3289"/><w:gridCol w:w="3289"/></w:tblGrid><w:tr><w:tc><w:tcPr><w:tcW w:type="dxa" w:w="3289"/></w:tcPr><w:p><w:r><w:rPr><w:rFonts w:ascii="PingFang SC" w:hAnsi="PingFang SC" w:eastAsia="PingFang SC"/><w:b/><w:sz w:val="18"/></w:rPr><w:t>Source</w:t></w:r></w:p></w:tc><w:tc><w:tcPr><w:tcW w:type="dxa" w:w="3289"/></w:tcPr><w:p><w:r><w:rPr><w:rFonts w:ascii="PingFang SC" w:hAnsi="PingFang SC" w:eastAsia="PingFang SC"/><w:b/><w:sz w:val="18"/></w:rPr><w:t>Best Practice</w:t></w:r></w:p></w:tc><w:tc><w:tcPr><w:tcW w:type="dxa" w:w="3289"/></w:tcPr><w:p><w:r><w:rPr><w:rFonts w:ascii="PingFang SC" w:hAnsi="PingFang SC" w:eastAsia="PingFang SC"/><w:b/><w:sz w:val="18"/></w:rPr><w:t>Adopted in v3</w:t></w:r></w:p></w:tc></w:tr><w:tr><w:tc><w:tcPr><w:tcW w:type="dxa" w:w="3289"/></w:tcPr><w:p><w:r><w:rPr><w:rFonts w:ascii="PingFang SC" w:hAnsi="PingFang SC" w:eastAsia="PingFang SC"/><w:b w:val="0"/><w:sz w:val="18"/></w:rPr><w:t>Group 1 WorldMaker</w:t></w:r></w:p></w:tc><w:tc><w:tcPr><w:tcW w:type="dxa" w:w="3289"/></w:tcPr><w:p><w:r><w:rPr><w:rFonts w:ascii="PingFang SC" w:hAnsi="PingFang SC" w:eastAsia="PingFang SC"/><w:b w:val="0"/><w:sz w:val="18"/></w:rPr><w:t>Safe ranges</w:t></w:r></w:p></w:tc><w:tc><w:tcPr><w:tcW w:type="dxa" w:w="3289"/></w:tcPr><w:p><w:r><w:rPr><w:rFonts w:ascii="PingFang SC" w:hAnsi="PingFang SC" w:eastAsia="PingFang SC"/><w:b w:val="0"/><w:sz w:val="18"/></w:rPr><w:t>21 controls with min/max limits</w:t></w:r></w:p></w:tc></w:tr><w:tr><w:tc><w:tcPr><w:tcW w:type="dxa" w:w="3289"/></w:tcPr><w:p><w:r><w:rPr><w:rFonts w:ascii="PingFang SC" w:hAnsi="PingFang SC" w:eastAsia="PingFang SC"/><w:b w:val="0"/><w:sz w:val="18"/></w:rPr><w:t>Group 3 CS2</w:t></w:r></w:p></w:tc><w:tc><w:tcPr><w:tcW w:type="dxa" w:w="3289"/></w:tcPr><w:p><w:r><w:rPr><w:rFonts w:ascii="PingFang SC" w:hAnsi="PingFang SC" w:eastAsia="PingFang SC"/><w:b w:val="0"/><w:sz w:val="18"/></w:rPr><w:t>Colour-coded btns</w:t></w:r></w:p></w:tc><w:tc><w:tcPr><w:tcW w:type="dxa" w:w="3289"/></w:tcPr><w:p><w:r><w:rPr><w:rFonts w:ascii="PingFang SC" w:hAnsi="PingFang SC" w:eastAsia="PingFang SC"/><w:b w:val="0"/><w:sz w:val="18"/></w:rPr><w:t>Green → Generate, Amber → Render</w:t></w:r></w:p></w:tc></w:tr><w:tr><w:tc><w:tcPr><w:tcW w:type="dxa" w:w="3289"/></w:tcPr><w:p><w:r><w:rPr><w:rFonts w:ascii="PingFang SC" w:hAnsi="PingFang SC" w:eastAsia="PingFang SC"/><w:b w:val="0"/><w:sz w:val="18"/></w:rPr><w:t>Group 4 SmokeFlow</w:t></w:r></w:p></w:tc><w:tc><w:tcPr><w:tcW w:type="dxa" w:w="3289"/></w:tcPr><w:p><w:r><w:rPr><w:rFonts w:ascii="PingFang SC" w:hAnsi="PingFang SC" w:eastAsia="PingFang SC"/><w:b w:val="0"/><w:sz w:val="18"/></w:rPr><w:t>Collapsible + logo</w:t></w:r></w:p></w:tc><w:tc><w:tcPr><w:tcW w:type="dxa" w:w="3289"/></w:tcPr><w:p><w:r><w:rPr><w:rFonts w:ascii="PingFang SC" w:hAnsi="PingFang SC" w:eastAsia="PingFang SC"/><w:b w:val="0"/><w:sz w:val="18"/></w:rPr><w:t>10 frameLayouts + banner</w:t></w:r></w:p></w:tc></w:tr><w:tr><w:tc><w:tcPr><w:tcW w:type="dxa" w:w="3289"/></w:tcPr><w:p><w:r><w:rPr><w:rFonts w:ascii="PingFang SC" w:hAnsi="PingFang SC" w:eastAsia="PingFang SC"/><w:b w:val="0"/><w:sz w:val="18"/></w:rPr><w:t>Group 5 Emo</w:t></w:r></w:p></w:tc><w:tc><w:tcPr><w:tcW w:type="dxa" w:w="3289"/></w:tcPr><w:p><w:r><w:rPr><w:rFonts w:ascii="PingFang SC" w:hAnsi="PingFang SC" w:eastAsia="PingFang SC"/><w:b w:val="0"/><w:sz w:val="18"/></w:rPr><w:t>Dark aesthetic</w:t></w:r></w:p></w:tc><w:tc><w:tcPr><w:tcW w:type="dxa" w:w="3289"/></w:tcPr><w:p><w:r><w:rPr><w:rFonts w:ascii="PingFang SC" w:hAnsi="PingFang SC" w:eastAsia="PingFang SC"/><w:b w:val="0"/><w:sz w:val="18"/></w:rPr><w:t>#1E1E24 bg, cyan/amber accents</w:t></w:r></w:p></w:tc></w:tr><w:tr><w:tc><w:tcPr><w:tcW w:type="dxa" w:w="3289"/></w:tcPr><w:p><w:r><w:rPr><w:rFonts w:ascii="PingFang SC" w:hAnsi="PingFang SC" w:eastAsia="PingFang SC"/><w:b w:val="0"/><w:sz w:val="18"/></w:rPr><w:t>Group 6 Orbit</w:t></w:r></w:p></w:tc><w:tc><w:tcPr><w:tcW w:type="dxa" w:w="3289"/></w:tcPr><w:p><w:r><w:rPr><w:rFonts w:ascii="PingFang SC" w:hAnsi="PingFang SC" w:eastAsia="PingFang SC"/><w:b w:val="0"/><w:sz w:val="18"/></w:rPr><w:t>Bilingual labels</w:t></w:r></w:p></w:tc><w:tc><w:tcPr><w:tcW w:type="dxa" w:w="3289"/></w:tcPr><w:p><w:r><w:rPr><w:rFonts w:ascii="PingFang SC" w:hAnsi="PingFang SC" w:eastAsia="PingFang SC"/><w:b w:val="0"/><w:sz w:val="18"/></w:rPr><w:t>All 21 CN + EN</w:t></w:r></w:p></w:tc></w:tr><w:tr><w:tc><w:tcPr><w:tcW w:type="dxa" w:w="3289"/></w:tcPr><w:p><w:r><w:rPr><w:rFonts w:ascii="PingFang SC" w:hAnsi="PingFang SC" w:eastAsia="PingFang SC"/><w:b w:val="0"/><w:sz w:val="18"/></w:rPr><w:t>Group 9 Mycelium</w:t></w:r></w:p></w:tc><w:tc><w:tcPr><w:tcW w:type="dxa" w:w="3289"/></w:tcPr><w:p><w:r><w:rPr><w:rFonts w:ascii="PingFang SC" w:hAnsi="PingFang SC" w:eastAsia="PingFang SC"/><w:b w:val="0"/><w:sz w:val="18"/></w:rPr><w:t>Production-order</w:t></w:r></w:p></w:tc><w:tc><w:tcPr><w:tcW w:type="dxa" w:w="3289"/></w:tcPr><w:p><w:r><w:rPr><w:rFonts w:ascii="PingFang SC" w:hAnsi="PingFang SC" w:eastAsia="PingFang SC"/><w:b w:val="0"/><w:sz w:val="18"/></w:rPr><w:t>Terrain→Crystals→Light→Cam→Render</w:t></w:r></w:p></w:tc></w:tr><w:tr><w:tc><w:tcPr><w:tcW w:type="dxa" w:w="3289"/></w:tcPr><w:p><w:r><w:rPr><w:rFonts w:ascii="PingFang SC" w:hAnsi="PingFang SC" w:eastAsia="PingFang SC"/><w:b w:val="0"/><w:sz w:val="18"/></w:rPr><w:t>Group 10 ReefSeed</w:t></w:r></w:p></w:tc><w:tc><w:tcPr><w:tcW w:type="dxa" w:w="3289"/></w:tcPr><w:p><w:r><w:rPr><w:rFonts w:ascii="PingFang SC" w:hAnsi="PingFang SC" w:eastAsia="PingFang SC"/><w:b w:val="0"/><w:sz w:val="18"/></w:rPr><w:t>Single window</w:t></w:r></w:p></w:tc><w:tc><w:tcPr><w:tcW w:type="dxa" w:w="3289"/></w:tcPr><w:p><w:r><w:rPr><w:rFonts w:ascii="PingFang SC" w:hAnsi="PingFang SC" w:eastAsia="PingFang SC"/><w:b w:val="0"/><w:sz w:val="18"/></w:rPr><w:t>440×680 dockable</w:t></w:r></w:p></w:tc></w:tr><w:tr><w:tc><w:tcPr><w:tcW w:type="dxa" w:w="3289"/></w:tcPr><w:p><w:r><w:rPr><w:rFonts w:ascii="PingFang SC" w:hAnsi="PingFang SC" w:eastAsia="PingFang SC"/><w:b w:val="0"/><w:sz w:val="18"/></w:rPr><w:t>Group 11 PosePilot</w:t></w:r></w:p></w:tc><w:tc><w:tcPr><w:tcW w:type="dxa" w:w="3289"/></w:tcPr><w:p><w:r><w:rPr><w:rFonts w:ascii="PingFang SC" w:hAnsi="PingFang SC" w:eastAsia="PingFang SC"/><w:b w:val="0"/><w:sz w:val="18"/></w:rPr><w:t>Progress feedback</w:t></w:r></w:p></w:tc><w:tc><w:tcPr><w:tcW w:type="dxa" w:w="3289"/></w:tcPr><w:p><w:r><w:rPr><w:rFonts w:ascii="PingFang SC" w:hAnsi="PingFang SC" w:eastAsia="PingFang SC"/><w:b w:val="0"/><w:sz w:val="18"/></w:rPr><w:t>progressBar + statusText</w:t></w:r></w:p></w:tc></w:tr></w:tbl><w:p/><w:p><w:pPr><w:pStyle w:val="Heading1"/></w:pPr><w:r><w:rPr><w:rFonts w:ascii="PingFang SC" w:hAnsi="PingFang SC" w:eastAsia="PingFang SC"/><w:b w:val="0"/><w:sz w:val="32"/></w:rPr><w:t>GUI Iteration History</w:t></w:r></w:p><w:tbl><w:tblPr><w:tblStyle w:val="LightGrid-Accent1"/><w:tblW w:type="auto" w:w="0"/><w:tblLook w:firstColumn="1" w:firstRow="1" w:lastColumn="0" w:lastRow="0" w:noHBand="0" w:noVBand="1" w:val="04A0"/></w:tblPr><w:tblGrid><w:gridCol w:w="2466"/><w:gridCol w:w="2466"/><w:gridCol w:w="2466"/><w:gridCol w:w="2466"/></w:tblGrid><w:tr><w:tc><w:tcPr><w:tcW w:type="dxa" w:w="2466"/></w:tcPr><w:p><w:r><w:rPr><w:rFonts w:ascii="PingFang SC" w:hAnsi="PingFang SC" w:eastAsia="PingFang SC"/><w:b/><w:sz w:val="18"/></w:rPr><w:t>Feature</w:t></w:r></w:p></w:tc><w:tc><w:tcPr><w:tcW w:type="dxa" w:w="2466"/></w:tcPr><w:p><w:r><w:rPr><w:rFonts w:ascii="PingFang SC" w:hAnsi="PingFang SC" w:eastAsia="PingFang SC"/><w:b/><w:sz w:val="18"/></w:rPr><w:t>v1 (Jul 19)</w:t></w:r></w:p></w:tc><w:tc><w:tcPr><w:tcW w:type="dxa" w:w="2466"/></w:tcPr><w:p><w:r><w:rPr><w:rFonts w:ascii="PingFang SC" w:hAnsi="PingFang SC" w:eastAsia="PingFang SC"/><w:b/><w:sz w:val="18"/></w:rPr><w:t>v2 (Jul 20)</w:t></w:r></w:p></w:tc><w:tc><w:tcPr><w:tcW w:type="dxa" w:w="2466"/></w:tcPr><w:p><w:r><w:rPr><w:rFonts w:ascii="PingFang SC" w:hAnsi="PingFang SC" w:eastAsia="PingFang SC"/><w:b/><w:sz w:val="18"/></w:rPr><w:t>v3 (Jul 22)</w:t></w:r></w:p></w:tc></w:tr><w:tr><w:tc><w:tcPr><w:tcW w:type="dxa" w:w="2466"/></w:tcPr><w:p><w:r><w:rPr><w:rFonts w:ascii="PingFang SC" w:hAnsi="PingFang SC" w:eastAsia="PingFang SC"/><w:b w:val="0"/><w:sz w:val="18"/></w:rPr><w:t>Tabs</w:t></w:r></w:p></w:tc><w:tc><w:tcPr><w:tcW w:type="dxa" w:w="2466"/></w:tcPr><w:p><w:r><w:rPr><w:rFonts w:ascii="PingFang SC" w:hAnsi="PingFang SC" w:eastAsia="PingFang SC"/><w:b w:val="0"/><w:sz w:val="18"/></w:rPr><w:t>Flat layout</w:t></w:r></w:p></w:tc><w:tc><w:tcPr><w:tcW w:type="dxa" w:w="2466"/></w:tcPr><w:p><w:r><w:rPr><w:rFonts w:ascii="PingFang SC" w:hAnsi="PingFang SC" w:eastAsia="PingFang SC"/><w:b w:val="0"/><w:sz w:val="18"/></w:rPr><w:t>4 tabs</w:t></w:r></w:p></w:tc><w:tc><w:tcPr><w:tcW w:type="dxa" w:w="2466"/></w:tcPr><w:p><w:r><w:rPr><w:rFonts w:ascii="PingFang SC" w:hAnsi="PingFang SC" w:eastAsia="PingFang SC"/><w:b w:val="0"/><w:sz w:val="18"/></w:rPr><w:t>5 + collapsible</w:t></w:r></w:p></w:tc></w:tr><w:tr><w:tc><w:tcPr><w:tcW w:type="dxa" w:w="2466"/></w:tcPr><w:p><w:r><w:rPr><w:rFonts w:ascii="PingFang SC" w:hAnsi="PingFang SC" w:eastAsia="PingFang SC"/><w:b w:val="0"/><w:sz w:val="18"/></w:rPr><w:t>Controls</w:t></w:r></w:p></w:tc><w:tc><w:tcPr><w:tcW w:type="dxa" w:w="2466"/></w:tcPr><w:p><w:r><w:rPr><w:rFonts w:ascii="PingFang SC" w:hAnsi="PingFang SC" w:eastAsia="PingFang SC"/><w:b w:val="0"/><w:sz w:val="18"/></w:rPr><w:t>8</w:t></w:r></w:p></w:tc><w:tc><w:tcPr><w:tcW w:type="dxa" w:w="2466"/></w:tcPr><w:p><w:r><w:rPr><w:rFonts w:ascii="PingFang SC" w:hAnsi="PingFang SC" w:eastAsia="PingFang SC"/><w:b w:val="0"/><w:sz w:val="18"/></w:rPr><w:t>16</w:t></w:r></w:p></w:tc><w:tc><w:tcPr><w:tcW w:type="dxa" w:w="2466"/></w:tcPr><w:p><w:r><w:rPr><w:rFonts w:ascii="PingFang SC" w:hAnsi="PingFang SC" w:eastAsia="PingFang SC"/><w:b w:val="0"/><w:sz w:val="18"/></w:rPr><w:t>21</w:t></w:r></w:p></w:tc></w:tr><w:tr><w:tc><w:tcPr><w:tcW w:type="dxa" w:w="2466"/></w:tcPr><w:p><w:r><w:rPr><w:rFonts w:ascii="PingFang SC" w:hAnsi="PingFang SC" w:eastAsia="PingFang SC"/><w:b w:val="0"/><w:sz w:val="18"/></w:rPr><w:t>Language</w:t></w:r></w:p></w:tc><w:tc><w:tcPr><w:tcW w:type="dxa" w:w="2466"/></w:tcPr><w:p><w:r><w:rPr><w:rFonts w:ascii="PingFang SC" w:hAnsi="PingFang SC" w:eastAsia="PingFang SC"/><w:b w:val="0"/><w:sz w:val="18"/></w:rPr><w:t>Code only</w:t></w:r></w:p></w:tc><w:tc><w:tcPr><w:tcW w:type="dxa" w:w="2466"/></w:tcPr><w:p><w:r><w:rPr><w:rFonts w:ascii="PingFang SC" w:hAnsi="PingFang SC" w:eastAsia="PingFang SC"/><w:b w:val="0"/><w:sz w:val="18"/></w:rPr><w:t>English</w:t></w:r></w:p></w:tc><w:tc><w:tcPr><w:tcW w:type="dxa" w:w="2466"/></w:tcPr><w:p><w:r><w:rPr><w:rFonts w:ascii="PingFang SC" w:hAnsi="PingFang SC" w:eastAsia="PingFang SC"/><w:b w:val="0"/><w:sz w:val="18"/></w:rPr><w:t>CN + EN bilingual</w:t></w:r></w:p></w:tc></w:tr><w:tr><w:tc><w:tcPr><w:tcW w:type="dxa" w:w="2466"/></w:tcPr><w:p><w:r><w:rPr><w:rFonts w:ascii="PingFang SC" w:hAnsi="PingFang SC" w:eastAsia="PingFang SC"/><w:b w:val="0"/><w:sz w:val="18"/></w:rPr><w:t>Buttons</w:t></w:r></w:p></w:tc><w:tc><w:tcPr><w:tcW w:type="dxa" w:w="2466"/></w:tcPr><w:p><w:r><w:rPr><w:rFonts w:ascii="PingFang SC" w:hAnsi="PingFang SC" w:eastAsia="PingFang SC"/><w:b w:val="0"/><w:sz w:val="18"/></w:rPr><w:t>1 colour</w:t></w:r></w:p></w:tc><w:tc><w:tcPr><w:tcW w:type="dxa" w:w="2466"/></w:tcPr><w:p><w:r><w:rPr><w:rFonts w:ascii="PingFang SC" w:hAnsi="PingFang SC" w:eastAsia="PingFang SC"/><w:b w:val="0"/><w:sz w:val="18"/></w:rPr><w:t>2 colours</w:t></w:r></w:p></w:tc><w:tc><w:tcPr><w:tcW w:type="dxa" w:w="2466"/></w:tcPr><w:p><w:r><w:rPr><w:rFonts w:ascii="PingFang SC" w:hAnsi="PingFang SC" w:eastAsia="PingFang SC"/><w:b w:val="0"/><w:sz w:val="18"/></w:rPr><w:t>4-colour</w:t></w:r></w:p></w:tc></w:tr><w:tr><w:tc><w:tcPr><w:tcW w:type="dxa" w:w="2466"/></w:tcPr><w:p><w:r><w:rPr><w:rFonts w:ascii="PingFang SC" w:hAnsi="PingFang SC" w:eastAsia="PingFang SC"/><w:b w:val="0"/><w:sz w:val="18"/></w:rPr><w:t>Feedback</w:t></w:r></w:p></w:tc><w:tc><w:tcPr><w:tcW w:type="dxa" w:w="2466"/></w:tcPr><w:p><w:r><w:rPr><w:rFonts w:ascii="PingFang SC" w:hAnsi="PingFang SC" w:eastAsia="PingFang SC"/><w:b w:val="0"/><w:sz w:val="18"/></w:rPr><w:t>print()</w:t></w:r></w:p></w:tc><w:tc><w:tcPr><w:tcW w:type="dxa" w:w="2466"/></w:tcPr><w:p><w:r><w:rPr><w:rFonts w:ascii="PingFang SC" w:hAnsi="PingFang SC" w:eastAsia="PingFang SC"/><w:b w:val="0"/><w:sz w:val="18"/></w:rPr><w:t>print()</w:t></w:r></w:p></w:tc><w:tc><w:tcPr><w:tcW w:type="dxa" w:w="2466"/></w:tcPr><w:p><w:r><w:rPr><w:rFonts w:ascii="PingFang SC" w:hAnsi="PingFang SC" w:eastAsia="PingFang SC"/><w:b w:val="0"/><w:sz w:val="18"/></w:rPr><w:t>progressBar + status</w:t></w:r></w:p></w:tc></w:tr><w:tr><w:tc><w:tcPr><w:tcW w:type="dxa" w:w="2466"/></w:tcPr><w:p><w:r><w:rPr><w:rFonts w:ascii="PingFang SC" w:hAnsi="PingFang SC" w:eastAsia="PingFang SC"/><w:b w:val="0"/><w:sz w:val="18"/></w:rPr><w:t>Path</w:t></w:r></w:p></w:tc><w:tc><w:tcPr><w:tcW w:type="dxa" w:w="2466"/></w:tcPr><w:p><w:r><w:rPr><w:rFonts w:ascii="PingFang SC" w:hAnsi="PingFang SC" w:eastAsia="PingFang SC"/><w:b w:val="0"/><w:sz w:val="18"/></w:rPr><w:t>Hardcoded</w:t></w:r></w:p></w:tc><w:tc><w:tcPr><w:tcW w:type="dxa" w:w="2466"/></w:tcPr><w:p><w:r><w:rPr><w:rFonts w:ascii="PingFang SC" w:hAnsi="PingFang SC" w:eastAsia="PingFang SC"/><w:b w:val="0"/><w:sz w:val="18"/></w:rPr><w:t>Hardcoded</w:t></w:r></w:p></w:tc><w:tc><w:tcPr><w:tcW w:type="dxa" w:w="2466"/></w:tcPr><w:p><w:r><w:rPr><w:rFonts w:ascii="PingFang SC" w:hAnsi="PingFang SC" w:eastAsia="PingFang SC"/><w:b w:val="0"/><w:sz w:val="18"/></w:rPr><w:t>__file__ portable</w:t></w:r></w:p></w:tc></w:tr></w:tbl><w:sectPr><w:pgSz w:w="11906" w:h="16838"/><w:pgMar w:top="1440" w:right="1020" w:bottom="1440" w:left="1020" w:header="720" w:footer="720" w:gutter="0"/><w:cols w:space="720"/><w:docGrid w:linePitch="360"/></w:sectPr></w:body></w:document>
+<file path=word/document.xml><?xml version="1.0" encoding="utf-8"?>
+<w:document xmlns:wpc="http://schemas.microsoft.com/office/word/2010/wordprocessingCanvas" xmlns:mo="http://schemas.microsoft.com/office/mac/office/2008/main" xmlns:mc="http://schemas.openxmlformats.org/markup-compatibility/2006" xmlns:mv="urn:schemas-microsoft-com:mac:vml" xmlns:o="urn:schemas-microsoft-com:office:office" xmlns:r="http://schemas.openxmlformats.org/officeDocument/2006/relationships" xmlns:m="http://schemas.openxmlformats.org/officeDocument/2006/math" xmlns:v="urn:schemas-microsoft-com:vml" xmlns:wp14="http://schemas.microsoft.com/office/word/2010/wordprocessingDrawing" xmlns:wp="http://schemas.openxmlformats.org/drawingml/2006/wordprocessingDrawing" xmlns:w10="urn:schemas-microsoft-com:office:word" xmlns:w="http://schemas.openxmlformats.org/wordprocessingml/2006/main" xmlns:w14="http://schemas.microsoft.com/office/word/2010/wordml" xmlns:wpg="http://schemas.microsoft.com/office/word/2010/wordprocessingGroup" xmlns:wpi="http://schemas.microsoft.com/office/word/2010/wordprocessingInk" xmlns:wne="http://schemas.microsoft.com/office/word/2006/wordml" xmlns:wps="http://schemas.microsoft.com/office/word/2010/wordprocessingShape" mc:Ignorable="w14 wp14">
+  <w:body>
+    <w:p/>
+    <w:p/>
+    <w:p/>
+    <w:p>
+      <w:pPr>
+        <w:pStyle w:val="Title"/>
+        <w:jc w:val="center"/>
+      </w:pPr>
+      <w:r>
+        <w:rPr>
+          <w:rFonts w:ascii="PingFang SC" w:hAnsi="PingFang SC" w:eastAsia="PingFang SC"/>
+          <w:b/>
+          <w:sz w:val="56"/>
+        </w:rPr>
+        <w:t>Crystal Cavern</w:t>
+        <w:br/>
+        <w:t>Maya Python GUI Design Document</w:t>
+      </w:r>
+    </w:p>
+    <w:p/>
+    <w:p>
+      <w:pPr>
+        <w:jc w:val="center"/>
+      </w:pPr>
+      <w:r>
+        <w:rPr>
+          <w:rFonts w:ascii="PingFang SC" w:hAnsi="PingFang SC" w:eastAsia="PingFang SC"/>
+          <w:b w:val="0"/>
+          <w:sz w:val="28"/>
+        </w:rPr>
+        <w:t>Python-Driven Procedural Cave Generator</w:t>
+      </w:r>
+    </w:p>
+    <w:p>
+      <w:pPr>
+        <w:jc w:val="center"/>
+      </w:pPr>
+      <w:r>
+        <w:rPr>
+          <w:rFonts w:ascii="PingFang SC" w:hAnsi="PingFang SC" w:eastAsia="PingFang SC"/>
+          <w:b w:val="0"/>
+          <w:sz w:val="24"/>
+        </w:rPr>
+        <w:t>未来创新设计 · ZJU 2026 · Prof. Xiaosong Yang &amp; Prof. Zhang Kejun</w:t>
+      </w:r>
+    </w:p>
+    <w:p/>
+    <w:p>
+      <w:pPr>
+        <w:jc w:val="center"/>
+      </w:pPr>
+      <w:r>
+        <w:rPr>
+          <w:rFonts w:ascii="PingFang SC" w:hAnsi="PingFang SC" w:eastAsia="PingFang SC"/>
+          <w:b/>
+          <w:sz w:val="32"/>
+        </w:rPr>
+        <w:t>贺想容  ·  3230104205</w:t>
+      </w:r>
+    </w:p>
+    <w:p/>
+    <w:p>
+      <w:pPr>
+        <w:jc w:val="center"/>
+      </w:pPr>
+      <w:r>
+        <w:rPr>
+          <w:rFonts w:ascii="PingFang SC" w:hAnsi="PingFang SC" w:eastAsia="PingFang SC"/>
+          <w:b w:val="0"/>
+          <w:sz w:val="22"/>
+        </w:rPr>
+        <w:t>22 July 2026</w:t>
+      </w:r>
+    </w:p>
+    <w:p>
+      <w:r>
+        <w:br w:type="page"/>
+      </w:r>
+    </w:p>
+    <w:p>
+      <w:pPr>
+        <w:pStyle w:val="Heading1"/>
+      </w:pPr>
+      <w:r>
+        <w:rPr>
+          <w:rFonts w:ascii="PingFang SC" w:hAnsi="PingFang SC" w:eastAsia="PingFang SC"/>
+          <w:b w:val="0"/>
+          <w:sz w:val="32"/>
+        </w:rPr>
+        <w:t>v2 → v3: GUI Evolution</w:t>
+      </w:r>
+    </w:p>
+    <w:p>
+      <w:r>
+        <w:rPr>
+          <w:rFonts w:ascii="PingFang SC" w:hAnsi="PingFang SC" w:eastAsia="PingFang SC"/>
+          <w:b w:val="0"/>
+          <w:sz w:val="20"/>
+        </w:rPr>
+        <w:t>The GUI evolved from a basic 4-tab flat layout (v2) to a professional 5-tab design with collapsible sections, bilingual labels, progress bar, and colour-coded action buttons (v3).</w:t>
+      </w:r>
+    </w:p>
+    <w:tbl>
+      <w:tblPr>
+        <w:tblStyle w:val="LightGrid-Accent1"/>
+        <w:tblW w:type="auto" w:w="0"/>
+        <w:tblLook w:firstColumn="1" w:firstRow="1" w:lastColumn="0" w:lastRow="0" w:noHBand="0" w:noVBand="1" w:val="04A0"/>
+      </w:tblPr>
+      <w:tblGrid>
+        <w:gridCol w:w="4933"/>
+        <w:gridCol w:w="4933"/>
+      </w:tblGrid>
+      <w:tr>
+        <w:tc>
+          <w:tcPr>
+            <w:tcW w:type="dxa" w:w="4933"/>
+          </w:tcPr>
+          <w:p>
+            <w:r>
+              <w:rPr>
+                <w:rFonts w:ascii="PingFang SC" w:hAnsi="PingFang SC" w:eastAsia="PingFang SC"/>
+                <w:b/>
+                <w:sz w:val="18"/>
+              </w:rPr>
+              <w:t>v2 (Previous)</w:t>
+            </w:r>
+          </w:p>
+        </w:tc>
+        <w:tc>
+          <w:tcPr>
+            <w:tcW w:type="dxa" w:w="4933"/>
+          </w:tcPr>
+          <w:p>
+            <w:r>
+              <w:rPr>
+                <w:rFonts w:ascii="PingFang SC" w:hAnsi="PingFang SC" w:eastAsia="PingFang SC"/>
+                <w:b/>
+                <w:sz w:val="18"/>
+              </w:rPr>
+              <w:t>v3 (Current)</w:t>
+            </w:r>
+          </w:p>
+        </w:tc>
+      </w:tr>
+      <w:tr>
+        <w:tc>
+          <w:tcPr>
+            <w:tcW w:type="dxa" w:w="4933"/>
+          </w:tcPr>
+          <w:p>
+            <w:r>
+              <w:rPr>
+                <w:rFonts w:ascii="PingFang SC" w:hAnsi="PingFang SC" w:eastAsia="PingFang SC"/>
+                <w:b w:val="0"/>
+                <w:sz w:val="18"/>
+              </w:rPr>
+              <w:t>4 tabs, flat layout</w:t>
+            </w:r>
+          </w:p>
+        </w:tc>
+        <w:tc>
+          <w:tcPr>
+            <w:tcW w:type="dxa" w:w="4933"/>
+          </w:tcPr>
+          <w:p>
+            <w:r>
+              <w:rPr>
+                <w:rFonts w:ascii="PingFang SC" w:hAnsi="PingFang SC" w:eastAsia="PingFang SC"/>
+                <w:b w:val="0"/>
+                <w:sz w:val="18"/>
+              </w:rPr>
+              <w:t>5 tabs + 10 collapsible frameLayout sections</w:t>
+            </w:r>
+          </w:p>
+        </w:tc>
+      </w:tr>
+      <w:tr>
+        <w:tc>
+          <w:tcPr>
+            <w:tcW w:type="dxa" w:w="4933"/>
+          </w:tcPr>
+          <w:p>
+            <w:r>
+              <w:rPr>
+                <w:rFonts w:ascii="PingFang SC" w:hAnsi="PingFang SC" w:eastAsia="PingFang SC"/>
+                <w:b w:val="0"/>
+                <w:sz w:val="18"/>
+              </w:rPr>
+              <w:t>16 params, English only</w:t>
+            </w:r>
+          </w:p>
+        </w:tc>
+        <w:tc>
+          <w:tcPr>
+            <w:tcW w:type="dxa" w:w="4933"/>
+          </w:tcPr>
+          <w:p>
+            <w:r>
+              <w:rPr>
+                <w:rFonts w:ascii="PingFang SC" w:hAnsi="PingFang SC" w:eastAsia="PingFang SC"/>
+                <w:b w:val="0"/>
+                <w:sz w:val="18"/>
+              </w:rPr>
+              <w:t>21 params, Chinese + English bilingual</w:t>
+            </w:r>
+          </w:p>
+        </w:tc>
+      </w:tr>
+      <w:tr>
+        <w:tc>
+          <w:tcPr>
+            <w:tcW w:type="dxa" w:w="4933"/>
+          </w:tcPr>
+          <w:p>
+            <w:r>
+              <w:rPr>
+                <w:rFonts w:ascii="PingFang SC" w:hAnsi="PingFang SC" w:eastAsia="PingFang SC"/>
+                <w:b w:val="0"/>
+                <w:sz w:val="18"/>
+              </w:rPr>
+              <w:t>Hardcoded /Users/xixi/ path</w:t>
+            </w:r>
+          </w:p>
+        </w:tc>
+        <w:tc>
+          <w:tcPr>
+            <w:tcW w:type="dxa" w:w="4933"/>
+          </w:tcPr>
+          <w:p>
+            <w:r>
+              <w:rPr>
+                <w:rFonts w:ascii="PingFang SC" w:hAnsi="PingFang SC" w:eastAsia="PingFang SC"/>
+                <w:b w:val="0"/>
+                <w:sz w:val="18"/>
+              </w:rPr>
+              <w:t>__file__-based portable path</w:t>
+            </w:r>
+          </w:p>
+        </w:tc>
+      </w:tr>
+      <w:tr>
+        <w:tc>
+          <w:tcPr>
+            <w:tcW w:type="dxa" w:w="4933"/>
+          </w:tcPr>
+          <w:p>
+            <w:r>
+              <w:rPr>
+                <w:rFonts w:ascii="PingFang SC" w:hAnsi="PingFang SC" w:eastAsia="PingFang SC"/>
+                <w:b w:val="0"/>
+                <w:sz w:val="18"/>
+              </w:rPr>
+              <w:t>2 button colours</w:t>
+            </w:r>
+          </w:p>
+        </w:tc>
+        <w:tc>
+          <w:tcPr>
+            <w:tcW w:type="dxa" w:w="4933"/>
+          </w:tcPr>
+          <w:p>
+            <w:r>
+              <w:rPr>
+                <w:rFonts w:ascii="PingFang SC" w:hAnsi="PingFang SC" w:eastAsia="PingFang SC"/>
+                <w:b w:val="0"/>
+                <w:sz w:val="18"/>
+              </w:rPr>
+              <w:t>4-colour: Green / Blue / Amber / Red</w:t>
+            </w:r>
+          </w:p>
+        </w:tc>
+      </w:tr>
+      <w:tr>
+        <w:tc>
+          <w:tcPr>
+            <w:tcW w:type="dxa" w:w="4933"/>
+          </w:tcPr>
+          <w:p>
+            <w:r>
+              <w:rPr>
+                <w:rFonts w:ascii="PingFang SC" w:hAnsi="PingFang SC" w:eastAsia="PingFang SC"/>
+                <w:b w:val="0"/>
+                <w:sz w:val="18"/>
+              </w:rPr>
+              <w:t>No progress feedback</w:t>
+            </w:r>
+          </w:p>
+        </w:tc>
+        <w:tc>
+          <w:tcPr>
+            <w:tcW w:type="dxa" w:w="4933"/>
+          </w:tcPr>
+          <w:p>
+            <w:r>
+              <w:rPr>
+                <w:rFonts w:ascii="PingFang SC" w:hAnsi="PingFang SC" w:eastAsia="PingFang SC"/>
+                <w:b w:val="0"/>
+                <w:sz w:val="18"/>
+              </w:rPr>
+              <w:t>8-stage progressBar + status footer</w:t>
+            </w:r>
+          </w:p>
+        </w:tc>
+      </w:tr>
+      <w:tr>
+        <w:tc>
+          <w:tcPr>
+            <w:tcW w:type="dxa" w:w="4933"/>
+          </w:tcPr>
+          <w:p>
+            <w:r>
+              <w:rPr>
+                <w:rFonts w:ascii="PingFang SC" w:hAnsi="PingFang SC" w:eastAsia="PingFang SC"/>
+                <w:b w:val="0"/>
+                <w:sz w:val="18"/>
+              </w:rPr>
+              <w:t>No banner</w:t>
+            </w:r>
+          </w:p>
+        </w:tc>
+        <w:tc>
+          <w:tcPr>
+            <w:tcW w:type="dxa" w:w="4933"/>
+          </w:tcPr>
+          <w:p>
+            <w:r>
+              <w:rPr>
+                <w:rFonts w:ascii="PingFang SC" w:hAnsi="PingFang SC" w:eastAsia="PingFang SC"/>
+                <w:b w:val="0"/>
+                <w:sz w:val="18"/>
+              </w:rPr>
+              <w:t>◆ Crystal Cavern ◆ banner + subtitle</w:t>
+            </w:r>
+          </w:p>
+        </w:tc>
+      </w:tr>
+      <w:tr>
+        <w:tc>
+          <w:tcPr>
+            <w:tcW w:type="dxa" w:w="4933"/>
+          </w:tcPr>
+          <w:p>
+            <w:r>
+              <w:rPr>
+                <w:rFonts w:ascii="PingFang SC" w:hAnsi="PingFang SC" w:eastAsia="PingFang SC"/>
+                <w:b w:val="0"/>
+                <w:sz w:val="18"/>
+              </w:rPr>
+              <w:t>380×560</w:t>
+            </w:r>
+          </w:p>
+        </w:tc>
+        <w:tc>
+          <w:tcPr>
+            <w:tcW w:type="dxa" w:w="4933"/>
+          </w:tcPr>
+          <w:p>
+            <w:r>
+              <w:rPr>
+                <w:rFonts w:ascii="PingFang SC" w:hAnsi="PingFang SC" w:eastAsia="PingFang SC"/>
+                <w:b w:val="0"/>
+                <w:sz w:val="18"/>
+              </w:rPr>
+              <w:t>440×680</w:t>
+            </w:r>
+          </w:p>
+        </w:tc>
+      </w:tr>
+    </w:tbl>
+    <w:p/>
+    <w:p>
+      <w:pPr>
+        <w:jc w:val="center"/>
+      </w:pPr>
+      <w:r>
+        <w:drawing>
+          <wp:inline xmlns:a="http://schemas.openxmlformats.org/drawingml/2006/main" xmlns:pic="http://schemas.openxmlformats.org/drawingml/2006/picture">
+            <wp:extent cx="2926080" cy="4522124"/>
+            <wp:docPr id="1" name="Picture 1"/>
+            <wp:cNvGraphicFramePr>
+              <a:graphicFrameLocks noChangeAspect="1"/>
+            </wp:cNvGraphicFramePr>
+            <a:graphic>
+              <a:graphicData uri="http://schemas.openxmlformats.org/drawingml/2006/picture">
+                <pic:pic>
+                  <pic:nvPicPr>
+                    <pic:cNvPr id="0" name="gui_v3_window.png"/>
+                    <pic:cNvPicPr/>
+                  </pic:nvPicPr>
+                  <pic:blipFill>
+                    <a:blip r:embed="rId9"/>
+                    <a:stretch>
+                      <a:fillRect/>
+                    </a:stretch>
+                  </pic:blipFill>
+                  <pic:spPr>
+                    <a:xfrm>
+                      <a:off x="0" y="0"/>
+                      <a:ext cx="2926080" cy="4522124"/>
+                    </a:xfrm>
+                    <a:prstGeom prst="rect"/>
+                  </pic:spPr>
+                </pic:pic>
+              </a:graphicData>
+            </a:graphic>
+          </wp:inline>
+        </w:drawing>
+      </w:r>
+    </w:p>
+    <w:p>
+      <w:r>
+        <w:rPr>
+          <w:rFonts w:ascii="PingFang SC" w:hAnsi="PingFang SC" w:eastAsia="PingFang SC"/>
+          <w:b w:val="0"/>
+          <w:sz w:val="20"/>
+        </w:rPr>
+        <w:t>Figure 1. Crystal Cavern v3 GUI — 5 tabs, collapsible sections, colour-coded buttons, progress bar with status footer.</w:t>
+      </w:r>
+    </w:p>
+    <w:p>
+      <w:r>
+        <w:br w:type="page"/>
+      </w:r>
+    </w:p>
+    <w:p>
+      <w:pPr>
+        <w:pStyle w:val="Heading1"/>
+      </w:pPr>
+      <w:r>
+        <w:rPr>
+          <w:rFonts w:ascii="PingFang SC" w:hAnsi="PingFang SC" w:eastAsia="PingFang SC"/>
+          <w:b w:val="0"/>
+          <w:sz w:val="32"/>
+        </w:rPr>
+        <w:t>GUI v3 — All Five Tabs</w:t>
+      </w:r>
+    </w:p>
+    <w:p>
+      <w:pPr>
+        <w:pStyle w:val="Heading2"/>
+      </w:pPr>
+      <w:r>
+        <w:rPr>
+          <w:rFonts w:ascii="PingFang SC" w:hAnsi="PingFang SC" w:eastAsia="PingFang SC"/>
+          <w:b w:val="0"/>
+          <w:sz w:val="26"/>
+        </w:rPr>
+        <w:t>Terrain / 地形</w:t>
+      </w:r>
+    </w:p>
+    <w:p>
+      <w:pPr>
+        <w:jc w:val="center"/>
+      </w:pPr>
+      <w:r>
+        <w:drawing>
+          <wp:inline xmlns:a="http://schemas.openxmlformats.org/drawingml/2006/main" xmlns:pic="http://schemas.openxmlformats.org/drawingml/2006/picture">
+            <wp:extent cx="3474720" cy="5370022"/>
+            <wp:docPr id="2" name="Picture 2"/>
+            <wp:cNvGraphicFramePr>
+              <a:graphicFrameLocks noChangeAspect="1"/>
+            </wp:cNvGraphicFramePr>
+            <a:graphic>
+              <a:graphicData uri="http://schemas.openxmlformats.org/drawingml/2006/picture">
+                <pic:pic>
+                  <pic:nvPicPr>
+                    <pic:cNvPr id="0" name="gui_v3_window.png"/>
+                    <pic:cNvPicPr/>
+                  </pic:nvPicPr>
+                  <pic:blipFill>
+                    <a:blip r:embed="rId9"/>
+                    <a:stretch>
+                      <a:fillRect/>
+                    </a:stretch>
+                  </pic:blipFill>
+                  <pic:spPr>
+                    <a:xfrm>
+                      <a:off x="0" y="0"/>
+                      <a:ext cx="3474720" cy="5370022"/>
+                    </a:xfrm>
+                    <a:prstGeom prst="rect"/>
+                  </pic:spPr>
+                </pic:pic>
+              </a:graphicData>
+            </a:graphic>
+          </wp:inline>
+        </w:drawing>
+      </w:r>
+    </w:p>
+    <w:p>
+      <w:r>
+        <w:rPr>
+          <w:rFonts w:ascii="PingFang SC" w:hAnsi="PingFang SC" w:eastAsia="PingFang SC"/>
+          <w:b w:val="0"/>
+          <w:sz w:val="20"/>
+        </w:rPr>
+        <w:t>Two collapsible sections: Base Settings (Seed 1–99999, Roughness 0.1–0.8, Size 20–80) and Enclosure (Wall Height 8–25, Ceiling 6–20). All controls have safe min/max ranges to prevent user errors.</w:t>
+      </w:r>
+    </w:p>
+    <w:p>
+      <w:pPr>
+        <w:pStyle w:val="Heading2"/>
+      </w:pPr>
+      <w:r>
+        <w:rPr>
+          <w:rFonts w:ascii="PingFang SC" w:hAnsi="PingFang SC" w:eastAsia="PingFang SC"/>
+          <w:b w:val="0"/>
+          <w:sz w:val="26"/>
+        </w:rPr>
+        <w:t>Crystals / 晶体</w:t>
+      </w:r>
+    </w:p>
+    <w:p>
+      <w:pPr>
+        <w:jc w:val="center"/>
+      </w:pPr>
+      <w:r>
+        <w:drawing>
+          <wp:inline xmlns:a="http://schemas.openxmlformats.org/drawingml/2006/main" xmlns:pic="http://schemas.openxmlformats.org/drawingml/2006/picture">
+            <wp:extent cx="3474720" cy="5370022"/>
+            <wp:docPr id="3" name="Picture 3"/>
+            <wp:cNvGraphicFramePr>
+              <a:graphicFrameLocks noChangeAspect="1"/>
+            </wp:cNvGraphicFramePr>
+            <a:graphic>
+              <a:graphicData uri="http://schemas.openxmlformats.org/drawingml/2006/picture">
+                <pic:pic>
+                  <pic:nvPicPr>
+                    <pic:cNvPr id="0" name="gui_v3_crystals.png"/>
+                    <pic:cNvPicPr/>
+                  </pic:nvPicPr>
+                  <pic:blipFill>
+                    <a:blip r:embed="rId10"/>
+                    <a:stretch>
+                      <a:fillRect/>
+                    </a:stretch>
+                  </pic:blipFill>
+                  <pic:spPr>
+                    <a:xfrm>
+                      <a:off x="0" y="0"/>
+                      <a:ext cx="3474720" cy="5370022"/>
+                    </a:xfrm>
+                    <a:prstGeom prst="rect"/>
+                  </pic:spPr>
+                </pic:pic>
+              </a:graphicData>
+            </a:graphic>
+          </wp:inline>
+        </w:drawing>
+      </w:r>
+    </w:p>
+    <w:p>
+      <w:r>
+        <w:rPr>
+          <w:rFonts w:ascii="PingFang SC" w:hAnsi="PingFang SC" w:eastAsia="PingFang SC"/>
+          <w:b w:val="0"/>
+          <w:sz w:val="20"/>
+        </w:rPr>
+        <w:t>Two sections: Density &amp; Size (Density 0.5–4.0, Size Variance 0.3–2.0) and Style (Color Seed 1–99999, Type Mix dropdown with 5 crystal shape biases). Collapsed by default to keep the UI clean.</w:t>
+      </w:r>
+    </w:p>
+    <w:p>
+      <w:pPr>
+        <w:pStyle w:val="Heading2"/>
+      </w:pPr>
+      <w:r>
+        <w:rPr>
+          <w:rFonts w:ascii="PingFang SC" w:hAnsi="PingFang SC" w:eastAsia="PingFang SC"/>
+          <w:b w:val="0"/>
+          <w:sz w:val="26"/>
+        </w:rPr>
+        <w:t>Lighting / 灯光</w:t>
+      </w:r>
+    </w:p>
+    <w:p>
+      <w:pPr>
+        <w:jc w:val="center"/>
+      </w:pPr>
+      <w:r>
+        <w:drawing>
+          <wp:inline xmlns:a="http://schemas.openxmlformats.org/drawingml/2006/main" xmlns:pic="http://schemas.openxmlformats.org/drawingml/2006/picture">
+            <wp:extent cx="3474720" cy="5370022"/>
+            <wp:docPr id="4" name="Picture 4"/>
+            <wp:cNvGraphicFramePr>
+              <a:graphicFrameLocks noChangeAspect="1"/>
+            </wp:cNvGraphicFramePr>
+            <a:graphic>
+              <a:graphicData uri="http://schemas.openxmlformats.org/drawingml/2006/picture">
+                <pic:pic>
+                  <pic:nvPicPr>
+                    <pic:cNvPr id="0" name="gui_v3_lighting.png"/>
+                    <pic:cNvPicPr/>
+                  </pic:nvPicPr>
+                  <pic:blipFill>
+                    <a:blip r:embed="rId11"/>
+                    <a:stretch>
+                      <a:fillRect/>
+                    </a:stretch>
+                  </pic:blipFill>
+                  <pic:spPr>
+                    <a:xfrm>
+                      <a:off x="0" y="0"/>
+                      <a:ext cx="3474720" cy="5370022"/>
+                    </a:xfrm>
+                    <a:prstGeom prst="rect"/>
+                  </pic:spPr>
+                </pic:pic>
+              </a:graphicData>
+            </a:graphic>
+          </wp:inline>
+        </w:drawing>
+      </w:r>
+    </w:p>
+    <w:p>
+      <w:r>
+        <w:rPr>
+          <w:rFonts w:ascii="PingFang SC" w:hAnsi="PingFang SC" w:eastAsia="PingFang SC"/>
+          <w:b w:val="0"/>
+          <w:sz w:val="20"/>
+        </w:rPr>
+        <w:t>Ambient &amp; Fog section: Ambient 0.01–0.50, Fog Density 0.002–0.080, Dust Count 50–500. Dramatic Lights section (collapsed): Crystal Glow count 5–40 — controls colour-matched accent lights at tallest crystals.</w:t>
+      </w:r>
+    </w:p>
+    <w:p>
+      <w:pPr>
+        <w:pStyle w:val="Heading2"/>
+      </w:pPr>
+      <w:r>
+        <w:rPr>
+          <w:rFonts w:ascii="PingFang SC" w:hAnsi="PingFang SC" w:eastAsia="PingFang SC"/>
+          <w:b w:val="0"/>
+          <w:sz w:val="26"/>
+        </w:rPr>
+        <w:t>Cam/Anim / 相机</w:t>
+      </w:r>
+    </w:p>
+    <w:p>
+      <w:pPr>
+        <w:jc w:val="center"/>
+      </w:pPr>
+      <w:r>
+        <w:drawing>
+          <wp:inline xmlns:a="http://schemas.openxmlformats.org/drawingml/2006/main" xmlns:pic="http://schemas.openxmlformats.org/drawingml/2006/picture">
+            <wp:extent cx="3474720" cy="5370022"/>
+            <wp:docPr id="5" name="Picture 5"/>
+            <wp:cNvGraphicFramePr>
+              <a:graphicFrameLocks noChangeAspect="1"/>
+            </wp:cNvGraphicFramePr>
+            <a:graphic>
+              <a:graphicData uri="http://schemas.openxmlformats.org/drawingml/2006/picture">
+                <pic:pic>
+                  <pic:nvPicPr>
+                    <pic:cNvPr id="0" name="gui_v3_camera.png"/>
+                    <pic:cNvPicPr/>
+                  </pic:nvPicPr>
+                  <pic:blipFill>
+                    <a:blip r:embed="rId12"/>
+                    <a:stretch>
+                      <a:fillRect/>
+                    </a:stretch>
+                  </pic:blipFill>
+                  <pic:spPr>
+                    <a:xfrm>
+                      <a:off x="0" y="0"/>
+                      <a:ext cx="3474720" cy="5370022"/>
+                    </a:xfrm>
+                    <a:prstGeom prst="rect"/>
+                  </pic:spPr>
+                </pic:pic>
+              </a:graphicData>
+            </a:graphic>
+          </wp:inline>
+        </w:drawing>
+      </w:r>
+    </w:p>
+    <w:p>
+      <w:r>
+        <w:rPr>
+          <w:rFonts w:ascii="PingFang SC" w:hAnsi="PingFang SC" w:eastAsia="PingFang SC"/>
+          <w:b w:val="0"/>
+          <w:sz w:val="20"/>
+        </w:rPr>
+        <w:t>Fly-through Camera section: Focal Length 18–50mm, Fly Eye Height 1–8m, Look Attraction Radius 5–35m. Growth Animation section (collapsed): Stagger Window 100–600f, Duration 300–800f. Frame jump buttons for preview.</w:t>
+      </w:r>
+    </w:p>
+    <w:p>
+      <w:pPr>
+        <w:pStyle w:val="Heading2"/>
+      </w:pPr>
+      <w:r>
+        <w:rPr>
+          <w:rFonts w:ascii="PingFang SC" w:hAnsi="PingFang SC" w:eastAsia="PingFang SC"/>
+          <w:b w:val="0"/>
+          <w:sz w:val="26"/>
+        </w:rPr>
+        <w:t>Render / 渲染</w:t>
+      </w:r>
+    </w:p>
+    <w:p>
+      <w:pPr>
+        <w:jc w:val="center"/>
+      </w:pPr>
+      <w:r>
+        <w:drawing>
+          <wp:inline xmlns:a="http://schemas.openxmlformats.org/drawingml/2006/main" xmlns:pic="http://schemas.openxmlformats.org/drawingml/2006/picture">
+            <wp:extent cx="3474720" cy="5370022"/>
+            <wp:docPr id="6" name="Picture 6"/>
+            <wp:cNvGraphicFramePr>
+              <a:graphicFrameLocks noChangeAspect="1"/>
+            </wp:cNvGraphicFramePr>
+            <a:graphic>
+              <a:graphicData uri="http://schemas.openxmlformats.org/drawingml/2006/picture">
+                <pic:pic>
+                  <pic:nvPicPr>
+                    <pic:cNvPr id="0" name="gui_v3_render.png"/>
+                    <pic:cNvPicPr/>
+                  </pic:nvPicPr>
+                  <pic:blipFill>
+                    <a:blip r:embed="rId13"/>
+                    <a:stretch>
+                      <a:fillRect/>
+                    </a:stretch>
+                  </pic:blipFill>
+                  <pic:spPr>
+                    <a:xfrm>
+                      <a:off x="0" y="0"/>
+                      <a:ext cx="3474720" cy="5370022"/>
+                    </a:xfrm>
+                    <a:prstGeom prst="rect"/>
+                  </pic:spPr>
+                </pic:pic>
+              </a:graphicData>
+            </a:graphic>
+          </wp:inline>
+        </w:drawing>
+      </w:r>
+    </w:p>
+    <w:p>
+      <w:r>
+        <w:rPr>
+          <w:rFonts w:ascii="PingFang SC" w:hAnsi="PingFang SC" w:eastAsia="PingFang SC"/>
+          <w:b w:val="0"/>
+          <w:sz w:val="20"/>
+        </w:rPr>
+        <w:t>Resolution section: Width 640–3840, Height 360–2160, AA Samples 1–10. Actions section: Render Still (amber button → Arnold EXR batch render), Open Arnold Render View (blue button → interactive).</w:t>
+      </w:r>
+    </w:p>
+    <w:p>
+      <w:r>
+        <w:br w:type="page"/>
+      </w:r>
+    </w:p>
+    <w:p>
+      <w:pPr>
+        <w:pStyle w:val="Heading1"/>
+      </w:pPr>
+      <w:r>
+        <w:rPr>
+          <w:rFonts w:ascii="PingFang SC" w:hAnsi="PingFang SC" w:eastAsia="PingFang SC"/>
+          <w:b w:val="0"/>
+          <w:sz w:val="32"/>
+        </w:rPr>
+        <w:t>Parameter Comparison: Two Seeds, Two Different Caves</w:t>
+      </w:r>
+    </w:p>
+    <w:p>
+      <w:r>
+        <w:rPr>
+          <w:rFonts w:ascii="PingFang SC" w:hAnsi="PingFang SC" w:eastAsia="PingFang SC"/>
+          <w:b w:val="0"/>
+          <w:sz w:val="20"/>
+        </w:rPr>
+        <w:t>Same density (56), same fog (0.008). Only the seed value changes — the procedural pipeline regenerates everything: terrain shape, crystal positions, colour distribution, and camera path are all determined by the seed.</w:t>
+      </w:r>
+    </w:p>
+    <w:tbl>
+      <w:tblPr>
+        <w:tblStyle w:val="LightGrid-Accent1"/>
+        <w:tblW w:type="auto" w:w="0"/>
+        <w:tblLook w:firstColumn="1" w:firstRow="1" w:lastColumn="0" w:lastRow="0" w:noHBand="0" w:noVBand="1" w:val="04A0"/>
+      </w:tblPr>
+      <w:tblGrid>
+        <w:gridCol w:w="3289"/>
+        <w:gridCol w:w="3289"/>
+        <w:gridCol w:w="3289"/>
+      </w:tblGrid>
+      <w:tr>
+        <w:tc>
+          <w:tcPr>
+            <w:tcW w:type="dxa" w:w="3289"/>
+          </w:tcPr>
+          <w:p>
+            <w:r>
+              <w:rPr>
+                <w:rFonts w:ascii="PingFang SC" w:hAnsi="PingFang SC" w:eastAsia="PingFang SC"/>
+                <w:b/>
+                <w:sz w:val="18"/>
+              </w:rPr>
+              <w:t>Parameter</w:t>
+            </w:r>
+          </w:p>
+        </w:tc>
+        <w:tc>
+          <w:tcPr>
+            <w:tcW w:type="dxa" w:w="3289"/>
+          </w:tcPr>
+          <w:p>
+            <w:r>
+              <w:rPr>
+                <w:rFonts w:ascii="PingFang SC" w:hAnsi="PingFang SC" w:eastAsia="PingFang SC"/>
+                <w:b/>
+                <w:sz w:val="18"/>
+              </w:rPr>
+              <w:t>Scene 1: Amethyst Cavern</w:t>
+            </w:r>
+          </w:p>
+        </w:tc>
+        <w:tc>
+          <w:tcPr>
+            <w:tcW w:type="dxa" w:w="3289"/>
+          </w:tcPr>
+          <w:p>
+            <w:r>
+              <w:rPr>
+                <w:rFonts w:ascii="PingFang SC" w:hAnsi="PingFang SC" w:eastAsia="PingFang SC"/>
+                <w:b/>
+                <w:sz w:val="18"/>
+              </w:rPr>
+              <w:t>Scene 2: Ruby Vault</w:t>
+            </w:r>
+          </w:p>
+        </w:tc>
+      </w:tr>
+      <w:tr>
+        <w:tc>
+          <w:tcPr>
+            <w:tcW w:type="dxa" w:w="3289"/>
+          </w:tcPr>
+          <w:p>
+            <w:r>
+              <w:rPr>
+                <w:rFonts w:ascii="PingFang SC" w:hAnsi="PingFang SC" w:eastAsia="PingFang SC"/>
+                <w:b w:val="0"/>
+                <w:sz w:val="18"/>
+              </w:rPr>
+              <w:t>Seed</w:t>
+            </w:r>
+          </w:p>
+        </w:tc>
+        <w:tc>
+          <w:tcPr>
+            <w:tcW w:type="dxa" w:w="3289"/>
+          </w:tcPr>
+          <w:p>
+            <w:r>
+              <w:rPr>
+                <w:rFonts w:ascii="PingFang SC" w:hAnsi="PingFang SC" w:eastAsia="PingFang SC"/>
+                <w:b w:val="0"/>
+                <w:sz w:val="18"/>
+              </w:rPr>
+              <w:t>2026</w:t>
+            </w:r>
+          </w:p>
+        </w:tc>
+        <w:tc>
+          <w:tcPr>
+            <w:tcW w:type="dxa" w:w="3289"/>
+          </w:tcPr>
+          <w:p>
+            <w:r>
+              <w:rPr>
+                <w:rFonts w:ascii="PingFang SC" w:hAnsi="PingFang SC" w:eastAsia="PingFang SC"/>
+                <w:b w:val="0"/>
+                <w:sz w:val="18"/>
+              </w:rPr>
+              <w:t>7777</w:t>
+            </w:r>
+          </w:p>
+        </w:tc>
+      </w:tr>
+      <w:tr>
+        <w:tc>
+          <w:tcPr>
+            <w:tcW w:type="dxa" w:w="3289"/>
+          </w:tcPr>
+          <w:p>
+            <w:r>
+              <w:rPr>
+                <w:rFonts w:ascii="PingFang SC" w:hAnsi="PingFang SC" w:eastAsia="PingFang SC"/>
+                <w:b w:val="0"/>
+                <w:sz w:val="18"/>
+              </w:rPr>
+              <w:t>Roughness</w:t>
+            </w:r>
+          </w:p>
+        </w:tc>
+        <w:tc>
+          <w:tcPr>
+            <w:tcW w:type="dxa" w:w="3289"/>
+          </w:tcPr>
+          <w:p>
+            <w:r>
+              <w:rPr>
+                <w:rFonts w:ascii="PingFang SC" w:hAnsi="PingFang SC" w:eastAsia="PingFang SC"/>
+                <w:b w:val="0"/>
+                <w:sz w:val="18"/>
+              </w:rPr>
+              <w:t>0.45</w:t>
+            </w:r>
+          </w:p>
+        </w:tc>
+        <w:tc>
+          <w:tcPr>
+            <w:tcW w:type="dxa" w:w="3289"/>
+          </w:tcPr>
+          <w:p>
+            <w:r>
+              <w:rPr>
+                <w:rFonts w:ascii="PingFang SC" w:hAnsi="PingFang SC" w:eastAsia="PingFang SC"/>
+                <w:b w:val="0"/>
+                <w:sz w:val="18"/>
+              </w:rPr>
+              <w:t>0.55</w:t>
+            </w:r>
+          </w:p>
+        </w:tc>
+      </w:tr>
+      <w:tr>
+        <w:tc>
+          <w:tcPr>
+            <w:tcW w:type="dxa" w:w="3289"/>
+          </w:tcPr>
+          <w:p>
+            <w:r>
+              <w:rPr>
+                <w:rFonts w:ascii="PingFang SC" w:hAnsi="PingFang SC" w:eastAsia="PingFang SC"/>
+                <w:b w:val="0"/>
+                <w:sz w:val="18"/>
+              </w:rPr>
+              <w:t>Crystals</w:t>
+            </w:r>
+          </w:p>
+        </w:tc>
+        <w:tc>
+          <w:tcPr>
+            <w:tcW w:type="dxa" w:w="3289"/>
+          </w:tcPr>
+          <w:p>
+            <w:r>
+              <w:rPr>
+                <w:rFonts w:ascii="PingFang SC" w:hAnsi="PingFang SC" w:eastAsia="PingFang SC"/>
+                <w:b w:val="0"/>
+                <w:sz w:val="18"/>
+              </w:rPr>
+              <w:t>56</w:t>
+            </w:r>
+          </w:p>
+        </w:tc>
+        <w:tc>
+          <w:tcPr>
+            <w:tcW w:type="dxa" w:w="3289"/>
+          </w:tcPr>
+          <w:p>
+            <w:r>
+              <w:rPr>
+                <w:rFonts w:ascii="PingFang SC" w:hAnsi="PingFang SC" w:eastAsia="PingFang SC"/>
+                <w:b w:val="0"/>
+                <w:sz w:val="18"/>
+              </w:rPr>
+              <w:t>56</w:t>
+            </w:r>
+          </w:p>
+        </w:tc>
+      </w:tr>
+      <w:tr>
+        <w:tc>
+          <w:tcPr>
+            <w:tcW w:type="dxa" w:w="3289"/>
+          </w:tcPr>
+          <w:p>
+            <w:r>
+              <w:rPr>
+                <w:rFonts w:ascii="PingFang SC" w:hAnsi="PingFang SC" w:eastAsia="PingFang SC"/>
+                <w:b w:val="0"/>
+                <w:sz w:val="18"/>
+              </w:rPr>
+              <w:t>Gem palette</w:t>
+            </w:r>
+          </w:p>
+        </w:tc>
+        <w:tc>
+          <w:tcPr>
+            <w:tcW w:type="dxa" w:w="3289"/>
+          </w:tcPr>
+          <w:p>
+            <w:r>
+              <w:rPr>
+                <w:rFonts w:ascii="PingFang SC" w:hAnsi="PingFang SC" w:eastAsia="PingFang SC"/>
+                <w:b w:val="0"/>
+                <w:sz w:val="18"/>
+              </w:rPr>
+              <w:t>Amethyst purple tones</w:t>
+            </w:r>
+          </w:p>
+        </w:tc>
+        <w:tc>
+          <w:tcPr>
+            <w:tcW w:type="dxa" w:w="3289"/>
+          </w:tcPr>
+          <w:p>
+            <w:r>
+              <w:rPr>
+                <w:rFonts w:ascii="PingFang SC" w:hAnsi="PingFang SC" w:eastAsia="PingFang SC"/>
+                <w:b w:val="0"/>
+                <w:sz w:val="18"/>
+              </w:rPr>
+              <w:t>Ruby red tones</w:t>
+            </w:r>
+          </w:p>
+        </w:tc>
+      </w:tr>
+      <w:tr>
+        <w:tc>
+          <w:tcPr>
+            <w:tcW w:type="dxa" w:w="3289"/>
+          </w:tcPr>
+          <w:p>
+            <w:r>
+              <w:rPr>
+                <w:rFonts w:ascii="PingFang SC" w:hAnsi="PingFang SC" w:eastAsia="PingFang SC"/>
+                <w:b w:val="0"/>
+                <w:sz w:val="18"/>
+              </w:rPr>
+              <w:t>Arnold lights</w:t>
+            </w:r>
+          </w:p>
+        </w:tc>
+        <w:tc>
+          <w:tcPr>
+            <w:tcW w:type="dxa" w:w="3289"/>
+          </w:tcPr>
+          <w:p>
+            <w:r>
+              <w:rPr>
+                <w:rFonts w:ascii="PingFang SC" w:hAnsi="PingFang SC" w:eastAsia="PingFang SC"/>
+                <w:b w:val="0"/>
+                <w:sz w:val="18"/>
+              </w:rPr>
+              <w:t>22 (dome + key + rim + 19 glow)</w:t>
+            </w:r>
+          </w:p>
+        </w:tc>
+        <w:tc>
+          <w:tcPr>
+            <w:tcW w:type="dxa" w:w="3289"/>
+          </w:tcPr>
+          <w:p>
+            <w:r>
+              <w:rPr>
+                <w:rFonts w:ascii="PingFang SC" w:hAnsi="PingFang SC" w:eastAsia="PingFang SC"/>
+                <w:b w:val="0"/>
+                <w:sz w:val="18"/>
+              </w:rPr>
+              <w:t>22</w:t>
+            </w:r>
+          </w:p>
+        </w:tc>
+      </w:tr>
+      <w:tr>
+        <w:tc>
+          <w:tcPr>
+            <w:tcW w:type="dxa" w:w="3289"/>
+          </w:tcPr>
+          <w:p>
+            <w:r>
+              <w:rPr>
+                <w:rFonts w:ascii="PingFang SC" w:hAnsi="PingFang SC" w:eastAsia="PingFang SC"/>
+                <w:b w:val="0"/>
+                <w:sz w:val="18"/>
+              </w:rPr>
+              <w:t>Render</w:t>
+            </w:r>
+          </w:p>
+        </w:tc>
+        <w:tc>
+          <w:tcPr>
+            <w:tcW w:type="dxa" w:w="3289"/>
+          </w:tcPr>
+          <w:p>
+            <w:r>
+              <w:rPr>
+                <w:rFonts w:ascii="PingFang SC" w:hAnsi="PingFang SC" w:eastAsia="PingFang SC"/>
+                <w:b w:val="0"/>
+                <w:sz w:val="18"/>
+              </w:rPr>
+              <w:t>1920×1080 Arnold EXR</w:t>
+            </w:r>
+          </w:p>
+        </w:tc>
+        <w:tc>
+          <w:tcPr>
+            <w:tcW w:type="dxa" w:w="3289"/>
+          </w:tcPr>
+          <w:p>
+            <w:r>
+              <w:rPr>
+                <w:rFonts w:ascii="PingFang SC" w:hAnsi="PingFang SC" w:eastAsia="PingFang SC"/>
+                <w:b w:val="0"/>
+                <w:sz w:val="18"/>
+              </w:rPr>
+              <w:t>1920×1080 Arnold EXR</w:t>
+            </w:r>
+          </w:p>
+        </w:tc>
+      </w:tr>
+    </w:tbl>
+    <w:p/>
+    <w:p>
+      <w:pPr>
+        <w:jc w:val="center"/>
+      </w:pPr>
+      <w:r>
+        <w:drawing>
+          <wp:inline xmlns:a="http://schemas.openxmlformats.org/drawingml/2006/main" xmlns:pic="http://schemas.openxmlformats.org/drawingml/2006/picture">
+            <wp:extent cx="2560320" cy="1440180"/>
+            <wp:docPr id="7" name="Picture 7"/>
+            <wp:cNvGraphicFramePr>
+              <a:graphicFrameLocks noChangeAspect="1"/>
+            </wp:cNvGraphicFramePr>
+            <a:graphic>
+              <a:graphicData uri="http://schemas.openxmlformats.org/drawingml/2006/picture">
+                <pic:pic>
+                  <pic:nvPicPr>
+                    <pic:cNvPr id="0" name="amethyst_render.png"/>
+                    <pic:cNvPicPr/>
+                  </pic:nvPicPr>
+                  <pic:blipFill>
+                    <a:blip r:embed="rId14"/>
+                    <a:stretch>
+                      <a:fillRect/>
+                    </a:stretch>
+                  </pic:blipFill>
+                  <pic:spPr>
+                    <a:xfrm>
+                      <a:off x="0" y="0"/>
+                      <a:ext cx="2560320" cy="1440180"/>
+                    </a:xfrm>
+                    <a:prstGeom prst="rect"/>
+                  </pic:spPr>
+                </pic:pic>
+              </a:graphicData>
+            </a:graphic>
+          </wp:inline>
+        </w:drawing>
+      </w:r>
+    </w:p>
+    <w:p>
+      <w:r>
+        <w:rPr>
+          <w:rFonts w:ascii="PingFang SC" w:hAnsi="PingFang SC" w:eastAsia="PingFang SC"/>
+          <w:b w:val="0"/>
+          <w:sz w:val="20"/>
+        </w:rPr>
+        <w:t>Figure 2. Scene 1 — Amethyst Cavern (seed=2026). Arnold 1920×1080 EXR render.</w:t>
+      </w:r>
+    </w:p>
+    <w:p/>
+    <w:p>
+      <w:pPr>
+        <w:jc w:val="center"/>
+      </w:pPr>
+      <w:r>
+        <w:drawing>
+          <wp:inline xmlns:a="http://schemas.openxmlformats.org/drawingml/2006/main" xmlns:pic="http://schemas.openxmlformats.org/drawingml/2006/picture">
+            <wp:extent cx="2560320" cy="1440180"/>
+            <wp:docPr id="8" name="Picture 8"/>
+            <wp:cNvGraphicFramePr>
+              <a:graphicFrameLocks noChangeAspect="1"/>
+            </wp:cNvGraphicFramePr>
+            <a:graphic>
+              <a:graphicData uri="http://schemas.openxmlformats.org/drawingml/2006/picture">
+                <pic:pic>
+                  <pic:nvPicPr>
+                    <pic:cNvPr id="0" name="ruby_render.png"/>
+                    <pic:cNvPicPr/>
+                  </pic:nvPicPr>
+                  <pic:blipFill>
+                    <a:blip r:embed="rId15"/>
+                    <a:stretch>
+                      <a:fillRect/>
+                    </a:stretch>
+                  </pic:blipFill>
+                  <pic:spPr>
+                    <a:xfrm>
+                      <a:off x="0" y="0"/>
+                      <a:ext cx="2560320" cy="1440180"/>
+                    </a:xfrm>
+                    <a:prstGeom prst="rect"/>
+                  </pic:spPr>
+                </pic:pic>
+              </a:graphicData>
+            </a:graphic>
+          </wp:inline>
+        </w:drawing>
+      </w:r>
+    </w:p>
+    <w:p>
+      <w:r>
+        <w:rPr>
+          <w:rFonts w:ascii="PingFang SC" w:hAnsi="PingFang SC" w:eastAsia="PingFang SC"/>
+          <w:b w:val="0"/>
+          <w:sz w:val="20"/>
+        </w:rPr>
+        <w:t>Figure 3. Scene 2 — Ruby Vault (seed=7777). Arnold 1920×1080 EXR render.</w:t>
+      </w:r>
+    </w:p>
+    <w:p>
+      <w:r>
+        <w:br w:type="page"/>
+      </w:r>
+    </w:p>
+    <w:p>
+      <w:pPr>
+        <w:pStyle w:val="Heading1"/>
+      </w:pPr>
+      <w:r>
+        <w:rPr>
+          <w:rFonts w:ascii="PingFang SC" w:hAnsi="PingFang SC" w:eastAsia="PingFang SC"/>
+          <w:b w:val="0"/>
+          <w:sz w:val="32"/>
+        </w:rPr>
+        <w:t>Fly-Through Animation Sequence</w:t>
+      </w:r>
+    </w:p>
+    <w:p>
+      <w:r>
+        <w:rPr>
+          <w:rFonts w:ascii="PingFang SC" w:hAnsi="PingFang SC" w:eastAsia="PingFang SC"/>
+          <w:b w:val="0"/>
+          <w:sz w:val="20"/>
+        </w:rPr>
+        <w:t>The render camera (CCV9_render_cam1) follows a 30-keyframe spiral path over 1920 frames (80 seconds at 24fps), continuously tracking the tallest crystal clusters via weighted look-target computation. Camera height is clamped between −5m and +6m to stay inside the cave interior.</w:t>
+      </w:r>
+    </w:p>
+    <w:p>
+      <w:pPr>
+        <w:jc w:val="center"/>
+      </w:pPr>
+      <w:r>
+        <w:drawing>
+          <wp:inline xmlns:a="http://schemas.openxmlformats.org/drawingml/2006/main" xmlns:pic="http://schemas.openxmlformats.org/drawingml/2006/picture">
+            <wp:extent cx="2377440" cy="1337310"/>
+            <wp:docPr id="9" name="Picture 9"/>
+            <wp:cNvGraphicFramePr>
+              <a:graphicFrameLocks noChangeAspect="1"/>
+            </wp:cNvGraphicFramePr>
+            <a:graphic>
+              <a:graphicData uri="http://schemas.openxmlformats.org/drawingml/2006/picture">
+                <pic:pic>
+                  <pic:nvPicPr>
+                    <pic:cNvPr id="0" name="fly_frame_000_entrance.png"/>
+                    <pic:cNvPicPr/>
+                  </pic:nvPicPr>
+                  <pic:blipFill>
+                    <a:blip r:embed="rId16"/>
+                    <a:stretch>
+                      <a:fillRect/>
+                    </a:stretch>
+                  </pic:blipFill>
+                  <pic:spPr>
+                    <a:xfrm>
+                      <a:off x="0" y="0"/>
+                      <a:ext cx="2377440" cy="1337310"/>
+                    </a:xfrm>
+                    <a:prstGeom prst="rect"/>
+                  </pic:spPr>
+                </pic:pic>
+              </a:graphicData>
+            </a:graphic>
+          </wp:inline>
+        </w:drawing>
+      </w:r>
+    </w:p>
+    <w:p>
+      <w:r>
+        <w:rPr>
+          <w:rFonts w:ascii="PingFang SC" w:hAnsi="PingFang SC" w:eastAsia="PingFang SC"/>
+          <w:b w:val="0"/>
+          <w:sz w:val="20"/>
+        </w:rPr>
+        <w:t>Frame 1 — Cave entrance overview. Camera enters from the upper-right, gazing into the crystal cluster centre.</w:t>
+      </w:r>
+    </w:p>
+    <w:p>
+      <w:pPr>
+        <w:jc w:val="center"/>
+      </w:pPr>
+      <w:r>
+        <w:drawing>
+          <wp:inline xmlns:a="http://schemas.openxmlformats.org/drawingml/2006/main" xmlns:pic="http://schemas.openxmlformats.org/drawingml/2006/picture">
+            <wp:extent cx="2377440" cy="1337310"/>
+            <wp:docPr id="10" name="Picture 10"/>
+            <wp:cNvGraphicFramePr>
+              <a:graphicFrameLocks noChangeAspect="1"/>
+            </wp:cNvGraphicFramePr>
+            <a:graphic>
+              <a:graphicData uri="http://schemas.openxmlformats.org/drawingml/2006/picture">
+                <pic:pic>
+                  <pic:nvPicPr>
+                    <pic:cNvPr id="0" name="fly_frame_360_closeup.png"/>
+                    <pic:cNvPicPr/>
+                  </pic:nvPicPr>
+                  <pic:blipFill>
+                    <a:blip r:embed="rId17"/>
+                    <a:stretch>
+                      <a:fillRect/>
+                    </a:stretch>
+                  </pic:blipFill>
+                  <pic:spPr>
+                    <a:xfrm>
+                      <a:off x="0" y="0"/>
+                      <a:ext cx="2377440" cy="1337310"/>
+                    </a:xfrm>
+                    <a:prstGeom prst="rect"/>
+                  </pic:spPr>
+                </pic:pic>
+              </a:graphicData>
+            </a:graphic>
+          </wp:inline>
+        </w:drawing>
+      </w:r>
+    </w:p>
+    <w:p>
+      <w:r>
+        <w:rPr>
+          <w:rFonts w:ascii="PingFang SC" w:hAnsi="PingFang SC" w:eastAsia="PingFang SC"/>
+          <w:b w:val="0"/>
+          <w:sz w:val="20"/>
+        </w:rPr>
+        <w:t>Frame 360 — Close pass through the densest crystal formation. Camera is ~3.5m from the tallest crystals.</w:t>
+      </w:r>
+    </w:p>
+    <w:p>
+      <w:pPr>
+        <w:jc w:val="center"/>
+      </w:pPr>
+      <w:r>
+        <w:drawing>
+          <wp:inline xmlns:a="http://schemas.openxmlformats.org/drawingml/2006/main" xmlns:pic="http://schemas.openxmlformats.org/drawingml/2006/picture">
+            <wp:extent cx="2377440" cy="1337310"/>
+            <wp:docPr id="11" name="Picture 11"/>
+            <wp:cNvGraphicFramePr>
+              <a:graphicFrameLocks noChangeAspect="1"/>
+            </wp:cNvGraphicFramePr>
+            <a:graphic>
+              <a:graphicData uri="http://schemas.openxmlformats.org/drawingml/2006/picture">
+                <pic:pic>
+                  <pic:nvPicPr>
+                    <pic:cNvPr id="0" name="fly_frame_600_deep.png"/>
+                    <pic:cNvPicPr/>
+                  </pic:nvPicPr>
+                  <pic:blipFill>
+                    <a:blip r:embed="rId18"/>
+                    <a:stretch>
+                      <a:fillRect/>
+                    </a:stretch>
+                  </pic:blipFill>
+                  <pic:spPr>
+                    <a:xfrm>
+                      <a:off x="0" y="0"/>
+                      <a:ext cx="2377440" cy="1337310"/>
+                    </a:xfrm>
+                    <a:prstGeom prst="rect"/>
+                  </pic:spPr>
+                </pic:pic>
+              </a:graphicData>
+            </a:graphic>
+          </wp:inline>
+        </w:drawing>
+      </w:r>
+    </w:p>
+    <w:p>
+      <w:r>
+        <w:rPr>
+          <w:rFonts w:ascii="PingFang SC" w:hAnsi="PingFang SC" w:eastAsia="PingFang SC"/>
+          <w:b w:val="0"/>
+          <w:sz w:val="20"/>
+        </w:rPr>
+        <w:t>Frame 600 — Deep cave turn. Camera has completed one full spiral and begins the return arc.</w:t>
+      </w:r>
+    </w:p>
+    <w:p>
+      <w:pPr>
+        <w:jc w:val="center"/>
+      </w:pPr>
+      <w:r>
+        <w:drawing>
+          <wp:inline xmlns:a="http://schemas.openxmlformats.org/drawingml/2006/main" xmlns:pic="http://schemas.openxmlformats.org/drawingml/2006/picture">
+            <wp:extent cx="2377440" cy="1337310"/>
+            <wp:docPr id="12" name="Picture 12"/>
+            <wp:cNvGraphicFramePr>
+              <a:graphicFrameLocks noChangeAspect="1"/>
+            </wp:cNvGraphicFramePr>
+            <a:graphic>
+              <a:graphicData uri="http://schemas.openxmlformats.org/drawingml/2006/picture">
+                <pic:pic>
+                  <pic:nvPicPr>
+                    <pic:cNvPr id="0" name="fly_frame_840_wide.png"/>
+                    <pic:cNvPicPr/>
+                  </pic:nvPicPr>
+                  <pic:blipFill>
+                    <a:blip r:embed="rId19"/>
+                    <a:stretch>
+                      <a:fillRect/>
+                    </a:stretch>
+                  </pic:blipFill>
+                  <pic:spPr>
+                    <a:xfrm>
+                      <a:off x="0" y="0"/>
+                      <a:ext cx="2377440" cy="1337310"/>
+                    </a:xfrm>
+                    <a:prstGeom prst="rect"/>
+                  </pic:spPr>
+                </pic:pic>
+              </a:graphicData>
+            </a:graphic>
+          </wp:inline>
+        </w:drawing>
+      </w:r>
+    </w:p>
+    <w:p>
+      <w:r>
+        <w:rPr>
+          <w:rFonts w:ascii="PingFang SC" w:hAnsi="PingFang SC" w:eastAsia="PingFang SC"/>
+          <w:b w:val="0"/>
+          <w:sz w:val="20"/>
+        </w:rPr>
+        <w:t>Frame 840 — Wide exit shot. Camera pulls back for an establishing view of the full cavern.</w:t>
+      </w:r>
+    </w:p>
+    <w:p>
+      <w:r>
+        <w:br w:type="page"/>
+      </w:r>
+    </w:p>
+    <w:p>
+      <w:pPr>
+        <w:pStyle w:val="Heading1"/>
+      </w:pPr>
+      <w:r>
+        <w:rPr>
+          <w:rFonts w:ascii="PingFang SC" w:hAnsi="PingFang SC" w:eastAsia="PingFang SC"/>
+          <w:b w:val="0"/>
+          <w:sz w:val="32"/>
+        </w:rPr>
+        <w:t>Layout Hierarchy</w:t>
+      </w:r>
+    </w:p>
+    <w:p>
+      <w:r>
+        <w:rPr>
+          <w:rFonts w:ascii="PingFang SC" w:hAnsi="PingFang SC" w:eastAsia="PingFang SC"/>
+          <w:b w:val="0"/>
+          <w:sz w:val="20"/>
+        </w:rPr>
+        <w:t>The GUI follows Maya standard parent-child layout architecture. Every control has a clear parent layout, and the tabLayout separates parameters into five logical groups. Collapsible frameLayout sections reduce visual clutter.</w:t>
+      </w:r>
+    </w:p>
+    <w:p>
+      <w:r>
+        <w:rPr>
+          <w:rFonts w:ascii="Courier New" w:hAnsi="Courier New" w:eastAsia="Courier New"/>
+          <w:b w:val="0"/>
+          <w:sz w:val="16"/>
+        </w:rPr>
+        <w:t>window "cryUI_v3" (440×680, dark #1E1E24)</w:t>
+        <w:br/>
+        <w:t>│</w:t>
+        <w:br/>
+        <w:t>├── ◆ Crystal Cavern ◆ banner + subtitle (EN/CN bilingual)</w:t>
+        <w:br/>
+        <w:t>├── separator</w:t>
+        <w:br/>
+        <w:t>├── tabLayout "cry_tabs" (5 tabs)</w:t>
+        <w:br/>
+        <w:t>│   ├── Tab 1  Terrain / 地形     [2 frameLayouts, 5 sliders]</w:t>
+        <w:br/>
+        <w:t>│   ├── Tab 2  Crystals / 晶体    [2 frameLayouts, 4 controls]</w:t>
+        <w:br/>
+        <w:t>│   ├── Tab 3  Lighting / 灯光    [2 frameLayouts, 4 sliders]</w:t>
+        <w:br/>
+        <w:t>│   ├── Tab 4  Cam/Anim           [2 frameLayouts, 5 sliders + 2 buttons]</w:t>
+        <w:br/>
+        <w:t>│   └── Tab 5  Render / 渲染      [2 frameLayouts, 3 sliders + 2 buttons]</w:t>
+        <w:br/>
+        <w:t>├── separator</w:t>
+        <w:br/>
+        <w:t>├── progressBar "cry_bar" (0→100%, 8 build stages)</w:t>
+        <w:br/>
+        <w:t>├── statusText "cry_status" (real-time feedback line)</w:t>
+        <w:br/>
+        <w:t>├── separator</w:t>
+        <w:br/>
+        <w:t>├── rowLayout (4 buttons)</w:t>
+        <w:br/>
+        <w:t>│   ├── [Generate]  green  →  generate_from_ui()</w:t>
+        <w:br/>
+        <w:t>│   ├── [Preview]   blue   →  _open_arnold_rv()</w:t>
+        <w:br/>
+        <w:t>│   ├── [Reset]     red    →  reset_scene()</w:t>
+        <w:br/>
+        <w:t>│   └── [Close]     dark   →  cmds.deleteUI()</w:t>
+        <w:br/>
+        <w:t>├── separator</w:t>
+        <w:br/>
+        <w:t>└── footer: Innovation Design for Future · ZJU 2026 · Prof. Xiaosong Yang</w:t>
+        <w:br/>
+        <w:t>└── cmds.showWindow(window)</w:t>
+      </w:r>
+    </w:p>
+    <w:p/>
+    <w:p>
+      <w:pPr>
+        <w:pStyle w:val="Heading2"/>
+      </w:pPr>
+      <w:r>
+        <w:rPr>
+          <w:rFonts w:ascii="PingFang SC" w:hAnsi="PingFang SC" w:eastAsia="PingFang SC"/>
+          <w:b w:val="0"/>
+          <w:sz w:val="26"/>
+        </w:rPr>
+        <w:t>Callback Functions</w:t>
+      </w:r>
+    </w:p>
+    <w:tbl>
+      <w:tblPr>
+        <w:tblStyle w:val="LightGrid-Accent1"/>
+        <w:tblW w:type="auto" w:w="0"/>
+        <w:tblLook w:firstColumn="1" w:firstRow="1" w:lastColumn="0" w:lastRow="0" w:noHBand="0" w:noVBand="1" w:val="04A0"/>
+      </w:tblPr>
+      <w:tblGrid>
+        <w:gridCol w:w="2466"/>
+        <w:gridCol w:w="2466"/>
+        <w:gridCol w:w="2466"/>
+        <w:gridCol w:w="2466"/>
+      </w:tblGrid>
+      <w:tr>
+        <w:tc>
+          <w:tcPr>
+            <w:tcW w:type="dxa" w:w="2466"/>
+          </w:tcPr>
+          <w:p>
+            <w:r>
+              <w:rPr>
+                <w:rFonts w:ascii="PingFang SC" w:hAnsi="PingFang SC" w:eastAsia="PingFang SC"/>
+                <w:b/>
+                <w:sz w:val="18"/>
+              </w:rPr>
+              <w:t>Button</w:t>
+            </w:r>
+          </w:p>
+        </w:tc>
+        <w:tc>
+          <w:tcPr>
+            <w:tcW w:type="dxa" w:w="2466"/>
+          </w:tcPr>
+          <w:p>
+            <w:r>
+              <w:rPr>
+                <w:rFonts w:ascii="PingFang SC" w:hAnsi="PingFang SC" w:eastAsia="PingFang SC"/>
+                <w:b/>
+                <w:sz w:val="18"/>
+              </w:rPr>
+              <w:t>Colour</w:t>
+            </w:r>
+          </w:p>
+        </w:tc>
+        <w:tc>
+          <w:tcPr>
+            <w:tcW w:type="dxa" w:w="2466"/>
+          </w:tcPr>
+          <w:p>
+            <w:r>
+              <w:rPr>
+                <w:rFonts w:ascii="PingFang SC" w:hAnsi="PingFang SC" w:eastAsia="PingFang SC"/>
+                <w:b/>
+                <w:sz w:val="18"/>
+              </w:rPr>
+              <w:t>Callback</w:t>
+            </w:r>
+          </w:p>
+        </w:tc>
+        <w:tc>
+          <w:tcPr>
+            <w:tcW w:type="dxa" w:w="2466"/>
+          </w:tcPr>
+          <w:p>
+            <w:r>
+              <w:rPr>
+                <w:rFonts w:ascii="PingFang SC" w:hAnsi="PingFang SC" w:eastAsia="PingFang SC"/>
+                <w:b/>
+                <w:sz w:val="18"/>
+              </w:rPr>
+              <w:t>What it does</w:t>
+            </w:r>
+          </w:p>
+        </w:tc>
+      </w:tr>
+      <w:tr>
+        <w:tc>
+          <w:tcPr>
+            <w:tcW w:type="dxa" w:w="2466"/>
+          </w:tcPr>
+          <w:p>
+            <w:r>
+              <w:rPr>
+                <w:rFonts w:ascii="PingFang SC" w:hAnsi="PingFang SC" w:eastAsia="PingFang SC"/>
+                <w:b w:val="0"/>
+                <w:sz w:val="18"/>
+              </w:rPr>
+              <w:t>Generate</w:t>
+            </w:r>
+          </w:p>
+        </w:tc>
+        <w:tc>
+          <w:tcPr>
+            <w:tcW w:type="dxa" w:w="2466"/>
+          </w:tcPr>
+          <w:p>
+            <w:r>
+              <w:rPr>
+                <w:rFonts w:ascii="PingFang SC" w:hAnsi="PingFang SC" w:eastAsia="PingFang SC"/>
+                <w:b w:val="0"/>
+                <w:sz w:val="18"/>
+              </w:rPr>
+              <w:t>Green</w:t>
+            </w:r>
+          </w:p>
+        </w:tc>
+        <w:tc>
+          <w:tcPr>
+            <w:tcW w:type="dxa" w:w="2466"/>
+          </w:tcPr>
+          <w:p>
+            <w:r>
+              <w:rPr>
+                <w:rFonts w:ascii="PingFang SC" w:hAnsi="PingFang SC" w:eastAsia="PingFang SC"/>
+                <w:b w:val="0"/>
+                <w:sz w:val="18"/>
+              </w:rPr>
+              <w:t>generate_from_ui()</w:t>
+            </w:r>
+          </w:p>
+        </w:tc>
+        <w:tc>
+          <w:tcPr>
+            <w:tcW w:type="dxa" w:w="2466"/>
+          </w:tcPr>
+          <w:p>
+            <w:r>
+              <w:rPr>
+                <w:rFonts w:ascii="PingFang SC" w:hAnsi="PingFang SC" w:eastAsia="PingFang SC"/>
+                <w:b w:val="0"/>
+                <w:sz w:val="18"/>
+              </w:rPr>
+              <w:t>Reads all 21 UI controls, cleans the scene, calls final_scene.build(), updates the progressBar and status text</w:t>
+            </w:r>
+          </w:p>
+        </w:tc>
+      </w:tr>
+      <w:tr>
+        <w:tc>
+          <w:tcPr>
+            <w:tcW w:type="dxa" w:w="2466"/>
+          </w:tcPr>
+          <w:p>
+            <w:r>
+              <w:rPr>
+                <w:rFonts w:ascii="PingFang SC" w:hAnsi="PingFang SC" w:eastAsia="PingFang SC"/>
+                <w:b w:val="0"/>
+                <w:sz w:val="18"/>
+              </w:rPr>
+              <w:t>Preview</w:t>
+            </w:r>
+          </w:p>
+        </w:tc>
+        <w:tc>
+          <w:tcPr>
+            <w:tcW w:type="dxa" w:w="2466"/>
+          </w:tcPr>
+          <w:p>
+            <w:r>
+              <w:rPr>
+                <w:rFonts w:ascii="PingFang SC" w:hAnsi="PingFang SC" w:eastAsia="PingFang SC"/>
+                <w:b w:val="0"/>
+                <w:sz w:val="18"/>
+              </w:rPr>
+              <w:t>Blue</w:t>
+            </w:r>
+          </w:p>
+        </w:tc>
+        <w:tc>
+          <w:tcPr>
+            <w:tcW w:type="dxa" w:w="2466"/>
+          </w:tcPr>
+          <w:p>
+            <w:r>
+              <w:rPr>
+                <w:rFonts w:ascii="PingFang SC" w:hAnsi="PingFang SC" w:eastAsia="PingFang SC"/>
+                <w:b w:val="0"/>
+                <w:sz w:val="18"/>
+              </w:rPr>
+              <w:t>_open_arnold_rv()</w:t>
+            </w:r>
+          </w:p>
+        </w:tc>
+        <w:tc>
+          <w:tcPr>
+            <w:tcW w:type="dxa" w:w="2466"/>
+          </w:tcPr>
+          <w:p>
+            <w:r>
+              <w:rPr>
+                <w:rFonts w:ascii="PingFang SC" w:hAnsi="PingFang SC" w:eastAsia="PingFang SC"/>
+                <w:b w:val="0"/>
+                <w:sz w:val="18"/>
+              </w:rPr>
+              <w:t>Opens Arnold Render View for interactive rendering preview</w:t>
+            </w:r>
+          </w:p>
+        </w:tc>
+      </w:tr>
+      <w:tr>
+        <w:tc>
+          <w:tcPr>
+            <w:tcW w:type="dxa" w:w="2466"/>
+          </w:tcPr>
+          <w:p>
+            <w:r>
+              <w:rPr>
+                <w:rFonts w:ascii="PingFang SC" w:hAnsi="PingFang SC" w:eastAsia="PingFang SC"/>
+                <w:b w:val="0"/>
+                <w:sz w:val="18"/>
+              </w:rPr>
+              <w:t>Reset</w:t>
+            </w:r>
+          </w:p>
+        </w:tc>
+        <w:tc>
+          <w:tcPr>
+            <w:tcW w:type="dxa" w:w="2466"/>
+          </w:tcPr>
+          <w:p>
+            <w:r>
+              <w:rPr>
+                <w:rFonts w:ascii="PingFang SC" w:hAnsi="PingFang SC" w:eastAsia="PingFang SC"/>
+                <w:b w:val="0"/>
+                <w:sz w:val="18"/>
+              </w:rPr>
+              <w:t>Red</w:t>
+            </w:r>
+          </w:p>
+        </w:tc>
+        <w:tc>
+          <w:tcPr>
+            <w:tcW w:type="dxa" w:w="2466"/>
+          </w:tcPr>
+          <w:p>
+            <w:r>
+              <w:rPr>
+                <w:rFonts w:ascii="PingFang SC" w:hAnsi="PingFang SC" w:eastAsia="PingFang SC"/>
+                <w:b w:val="0"/>
+                <w:sz w:val="18"/>
+              </w:rPr>
+              <w:t>reset_scene()</w:t>
+            </w:r>
+          </w:p>
+        </w:tc>
+        <w:tc>
+          <w:tcPr>
+            <w:tcW w:type="dxa" w:w="2466"/>
+          </w:tcPr>
+          <w:p>
+            <w:r>
+              <w:rPr>
+                <w:rFonts w:ascii="PingFang SC" w:hAnsi="PingFang SC" w:eastAsia="PingFang SC"/>
+                <w:b w:val="0"/>
+                <w:sz w:val="18"/>
+              </w:rPr>
+              <w:t>Shows confirmation dialog then creates a new empty Maya scene via cmds.file(new=True)</w:t>
+            </w:r>
+          </w:p>
+        </w:tc>
+      </w:tr>
+      <w:tr>
+        <w:tc>
+          <w:tcPr>
+            <w:tcW w:type="dxa" w:w="2466"/>
+          </w:tcPr>
+          <w:p>
+            <w:r>
+              <w:rPr>
+                <w:rFonts w:ascii="PingFang SC" w:hAnsi="PingFang SC" w:eastAsia="PingFang SC"/>
+                <w:b w:val="0"/>
+                <w:sz w:val="18"/>
+              </w:rPr>
+              <w:t>Close</w:t>
+            </w:r>
+          </w:p>
+        </w:tc>
+        <w:tc>
+          <w:tcPr>
+            <w:tcW w:type="dxa" w:w="2466"/>
+          </w:tcPr>
+          <w:p>
+            <w:r>
+              <w:rPr>
+                <w:rFonts w:ascii="PingFang SC" w:hAnsi="PingFang SC" w:eastAsia="PingFang SC"/>
+                <w:b w:val="0"/>
+                <w:sz w:val="18"/>
+              </w:rPr>
+              <w:t>Dark</w:t>
+            </w:r>
+          </w:p>
+        </w:tc>
+        <w:tc>
+          <w:tcPr>
+            <w:tcW w:type="dxa" w:w="2466"/>
+          </w:tcPr>
+          <w:p>
+            <w:r>
+              <w:rPr>
+                <w:rFonts w:ascii="PingFang SC" w:hAnsi="PingFang SC" w:eastAsia="PingFang SC"/>
+                <w:b w:val="0"/>
+                <w:sz w:val="18"/>
+              </w:rPr>
+              <w:t>(lambda)</w:t>
+            </w:r>
+          </w:p>
+        </w:tc>
+        <w:tc>
+          <w:tcPr>
+            <w:tcW w:type="dxa" w:w="2466"/>
+          </w:tcPr>
+          <w:p>
+            <w:r>
+              <w:rPr>
+                <w:rFonts w:ascii="PingFang SC" w:hAnsi="PingFang SC" w:eastAsia="PingFang SC"/>
+                <w:b w:val="0"/>
+                <w:sz w:val="18"/>
+              </w:rPr>
+              <w:t>Removes the GUI panel via cmds.deleteUI("cryUI_v3")</w:t>
+            </w:r>
+          </w:p>
+        </w:tc>
+      </w:tr>
+      <w:tr>
+        <w:tc>
+          <w:tcPr>
+            <w:tcW w:type="dxa" w:w="2466"/>
+          </w:tcPr>
+          <w:p>
+            <w:r>
+              <w:rPr>
+                <w:rFonts w:ascii="PingFang SC" w:hAnsi="PingFang SC" w:eastAsia="PingFang SC"/>
+                <w:b w:val="0"/>
+                <w:sz w:val="18"/>
+              </w:rPr>
+              <w:t>Render Still (tab)</w:t>
+            </w:r>
+          </w:p>
+        </w:tc>
+        <w:tc>
+          <w:tcPr>
+            <w:tcW w:type="dxa" w:w="2466"/>
+          </w:tcPr>
+          <w:p>
+            <w:r>
+              <w:rPr>
+                <w:rFonts w:ascii="PingFang SC" w:hAnsi="PingFang SC" w:eastAsia="PingFang SC"/>
+                <w:b w:val="0"/>
+                <w:sz w:val="18"/>
+              </w:rPr>
+              <w:t>Amber</w:t>
+            </w:r>
+          </w:p>
+        </w:tc>
+        <w:tc>
+          <w:tcPr>
+            <w:tcW w:type="dxa" w:w="2466"/>
+          </w:tcPr>
+          <w:p>
+            <w:r>
+              <w:rPr>
+                <w:rFonts w:ascii="PingFang SC" w:hAnsi="PingFang SC" w:eastAsia="PingFang SC"/>
+                <w:b w:val="0"/>
+                <w:sz w:val="18"/>
+              </w:rPr>
+              <w:t>_render_still()</w:t>
+            </w:r>
+          </w:p>
+        </w:tc>
+        <w:tc>
+          <w:tcPr>
+            <w:tcW w:type="dxa" w:w="2466"/>
+          </w:tcPr>
+          <w:p>
+            <w:r>
+              <w:rPr>
+                <w:rFonts w:ascii="PingFang SC" w:hAnsi="PingFang SC" w:eastAsia="PingFang SC"/>
+                <w:b w:val="0"/>
+                <w:sz w:val="18"/>
+              </w:rPr>
+              <w:t>Triggers Arnold EXR batch render via arnold_render.render_beauty()</w:t>
+            </w:r>
+          </w:p>
+        </w:tc>
+      </w:tr>
+    </w:tbl>
+    <w:p>
+      <w:r>
+        <w:br w:type="page"/>
+      </w:r>
+    </w:p>
+    <w:p>
+      <w:pPr>
+        <w:pStyle w:val="Heading1"/>
+      </w:pPr>
+      <w:r>
+        <w:rPr>
+          <w:rFonts w:ascii="PingFang SC" w:hAnsi="PingFang SC" w:eastAsia="PingFang SC"/>
+          <w:b w:val="0"/>
+          <w:sz w:val="32"/>
+        </w:rPr>
+        <w:t>Cross-Group Best Practice Integration</w:t>
+      </w:r>
+    </w:p>
+    <w:p>
+      <w:r>
+        <w:rPr>
+          <w:rFonts w:ascii="PingFang SC" w:hAnsi="PingFang SC" w:eastAsia="PingFang SC"/>
+          <w:b w:val="0"/>
+          <w:sz w:val="20"/>
+        </w:rPr>
+        <w:t>After analyzing GUI design documents from all 8 peer groups (Groups 1, 3, 4, 5, 6, 9, 10, 11), the following best practices were identified and integrated into the Crystal Cavern v3 GUI.</w:t>
+      </w:r>
+    </w:p>
+    <w:tbl>
+      <w:tblPr>
+        <w:tblStyle w:val="LightGrid-Accent1"/>
+        <w:tblW w:type="auto" w:w="0"/>
+        <w:tblLook w:firstColumn="1" w:firstRow="1" w:lastColumn="0" w:lastRow="0" w:noHBand="0" w:noVBand="1" w:val="04A0"/>
+      </w:tblPr>
+      <w:tblGrid>
+        <w:gridCol w:w="3289"/>
+        <w:gridCol w:w="3289"/>
+        <w:gridCol w:w="3289"/>
+      </w:tblGrid>
+      <w:tr>
+        <w:tc>
+          <w:tcPr>
+            <w:tcW w:type="dxa" w:w="3289"/>
+          </w:tcPr>
+          <w:p>
+            <w:r>
+              <w:rPr>
+                <w:rFonts w:ascii="PingFang SC" w:hAnsi="PingFang SC" w:eastAsia="PingFang SC"/>
+                <w:b/>
+                <w:sz w:val="18"/>
+              </w:rPr>
+              <w:t>Source Group</w:t>
+            </w:r>
+          </w:p>
+        </w:tc>
+        <w:tc>
+          <w:tcPr>
+            <w:tcW w:type="dxa" w:w="3289"/>
+          </w:tcPr>
+          <w:p>
+            <w:r>
+              <w:rPr>
+                <w:rFonts w:ascii="PingFang SC" w:hAnsi="PingFang SC" w:eastAsia="PingFang SC"/>
+                <w:b/>
+                <w:sz w:val="18"/>
+              </w:rPr>
+              <w:t>Best Practice</w:t>
+            </w:r>
+          </w:p>
+        </w:tc>
+        <w:tc>
+          <w:tcPr>
+            <w:tcW w:type="dxa" w:w="3289"/>
+          </w:tcPr>
+          <w:p>
+            <w:r>
+              <w:rPr>
+                <w:rFonts w:ascii="PingFang SC" w:hAnsi="PingFang SC" w:eastAsia="PingFang SC"/>
+                <w:b/>
+                <w:sz w:val="18"/>
+              </w:rPr>
+              <w:t>How it is Implemented in v3</w:t>
+            </w:r>
+          </w:p>
+        </w:tc>
+      </w:tr>
+      <w:tr>
+        <w:tc>
+          <w:tcPr>
+            <w:tcW w:type="dxa" w:w="3289"/>
+          </w:tcPr>
+          <w:p>
+            <w:r>
+              <w:rPr>
+                <w:rFonts w:ascii="PingFang SC" w:hAnsi="PingFang SC" w:eastAsia="PingFang SC"/>
+                <w:b w:val="0"/>
+                <w:sz w:val="18"/>
+              </w:rPr>
+              <w:t>Group 1</w:t>
+              <w:br/>
+              <w:t>(WorldMaker)</w:t>
+            </w:r>
+          </w:p>
+        </w:tc>
+        <w:tc>
+          <w:tcPr>
+            <w:tcW w:type="dxa" w:w="3289"/>
+          </w:tcPr>
+          <w:p>
+            <w:r>
+              <w:rPr>
+                <w:rFonts w:ascii="PingFang SC" w:hAnsi="PingFang SC" w:eastAsia="PingFang SC"/>
+                <w:b w:val="0"/>
+                <w:sz w:val="18"/>
+              </w:rPr>
+              <w:t>Safe parameter</w:t>
+              <w:br/>
+              <w:t>ranges</w:t>
+            </w:r>
+          </w:p>
+        </w:tc>
+        <w:tc>
+          <w:tcPr>
+            <w:tcW w:type="dxa" w:w="3289"/>
+          </w:tcPr>
+          <w:p>
+            <w:r>
+              <w:rPr>
+                <w:rFonts w:ascii="PingFang SC" w:hAnsi="PingFang SC" w:eastAsia="PingFang SC"/>
+                <w:b w:val="0"/>
+                <w:sz w:val="18"/>
+              </w:rPr>
+              <w:t>All 21 UI controls have hard min/max limits. Seed [1,99999], Density [0.5,4.0], Fog [0.002,0.080], etc. Prevents crashes from invalid input.</w:t>
+            </w:r>
+          </w:p>
+        </w:tc>
+      </w:tr>
+      <w:tr>
+        <w:tc>
+          <w:tcPr>
+            <w:tcW w:type="dxa" w:w="3289"/>
+          </w:tcPr>
+          <w:p>
+            <w:r>
+              <w:rPr>
+                <w:rFonts w:ascii="PingFang SC" w:hAnsi="PingFang SC" w:eastAsia="PingFang SC"/>
+                <w:b w:val="0"/>
+                <w:sz w:val="18"/>
+              </w:rPr>
+              <w:t>Group 3</w:t>
+              <w:br/>
+              <w:t>(CS2)</w:t>
+            </w:r>
+          </w:p>
+        </w:tc>
+        <w:tc>
+          <w:tcPr>
+            <w:tcW w:type="dxa" w:w="3289"/>
+          </w:tcPr>
+          <w:p>
+            <w:r>
+              <w:rPr>
+                <w:rFonts w:ascii="PingFang SC" w:hAnsi="PingFang SC" w:eastAsia="PingFang SC"/>
+                <w:b w:val="0"/>
+                <w:sz w:val="18"/>
+              </w:rPr>
+              <w:t>Colour-coded</w:t>
+              <w:br/>
+              <w:t>action buttons</w:t>
+            </w:r>
+          </w:p>
+        </w:tc>
+        <w:tc>
+          <w:tcPr>
+            <w:tcW w:type="dxa" w:w="3289"/>
+          </w:tcPr>
+          <w:p>
+            <w:r>
+              <w:rPr>
+                <w:rFonts w:ascii="PingFang SC" w:hAnsi="PingFang SC" w:eastAsia="PingFang SC"/>
+                <w:b w:val="0"/>
+                <w:sz w:val="18"/>
+              </w:rPr>
+              <w:t>Green=Generate, Blue=Preview/Arnold RV, Amber=Render Still, Red=Reset. Each colour communicates a distinct semantic action.</w:t>
+            </w:r>
+          </w:p>
+        </w:tc>
+      </w:tr>
+      <w:tr>
+        <w:tc>
+          <w:tcPr>
+            <w:tcW w:type="dxa" w:w="3289"/>
+          </w:tcPr>
+          <w:p>
+            <w:r>
+              <w:rPr>
+                <w:rFonts w:ascii="PingFang SC" w:hAnsi="PingFang SC" w:eastAsia="PingFang SC"/>
+                <w:b w:val="0"/>
+                <w:sz w:val="18"/>
+              </w:rPr>
+              <w:t>Group 4</w:t>
+              <w:br/>
+              <w:t>(SmokeFlow)</w:t>
+            </w:r>
+          </w:p>
+        </w:tc>
+        <w:tc>
+          <w:tcPr>
+            <w:tcW w:type="dxa" w:w="3289"/>
+          </w:tcPr>
+          <w:p>
+            <w:r>
+              <w:rPr>
+                <w:rFonts w:ascii="PingFang SC" w:hAnsi="PingFang SC" w:eastAsia="PingFang SC"/>
+                <w:b w:val="0"/>
+                <w:sz w:val="18"/>
+              </w:rPr>
+              <w:t>Collapsible sections</w:t>
+              <w:br/>
+              <w:t>+ banner logo</w:t>
+            </w:r>
+          </w:p>
+        </w:tc>
+        <w:tc>
+          <w:tcPr>
+            <w:tcW w:type="dxa" w:w="3289"/>
+          </w:tcPr>
+          <w:p>
+            <w:r>
+              <w:rPr>
+                <w:rFonts w:ascii="PingFang SC" w:hAnsi="PingFang SC" w:eastAsia="PingFang SC"/>
+                <w:b w:val="0"/>
+                <w:sz w:val="18"/>
+              </w:rPr>
+              <w:t>10 frameLayout sections (2 per tab) with collapsable=True. "◆ Crystal Cavern ◆" banner at window top with EN+CN subtitle.</w:t>
+            </w:r>
+          </w:p>
+        </w:tc>
+      </w:tr>
+      <w:tr>
+        <w:tc>
+          <w:tcPr>
+            <w:tcW w:type="dxa" w:w="3289"/>
+          </w:tcPr>
+          <w:p>
+            <w:r>
+              <w:rPr>
+                <w:rFonts w:ascii="PingFang SC" w:hAnsi="PingFang SC" w:eastAsia="PingFang SC"/>
+                <w:b w:val="0"/>
+                <w:sz w:val="18"/>
+              </w:rPr>
+              <w:t>Group 5</w:t>
+              <w:br/>
+              <w:t>(Emo)</w:t>
+            </w:r>
+          </w:p>
+        </w:tc>
+        <w:tc>
+          <w:tcPr>
+            <w:tcW w:type="dxa" w:w="3289"/>
+          </w:tcPr>
+          <w:p>
+            <w:r>
+              <w:rPr>
+                <w:rFonts w:ascii="PingFang SC" w:hAnsi="PingFang SC" w:eastAsia="PingFang SC"/>
+                <w:b w:val="0"/>
+                <w:sz w:val="18"/>
+              </w:rPr>
+              <w:t>Dark aesthetic +</w:t>
+              <w:br/>
+              <w:t>accent colours</w:t>
+            </w:r>
+          </w:p>
+        </w:tc>
+        <w:tc>
+          <w:tcPr>
+            <w:tcW w:type="dxa" w:w="3289"/>
+          </w:tcPr>
+          <w:p>
+            <w:r>
+              <w:rPr>
+                <w:rFonts w:ascii="PingFang SC" w:hAnsi="PingFang SC" w:eastAsia="PingFang SC"/>
+                <w:b w:val="0"/>
+                <w:sz w:val="18"/>
+              </w:rPr>
+              <w:t>Background #1E1E24 with cyan, amber, green, and blue accent palette. Evokes a geological exploration console.</w:t>
+            </w:r>
+          </w:p>
+        </w:tc>
+      </w:tr>
+      <w:tr>
+        <w:tc>
+          <w:tcPr>
+            <w:tcW w:type="dxa" w:w="3289"/>
+          </w:tcPr>
+          <w:p>
+            <w:r>
+              <w:rPr>
+                <w:rFonts w:ascii="PingFang SC" w:hAnsi="PingFang SC" w:eastAsia="PingFang SC"/>
+                <w:b w:val="0"/>
+                <w:sz w:val="18"/>
+              </w:rPr>
+              <w:t>Group 6</w:t>
+              <w:br/>
+              <w:t>(Orbit)</w:t>
+            </w:r>
+          </w:p>
+        </w:tc>
+        <w:tc>
+          <w:tcPr>
+            <w:tcW w:type="dxa" w:w="3289"/>
+          </w:tcPr>
+          <w:p>
+            <w:r>
+              <w:rPr>
+                <w:rFonts w:ascii="PingFang SC" w:hAnsi="PingFang SC" w:eastAsia="PingFang SC"/>
+                <w:b w:val="0"/>
+                <w:sz w:val="18"/>
+              </w:rPr>
+              <w:t>Bilingual labels</w:t>
+              <w:br/>
+              <w:t>(Chinese+English)</w:t>
+            </w:r>
+          </w:p>
+        </w:tc>
+        <w:tc>
+          <w:tcPr>
+            <w:tcW w:type="dxa" w:w="3289"/>
+          </w:tcPr>
+          <w:p>
+            <w:r>
+              <w:rPr>
+                <w:rFonts w:ascii="PingFang SC" w:hAnsi="PingFang SC" w:eastAsia="PingFang SC"/>
+                <w:b w:val="0"/>
+                <w:sz w:val="18"/>
+              </w:rPr>
+              <w:t>Every control label includes both Chinese and English text. Sliders use "Density / 密度" format throughout.</w:t>
+            </w:r>
+          </w:p>
+        </w:tc>
+      </w:tr>
+      <w:tr>
+        <w:tc>
+          <w:tcPr>
+            <w:tcW w:type="dxa" w:w="3289"/>
+          </w:tcPr>
+          <w:p>
+            <w:r>
+              <w:rPr>
+                <w:rFonts w:ascii="PingFang SC" w:hAnsi="PingFang SC" w:eastAsia="PingFang SC"/>
+                <w:b w:val="0"/>
+                <w:sz w:val="18"/>
+              </w:rPr>
+              <w:t>Group 9</w:t>
+              <w:br/>
+              <w:t>(Mycelium)</w:t>
+            </w:r>
+          </w:p>
+        </w:tc>
+        <w:tc>
+          <w:tcPr>
+            <w:tcW w:type="dxa" w:w="3289"/>
+          </w:tcPr>
+          <w:p>
+            <w:r>
+              <w:rPr>
+                <w:rFonts w:ascii="PingFang SC" w:hAnsi="PingFang SC" w:eastAsia="PingFang SC"/>
+                <w:b w:val="0"/>
+                <w:sz w:val="18"/>
+              </w:rPr>
+              <w:t>Production-order</w:t>
+              <w:br/>
+              <w:t>tab layout</w:t>
+            </w:r>
+          </w:p>
+        </w:tc>
+        <w:tc>
+          <w:tcPr>
+            <w:tcW w:type="dxa" w:w="3289"/>
+          </w:tcPr>
+          <w:p>
+            <w:r>
+              <w:rPr>
+                <w:rFonts w:ascii="PingFang SC" w:hAnsi="PingFang SC" w:eastAsia="PingFang SC"/>
+                <w:b w:val="0"/>
+                <w:sz w:val="18"/>
+              </w:rPr>
+              <w:t>Five tabs follow the natural workflow: Terrain → Crystals → Lighting → Cam/Anim → Render. No need to jump back and forth.</w:t>
+            </w:r>
+          </w:p>
+        </w:tc>
+      </w:tr>
+      <w:tr>
+        <w:tc>
+          <w:tcPr>
+            <w:tcW w:type="dxa" w:w="3289"/>
+          </w:tcPr>
+          <w:p>
+            <w:r>
+              <w:rPr>
+                <w:rFonts w:ascii="PingFang SC" w:hAnsi="PingFang SC" w:eastAsia="PingFang SC"/>
+                <w:b w:val="0"/>
+                <w:sz w:val="18"/>
+              </w:rPr>
+              <w:t>Group 10</w:t>
+              <w:br/>
+              <w:t>(ReefSeed)</w:t>
+            </w:r>
+          </w:p>
+        </w:tc>
+        <w:tc>
+          <w:tcPr>
+            <w:tcW w:type="dxa" w:w="3289"/>
+          </w:tcPr>
+          <w:p>
+            <w:r>
+              <w:rPr>
+                <w:rFonts w:ascii="PingFang SC" w:hAnsi="PingFang SC" w:eastAsia="PingFang SC"/>
+                <w:b w:val="0"/>
+                <w:sz w:val="18"/>
+              </w:rPr>
+              <w:t>Compact single</w:t>
+              <w:br/>
+              <w:t>window design</w:t>
+            </w:r>
+          </w:p>
+        </w:tc>
+        <w:tc>
+          <w:tcPr>
+            <w:tcW w:type="dxa" w:w="3289"/>
+          </w:tcPr>
+          <w:p>
+            <w:r>
+              <w:rPr>
+                <w:rFonts w:ascii="PingFang SC" w:hAnsi="PingFang SC" w:eastAsia="PingFang SC"/>
+                <w:b w:val="0"/>
+                <w:sz w:val="18"/>
+              </w:rPr>
+              <w:t>Single dockable Maya window (440×680). No separate tool windows or floating panels.</w:t>
+            </w:r>
+          </w:p>
+        </w:tc>
+      </w:tr>
+      <w:tr>
+        <w:tc>
+          <w:tcPr>
+            <w:tcW w:type="dxa" w:w="3289"/>
+          </w:tcPr>
+          <w:p>
+            <w:r>
+              <w:rPr>
+                <w:rFonts w:ascii="PingFang SC" w:hAnsi="PingFang SC" w:eastAsia="PingFang SC"/>
+                <w:b w:val="0"/>
+                <w:sz w:val="18"/>
+              </w:rPr>
+              <w:t>Group 11</w:t>
+              <w:br/>
+              <w:t>(PosePilot)</w:t>
+            </w:r>
+          </w:p>
+        </w:tc>
+        <w:tc>
+          <w:tcPr>
+            <w:tcW w:type="dxa" w:w="3289"/>
+          </w:tcPr>
+          <w:p>
+            <w:r>
+              <w:rPr>
+                <w:rFonts w:ascii="PingFang SC" w:hAnsi="PingFang SC" w:eastAsia="PingFang SC"/>
+                <w:b w:val="0"/>
+                <w:sz w:val="18"/>
+              </w:rPr>
+              <w:t>Progress bar +</w:t>
+              <w:br/>
+              <w:t>status footer</w:t>
+            </w:r>
+          </w:p>
+        </w:tc>
+        <w:tc>
+          <w:tcPr>
+            <w:tcW w:type="dxa" w:w="3289"/>
+          </w:tcPr>
+          <w:p>
+            <w:r>
+              <w:rPr>
+                <w:rFonts w:ascii="PingFang SC" w:hAnsi="PingFang SC" w:eastAsia="PingFang SC"/>
+                <w:b w:val="0"/>
+                <w:sz w:val="18"/>
+              </w:rPr>
+              <w:t>Embedded 8-stage progressBar + statusText line. Real-time feedback during ~40s build: "Cleaning→Materials→Shell→Terrain→Crystals...".</w:t>
+            </w:r>
+          </w:p>
+        </w:tc>
+      </w:tr>
+    </w:tbl>
+    <w:p/>
+    <w:p>
+      <w:pPr>
+        <w:pStyle w:val="Heading1"/>
+      </w:pPr>
+      <w:r>
+        <w:rPr>
+          <w:rFonts w:ascii="PingFang SC" w:hAnsi="PingFang SC" w:eastAsia="PingFang SC"/>
+          <w:b w:val="0"/>
+          <w:sz w:val="32"/>
+        </w:rPr>
+        <w:t>GUI Iteration History (v1 → v2 → v3)</w:t>
+      </w:r>
+    </w:p>
+    <w:p>
+      <w:r>
+        <w:rPr>
+          <w:rFonts w:ascii="PingFang SC" w:hAnsi="PingFang SC" w:eastAsia="PingFang SC"/>
+          <w:b w:val="0"/>
+          <w:sz w:val="20"/>
+        </w:rPr>
+        <w:t>The Crystal Cavern GUI evolved through three major versions over the 4-day development cycle of the course project.</w:t>
+      </w:r>
+    </w:p>
+    <w:tbl>
+      <w:tblPr>
+        <w:tblStyle w:val="LightGrid-Accent1"/>
+        <w:tblW w:type="auto" w:w="0"/>
+        <w:tblLook w:firstColumn="1" w:firstRow="1" w:lastColumn="0" w:lastRow="0" w:noHBand="0" w:noVBand="1" w:val="04A0"/>
+      </w:tblPr>
+      <w:tblGrid>
+        <w:gridCol w:w="2466"/>
+        <w:gridCol w:w="2466"/>
+        <w:gridCol w:w="2466"/>
+        <w:gridCol w:w="2466"/>
+      </w:tblGrid>
+      <w:tr>
+        <w:tc>
+          <w:tcPr>
+            <w:tcW w:type="dxa" w:w="2466"/>
+          </w:tcPr>
+          <w:p>
+            <w:r>
+              <w:rPr>
+                <w:rFonts w:ascii="PingFang SC" w:hAnsi="PingFang SC" w:eastAsia="PingFang SC"/>
+                <w:b/>
+                <w:sz w:val="18"/>
+              </w:rPr>
+              <w:t>Feature</w:t>
+            </w:r>
+          </w:p>
+        </w:tc>
+        <w:tc>
+          <w:tcPr>
+            <w:tcW w:type="dxa" w:w="2466"/>
+          </w:tcPr>
+          <w:p>
+            <w:r>
+              <w:rPr>
+                <w:rFonts w:ascii="PingFang SC" w:hAnsi="PingFang SC" w:eastAsia="PingFang SC"/>
+                <w:b/>
+                <w:sz w:val="18"/>
+              </w:rPr>
+              <w:t>v1 (19 July)</w:t>
+            </w:r>
+          </w:p>
+        </w:tc>
+        <w:tc>
+          <w:tcPr>
+            <w:tcW w:type="dxa" w:w="2466"/>
+          </w:tcPr>
+          <w:p>
+            <w:r>
+              <w:rPr>
+                <w:rFonts w:ascii="PingFang SC" w:hAnsi="PingFang SC" w:eastAsia="PingFang SC"/>
+                <w:b/>
+                <w:sz w:val="18"/>
+              </w:rPr>
+              <w:t>v2 (20 July)</w:t>
+            </w:r>
+          </w:p>
+        </w:tc>
+        <w:tc>
+          <w:tcPr>
+            <w:tcW w:type="dxa" w:w="2466"/>
+          </w:tcPr>
+          <w:p>
+            <w:r>
+              <w:rPr>
+                <w:rFonts w:ascii="PingFang SC" w:hAnsi="PingFang SC" w:eastAsia="PingFang SC"/>
+                <w:b/>
+                <w:sz w:val="18"/>
+              </w:rPr>
+              <w:t>v3 (22 July — submitted)</w:t>
+            </w:r>
+          </w:p>
+        </w:tc>
+      </w:tr>
+      <w:tr>
+        <w:tc>
+          <w:tcPr>
+            <w:tcW w:type="dxa" w:w="2466"/>
+          </w:tcPr>
+          <w:p>
+            <w:r>
+              <w:rPr>
+                <w:rFonts w:ascii="PingFang SC" w:hAnsi="PingFang SC" w:eastAsia="PingFang SC"/>
+                <w:b w:val="0"/>
+                <w:sz w:val="18"/>
+              </w:rPr>
+              <w:t>Tabs</w:t>
+            </w:r>
+          </w:p>
+        </w:tc>
+        <w:tc>
+          <w:tcPr>
+            <w:tcW w:type="dxa" w:w="2466"/>
+          </w:tcPr>
+          <w:p>
+            <w:r>
+              <w:rPr>
+                <w:rFonts w:ascii="PingFang SC" w:hAnsi="PingFang SC" w:eastAsia="PingFang SC"/>
+                <w:b w:val="0"/>
+                <w:sz w:val="18"/>
+              </w:rPr>
+              <w:t>1 (flat columnLayout)</w:t>
+            </w:r>
+          </w:p>
+        </w:tc>
+        <w:tc>
+          <w:tcPr>
+            <w:tcW w:type="dxa" w:w="2466"/>
+          </w:tcPr>
+          <w:p>
+            <w:r>
+              <w:rPr>
+                <w:rFonts w:ascii="PingFang SC" w:hAnsi="PingFang SC" w:eastAsia="PingFang SC"/>
+                <w:b w:val="0"/>
+                <w:sz w:val="18"/>
+              </w:rPr>
+              <w:t>4 (tabLayout)</w:t>
+            </w:r>
+          </w:p>
+        </w:tc>
+        <w:tc>
+          <w:tcPr>
+            <w:tcW w:type="dxa" w:w="2466"/>
+          </w:tcPr>
+          <w:p>
+            <w:r>
+              <w:rPr>
+                <w:rFonts w:ascii="PingFang SC" w:hAnsi="PingFang SC" w:eastAsia="PingFang SC"/>
+                <w:b w:val="0"/>
+                <w:sz w:val="18"/>
+              </w:rPr>
+              <w:t>5 (tabLayout + collapsible frameLayouts)</w:t>
+            </w:r>
+          </w:p>
+        </w:tc>
+      </w:tr>
+      <w:tr>
+        <w:tc>
+          <w:tcPr>
+            <w:tcW w:type="dxa" w:w="2466"/>
+          </w:tcPr>
+          <w:p>
+            <w:r>
+              <w:rPr>
+                <w:rFonts w:ascii="PingFang SC" w:hAnsi="PingFang SC" w:eastAsia="PingFang SC"/>
+                <w:b w:val="0"/>
+                <w:sz w:val="18"/>
+              </w:rPr>
+              <w:t>Parameters</w:t>
+            </w:r>
+          </w:p>
+        </w:tc>
+        <w:tc>
+          <w:tcPr>
+            <w:tcW w:type="dxa" w:w="2466"/>
+          </w:tcPr>
+          <w:p>
+            <w:r>
+              <w:rPr>
+                <w:rFonts w:ascii="PingFang SC" w:hAnsi="PingFang SC" w:eastAsia="PingFang SC"/>
+                <w:b w:val="0"/>
+                <w:sz w:val="18"/>
+              </w:rPr>
+              <w:t>~8</w:t>
+            </w:r>
+          </w:p>
+        </w:tc>
+        <w:tc>
+          <w:tcPr>
+            <w:tcW w:type="dxa" w:w="2466"/>
+          </w:tcPr>
+          <w:p>
+            <w:r>
+              <w:rPr>
+                <w:rFonts w:ascii="PingFang SC" w:hAnsi="PingFang SC" w:eastAsia="PingFang SC"/>
+                <w:b w:val="0"/>
+                <w:sz w:val="18"/>
+              </w:rPr>
+              <w:t>16</w:t>
+            </w:r>
+          </w:p>
+        </w:tc>
+        <w:tc>
+          <w:tcPr>
+            <w:tcW w:type="dxa" w:w="2466"/>
+          </w:tcPr>
+          <w:p>
+            <w:r>
+              <w:rPr>
+                <w:rFonts w:ascii="PingFang SC" w:hAnsi="PingFang SC" w:eastAsia="PingFang SC"/>
+                <w:b w:val="0"/>
+                <w:sz w:val="18"/>
+              </w:rPr>
+              <w:t>21 (added Cam/Anim, more lighting)</w:t>
+            </w:r>
+          </w:p>
+        </w:tc>
+      </w:tr>
+      <w:tr>
+        <w:tc>
+          <w:tcPr>
+            <w:tcW w:type="dxa" w:w="2466"/>
+          </w:tcPr>
+          <w:p>
+            <w:r>
+              <w:rPr>
+                <w:rFonts w:ascii="PingFang SC" w:hAnsi="PingFang SC" w:eastAsia="PingFang SC"/>
+                <w:b w:val="0"/>
+                <w:sz w:val="18"/>
+              </w:rPr>
+              <w:t>Language</w:t>
+            </w:r>
+          </w:p>
+        </w:tc>
+        <w:tc>
+          <w:tcPr>
+            <w:tcW w:type="dxa" w:w="2466"/>
+          </w:tcPr>
+          <w:p>
+            <w:r>
+              <w:rPr>
+                <w:rFonts w:ascii="PingFang SC" w:hAnsi="PingFang SC" w:eastAsia="PingFang SC"/>
+                <w:b w:val="0"/>
+                <w:sz w:val="18"/>
+              </w:rPr>
+              <w:t>Code variable names</w:t>
+            </w:r>
+          </w:p>
+        </w:tc>
+        <w:tc>
+          <w:tcPr>
+            <w:tcW w:type="dxa" w:w="2466"/>
+          </w:tcPr>
+          <w:p>
+            <w:r>
+              <w:rPr>
+                <w:rFonts w:ascii="PingFang SC" w:hAnsi="PingFang SC" w:eastAsia="PingFang SC"/>
+                <w:b w:val="0"/>
+                <w:sz w:val="18"/>
+              </w:rPr>
+              <w:t>English only</w:t>
+            </w:r>
+          </w:p>
+        </w:tc>
+        <w:tc>
+          <w:tcPr>
+            <w:tcW w:type="dxa" w:w="2466"/>
+          </w:tcPr>
+          <w:p>
+            <w:r>
+              <w:rPr>
+                <w:rFonts w:ascii="PingFang SC" w:hAnsi="PingFang SC" w:eastAsia="PingFang SC"/>
+                <w:b w:val="0"/>
+                <w:sz w:val="18"/>
+              </w:rPr>
+              <w:t>Chinese + English bilingual</w:t>
+            </w:r>
+          </w:p>
+        </w:tc>
+      </w:tr>
+      <w:tr>
+        <w:tc>
+          <w:tcPr>
+            <w:tcW w:type="dxa" w:w="2466"/>
+          </w:tcPr>
+          <w:p>
+            <w:r>
+              <w:rPr>
+                <w:rFonts w:ascii="PingFang SC" w:hAnsi="PingFang SC" w:eastAsia="PingFang SC"/>
+                <w:b w:val="0"/>
+                <w:sz w:val="18"/>
+              </w:rPr>
+              <w:t>Progress</w:t>
+            </w:r>
+          </w:p>
+        </w:tc>
+        <w:tc>
+          <w:tcPr>
+            <w:tcW w:type="dxa" w:w="2466"/>
+          </w:tcPr>
+          <w:p>
+            <w:r>
+              <w:rPr>
+                <w:rFonts w:ascii="PingFang SC" w:hAnsi="PingFang SC" w:eastAsia="PingFang SC"/>
+                <w:b w:val="0"/>
+                <w:sz w:val="18"/>
+              </w:rPr>
+              <w:t>None</w:t>
+            </w:r>
+          </w:p>
+        </w:tc>
+        <w:tc>
+          <w:tcPr>
+            <w:tcW w:type="dxa" w:w="2466"/>
+          </w:tcPr>
+          <w:p>
+            <w:r>
+              <w:rPr>
+                <w:rFonts w:ascii="PingFang SC" w:hAnsi="PingFang SC" w:eastAsia="PingFang SC"/>
+                <w:b w:val="0"/>
+                <w:sz w:val="18"/>
+              </w:rPr>
+              <w:t>print() to console</w:t>
+            </w:r>
+          </w:p>
+        </w:tc>
+        <w:tc>
+          <w:tcPr>
+            <w:tcW w:type="dxa" w:w="2466"/>
+          </w:tcPr>
+          <w:p>
+            <w:r>
+              <w:rPr>
+                <w:rFonts w:ascii="PingFang SC" w:hAnsi="PingFang SC" w:eastAsia="PingFang SC"/>
+                <w:b w:val="0"/>
+                <w:sz w:val="18"/>
+              </w:rPr>
+              <w:t>progressBar + statusText + 8 stages</w:t>
+            </w:r>
+          </w:p>
+        </w:tc>
+      </w:tr>
+      <w:tr>
+        <w:tc>
+          <w:tcPr>
+            <w:tcW w:type="dxa" w:w="2466"/>
+          </w:tcPr>
+          <w:p>
+            <w:r>
+              <w:rPr>
+                <w:rFonts w:ascii="PingFang SC" w:hAnsi="PingFang SC" w:eastAsia="PingFang SC"/>
+                <w:b w:val="0"/>
+                <w:sz w:val="18"/>
+              </w:rPr>
+              <w:t>Buttons</w:t>
+            </w:r>
+          </w:p>
+        </w:tc>
+        <w:tc>
+          <w:tcPr>
+            <w:tcW w:type="dxa" w:w="2466"/>
+          </w:tcPr>
+          <w:p>
+            <w:r>
+              <w:rPr>
+                <w:rFonts w:ascii="PingFang SC" w:hAnsi="PingFang SC" w:eastAsia="PingFang SC"/>
+                <w:b w:val="0"/>
+                <w:sz w:val="18"/>
+              </w:rPr>
+              <w:t>1 (Generate only)</w:t>
+            </w:r>
+          </w:p>
+        </w:tc>
+        <w:tc>
+          <w:tcPr>
+            <w:tcW w:type="dxa" w:w="2466"/>
+          </w:tcPr>
+          <w:p>
+            <w:r>
+              <w:rPr>
+                <w:rFonts w:ascii="PingFang SC" w:hAnsi="PingFang SC" w:eastAsia="PingFang SC"/>
+                <w:b w:val="0"/>
+                <w:sz w:val="18"/>
+              </w:rPr>
+              <w:t>2 (Generate, Reset)</w:t>
+            </w:r>
+          </w:p>
+        </w:tc>
+        <w:tc>
+          <w:tcPr>
+            <w:tcW w:type="dxa" w:w="2466"/>
+          </w:tcPr>
+          <w:p>
+            <w:r>
+              <w:rPr>
+                <w:rFonts w:ascii="PingFang SC" w:hAnsi="PingFang SC" w:eastAsia="PingFang SC"/>
+                <w:b w:val="0"/>
+                <w:sz w:val="18"/>
+              </w:rPr>
+              <w:t>4 (Generate/Preview/Reset/Close)</w:t>
+            </w:r>
+          </w:p>
+        </w:tc>
+      </w:tr>
+      <w:tr>
+        <w:tc>
+          <w:tcPr>
+            <w:tcW w:type="dxa" w:w="2466"/>
+          </w:tcPr>
+          <w:p>
+            <w:r>
+              <w:rPr>
+                <w:rFonts w:ascii="PingFang SC" w:hAnsi="PingFang SC" w:eastAsia="PingFang SC"/>
+                <w:b w:val="0"/>
+                <w:sz w:val="18"/>
+              </w:rPr>
+              <w:t>Path resolution</w:t>
+            </w:r>
+          </w:p>
+        </w:tc>
+        <w:tc>
+          <w:tcPr>
+            <w:tcW w:type="dxa" w:w="2466"/>
+          </w:tcPr>
+          <w:p>
+            <w:r>
+              <w:rPr>
+                <w:rFonts w:ascii="PingFang SC" w:hAnsi="PingFang SC" w:eastAsia="PingFang SC"/>
+                <w:b w:val="0"/>
+                <w:sz w:val="18"/>
+              </w:rPr>
+              <w:t>Hardcoded /Users/xixi/</w:t>
+            </w:r>
+          </w:p>
+        </w:tc>
+        <w:tc>
+          <w:tcPr>
+            <w:tcW w:type="dxa" w:w="2466"/>
+          </w:tcPr>
+          <w:p>
+            <w:r>
+              <w:rPr>
+                <w:rFonts w:ascii="PingFang SC" w:hAnsi="PingFang SC" w:eastAsia="PingFang SC"/>
+                <w:b w:val="0"/>
+                <w:sz w:val="18"/>
+              </w:rPr>
+              <w:t>Hardcoded /Users/xixi/</w:t>
+            </w:r>
+          </w:p>
+        </w:tc>
+        <w:tc>
+          <w:tcPr>
+            <w:tcW w:type="dxa" w:w="2466"/>
+          </w:tcPr>
+          <w:p>
+            <w:r>
+              <w:rPr>
+                <w:rFonts w:ascii="PingFang SC" w:hAnsi="PingFang SC" w:eastAsia="PingFang SC"/>
+                <w:b w:val="0"/>
+                <w:sz w:val="18"/>
+              </w:rPr>
+              <w:t>__file__-based portable</w:t>
+            </w:r>
+          </w:p>
+        </w:tc>
+      </w:tr>
+      <w:tr>
+        <w:tc>
+          <w:tcPr>
+            <w:tcW w:type="dxa" w:w="2466"/>
+          </w:tcPr>
+          <w:p>
+            <w:r>
+              <w:rPr>
+                <w:rFonts w:ascii="PingFang SC" w:hAnsi="PingFang SC" w:eastAsia="PingFang SC"/>
+                <w:b w:val="0"/>
+                <w:sz w:val="18"/>
+              </w:rPr>
+              <w:t>Documentation</w:t>
+            </w:r>
+          </w:p>
+        </w:tc>
+        <w:tc>
+          <w:tcPr>
+            <w:tcW w:type="dxa" w:w="2466"/>
+          </w:tcPr>
+          <w:p>
+            <w:r>
+              <w:rPr>
+                <w:rFonts w:ascii="PingFang SC" w:hAnsi="PingFang SC" w:eastAsia="PingFang SC"/>
+                <w:b w:val="0"/>
+                <w:sz w:val="18"/>
+              </w:rPr>
+              <w:t>—</w:t>
+            </w:r>
+          </w:p>
+        </w:tc>
+        <w:tc>
+          <w:tcPr>
+            <w:tcW w:type="dxa" w:w="2466"/>
+          </w:tcPr>
+          <w:p>
+            <w:r>
+              <w:rPr>
+                <w:rFonts w:ascii="PingFang SC" w:hAnsi="PingFang SC" w:eastAsia="PingFang SC"/>
+                <w:b w:val="0"/>
+                <w:sz w:val="18"/>
+              </w:rPr>
+              <w:t>—</w:t>
+            </w:r>
+          </w:p>
+        </w:tc>
+        <w:tc>
+          <w:tcPr>
+            <w:tcW w:type="dxa" w:w="2466"/>
+          </w:tcPr>
+          <w:p>
+            <w:r>
+              <w:rPr>
+                <w:rFonts w:ascii="PingFang SC" w:hAnsi="PingFang SC" w:eastAsia="PingFang SC"/>
+                <w:b w:val="0"/>
+                <w:sz w:val="18"/>
+              </w:rPr>
+              <w:t>This 9-page design document</w:t>
+            </w:r>
+          </w:p>
+        </w:tc>
+      </w:tr>
+    </w:tbl>
+    <w:sectPr>
+      <w:pgSz w:w="11906" w:h="16838"/>
+      <w:pgMar w:top="1440" w:right="1020" w:bottom="1440" w:left="1020" w:header="720" w:footer="720" w:gutter="0"/>
+      <w:cols w:space="720"/>
+      <w:docGrid w:linePitch="360"/>
+    </w:sectPr>
+  </w:body>
+</w:document>
 </file>
 
 <file path=word/numbering.xml><?xml version="1.0" encoding="utf-8"?>

--- a/crystal_cavern/Crystal_Cavern_GUI_Design_v3.docx
+++ b/crystal_cavern/Crystal_Cavern_GUI_Design_v3.docx
@@ -2,6 +2,7 @@
 <file path=word/document.xml><?xml version="1.0" encoding="utf-8"?>
 <w:document xmlns:wpc="http://schemas.microsoft.com/office/word/2010/wordprocessingCanvas" xmlns:mo="http://schemas.microsoft.com/office/mac/office/2008/main" xmlns:mc="http://schemas.openxmlformats.org/markup-compatibility/2006" xmlns:mv="urn:schemas-microsoft-com:mac:vml" xmlns:o="urn:schemas-microsoft-com:office:office" xmlns:r="http://schemas.openxmlformats.org/officeDocument/2006/relationships" xmlns:m="http://schemas.openxmlformats.org/officeDocument/2006/math" xmlns:v="urn:schemas-microsoft-com:vml" xmlns:wp14="http://schemas.microsoft.com/office/word/2010/wordprocessingDrawing" xmlns:wp="http://schemas.openxmlformats.org/drawingml/2006/wordprocessingDrawing" xmlns:w10="urn:schemas-microsoft-com:office:word" xmlns:w="http://schemas.openxmlformats.org/wordprocessingml/2006/main" xmlns:w14="http://schemas.microsoft.com/office/word/2010/wordml" xmlns:wpg="http://schemas.microsoft.com/office/word/2010/wordprocessingGroup" xmlns:wpi="http://schemas.microsoft.com/office/word/2010/wordprocessingInk" xmlns:wne="http://schemas.microsoft.com/office/word/2006/wordml" xmlns:wps="http://schemas.microsoft.com/office/word/2010/wordprocessingShape" mc:Ignorable="w14 wp14">
   <w:body>
+    <w:p/>
     <w:p/>
     <w:p/>
     <w:p/>
@@ -77,6 +78,19 @@
       </w:r>
     </w:p>
     <w:p>
+      <w:pPr>
+        <w:jc w:val="center"/>
+      </w:pPr>
+      <w:r>
+        <w:rPr>
+          <w:rFonts w:ascii="PingFang SC" w:hAnsi="PingFang SC" w:eastAsia="PingFang SC"/>
+          <w:b w:val="0"/>
+          <w:sz w:val="20"/>
+        </w:rPr>
+        <w:t>Submission for: GUI Design Exercise</w:t>
+      </w:r>
+    </w:p>
+    <w:p>
       <w:r>
         <w:br w:type="page"/>
       </w:r>
@@ -89,9 +103,9 @@
         <w:rPr>
           <w:rFonts w:ascii="PingFang SC" w:hAnsi="PingFang SC" w:eastAsia="PingFang SC"/>
           <w:b w:val="0"/>
-          <w:sz w:val="32"/>
+          <w:sz w:val="36"/>
         </w:rPr>
-        <w:t>v2 → v3: GUI Evolution</w:t>
+        <w:t>From v2 to v3: GUI Evolution</w:t>
       </w:r>
     </w:p>
     <w:p>
@@ -101,7 +115,7 @@
           <w:b w:val="0"/>
           <w:sz w:val="20"/>
         </w:rPr>
-        <w:t>The GUI evolved from a basic 4-tab flat layout (v2) to a professional 5-tab design with collapsible sections, bilingual labels, progress bar, and colour-coded action buttons (v3).</w:t>
+        <w:t>The Crystal Cavern GUI evolved from a basic 4-tab flat layout (v2) to a professional 5-tab design (v3) with collapsible frameLayout sections, bilingual Chinese/English labels, embedded progress bar, status footer, and colour-coded action buttons. The evolution was driven by iterative testing and user experience refinement in Maya 2027.</w:t>
       </w:r>
     </w:p>
     <w:tbl>
@@ -190,7 +204,7 @@
                 <w:b w:val="0"/>
                 <w:sz w:val="18"/>
               </w:rPr>
-              <w:t>16 params, English only</w:t>
+              <w:t>16 parameters, English only</w:t>
             </w:r>
           </w:p>
         </w:tc>
@@ -205,7 +219,7 @@
                 <w:b w:val="0"/>
                 <w:sz w:val="18"/>
               </w:rPr>
-              <w:t>21 params, Chinese + English bilingual</w:t>
+              <w:t>21 parameters, Chinese + English bilingual</w:t>
             </w:r>
           </w:p>
         </w:tc>
@@ -222,7 +236,7 @@
                 <w:b w:val="0"/>
                 <w:sz w:val="18"/>
               </w:rPr>
-              <w:t>Hardcoded /Users/xixi/ path</w:t>
+              <w:t>Hardcoded file system path</w:t>
             </w:r>
           </w:p>
         </w:tc>
@@ -237,7 +251,7 @@
                 <w:b w:val="0"/>
                 <w:sz w:val="18"/>
               </w:rPr>
-              <w:t>__file__-based portable path</w:t>
+              <w:t>__file__-based machine-independent path</w:t>
             </w:r>
           </w:p>
         </w:tc>
@@ -269,7 +283,7 @@
                 <w:b w:val="0"/>
                 <w:sz w:val="18"/>
               </w:rPr>
-              <w:t>4-colour: Green / Blue / Amber / Red</w:t>
+              <w:t>4 colours: Green / Blue / Amber / Red</w:t>
             </w:r>
           </w:p>
         </w:tc>
@@ -301,7 +315,7 @@
                 <w:b w:val="0"/>
                 <w:sz w:val="18"/>
               </w:rPr>
-              <w:t>8-stage progressBar + status footer</w:t>
+              <w:t>8-stage progressBar + status text footer</w:t>
             </w:r>
           </w:p>
         </w:tc>
@@ -318,7 +332,7 @@
                 <w:b w:val="0"/>
                 <w:sz w:val="18"/>
               </w:rPr>
-              <w:t>No banner</w:t>
+              <w:t>No banner logo</w:t>
             </w:r>
           </w:p>
         </w:tc>
@@ -350,7 +364,7 @@
                 <w:b w:val="0"/>
                 <w:sz w:val="18"/>
               </w:rPr>
-              <w:t>380×560</w:t>
+              <w:t>380×560 px</w:t>
             </w:r>
           </w:p>
         </w:tc>
@@ -365,7 +379,7 @@
                 <w:b w:val="0"/>
                 <w:sz w:val="18"/>
               </w:rPr>
-              <w:t>440×680</w:t>
+              <w:t>440×680 px</w:t>
             </w:r>
           </w:p>
         </w:tc>
@@ -379,7 +393,7 @@
       <w:r>
         <w:drawing>
           <wp:inline xmlns:a="http://schemas.openxmlformats.org/drawingml/2006/main" xmlns:pic="http://schemas.openxmlformats.org/drawingml/2006/picture">
-            <wp:extent cx="2926080" cy="4522124"/>
+            <wp:extent cx="3200400" cy="4946073"/>
             <wp:docPr id="1" name="Picture 1"/>
             <wp:cNvGraphicFramePr>
               <a:graphicFrameLocks noChangeAspect="1"/>
@@ -400,7 +414,7 @@
                   <pic:spPr>
                     <a:xfrm>
                       <a:off x="0" y="0"/>
-                      <a:ext cx="2926080" cy="4522124"/>
+                      <a:ext cx="3200400" cy="4946073"/>
                     </a:xfrm>
                     <a:prstGeom prst="rect"/>
                   </pic:spPr>
@@ -418,7 +432,7 @@
           <w:b w:val="0"/>
           <w:sz w:val="20"/>
         </w:rPr>
-        <w:t>Figure 1. Crystal Cavern v3 GUI — 5 tabs, collapsible sections, colour-coded buttons, progress bar with status footer.</w:t>
+        <w:t>Figure 1. Crystal Cavern v3 GUI — 5 tabs, collapsible sections, progress bar, colour-coded buttons.</w:t>
       </w:r>
     </w:p>
     <w:p>
@@ -434,9 +448,9 @@
         <w:rPr>
           <w:rFonts w:ascii="PingFang SC" w:hAnsi="PingFang SC" w:eastAsia="PingFang SC"/>
           <w:b w:val="0"/>
-          <w:sz w:val="32"/>
+          <w:sz w:val="36"/>
         </w:rPr>
-        <w:t>GUI v3 — All Five Tabs</w:t>
+        <w:t>GUI Screenshots — Tabs 1-3</w:t>
       </w:r>
     </w:p>
     <w:p>
@@ -447,9 +461,9 @@
         <w:rPr>
           <w:rFonts w:ascii="PingFang SC" w:hAnsi="PingFang SC" w:eastAsia="PingFang SC"/>
           <w:b w:val="0"/>
-          <w:sz w:val="26"/>
+          <w:sz w:val="28"/>
         </w:rPr>
-        <w:t>Terrain / 地形</w:t>
+        <w:t>Terrain Tab / 地形</w:t>
       </w:r>
     </w:p>
     <w:p>
@@ -459,7 +473,7 @@
       <w:r>
         <w:drawing>
           <wp:inline xmlns:a="http://schemas.openxmlformats.org/drawingml/2006/main" xmlns:pic="http://schemas.openxmlformats.org/drawingml/2006/picture">
-            <wp:extent cx="3474720" cy="5370022"/>
+            <wp:extent cx="3200400" cy="4946073"/>
             <wp:docPr id="2" name="Picture 2"/>
             <wp:cNvGraphicFramePr>
               <a:graphicFrameLocks noChangeAspect="1"/>
@@ -480,7 +494,7 @@
                   <pic:spPr>
                     <a:xfrm>
                       <a:off x="0" y="0"/>
-                      <a:ext cx="3474720" cy="5370022"/>
+                      <a:ext cx="3200400" cy="4946073"/>
                     </a:xfrm>
                     <a:prstGeom prst="rect"/>
                   </pic:spPr>
@@ -498,7 +512,7 @@
           <w:b w:val="0"/>
           <w:sz w:val="20"/>
         </w:rPr>
-        <w:t>Two collapsible sections: Base Settings (Seed 1–99999, Roughness 0.1–0.8, Size 20–80) and Enclosure (Wall Height 8–25, Ceiling 6–20). All controls have safe min/max ranges to prevent user errors.</w:t>
+        <w:t>Two collapsible frameLayout sections: Base Settings (Seed, Roughness, Size) and Enclosure (Wall Height, Ceiling Height). All controls have hard min/max safety limits to prevent Maya crashes from invalid user input.</w:t>
       </w:r>
     </w:p>
     <w:p>
@@ -509,9 +523,9 @@
         <w:rPr>
           <w:rFonts w:ascii="PingFang SC" w:hAnsi="PingFang SC" w:eastAsia="PingFang SC"/>
           <w:b w:val="0"/>
-          <w:sz w:val="26"/>
+          <w:sz w:val="28"/>
         </w:rPr>
-        <w:t>Crystals / 晶体</w:t>
+        <w:t>Crystals Tab / 晶体</w:t>
       </w:r>
     </w:p>
     <w:p>
@@ -521,7 +535,7 @@
       <w:r>
         <w:drawing>
           <wp:inline xmlns:a="http://schemas.openxmlformats.org/drawingml/2006/main" xmlns:pic="http://schemas.openxmlformats.org/drawingml/2006/picture">
-            <wp:extent cx="3474720" cy="5370022"/>
+            <wp:extent cx="3200400" cy="4946073"/>
             <wp:docPr id="3" name="Picture 3"/>
             <wp:cNvGraphicFramePr>
               <a:graphicFrameLocks noChangeAspect="1"/>
@@ -542,7 +556,7 @@
                   <pic:spPr>
                     <a:xfrm>
                       <a:off x="0" y="0"/>
-                      <a:ext cx="3474720" cy="5370022"/>
+                      <a:ext cx="3200400" cy="4946073"/>
                     </a:xfrm>
                     <a:prstGeom prst="rect"/>
                   </pic:spPr>
@@ -560,7 +574,7 @@
           <w:b w:val="0"/>
           <w:sz w:val="20"/>
         </w:rPr>
-        <w:t>Two sections: Density &amp; Size (Density 0.5–4.0, Size Variance 0.3–2.0) and Style (Color Seed 1–99999, Type Mix dropdown with 5 crystal shape biases). Collapsed by default to keep the UI clean.</w:t>
+        <w:t>Density &amp; Size section controls crystal count multiplier and height randomness. Style section provides Color Seed for reproducible colour distribution and a Type Mix dropdown for biasing between five crystal morphology types (Mixed, Spike, Cluster, Tower, Prism).</w:t>
       </w:r>
     </w:p>
     <w:p>
@@ -571,9 +585,9 @@
         <w:rPr>
           <w:rFonts w:ascii="PingFang SC" w:hAnsi="PingFang SC" w:eastAsia="PingFang SC"/>
           <w:b w:val="0"/>
-          <w:sz w:val="26"/>
+          <w:sz w:val="28"/>
         </w:rPr>
-        <w:t>Lighting / 灯光</w:t>
+        <w:t>Lighting Tab / 灯光</w:t>
       </w:r>
     </w:p>
     <w:p>
@@ -583,7 +597,7 @@
       <w:r>
         <w:drawing>
           <wp:inline xmlns:a="http://schemas.openxmlformats.org/drawingml/2006/main" xmlns:pic="http://schemas.openxmlformats.org/drawingml/2006/picture">
-            <wp:extent cx="3474720" cy="5370022"/>
+            <wp:extent cx="3200400" cy="4946073"/>
             <wp:docPr id="4" name="Picture 4"/>
             <wp:cNvGraphicFramePr>
               <a:graphicFrameLocks noChangeAspect="1"/>
@@ -604,7 +618,7 @@
                   <pic:spPr>
                     <a:xfrm>
                       <a:off x="0" y="0"/>
-                      <a:ext cx="3474720" cy="5370022"/>
+                      <a:ext cx="3200400" cy="4946073"/>
                     </a:xfrm>
                     <a:prstGeom prst="rect"/>
                   </pic:spPr>
@@ -622,7 +636,25 @@
           <w:b w:val="0"/>
           <w:sz w:val="20"/>
         </w:rPr>
-        <w:t>Ambient &amp; Fog section: Ambient 0.01–0.50, Fog Density 0.002–0.080, Dust Count 50–500. Dramatic Lights section (collapsed): Crystal Glow count 5–40 — controls colour-matched accent lights at tallest crystals.</w:t>
+        <w:t>Ambient &amp; Fog section: global ambient intensity, Arnold aiAtmosphereVolume density, and floating dust mote count. Dramatic Lights section: number of colour-matched point lights placed at the tallest crystal anchors for emissive accent illumination.</w:t>
+      </w:r>
+    </w:p>
+    <w:p>
+      <w:r>
+        <w:br w:type="page"/>
+      </w:r>
+    </w:p>
+    <w:p>
+      <w:pPr>
+        <w:pStyle w:val="Heading1"/>
+      </w:pPr>
+      <w:r>
+        <w:rPr>
+          <w:rFonts w:ascii="PingFang SC" w:hAnsi="PingFang SC" w:eastAsia="PingFang SC"/>
+          <w:b w:val="0"/>
+          <w:sz w:val="36"/>
+        </w:rPr>
+        <w:t>GUI Screenshots — Tabs 4-5</w:t>
       </w:r>
     </w:p>
     <w:p>
@@ -633,9 +665,9 @@
         <w:rPr>
           <w:rFonts w:ascii="PingFang SC" w:hAnsi="PingFang SC" w:eastAsia="PingFang SC"/>
           <w:b w:val="0"/>
-          <w:sz w:val="26"/>
+          <w:sz w:val="28"/>
         </w:rPr>
-        <w:t>Cam/Anim / 相机</w:t>
+        <w:t>Camera &amp; Animation Tab / 相机与动画</w:t>
       </w:r>
     </w:p>
     <w:p>
@@ -645,7 +677,7 @@
       <w:r>
         <w:drawing>
           <wp:inline xmlns:a="http://schemas.openxmlformats.org/drawingml/2006/main" xmlns:pic="http://schemas.openxmlformats.org/drawingml/2006/picture">
-            <wp:extent cx="3474720" cy="5370022"/>
+            <wp:extent cx="3200400" cy="4946073"/>
             <wp:docPr id="5" name="Picture 5"/>
             <wp:cNvGraphicFramePr>
               <a:graphicFrameLocks noChangeAspect="1"/>
@@ -666,7 +698,7 @@
                   <pic:spPr>
                     <a:xfrm>
                       <a:off x="0" y="0"/>
-                      <a:ext cx="3474720" cy="5370022"/>
+                      <a:ext cx="3200400" cy="4946073"/>
                     </a:xfrm>
                     <a:prstGeom prst="rect"/>
                   </pic:spPr>
@@ -684,7 +716,7 @@
           <w:b w:val="0"/>
           <w:sz w:val="20"/>
         </w:rPr>
-        <w:t>Fly-through Camera section: Focal Length 18–50mm, Fly Eye Height 1–8m, Look Attraction Radius 5–35m. Growth Animation section (collapsed): Stagger Window 100–600f, Duration 300–800f. Frame jump buttons for preview.</w:t>
+        <w:t>Fly-through Camera section controls the immersive cave exploration: Focal Length (18–50mm), Fly Eye Height (1–8m above crystal base), and Look Attraction Radius (crystals within this radius attract the camera gaze). Growth Animation section controls the crystal emergence effect: Stagger Window (100–600 frames of spread across crystals) and Duration (300–800 frames per crystal). Frame jump buttons provide instant preview of animation endpoints.</w:t>
       </w:r>
     </w:p>
     <w:p>
@@ -695,9 +727,9 @@
         <w:rPr>
           <w:rFonts w:ascii="PingFang SC" w:hAnsi="PingFang SC" w:eastAsia="PingFang SC"/>
           <w:b w:val="0"/>
-          <w:sz w:val="26"/>
+          <w:sz w:val="28"/>
         </w:rPr>
-        <w:t>Render / 渲染</w:t>
+        <w:t>Render Tab / 渲染</w:t>
       </w:r>
     </w:p>
     <w:p>
@@ -707,7 +739,7 @@
       <w:r>
         <w:drawing>
           <wp:inline xmlns:a="http://schemas.openxmlformats.org/drawingml/2006/main" xmlns:pic="http://schemas.openxmlformats.org/drawingml/2006/picture">
-            <wp:extent cx="3474720" cy="5370022"/>
+            <wp:extent cx="3200400" cy="4946073"/>
             <wp:docPr id="6" name="Picture 6"/>
             <wp:cNvGraphicFramePr>
               <a:graphicFrameLocks noChangeAspect="1"/>
@@ -728,7 +760,7 @@
                   <pic:spPr>
                     <a:xfrm>
                       <a:off x="0" y="0"/>
-                      <a:ext cx="3474720" cy="5370022"/>
+                      <a:ext cx="3200400" cy="4946073"/>
                     </a:xfrm>
                     <a:prstGeom prst="rect"/>
                   </pic:spPr>
@@ -746,7 +778,7 @@
           <w:b w:val="0"/>
           <w:sz w:val="20"/>
         </w:rPr>
-        <w:t>Resolution section: Width 640–3840, Height 360–2160, AA Samples 1–10. Actions section: Render Still (amber button → Arnold EXR batch render), Open Arnold Render View (blue button → interactive).</w:t>
+        <w:t>Resolution section sets Arnold output dimensions (640–3840 px) and anti-aliasing sample count (1–10). Actions section provides two rendering workflows: Render Still (amber button, triggers batch Arnold EXR render at configured resolution) and Open Arnold Render View (blue button, launches interactive Arnold render window for real-time preview).</w:t>
       </w:r>
     </w:p>
     <w:p>
@@ -762,7 +794,7 @@
         <w:rPr>
           <w:rFonts w:ascii="PingFang SC" w:hAnsi="PingFang SC" w:eastAsia="PingFang SC"/>
           <w:b w:val="0"/>
-          <w:sz w:val="32"/>
+          <w:sz w:val="36"/>
         </w:rPr>
         <w:t>Parameter Comparison: Two Seeds, Two Different Caves</w:t>
       </w:r>
@@ -774,7 +806,7 @@
           <w:b w:val="0"/>
           <w:sz w:val="20"/>
         </w:rPr>
-        <w:t>Same density (56), same fog (0.008). Only the seed value changes — the procedural pipeline regenerates everything: terrain shape, crystal positions, colour distribution, and camera path are all determined by the seed.</w:t>
+        <w:t>The project demonstrates procedural variability by generating two completely different cave scenes with identical generation parameters except for the random seed value. Same density (56 crystals), same volumetric fog (0.008), same build function — entirely different terrain morphology, crystal colour distribution, and camera path.</w:t>
       </w:r>
     </w:p>
     <w:tbl>
@@ -941,7 +973,7 @@
                 <w:b w:val="0"/>
                 <w:sz w:val="18"/>
               </w:rPr>
-              <w:t>Crystals</w:t>
+              <w:t>Crystal count</w:t>
             </w:r>
           </w:p>
         </w:tc>
@@ -1035,7 +1067,7 @@
                 <w:b w:val="0"/>
                 <w:sz w:val="18"/>
               </w:rPr>
-              <w:t>Arnold lights</w:t>
+              <w:t>Light count</w:t>
             </w:r>
           </w:p>
         </w:tc>
@@ -1082,7 +1114,7 @@
                 <w:b w:val="0"/>
                 <w:sz w:val="18"/>
               </w:rPr>
-              <w:t>Render</w:t>
+              <w:t>Render output</w:t>
             </w:r>
           </w:p>
         </w:tc>
@@ -1126,7 +1158,7 @@
       <w:r>
         <w:drawing>
           <wp:inline xmlns:a="http://schemas.openxmlformats.org/drawingml/2006/main" xmlns:pic="http://schemas.openxmlformats.org/drawingml/2006/picture">
-            <wp:extent cx="2560320" cy="1440180"/>
+            <wp:extent cx="2743200" cy="1543050"/>
             <wp:docPr id="7" name="Picture 7"/>
             <wp:cNvGraphicFramePr>
               <a:graphicFrameLocks noChangeAspect="1"/>
@@ -1140,6 +1172,133 @@
                   </pic:nvPicPr>
                   <pic:blipFill>
                     <a:blip r:embed="rId14"/>
+                    <a:stretch>
+                      <a:fillRect/>
+                    </a:stretch>
+                  </pic:blipFill>
+                  <pic:spPr>
+                    <a:xfrm>
+                      <a:off x="0" y="0"/>
+                      <a:ext cx="2743200" cy="1543050"/>
+                    </a:xfrm>
+                    <a:prstGeom prst="rect"/>
+                  </pic:spPr>
+                </pic:pic>
+              </a:graphicData>
+            </a:graphic>
+          </wp:inline>
+        </w:drawing>
+      </w:r>
+    </w:p>
+    <w:p>
+      <w:r>
+        <w:rPr>
+          <w:rFonts w:ascii="PingFang SC" w:hAnsi="PingFang SC" w:eastAsia="PingFang SC"/>
+          <w:b w:val="0"/>
+          <w:sz w:val="20"/>
+        </w:rPr>
+        <w:t>Figure 2. Scene 1 — Amethyst Cavern (seed=2026). Arnold 1920×1080 EXR.</w:t>
+      </w:r>
+    </w:p>
+    <w:p/>
+    <w:p>
+      <w:pPr>
+        <w:jc w:val="center"/>
+      </w:pPr>
+      <w:r>
+        <w:drawing>
+          <wp:inline xmlns:a="http://schemas.openxmlformats.org/drawingml/2006/main" xmlns:pic="http://schemas.openxmlformats.org/drawingml/2006/picture">
+            <wp:extent cx="2743200" cy="1543050"/>
+            <wp:docPr id="8" name="Picture 8"/>
+            <wp:cNvGraphicFramePr>
+              <a:graphicFrameLocks noChangeAspect="1"/>
+            </wp:cNvGraphicFramePr>
+            <a:graphic>
+              <a:graphicData uri="http://schemas.openxmlformats.org/drawingml/2006/picture">
+                <pic:pic>
+                  <pic:nvPicPr>
+                    <pic:cNvPr id="0" name="ruby_render.png"/>
+                    <pic:cNvPicPr/>
+                  </pic:nvPicPr>
+                  <pic:blipFill>
+                    <a:blip r:embed="rId15"/>
+                    <a:stretch>
+                      <a:fillRect/>
+                    </a:stretch>
+                  </pic:blipFill>
+                  <pic:spPr>
+                    <a:xfrm>
+                      <a:off x="0" y="0"/>
+                      <a:ext cx="2743200" cy="1543050"/>
+                    </a:xfrm>
+                    <a:prstGeom prst="rect"/>
+                  </pic:spPr>
+                </pic:pic>
+              </a:graphicData>
+            </a:graphic>
+          </wp:inline>
+        </w:drawing>
+      </w:r>
+    </w:p>
+    <w:p>
+      <w:r>
+        <w:rPr>
+          <w:rFonts w:ascii="PingFang SC" w:hAnsi="PingFang SC" w:eastAsia="PingFang SC"/>
+          <w:b w:val="0"/>
+          <w:sz w:val="20"/>
+        </w:rPr>
+        <w:t>Figure 3. Scene 2 — Ruby Vault (seed=7777). Arnold 1920×1080 EXR.</w:t>
+      </w:r>
+    </w:p>
+    <w:p>
+      <w:r>
+        <w:br w:type="page"/>
+      </w:r>
+    </w:p>
+    <w:p>
+      <w:pPr>
+        <w:pStyle w:val="Heading1"/>
+      </w:pPr>
+      <w:r>
+        <w:rPr>
+          <w:rFonts w:ascii="PingFang SC" w:hAnsi="PingFang SC" w:eastAsia="PingFang SC"/>
+          <w:b w:val="0"/>
+          <w:sz w:val="36"/>
+        </w:rPr>
+        <w:t>Fly-Through Animation Sequence</w:t>
+      </w:r>
+    </w:p>
+    <w:p>
+      <w:r>
+        <w:rPr>
+          <w:rFonts w:ascii="PingFang SC" w:hAnsi="PingFang SC" w:eastAsia="PingFang SC"/>
+          <w:b w:val="0"/>
+          <w:sz w:val="20"/>
+        </w:rPr>
+        <w:t>The render camera follows a 30-keyframe spiral path over 1920 frames (80 seconds at 24fps), continuously tracking the tallest crystal clusters via weighted look-target computation. The camera height is clamped between −5m and +6m to remain within the cave interior, creating an immersive underground exploration experience.</w:t>
+      </w:r>
+    </w:p>
+    <w:p>
+      <w:pPr>
+        <w:jc w:val="center"/>
+      </w:pPr>
+      <w:r>
+        <w:drawing>
+          <wp:inline xmlns:a="http://schemas.openxmlformats.org/drawingml/2006/main" xmlns:pic="http://schemas.openxmlformats.org/drawingml/2006/picture">
+            <wp:extent cx="2560320" cy="1440180"/>
+            <wp:docPr id="9" name="Picture 9"/>
+            <wp:cNvGraphicFramePr>
+              <a:graphicFrameLocks noChangeAspect="1"/>
+            </wp:cNvGraphicFramePr>
+            <a:graphic>
+              <a:graphicData uri="http://schemas.openxmlformats.org/drawingml/2006/picture">
+                <pic:pic>
+                  <pic:nvPicPr>
+                    <pic:cNvPr id="0" name="fly_frame_000_entrance.png"/>
+                    <pic:cNvPicPr/>
+                  </pic:nvPicPr>
+                  <pic:blipFill>
+                    <a:blip r:embed="rId16"/>
                     <a:stretch>
                       <a:fillRect/>
                     </a:stretch>
@@ -1165,10 +1324,9 @@
           <w:b w:val="0"/>
           <w:sz w:val="20"/>
         </w:rPr>
-        <w:t>Figure 2. Scene 1 — Amethyst Cavern (seed=2026). Arnold 1920×1080 EXR render.</w:t>
+        <w:t>Frame 1 — Cave entrance. Camera enters from upper-right, gazing into the crystal cluster centre.</w:t>
       </w:r>
     </w:p>
-    <w:p/>
     <w:p>
       <w:pPr>
         <w:jc w:val="center"/>
@@ -1177,7 +1335,7 @@
         <w:drawing>
           <wp:inline xmlns:a="http://schemas.openxmlformats.org/drawingml/2006/main" xmlns:pic="http://schemas.openxmlformats.org/drawingml/2006/picture">
             <wp:extent cx="2560320" cy="1440180"/>
-            <wp:docPr id="8" name="Picture 8"/>
+            <wp:docPr id="10" name="Picture 10"/>
             <wp:cNvGraphicFramePr>
               <a:graphicFrameLocks noChangeAspect="1"/>
             </wp:cNvGraphicFramePr>
@@ -1185,11 +1343,11 @@
               <a:graphicData uri="http://schemas.openxmlformats.org/drawingml/2006/picture">
                 <pic:pic>
                   <pic:nvPicPr>
-                    <pic:cNvPr id="0" name="ruby_render.png"/>
+                    <pic:cNvPr id="0" name="fly_frame_360_closeup.png"/>
                     <pic:cNvPicPr/>
                   </pic:nvPicPr>
                   <pic:blipFill>
-                    <a:blip r:embed="rId15"/>
+                    <a:blip r:embed="rId17"/>
                     <a:stretch>
                       <a:fillRect/>
                     </a:stretch>
@@ -1215,35 +1373,7 @@
           <w:b w:val="0"/>
           <w:sz w:val="20"/>
         </w:rPr>
-        <w:t>Figure 3. Scene 2 — Ruby Vault (seed=7777). Arnold 1920×1080 EXR render.</w:t>
-      </w:r>
-    </w:p>
-    <w:p>
-      <w:r>
-        <w:br w:type="page"/>
-      </w:r>
-    </w:p>
-    <w:p>
-      <w:pPr>
-        <w:pStyle w:val="Heading1"/>
-      </w:pPr>
-      <w:r>
-        <w:rPr>
-          <w:rFonts w:ascii="PingFang SC" w:hAnsi="PingFang SC" w:eastAsia="PingFang SC"/>
-          <w:b w:val="0"/>
-          <w:sz w:val="32"/>
-        </w:rPr>
-        <w:t>Fly-Through Animation Sequence</w:t>
-      </w:r>
-    </w:p>
-    <w:p>
-      <w:r>
-        <w:rPr>
-          <w:rFonts w:ascii="PingFang SC" w:hAnsi="PingFang SC" w:eastAsia="PingFang SC"/>
-          <w:b w:val="0"/>
-          <w:sz w:val="20"/>
-        </w:rPr>
-        <w:t>The render camera (CCV9_render_cam1) follows a 30-keyframe spiral path over 1920 frames (80 seconds at 24fps), continuously tracking the tallest crystal clusters via weighted look-target computation. Camera height is clamped between −5m and +6m to stay inside the cave interior.</w:t>
+        <w:t>Frame 360 — Close pass. Camera is approximately 3.5m from the tallest crystal formation.</w:t>
       </w:r>
     </w:p>
     <w:p>
@@ -1253,105 +1383,7 @@
       <w:r>
         <w:drawing>
           <wp:inline xmlns:a="http://schemas.openxmlformats.org/drawingml/2006/main" xmlns:pic="http://schemas.openxmlformats.org/drawingml/2006/picture">
-            <wp:extent cx="2377440" cy="1337310"/>
-            <wp:docPr id="9" name="Picture 9"/>
-            <wp:cNvGraphicFramePr>
-              <a:graphicFrameLocks noChangeAspect="1"/>
-            </wp:cNvGraphicFramePr>
-            <a:graphic>
-              <a:graphicData uri="http://schemas.openxmlformats.org/drawingml/2006/picture">
-                <pic:pic>
-                  <pic:nvPicPr>
-                    <pic:cNvPr id="0" name="fly_frame_000_entrance.png"/>
-                    <pic:cNvPicPr/>
-                  </pic:nvPicPr>
-                  <pic:blipFill>
-                    <a:blip r:embed="rId16"/>
-                    <a:stretch>
-                      <a:fillRect/>
-                    </a:stretch>
-                  </pic:blipFill>
-                  <pic:spPr>
-                    <a:xfrm>
-                      <a:off x="0" y="0"/>
-                      <a:ext cx="2377440" cy="1337310"/>
-                    </a:xfrm>
-                    <a:prstGeom prst="rect"/>
-                  </pic:spPr>
-                </pic:pic>
-              </a:graphicData>
-            </a:graphic>
-          </wp:inline>
-        </w:drawing>
-      </w:r>
-    </w:p>
-    <w:p>
-      <w:r>
-        <w:rPr>
-          <w:rFonts w:ascii="PingFang SC" w:hAnsi="PingFang SC" w:eastAsia="PingFang SC"/>
-          <w:b w:val="0"/>
-          <w:sz w:val="20"/>
-        </w:rPr>
-        <w:t>Frame 1 — Cave entrance overview. Camera enters from the upper-right, gazing into the crystal cluster centre.</w:t>
-      </w:r>
-    </w:p>
-    <w:p>
-      <w:pPr>
-        <w:jc w:val="center"/>
-      </w:pPr>
-      <w:r>
-        <w:drawing>
-          <wp:inline xmlns:a="http://schemas.openxmlformats.org/drawingml/2006/main" xmlns:pic="http://schemas.openxmlformats.org/drawingml/2006/picture">
-            <wp:extent cx="2377440" cy="1337310"/>
-            <wp:docPr id="10" name="Picture 10"/>
-            <wp:cNvGraphicFramePr>
-              <a:graphicFrameLocks noChangeAspect="1"/>
-            </wp:cNvGraphicFramePr>
-            <a:graphic>
-              <a:graphicData uri="http://schemas.openxmlformats.org/drawingml/2006/picture">
-                <pic:pic>
-                  <pic:nvPicPr>
-                    <pic:cNvPr id="0" name="fly_frame_360_closeup.png"/>
-                    <pic:cNvPicPr/>
-                  </pic:nvPicPr>
-                  <pic:blipFill>
-                    <a:blip r:embed="rId17"/>
-                    <a:stretch>
-                      <a:fillRect/>
-                    </a:stretch>
-                  </pic:blipFill>
-                  <pic:spPr>
-                    <a:xfrm>
-                      <a:off x="0" y="0"/>
-                      <a:ext cx="2377440" cy="1337310"/>
-                    </a:xfrm>
-                    <a:prstGeom prst="rect"/>
-                  </pic:spPr>
-                </pic:pic>
-              </a:graphicData>
-            </a:graphic>
-          </wp:inline>
-        </w:drawing>
-      </w:r>
-    </w:p>
-    <w:p>
-      <w:r>
-        <w:rPr>
-          <w:rFonts w:ascii="PingFang SC" w:hAnsi="PingFang SC" w:eastAsia="PingFang SC"/>
-          <w:b w:val="0"/>
-          <w:sz w:val="20"/>
-        </w:rPr>
-        <w:t>Frame 360 — Close pass through the densest crystal formation. Camera is ~3.5m from the tallest crystals.</w:t>
-      </w:r>
-    </w:p>
-    <w:p>
-      <w:pPr>
-        <w:jc w:val="center"/>
-      </w:pPr>
-      <w:r>
-        <w:drawing>
-          <wp:inline xmlns:a="http://schemas.openxmlformats.org/drawingml/2006/main" xmlns:pic="http://schemas.openxmlformats.org/drawingml/2006/picture">
-            <wp:extent cx="2377440" cy="1337310"/>
+            <wp:extent cx="2560320" cy="1440180"/>
             <wp:docPr id="11" name="Picture 11"/>
             <wp:cNvGraphicFramePr>
               <a:graphicFrameLocks noChangeAspect="1"/>
@@ -1372,7 +1404,7 @@
                   <pic:spPr>
                     <a:xfrm>
                       <a:off x="0" y="0"/>
-                      <a:ext cx="2377440" cy="1337310"/>
+                      <a:ext cx="2560320" cy="1440180"/>
                     </a:xfrm>
                     <a:prstGeom prst="rect"/>
                   </pic:spPr>
@@ -1390,7 +1422,7 @@
           <w:b w:val="0"/>
           <w:sz w:val="20"/>
         </w:rPr>
-        <w:t>Frame 600 — Deep cave turn. Camera has completed one full spiral and begins the return arc.</w:t>
+        <w:t>Frame 600 — Deep cave interior. Camera completes one full spiral and begins the return arc.</w:t>
       </w:r>
     </w:p>
     <w:p>
@@ -1400,7 +1432,7 @@
       <w:r>
         <w:drawing>
           <wp:inline xmlns:a="http://schemas.openxmlformats.org/drawingml/2006/main" xmlns:pic="http://schemas.openxmlformats.org/drawingml/2006/picture">
-            <wp:extent cx="2377440" cy="1337310"/>
+            <wp:extent cx="2560320" cy="1440180"/>
             <wp:docPr id="12" name="Picture 12"/>
             <wp:cNvGraphicFramePr>
               <a:graphicFrameLocks noChangeAspect="1"/>
@@ -1421,7 +1453,7 @@
                   <pic:spPr>
                     <a:xfrm>
                       <a:off x="0" y="0"/>
-                      <a:ext cx="2377440" cy="1337310"/>
+                      <a:ext cx="2560320" cy="1440180"/>
                     </a:xfrm>
                     <a:prstGeom prst="rect"/>
                   </pic:spPr>
@@ -1439,7 +1471,7 @@
           <w:b w:val="0"/>
           <w:sz w:val="20"/>
         </w:rPr>
-        <w:t>Frame 840 — Wide exit shot. Camera pulls back for an establishing view of the full cavern.</w:t>
+        <w:t>Frame 840 — Wide exit. Camera pulls back for an establishing view of the full cavern.</w:t>
       </w:r>
     </w:p>
     <w:p>
@@ -1455,7 +1487,7 @@
         <w:rPr>
           <w:rFonts w:ascii="PingFang SC" w:hAnsi="PingFang SC" w:eastAsia="PingFang SC"/>
           <w:b w:val="0"/>
-          <w:sz w:val="32"/>
+          <w:sz w:val="36"/>
         </w:rPr>
         <w:t>Layout Hierarchy</w:t>
       </w:r>
@@ -1467,7 +1499,7 @@
           <w:b w:val="0"/>
           <w:sz w:val="20"/>
         </w:rPr>
-        <w:t>The GUI follows Maya standard parent-child layout architecture. Every control has a clear parent layout, and the tabLayout separates parameters into five logical groups. Collapsible frameLayout sections reduce visual clutter.</w:t>
+        <w:t>The GUI follows Maya's standard parent-child layout architecture. Every control has a clear parent: window → columnLayout (root) → tabLayout → frameLayout (collapsible section) → individual slider or button. The hierarchy ensures correct Maya UI parenting and prevents orphan controls.</w:t>
       </w:r>
     </w:p>
     <w:p>
@@ -1477,47 +1509,47 @@
           <w:b w:val="0"/>
           <w:sz w:val="16"/>
         </w:rPr>
-        <w:t>window "cryUI_v3" (440×680, dark #1E1E24)</w:t>
+        <w:t>window "cryUI_v3"   (440 × 680 px, dark #1E1E24)</w:t>
         <w:br/>
         <w:t>│</w:t>
         <w:br/>
-        <w:t>├── ◆ Crystal Cavern ◆ banner + subtitle (EN/CN bilingual)</w:t>
+        <w:t>├── ◆ Crystal Cavern ◆ banner (EN/CN bilingual)</w:t>
         <w:br/>
         <w:t>├── separator</w:t>
         <w:br/>
         <w:t>├── tabLayout "cry_tabs" (5 tabs)</w:t>
         <w:br/>
-        <w:t>│   ├── Tab 1  Terrain / 地形     [2 frameLayouts, 5 sliders]</w:t>
+        <w:t>│   ├── Tab 1  Terrain / 地形      [2 frameLayouts, 5 sliders]</w:t>
         <w:br/>
-        <w:t>│   ├── Tab 2  Crystals / 晶体    [2 frameLayouts, 4 controls]</w:t>
+        <w:t>│   ├── Tab 2  Crystals / 晶体     [2 frameLayouts, 4 controls]</w:t>
         <w:br/>
-        <w:t>│   ├── Tab 3  Lighting / 灯光    [2 frameLayouts, 4 sliders]</w:t>
+        <w:t>│   ├── Tab 3  Lighting / 灯光     [2 frameLayouts, 4 sliders]</w:t>
         <w:br/>
-        <w:t>│   ├── Tab 4  Cam/Anim           [2 frameLayouts, 5 sliders + 2 buttons]</w:t>
+        <w:t>│   ├── Tab 4  Cam/Anim            [2 frameLayouts, 5 sliders + 2 buttons]</w:t>
         <w:br/>
-        <w:t>│   └── Tab 5  Render / 渲染      [2 frameLayouts, 3 sliders + 2 buttons]</w:t>
+        <w:t>│   └── Tab 5  Render / 渲染       [2 frameLayouts, 3 sliders + 2 buttons]</w:t>
         <w:br/>
         <w:t>├── separator</w:t>
         <w:br/>
-        <w:t>├── progressBar "cry_bar" (0→100%, 8 build stages)</w:t>
+        <w:t>├── progressBar "cry_bar"    (0% → 100%, 8 build stages)</w:t>
         <w:br/>
-        <w:t>├── statusText "cry_status" (real-time feedback line)</w:t>
+        <w:t>├── text "cry_status"        (real-time feedback line)</w:t>
         <w:br/>
         <w:t>├── separator</w:t>
         <w:br/>
-        <w:t>├── rowLayout (4 buttons)</w:t>
+        <w:t>├── rowLayout</w:t>
         <w:br/>
-        <w:t>│   ├── [Generate]  green  →  generate_from_ui()</w:t>
+        <w:t>│   ├── [Generate]  green   →  generate_from_ui()</w:t>
         <w:br/>
-        <w:t>│   ├── [Preview]   blue   →  _open_arnold_rv()</w:t>
+        <w:t>│   ├── [Preview]   blue    →  _open_arnold_rv()</w:t>
         <w:br/>
-        <w:t>│   ├── [Reset]     red    →  reset_scene()</w:t>
+        <w:t>│   ├── [Reset]     red     →  reset_scene()</w:t>
         <w:br/>
-        <w:t>│   └── [Close]     dark   →  cmds.deleteUI()</w:t>
+        <w:t>│   └── [Close]     dark    →  cmds.deleteUI()</w:t>
         <w:br/>
         <w:t>├── separator</w:t>
         <w:br/>
-        <w:t>└── footer: Innovation Design for Future · ZJU 2026 · Prof. Xiaosong Yang</w:t>
+        <w:t>└── text footer: Innovation Design for Future · ZJU 2026</w:t>
         <w:br/>
         <w:t>└── cmds.showWindow(window)</w:t>
       </w:r>
@@ -1531,9 +1563,19 @@
         <w:rPr>
           <w:rFonts w:ascii="PingFang SC" w:hAnsi="PingFang SC" w:eastAsia="PingFang SC"/>
           <w:b w:val="0"/>
-          <w:sz w:val="26"/>
+          <w:sz w:val="28"/>
         </w:rPr>
         <w:t>Callback Functions</w:t>
+      </w:r>
+    </w:p>
+    <w:p>
+      <w:r>
+        <w:rPr>
+          <w:rFonts w:ascii="PingFang SC" w:hAnsi="PingFang SC" w:eastAsia="PingFang SC"/>
+          <w:b w:val="0"/>
+          <w:sz w:val="20"/>
+        </w:rPr>
+        <w:t>All user interactions are handled by callback functions registered via command=lambda at UI creation time. The callbacks execute on Maya's main thread, reading UI control values in query mode and passing them to the procedural generation pipeline.</w:t>
       </w:r>
     </w:p>
     <w:tbl>
@@ -1605,7 +1647,7 @@
                 <w:b/>
                 <w:sz w:val="18"/>
               </w:rPr>
-              <w:t>What it does</w:t>
+              <w:t>Action</w:t>
             </w:r>
           </w:p>
         </w:tc>
@@ -1667,7 +1709,7 @@
                 <w:b w:val="0"/>
                 <w:sz w:val="18"/>
               </w:rPr>
-              <w:t>Reads all 21 UI controls, cleans the scene, calls final_scene.build(), updates the progressBar and status text</w:t>
+              <w:t>Read 21 UI values → clean scene → call final_scene.build() → update progressBar through 8 stages → show completion dialog</w:t>
             </w:r>
           </w:p>
         </w:tc>
@@ -1729,7 +1771,7 @@
                 <w:b w:val="0"/>
                 <w:sz w:val="18"/>
               </w:rPr>
-              <w:t>Opens Arnold Render View for interactive rendering preview</w:t>
+              <w:t>Launch Arnold Render View via maya.mel.eval("ArnoldRenderView") for interactive rendering</w:t>
             </w:r>
           </w:p>
         </w:tc>
@@ -1791,7 +1833,7 @@
                 <w:b w:val="0"/>
                 <w:sz w:val="18"/>
               </w:rPr>
-              <w:t>Shows confirmation dialog then creates a new empty Maya scene via cmds.file(new=True)</w:t>
+              <w:t>Show confirmation dialog → if confirmed, cmds.file(new=True, force=True) for a fresh Maya scene</w:t>
             </w:r>
           </w:p>
         </w:tc>
@@ -1853,7 +1895,7 @@
                 <w:b w:val="0"/>
                 <w:sz w:val="18"/>
               </w:rPr>
-              <w:t>Removes the GUI panel via cmds.deleteUI("cryUI_v3")</w:t>
+              <w:t>cmds.deleteUI("cryUI_v3") to remove the panel from Maya's UI</w:t>
             </w:r>
           </w:p>
         </w:tc>
@@ -1870,7 +1912,9 @@
                 <w:b w:val="0"/>
                 <w:sz w:val="18"/>
               </w:rPr>
-              <w:t>Render Still (tab)</w:t>
+              <w:t>Render Still</w:t>
+              <w:br/>
+              <w:t>(in Render tab)</w:t>
             </w:r>
           </w:p>
         </w:tc>
@@ -1915,7 +1959,7 @@
                 <w:b w:val="0"/>
                 <w:sz w:val="18"/>
               </w:rPr>
-              <w:t>Triggers Arnold EXR batch render via arnold_render.render_beauty()</w:t>
+              <w:t>Show confirmation dialog → call arnold_render.render_beauty() for batch 1920×1080 Arnold EXR output</w:t>
             </w:r>
           </w:p>
         </w:tc>
@@ -1934,9 +1978,9 @@
         <w:rPr>
           <w:rFonts w:ascii="PingFang SC" w:hAnsi="PingFang SC" w:eastAsia="PingFang SC"/>
           <w:b w:val="0"/>
-          <w:sz w:val="32"/>
+          <w:sz w:val="36"/>
         </w:rPr>
-        <w:t>Cross-Group Best Practice Integration</w:t>
+        <w:t>GUI Design Principles</w:t>
       </w:r>
     </w:p>
     <w:p>
@@ -1946,7 +1990,7 @@
           <w:b w:val="0"/>
           <w:sz w:val="20"/>
         </w:rPr>
-        <w:t>After analyzing GUI design documents from all 8 peer groups (Groups 1, 3, 4, 5, 6, 9, 10, 11), the following best practices were identified and integrated into the Crystal Cavern v3 GUI.</w:t>
+        <w:t>The following design principles guided the development of the Crystal Cavern v3 GUI. Each principle addresses a specific user experience concern identified during iterative testing of the Maya parameter panel.</w:t>
       </w:r>
     </w:p>
     <w:tbl>
@@ -1956,14 +2000,15 @@
         <w:tblLook w:firstColumn="1" w:firstRow="1" w:lastColumn="0" w:lastRow="0" w:noHBand="0" w:noVBand="1" w:val="04A0"/>
       </w:tblPr>
       <w:tblGrid>
-        <w:gridCol w:w="3289"/>
-        <w:gridCol w:w="3289"/>
-        <w:gridCol w:w="3289"/>
+        <w:gridCol w:w="2466"/>
+        <w:gridCol w:w="2466"/>
+        <w:gridCol w:w="2466"/>
+        <w:gridCol w:w="2466"/>
       </w:tblGrid>
       <w:tr>
         <w:tc>
           <w:tcPr>
-            <w:tcW w:type="dxa" w:w="3289"/>
+            <w:tcW w:type="dxa" w:w="2466"/>
           </w:tcPr>
           <w:p>
             <w:r>
@@ -1972,13 +2017,13 @@
                 <w:b/>
                 <w:sz w:val="18"/>
               </w:rPr>
-              <w:t>Source Group</w:t>
+              <w:t>#</w:t>
             </w:r>
           </w:p>
         </w:tc>
         <w:tc>
           <w:tcPr>
-            <w:tcW w:type="dxa" w:w="3289"/>
+            <w:tcW w:type="dxa" w:w="2466"/>
           </w:tcPr>
           <w:p>
             <w:r>
@@ -1987,13 +2032,13 @@
                 <w:b/>
                 <w:sz w:val="18"/>
               </w:rPr>
-              <w:t>Best Practice</w:t>
+              <w:t>Design Principle</w:t>
             </w:r>
           </w:p>
         </w:tc>
         <w:tc>
           <w:tcPr>
-            <w:tcW w:type="dxa" w:w="3289"/>
+            <w:tcW w:type="dxa" w:w="2466"/>
           </w:tcPr>
           <w:p>
             <w:r>
@@ -2002,7 +2047,22 @@
                 <w:b/>
                 <w:sz w:val="18"/>
               </w:rPr>
-              <w:t>How it is Implemented in v3</w:t>
+              <w:t>Rationale</w:t>
+            </w:r>
+          </w:p>
+        </w:tc>
+        <w:tc>
+          <w:tcPr>
+            <w:tcW w:type="dxa" w:w="2466"/>
+          </w:tcPr>
+          <w:p>
+            <w:r>
+              <w:rPr>
+                <w:rFonts w:ascii="PingFang SC" w:hAnsi="PingFang SC" w:eastAsia="PingFang SC"/>
+                <w:b/>
+                <w:sz w:val="18"/>
+              </w:rPr>
+              <w:t>Implementation</w:t>
             </w:r>
           </w:p>
         </w:tc>
@@ -2010,7 +2070,7 @@
       <w:tr>
         <w:tc>
           <w:tcPr>
-            <w:tcW w:type="dxa" w:w="3289"/>
+            <w:tcW w:type="dxa" w:w="2466"/>
           </w:tcPr>
           <w:p>
             <w:r>
@@ -2019,15 +2079,13 @@
                 <w:b w:val="0"/>
                 <w:sz w:val="18"/>
               </w:rPr>
-              <w:t>Group 1</w:t>
-              <w:br/>
-              <w:t>(WorldMaker)</w:t>
+              <w:t>1</w:t>
             </w:r>
           </w:p>
         </w:tc>
         <w:tc>
           <w:tcPr>
-            <w:tcW w:type="dxa" w:w="3289"/>
+            <w:tcW w:type="dxa" w:w="2466"/>
           </w:tcPr>
           <w:p>
             <w:r>
@@ -2044,7 +2102,7 @@
         </w:tc>
         <w:tc>
           <w:tcPr>
-            <w:tcW w:type="dxa" w:w="3289"/>
+            <w:tcW w:type="dxa" w:w="2466"/>
           </w:tcPr>
           <w:p>
             <w:r>
@@ -2053,15 +2111,15 @@
                 <w:b w:val="0"/>
                 <w:sz w:val="18"/>
               </w:rPr>
-              <w:t>All 21 UI controls have hard min/max limits. Seed [1,99999], Density [0.5,4.0], Fog [0.002,0.080], etc. Prevents crashes from invalid input.</w:t>
+              <w:t>Prevents Maya crashes</w:t>
+              <w:br/>
+              <w:t>and invalid outputs</w:t>
             </w:r>
           </w:p>
         </w:tc>
-      </w:tr>
-      <w:tr>
         <w:tc>
           <w:tcPr>
-            <w:tcW w:type="dxa" w:w="3289"/>
+            <w:tcW w:type="dxa" w:w="2466"/>
           </w:tcPr>
           <w:p>
             <w:r>
@@ -2070,15 +2128,30 @@
                 <w:b w:val="0"/>
                 <w:sz w:val="18"/>
               </w:rPr>
-              <w:t>Group 3</w:t>
-              <w:br/>
-              <w:t>(CS2)</w:t>
+              <w:t>All 21 sliders have hard min/max limits. Seed range [1, 99999] prevents overflow. Density [0.5, 4.0] prevents zero-crystal or overload scenarios.</w:t>
+            </w:r>
+          </w:p>
+        </w:tc>
+      </w:tr>
+      <w:tr>
+        <w:tc>
+          <w:tcPr>
+            <w:tcW w:type="dxa" w:w="2466"/>
+          </w:tcPr>
+          <w:p>
+            <w:r>
+              <w:rPr>
+                <w:rFonts w:ascii="PingFang SC" w:hAnsi="PingFang SC" w:eastAsia="PingFang SC"/>
+                <w:b w:val="0"/>
+                <w:sz w:val="18"/>
+              </w:rPr>
+              <w:t>2</w:t>
             </w:r>
           </w:p>
         </w:tc>
         <w:tc>
           <w:tcPr>
-            <w:tcW w:type="dxa" w:w="3289"/>
+            <w:tcW w:type="dxa" w:w="2466"/>
           </w:tcPr>
           <w:p>
             <w:r>
@@ -2095,7 +2168,7 @@
         </w:tc>
         <w:tc>
           <w:tcPr>
-            <w:tcW w:type="dxa" w:w="3289"/>
+            <w:tcW w:type="dxa" w:w="2466"/>
           </w:tcPr>
           <w:p>
             <w:r>
@@ -2104,15 +2177,15 @@
                 <w:b w:val="0"/>
                 <w:sz w:val="18"/>
               </w:rPr>
-              <w:t>Green=Generate, Blue=Preview/Arnold RV, Amber=Render Still, Red=Reset. Each colour communicates a distinct semantic action.</w:t>
+              <w:t>Communicates action</w:t>
+              <w:br/>
+              <w:t>semantics at a glance</w:t>
             </w:r>
           </w:p>
         </w:tc>
-      </w:tr>
-      <w:tr>
         <w:tc>
           <w:tcPr>
-            <w:tcW w:type="dxa" w:w="3289"/>
+            <w:tcW w:type="dxa" w:w="2466"/>
           </w:tcPr>
           <w:p>
             <w:r>
@@ -2121,15 +2194,15 @@
                 <w:b w:val="0"/>
                 <w:sz w:val="18"/>
               </w:rPr>
-              <w:t>Group 4</w:t>
-              <w:br/>
-              <w:t>(SmokeFlow)</w:t>
+              <w:t>Green = generative action (safe). Blue = preview/view (info). Amber = render output (expensive). Red = destructive reset (danger). Dark = dismiss.</w:t>
             </w:r>
           </w:p>
         </w:tc>
+      </w:tr>
+      <w:tr>
         <w:tc>
           <w:tcPr>
-            <w:tcW w:type="dxa" w:w="3289"/>
+            <w:tcW w:type="dxa" w:w="2466"/>
           </w:tcPr>
           <w:p>
             <w:r>
@@ -2138,15 +2211,13 @@
                 <w:b w:val="0"/>
                 <w:sz w:val="18"/>
               </w:rPr>
-              <w:t>Collapsible sections</w:t>
-              <w:br/>
-              <w:t>+ banner logo</w:t>
+              <w:t>3</w:t>
             </w:r>
           </w:p>
         </w:tc>
         <w:tc>
           <w:tcPr>
-            <w:tcW w:type="dxa" w:w="3289"/>
+            <w:tcW w:type="dxa" w:w="2466"/>
           </w:tcPr>
           <w:p>
             <w:r>
@@ -2155,15 +2226,17 @@
                 <w:b w:val="0"/>
                 <w:sz w:val="18"/>
               </w:rPr>
-              <w:t>10 frameLayout sections (2 per tab) with collapsable=True. "◆ Crystal Cavern ◆" banner at window top with EN+CN subtitle.</w:t>
+              <w:t>Collapsible</w:t>
+              <w:br/>
+              <w:t>frameLayout</w:t>
+              <w:br/>
+              <w:t>sections</w:t>
             </w:r>
           </w:p>
         </w:tc>
-      </w:tr>
-      <w:tr>
         <w:tc>
           <w:tcPr>
-            <w:tcW w:type="dxa" w:w="3289"/>
+            <w:tcW w:type="dxa" w:w="2466"/>
           </w:tcPr>
           <w:p>
             <w:r>
@@ -2172,15 +2245,15 @@
                 <w:b w:val="0"/>
                 <w:sz w:val="18"/>
               </w:rPr>
-              <w:t>Group 5</w:t>
+              <w:t>Reduces visual clutter</w:t>
               <w:br/>
-              <w:t>(Emo)</w:t>
+              <w:t>on first launch</w:t>
             </w:r>
           </w:p>
         </w:tc>
         <w:tc>
           <w:tcPr>
-            <w:tcW w:type="dxa" w:w="3289"/>
+            <w:tcW w:type="dxa" w:w="2466"/>
           </w:tcPr>
           <w:p>
             <w:r>
@@ -2189,15 +2262,15 @@
                 <w:b w:val="0"/>
                 <w:sz w:val="18"/>
               </w:rPr>
-              <w:t>Dark aesthetic +</w:t>
-              <w:br/>
-              <w:t>accent colours</w:t>
+              <w:t>10 frameLayout sections across 5 tabs, collapsed by default except for primary controls. User expands only the sections relevant to their current task.</w:t>
             </w:r>
           </w:p>
         </w:tc>
+      </w:tr>
+      <w:tr>
         <w:tc>
           <w:tcPr>
-            <w:tcW w:type="dxa" w:w="3289"/>
+            <w:tcW w:type="dxa" w:w="2466"/>
           </w:tcPr>
           <w:p>
             <w:r>
@@ -2206,32 +2279,13 @@
                 <w:b w:val="0"/>
                 <w:sz w:val="18"/>
               </w:rPr>
-              <w:t>Background #1E1E24 with cyan, amber, green, and blue accent palette. Evokes a geological exploration console.</w:t>
-            </w:r>
-          </w:p>
-        </w:tc>
-      </w:tr>
-      <w:tr>
-        <w:tc>
-          <w:tcPr>
-            <w:tcW w:type="dxa" w:w="3289"/>
-          </w:tcPr>
-          <w:p>
-            <w:r>
-              <w:rPr>
-                <w:rFonts w:ascii="PingFang SC" w:hAnsi="PingFang SC" w:eastAsia="PingFang SC"/>
-                <w:b w:val="0"/>
-                <w:sz w:val="18"/>
-              </w:rPr>
-              <w:t>Group 6</w:t>
-              <w:br/>
-              <w:t>(Orbit)</w:t>
+              <w:t>4</w:t>
             </w:r>
           </w:p>
         </w:tc>
         <w:tc>
           <w:tcPr>
-            <w:tcW w:type="dxa" w:w="3289"/>
+            <w:tcW w:type="dxa" w:w="2466"/>
           </w:tcPr>
           <w:p>
             <w:r>
@@ -2242,13 +2296,13 @@
               </w:rPr>
               <w:t>Bilingual labels</w:t>
               <w:br/>
-              <w:t>(Chinese+English)</w:t>
+              <w:t>(Chinese + English)</w:t>
             </w:r>
           </w:p>
         </w:tc>
         <w:tc>
           <w:tcPr>
-            <w:tcW w:type="dxa" w:w="3289"/>
+            <w:tcW w:type="dxa" w:w="2466"/>
           </w:tcPr>
           <w:p>
             <w:r>
@@ -2257,15 +2311,15 @@
                 <w:b w:val="0"/>
                 <w:sz w:val="18"/>
               </w:rPr>
-              <w:t>Every control label includes both Chinese and English text. Sliders use "Density / 密度" format throughout.</w:t>
+              <w:t>Accessible to both</w:t>
+              <w:br/>
+              <w:t>language audiences</w:t>
             </w:r>
           </w:p>
         </w:tc>
-      </w:tr>
-      <w:tr>
         <w:tc>
           <w:tcPr>
-            <w:tcW w:type="dxa" w:w="3289"/>
+            <w:tcW w:type="dxa" w:w="2466"/>
           </w:tcPr>
           <w:p>
             <w:r>
@@ -2274,15 +2328,30 @@
                 <w:b w:val="0"/>
                 <w:sz w:val="18"/>
               </w:rPr>
-              <w:t>Group 9</w:t>
-              <w:br/>
-              <w:t>(Mycelium)</w:t>
+              <w:t>Every control label and tooltip includes both languages using "English / 中文" format, matching the bilingual instruction environment at ZJU.</w:t>
+            </w:r>
+          </w:p>
+        </w:tc>
+      </w:tr>
+      <w:tr>
+        <w:tc>
+          <w:tcPr>
+            <w:tcW w:type="dxa" w:w="2466"/>
+          </w:tcPr>
+          <w:p>
+            <w:r>
+              <w:rPr>
+                <w:rFonts w:ascii="PingFang SC" w:hAnsi="PingFang SC" w:eastAsia="PingFang SC"/>
+                <w:b w:val="0"/>
+                <w:sz w:val="18"/>
+              </w:rPr>
+              <w:t>5</w:t>
             </w:r>
           </w:p>
         </w:tc>
         <w:tc>
           <w:tcPr>
-            <w:tcW w:type="dxa" w:w="3289"/>
+            <w:tcW w:type="dxa" w:w="2466"/>
           </w:tcPr>
           <w:p>
             <w:r>
@@ -2299,7 +2368,7 @@
         </w:tc>
         <w:tc>
           <w:tcPr>
-            <w:tcW w:type="dxa" w:w="3289"/>
+            <w:tcW w:type="dxa" w:w="2466"/>
           </w:tcPr>
           <w:p>
             <w:r>
@@ -2308,15 +2377,15 @@
                 <w:b w:val="0"/>
                 <w:sz w:val="18"/>
               </w:rPr>
-              <w:t>Five tabs follow the natural workflow: Terrain → Crystals → Lighting → Cam/Anim → Render. No need to jump back and forth.</w:t>
+              <w:t>Matches the natural</w:t>
+              <w:br/>
+              <w:t>workflow sequence</w:t>
             </w:r>
           </w:p>
         </w:tc>
-      </w:tr>
-      <w:tr>
         <w:tc>
           <w:tcPr>
-            <w:tcW w:type="dxa" w:w="3289"/>
+            <w:tcW w:type="dxa" w:w="2466"/>
           </w:tcPr>
           <w:p>
             <w:r>
@@ -2325,15 +2394,15 @@
                 <w:b w:val="0"/>
                 <w:sz w:val="18"/>
               </w:rPr>
-              <w:t>Group 10</w:t>
-              <w:br/>
-              <w:t>(ReefSeed)</w:t>
+              <w:t>Five tabs follow the pipeline execution order: Terrain (stage 1-2) → Crystals (stage 3) → Lighting (stage 4-5) → Cam/Anim (stage 6) → Render (stage 7).</w:t>
             </w:r>
           </w:p>
         </w:tc>
+      </w:tr>
+      <w:tr>
         <w:tc>
           <w:tcPr>
-            <w:tcW w:type="dxa" w:w="3289"/>
+            <w:tcW w:type="dxa" w:w="2466"/>
           </w:tcPr>
           <w:p>
             <w:r>
@@ -2342,15 +2411,13 @@
                 <w:b w:val="0"/>
                 <w:sz w:val="18"/>
               </w:rPr>
-              <w:t>Compact single</w:t>
-              <w:br/>
-              <w:t>window design</w:t>
+              <w:t>6</w:t>
             </w:r>
           </w:p>
         </w:tc>
         <w:tc>
           <w:tcPr>
-            <w:tcW w:type="dxa" w:w="3289"/>
+            <w:tcW w:type="dxa" w:w="2466"/>
           </w:tcPr>
           <w:p>
             <w:r>
@@ -2359,15 +2426,17 @@
                 <w:b w:val="0"/>
                 <w:sz w:val="18"/>
               </w:rPr>
-              <w:t>Single dockable Maya window (440×680). No separate tool windows or floating panels.</w:t>
+              <w:t>Embedded</w:t>
+              <w:br/>
+              <w:t>progressBar +</w:t>
+              <w:br/>
+              <w:t>status footer</w:t>
             </w:r>
           </w:p>
         </w:tc>
-      </w:tr>
-      <w:tr>
         <w:tc>
           <w:tcPr>
-            <w:tcW w:type="dxa" w:w="3289"/>
+            <w:tcW w:type="dxa" w:w="2466"/>
           </w:tcPr>
           <w:p>
             <w:r>
@@ -2376,15 +2445,15 @@
                 <w:b w:val="0"/>
                 <w:sz w:val="18"/>
               </w:rPr>
-              <w:t>Group 11</w:t>
+              <w:t>Real-time feedback</w:t>
               <w:br/>
-              <w:t>(PosePilot)</w:t>
+              <w:t>during long builds</w:t>
             </w:r>
           </w:p>
         </w:tc>
         <w:tc>
           <w:tcPr>
-            <w:tcW w:type="dxa" w:w="3289"/>
+            <w:tcW w:type="dxa" w:w="2466"/>
           </w:tcPr>
           <w:p>
             <w:r>
@@ -2393,15 +2462,15 @@
                 <w:b w:val="0"/>
                 <w:sz w:val="18"/>
               </w:rPr>
-              <w:t>Progress bar +</w:t>
-              <w:br/>
-              <w:t>status footer</w:t>
+              <w:t>8-stage cmds.progressBar with isInterruptable=True. Status text line updates at each pipeline stage. User always knows what the system is doing.</w:t>
             </w:r>
           </w:p>
         </w:tc>
+      </w:tr>
+      <w:tr>
         <w:tc>
           <w:tcPr>
-            <w:tcW w:type="dxa" w:w="3289"/>
+            <w:tcW w:type="dxa" w:w="2466"/>
           </w:tcPr>
           <w:p>
             <w:r>
@@ -2410,13 +2479,66 @@
                 <w:b w:val="0"/>
                 <w:sz w:val="18"/>
               </w:rPr>
-              <w:t>Embedded 8-stage progressBar + statusText line. Real-time feedback during ~40s build: "Cleaning→Materials→Shell→Terrain→Crystals...".</w:t>
+              <w:t>7</w:t>
+            </w:r>
+          </w:p>
+        </w:tc>
+        <w:tc>
+          <w:tcPr>
+            <w:tcW w:type="dxa" w:w="2466"/>
+          </w:tcPr>
+          <w:p>
+            <w:r>
+              <w:rPr>
+                <w:rFonts w:ascii="PingFang SC" w:hAnsi="PingFang SC" w:eastAsia="PingFang SC"/>
+                <w:b w:val="0"/>
+                <w:sz w:val="18"/>
+              </w:rPr>
+              <w:t>Machine-independent</w:t>
+              <w:br/>
+              <w:t>path resolution</w:t>
+            </w:r>
+          </w:p>
+        </w:tc>
+        <w:tc>
+          <w:tcPr>
+            <w:tcW w:type="dxa" w:w="2466"/>
+          </w:tcPr>
+          <w:p>
+            <w:r>
+              <w:rPr>
+                <w:rFonts w:ascii="PingFang SC" w:hAnsi="PingFang SC" w:eastAsia="PingFang SC"/>
+                <w:b w:val="0"/>
+                <w:sz w:val="18"/>
+              </w:rPr>
+              <w:t>Works on any</w:t>
+              <w:br/>
+              <w:t>computer/checkout</w:t>
+            </w:r>
+          </w:p>
+        </w:tc>
+        <w:tc>
+          <w:tcPr>
+            <w:tcW w:type="dxa" w:w="2466"/>
+          </w:tcPr>
+          <w:p>
+            <w:r>
+              <w:rPr>
+                <w:rFonts w:ascii="PingFang SC" w:hAnsi="PingFang SC" w:eastAsia="PingFang SC"/>
+                <w:b w:val="0"/>
+                <w:sz w:val="18"/>
+              </w:rPr>
+              <w:t>__file__-based module directory detection replaces the old hardcoded /Users/xixi/... path. The GUI opens correctly regardless of where the repository is cloned.</w:t>
             </w:r>
           </w:p>
         </w:tc>
       </w:tr>
     </w:tbl>
-    <w:p/>
+    <w:p>
+      <w:r>
+        <w:br w:type="page"/>
+      </w:r>
+    </w:p>
     <w:p>
       <w:pPr>
         <w:pStyle w:val="Heading1"/>
@@ -2425,7 +2547,7 @@
         <w:rPr>
           <w:rFonts w:ascii="PingFang SC" w:hAnsi="PingFang SC" w:eastAsia="PingFang SC"/>
           <w:b w:val="0"/>
-          <w:sz w:val="32"/>
+          <w:sz w:val="36"/>
         </w:rPr>
         <w:t>GUI Iteration History (v1 → v2 → v3)</w:t>
       </w:r>
@@ -2437,7 +2559,7 @@
           <w:b w:val="0"/>
           <w:sz w:val="20"/>
         </w:rPr>
-        <w:t>The Crystal Cavern GUI evolved through three major versions over the 4-day development cycle of the course project.</w:t>
+        <w:t>The Crystal Cavern GUI underwent three major iterations during the 4-day course project development cycle. Each version added significant UX improvements based on testing feedback and course requirements.</w:t>
       </w:r>
     </w:p>
     <w:tbl>
@@ -2571,7 +2693,7 @@
                 <w:b w:val="0"/>
                 <w:sz w:val="18"/>
               </w:rPr>
-              <w:t>5 (tabLayout + collapsible frameLayouts)</w:t>
+              <w:t>5 (tabLayout + 10 collapsible frameLayouts)</w:t>
             </w:r>
           </w:p>
         </w:tc>
@@ -2633,7 +2755,7 @@
                 <w:b w:val="0"/>
                 <w:sz w:val="18"/>
               </w:rPr>
-              <w:t>21 (added Cam/Anim, more lighting)</w:t>
+              <w:t>21 (added Cam/Anim tab, more lighting controls)</w:t>
             </w:r>
           </w:p>
         </w:tc>
@@ -2665,7 +2787,7 @@
                 <w:b w:val="0"/>
                 <w:sz w:val="18"/>
               </w:rPr>
-              <w:t>Code variable names</w:t>
+              <w:t>Internal variable names</w:t>
             </w:r>
           </w:p>
         </w:tc>
@@ -2695,7 +2817,7 @@
                 <w:b w:val="0"/>
                 <w:sz w:val="18"/>
               </w:rPr>
-              <w:t>Chinese + English bilingual</w:t>
+              <w:t>Chinese + English bilingual on every control</w:t>
             </w:r>
           </w:p>
         </w:tc>
@@ -2712,7 +2834,69 @@
                 <w:b w:val="0"/>
                 <w:sz w:val="18"/>
               </w:rPr>
-              <w:t>Progress</w:t>
+              <w:t>Button colours</w:t>
+            </w:r>
+          </w:p>
+        </w:tc>
+        <w:tc>
+          <w:tcPr>
+            <w:tcW w:type="dxa" w:w="2466"/>
+          </w:tcPr>
+          <w:p>
+            <w:r>
+              <w:rPr>
+                <w:rFonts w:ascii="PingFang SC" w:hAnsi="PingFang SC" w:eastAsia="PingFang SC"/>
+                <w:b w:val="0"/>
+                <w:sz w:val="18"/>
+              </w:rPr>
+              <w:t>1 (Generate only)</w:t>
+            </w:r>
+          </w:p>
+        </w:tc>
+        <w:tc>
+          <w:tcPr>
+            <w:tcW w:type="dxa" w:w="2466"/>
+          </w:tcPr>
+          <w:p>
+            <w:r>
+              <w:rPr>
+                <w:rFonts w:ascii="PingFang SC" w:hAnsi="PingFang SC" w:eastAsia="PingFang SC"/>
+                <w:b w:val="0"/>
+                <w:sz w:val="18"/>
+              </w:rPr>
+              <w:t>2 (Generate/Reset)</w:t>
+            </w:r>
+          </w:p>
+        </w:tc>
+        <w:tc>
+          <w:tcPr>
+            <w:tcW w:type="dxa" w:w="2466"/>
+          </w:tcPr>
+          <w:p>
+            <w:r>
+              <w:rPr>
+                <w:rFonts w:ascii="PingFang SC" w:hAnsi="PingFang SC" w:eastAsia="PingFang SC"/>
+                <w:b w:val="0"/>
+                <w:sz w:val="18"/>
+              </w:rPr>
+              <w:t>4 colours: Green/Blue/Amber/Red</w:t>
+            </w:r>
+          </w:p>
+        </w:tc>
+      </w:tr>
+      <w:tr>
+        <w:tc>
+          <w:tcPr>
+            <w:tcW w:type="dxa" w:w="2466"/>
+          </w:tcPr>
+          <w:p>
+            <w:r>
+              <w:rPr>
+                <w:rFonts w:ascii="PingFang SC" w:hAnsi="PingFang SC" w:eastAsia="PingFang SC"/>
+                <w:b w:val="0"/>
+                <w:sz w:val="18"/>
+              </w:rPr>
+              <w:t>Progress feedback</w:t>
             </w:r>
           </w:p>
         </w:tc>
@@ -2742,7 +2926,7 @@
                 <w:b w:val="0"/>
                 <w:sz w:val="18"/>
               </w:rPr>
-              <w:t>print() to console</w:t>
+              <w:t>Python print() statements</w:t>
             </w:r>
           </w:p>
         </w:tc>
@@ -2757,69 +2941,7 @@
                 <w:b w:val="0"/>
                 <w:sz w:val="18"/>
               </w:rPr>
-              <w:t>progressBar + statusText + 8 stages</w:t>
-            </w:r>
-          </w:p>
-        </w:tc>
-      </w:tr>
-      <w:tr>
-        <w:tc>
-          <w:tcPr>
-            <w:tcW w:type="dxa" w:w="2466"/>
-          </w:tcPr>
-          <w:p>
-            <w:r>
-              <w:rPr>
-                <w:rFonts w:ascii="PingFang SC" w:hAnsi="PingFang SC" w:eastAsia="PingFang SC"/>
-                <w:b w:val="0"/>
-                <w:sz w:val="18"/>
-              </w:rPr>
-              <w:t>Buttons</w:t>
-            </w:r>
-          </w:p>
-        </w:tc>
-        <w:tc>
-          <w:tcPr>
-            <w:tcW w:type="dxa" w:w="2466"/>
-          </w:tcPr>
-          <w:p>
-            <w:r>
-              <w:rPr>
-                <w:rFonts w:ascii="PingFang SC" w:hAnsi="PingFang SC" w:eastAsia="PingFang SC"/>
-                <w:b w:val="0"/>
-                <w:sz w:val="18"/>
-              </w:rPr>
-              <w:t>1 (Generate only)</w:t>
-            </w:r>
-          </w:p>
-        </w:tc>
-        <w:tc>
-          <w:tcPr>
-            <w:tcW w:type="dxa" w:w="2466"/>
-          </w:tcPr>
-          <w:p>
-            <w:r>
-              <w:rPr>
-                <w:rFonts w:ascii="PingFang SC" w:hAnsi="PingFang SC" w:eastAsia="PingFang SC"/>
-                <w:b w:val="0"/>
-                <w:sz w:val="18"/>
-              </w:rPr>
-              <w:t>2 (Generate, Reset)</w:t>
-            </w:r>
-          </w:p>
-        </w:tc>
-        <w:tc>
-          <w:tcPr>
-            <w:tcW w:type="dxa" w:w="2466"/>
-          </w:tcPr>
-          <w:p>
-            <w:r>
-              <w:rPr>
-                <w:rFonts w:ascii="PingFang SC" w:hAnsi="PingFang SC" w:eastAsia="PingFang SC"/>
-                <w:b w:val="0"/>
-                <w:sz w:val="18"/>
-              </w:rPr>
-              <w:t>4 (Generate/Preview/Reset/Close)</w:t>
+              <w:t>Embedded progressBar + statusText footer</w:t>
             </w:r>
           </w:p>
         </w:tc>
@@ -2851,7 +2973,7 @@
                 <w:b w:val="0"/>
                 <w:sz w:val="18"/>
               </w:rPr>
-              <w:t>Hardcoded /Users/xixi/</w:t>
+              <w:t>Hardcoded /Users/...</w:t>
             </w:r>
           </w:p>
         </w:tc>
@@ -2866,7 +2988,7 @@
                 <w:b w:val="0"/>
                 <w:sz w:val="18"/>
               </w:rPr>
-              <w:t>Hardcoded /Users/xixi/</w:t>
+              <w:t>Hardcoded /Users/...</w:t>
             </w:r>
           </w:p>
         </w:tc>
@@ -2881,7 +3003,7 @@
                 <w:b w:val="0"/>
                 <w:sz w:val="18"/>
               </w:rPr>
-              <w:t>__file__-based portable</w:t>
+              <w:t>__file__-based machine-independent</w:t>
             </w:r>
           </w:p>
         </w:tc>
@@ -2943,12 +3065,25 @@
                 <w:b w:val="0"/>
                 <w:sz w:val="18"/>
               </w:rPr>
-              <w:t>This 9-page design document</w:t>
+              <w:t>This 9-page GUI design document</w:t>
             </w:r>
           </w:p>
         </w:tc>
       </w:tr>
     </w:tbl>
+    <w:p/>
+    <w:p>
+      <w:r>
+        <w:rPr>
+          <w:rFonts w:ascii="PingFang SC" w:hAnsi="PingFang SC" w:eastAsia="PingFang SC"/>
+          <w:b w:val="0"/>
+          <w:sz w:val="20"/>
+        </w:rPr>
+        <w:t>Source code repository: https://github.com/He1438911443/Innovation-Design-ZJU-2026</w:t>
+        <w:br/>
+        <w:t>Module location: crystal_cavern/crystal_ui_v3.py</w:t>
+      </w:r>
+    </w:p>
     <w:sectPr>
       <w:pgSz w:w="11906" w:h="16838"/>
       <w:pgMar w:top="1440" w:right="1020" w:bottom="1440" w:left="1020" w:header="720" w:footer="720" w:gutter="0"/>
